--- a/EXPORTS/DOCX/published/niveau3/English/WMRotterdam.docx
+++ b/EXPORTS/DOCX/published/niveau3/English/WMRotterdam.docx
@@ -175,7 +175,7 @@
           <w:rFonts w:ascii="Charis SIL Regular" w:hAnsi="Charis SIL Regular" w:eastAsia="Charis SIL Regular"/>
           <w:b w:val="0"/>
           <w:i w:val="0"/>
-          <w:color w:val="0066CC"/>
+          <w:color w:val="0000FF"/>
           <w:sz w:val="24"/>
           <w:u w:val="single"/>
         </w:rPr>
@@ -193,7 +193,7 @@
           <w:rFonts w:ascii="Charis SIL Regular" w:hAnsi="Charis SIL Regular" w:eastAsia="Charis SIL Regular"/>
           <w:b w:val="0"/>
           <w:i w:val="0"/>
-          <w:color w:val="0066CC"/>
+          <w:color w:val="0000FF"/>
           <w:sz w:val="24"/>
           <w:u w:val="single"/>
         </w:rPr>
@@ -204,7 +204,7 @@
           <w:rFonts w:ascii="Charis SIL Regular" w:hAnsi="Charis SIL Regular" w:eastAsia="Charis SIL Regular"/>
           <w:b w:val="0"/>
           <w:i w:val="0"/>
-          <w:color w:val="0066CC"/>
+          <w:color w:val="0000FF"/>
           <w:sz w:val="24"/>
           <w:u w:val="single"/>
         </w:rPr>
@@ -222,7 +222,7 @@
           <w:rFonts w:ascii="Charis SIL Regular" w:hAnsi="Charis SIL Regular" w:eastAsia="Charis SIL Regular"/>
           <w:b w:val="0"/>
           <w:i w:val="0"/>
-          <w:color w:val="0066CC"/>
+          <w:color w:val="0000FF"/>
           <w:sz w:val="24"/>
           <w:u w:val="single"/>
         </w:rPr>
@@ -233,7 +233,7 @@
           <w:rFonts w:ascii="Charis SIL Regular" w:hAnsi="Charis SIL Regular" w:eastAsia="Charis SIL Regular"/>
           <w:b w:val="0"/>
           <w:i w:val="0"/>
-          <w:color w:val="0066CC"/>
+          <w:color w:val="0000FF"/>
           <w:sz w:val="24"/>
           <w:u w:val="single"/>
         </w:rPr>
@@ -251,7 +251,7 @@
           <w:rFonts w:ascii="Charis SIL Regular" w:hAnsi="Charis SIL Regular" w:eastAsia="Charis SIL Regular"/>
           <w:b w:val="0"/>
           <w:i w:val="0"/>
-          <w:color w:val="0066CC"/>
+          <w:color w:val="0000FF"/>
           <w:sz w:val="24"/>
           <w:u w:val="single"/>
         </w:rPr>
@@ -262,7 +262,7 @@
           <w:rFonts w:ascii="Charis SIL Regular" w:hAnsi="Charis SIL Regular" w:eastAsia="Charis SIL Regular"/>
           <w:b w:val="0"/>
           <w:i w:val="0"/>
-          <w:color w:val="0066CC"/>
+          <w:color w:val="0000FF"/>
           <w:sz w:val="24"/>
           <w:u w:val="single"/>
         </w:rPr>
@@ -300,43 +300,25 @@
           <w:rFonts w:ascii="Charis SIL Regular" w:hAnsi="Charis SIL Regular" w:eastAsia="Charis SIL Regular"/>
           <w:b w:val="0"/>
           <w:i w:val="0"/>
-          <w:color w:val="0066CC"/>
+          <w:color w:val="0000FF"/>
           <w:sz w:val="24"/>
+          <w:u w:val="single"/>
         </w:rPr>
         <w:t>Prince Hendrik</w:t>
       </w:r>
       <w:r>
         <w:rPr>
-          <w:u w:val="single" w:color="0066cc"/>
           <w:rFonts w:ascii="Charis SIL Regular" w:hAnsi="Charis SIL Regular" w:eastAsia="Charis SIL Regular"/>
           <w:b w:val="0"/>
           <w:i w:val="0"/>
           <w:color w:val="000000"/>
           <w:sz w:val="24"/>
         </w:rPr>
-        <w:t xml:space="preserve"> </w:t>
+        <w:t xml:space="preserve"> died in 1</w:t>
       </w:r>
       <w:r>
         <w:rPr>
-          <w:u w:val="single" w:color="0066cc"/>
-          <w:rFonts w:ascii="Charis SIL Regular" w:hAnsi="Charis SIL Regular" w:eastAsia="Charis SIL Regular"/>
-          <w:b w:val="0"/>
-          <w:i w:val="0"/>
-          <w:color w:val="000000"/>
-          <w:sz w:val="24"/>
-        </w:rPr>
-        <w:hyperlink r:id="rId9" w:history="1">
-          <w:r>
-            <w:rPr>
-              <w:rStyle w:val="Hyperlink"/>
-            </w:rPr>
-            <w:t>died in 1</w:t>
-          </w:r>
-        </w:hyperlink>
-      </w:r>
-      <w:r>
-        <w:rPr>
-          <w:u w:val="single" w:color="0066cc"/>
+          <w:u w:val="single" w:color="0000ff"/>
           <w:rFonts w:ascii="Charis SIL Regular" w:hAnsi="Charis SIL Regular" w:eastAsia="Charis SIL Regular"/>
           <w:b w:val="0"/>
           <w:i w:val="0"/>
@@ -354,7 +336,7 @@
       </w:r>
       <w:r>
         <w:rPr>
-          <w:u w:val="single" w:color="0066cc"/>
+          <w:u w:val="single" w:color="0000ff"/>
           <w:rFonts w:ascii="Charis SIL Regular" w:hAnsi="Charis SIL Regular" w:eastAsia="Charis SIL Regular"/>
           <w:b w:val="0"/>
           <w:i w:val="0"/>
@@ -392,16 +374,25 @@
       </w:r>
       <w:r>
         <w:rPr>
+          <w:u w:val="single" w:color="0000ff"/>
           <w:rFonts w:ascii="Charis SIL Regular" w:hAnsi="Charis SIL Regular" w:eastAsia="Charis SIL Regular"/>
           <w:b w:val="0"/>
           <w:i w:val="0"/>
           <w:color w:val="000000"/>
           <w:sz w:val="24"/>
         </w:rPr>
-        <w:t xml:space="preserve"> Rotter</w:t>
+        <w:hyperlink r:id="rId10" w:history="1">
+          <w:r>
+            <w:rPr>
+              <w:rStyle w:val="Hyperlink"/>
+            </w:rPr>
+            <w:t xml:space="preserve"> Rotter</w:t>
+          </w:r>
+        </w:hyperlink>
       </w:r>
       <w:r>
         <w:rPr>
+          <w:u w:val="single" w:color="0000ff"/>
           <w:rFonts w:ascii="Charis SIL Regular" w:hAnsi="Charis SIL Regular" w:eastAsia="Charis SIL Regular"/>
           <w:b w:val="0"/>
           <w:i w:val="0"/>
@@ -522,7 +513,7 @@
           <w:rFonts w:ascii="Charis SIL Regular" w:hAnsi="Charis SIL Regular" w:eastAsia="Charis SIL Regular"/>
           <w:b w:val="0"/>
           <w:i w:val="0"/>
-          <w:color w:val="0066CC"/>
+          <w:color w:val="0000FF"/>
           <w:sz w:val="24"/>
           <w:u w:val="single"/>
         </w:rPr>
@@ -540,7 +531,7 @@
           <w:rFonts w:ascii="Charis SIL Regular" w:hAnsi="Charis SIL Regular" w:eastAsia="Charis SIL Regular"/>
           <w:b w:val="0"/>
           <w:i w:val="0"/>
-          <w:color w:val="0066CC"/>
+          <w:color w:val="0000FF"/>
           <w:sz w:val="24"/>
           <w:u w:val="single"/>
         </w:rPr>
@@ -551,7 +542,7 @@
           <w:rFonts w:ascii="Charis SIL Regular" w:hAnsi="Charis SIL Regular" w:eastAsia="Charis SIL Regular"/>
           <w:b w:val="0"/>
           <w:i w:val="0"/>
-          <w:color w:val="0066CC"/>
+          <w:color w:val="0000FF"/>
           <w:sz w:val="24"/>
           <w:u w:val="single"/>
         </w:rPr>
@@ -569,7 +560,7 @@
           <w:rFonts w:ascii="Charis SIL Regular" w:hAnsi="Charis SIL Regular" w:eastAsia="Charis SIL Regular"/>
           <w:b w:val="0"/>
           <w:i w:val="0"/>
-          <w:color w:val="0066CC"/>
+          <w:color w:val="0000FF"/>
           <w:sz w:val="24"/>
           <w:u w:val="single"/>
         </w:rPr>
@@ -590,11 +581,65 @@
           <w:color w:val="000000"/>
           <w:sz w:val="24"/>
         </w:rPr>
-        <w:t xml:space="preserve">, who later also took a seat on the Advisory Board of the museum, served as one </w:t>
+        <w:t>, who later also took a seat on the Advisory Board of the museum, serve</w:t>
       </w:r>
       <w:r>
         <w:rPr>
-          <w:u w:val="single" w:color="0066cc"/>
+          <w:u w:val="single" w:color="0000ff"/>
+          <w:rFonts w:ascii="Charis SIL Regular" w:hAnsi="Charis SIL Regular" w:eastAsia="Charis SIL Regular"/>
+          <w:b w:val="0"/>
+          <w:i w:val="0"/>
+          <w:color w:val="000000"/>
+          <w:sz w:val="24"/>
+        </w:rPr>
+        <w:hyperlink r:id="rId11" w:history="1">
+          <w:r>
+            <w:rPr>
+              <w:rStyle w:val="Hyperlink"/>
+            </w:rPr>
+            <w:t>d a</w:t>
+          </w:r>
+        </w:hyperlink>
+      </w:r>
+      <w:r>
+        <w:rPr>
+          <w:u w:val="single" w:color="0000ff"/>
+          <w:rFonts w:ascii="Charis SIL Regular" w:hAnsi="Charis SIL Regular" w:eastAsia="Charis SIL Regular"/>
+          <w:b w:val="0"/>
+          <w:i w:val="0"/>
+          <w:color w:val="000000"/>
+          <w:sz w:val="24"/>
+        </w:rPr>
+        <w:hyperlink r:id="rId11" w:history="1">
+          <w:r>
+            <w:rPr>
+              <w:rStyle w:val="Hyperlink"/>
+            </w:rPr>
+            <w:t>s</w:t>
+          </w:r>
+        </w:hyperlink>
+      </w:r>
+      <w:r>
+        <w:rPr>
+          <w:u w:val="single" w:color="0000ff"/>
+          <w:rFonts w:ascii="Charis SIL Regular" w:hAnsi="Charis SIL Regular" w:eastAsia="Charis SIL Regular"/>
+          <w:b w:val="0"/>
+          <w:i w:val="0"/>
+          <w:color w:val="000000"/>
+          <w:sz w:val="24"/>
+        </w:rPr>
+        <w:hyperlink r:id="rId11" w:history="1">
+          <w:r>
+            <w:rPr>
+              <w:rStyle w:val="Hyperlink"/>
+            </w:rPr>
+            <w:t xml:space="preserve"> one </w:t>
+          </w:r>
+        </w:hyperlink>
+      </w:r>
+      <w:r>
+        <w:rPr>
+          <w:u w:val="single" w:color="0000ff"/>
           <w:rFonts w:ascii="Charis SIL Regular" w:hAnsi="Charis SIL Regular" w:eastAsia="Charis SIL Regular"/>
           <w:b w:val="0"/>
           <w:i w:val="0"/>
@@ -725,7 +770,7 @@
           <w:rFonts w:ascii="Charis SIL Regular" w:hAnsi="Charis SIL Regular" w:eastAsia="Charis SIL Regular"/>
           <w:b w:val="0"/>
           <w:i w:val="0"/>
-          <w:color w:val="0066CC"/>
+          <w:color w:val="0000FF"/>
           <w:sz w:val="24"/>
           <w:u w:val="single"/>
         </w:rPr>
@@ -743,7 +788,7 @@
           <w:rFonts w:ascii="Charis SIL Regular" w:hAnsi="Charis SIL Regular" w:eastAsia="Charis SIL Regular"/>
           <w:b w:val="0"/>
           <w:i w:val="0"/>
-          <w:color w:val="0066CC"/>
+          <w:color w:val="0000FF"/>
           <w:sz w:val="24"/>
           <w:u w:val="single"/>
         </w:rPr>
@@ -754,7 +799,7 @@
           <w:rFonts w:ascii="Charis SIL Regular" w:hAnsi="Charis SIL Regular" w:eastAsia="Charis SIL Regular"/>
           <w:b w:val="0"/>
           <w:i w:val="0"/>
-          <w:color w:val="0066CC"/>
+          <w:color w:val="0000FF"/>
           <w:sz w:val="24"/>
           <w:u w:val="single"/>
         </w:rPr>
@@ -772,7 +817,7 @@
           <w:rFonts w:ascii="Charis SIL Regular" w:hAnsi="Charis SIL Regular" w:eastAsia="Charis SIL Regular"/>
           <w:b w:val="0"/>
           <w:i w:val="0"/>
-          <w:color w:val="0066CC"/>
+          <w:color w:val="0000FF"/>
           <w:sz w:val="24"/>
           <w:u w:val="single"/>
         </w:rPr>
@@ -783,7 +828,7 @@
           <w:rFonts w:ascii="Charis SIL Regular" w:hAnsi="Charis SIL Regular" w:eastAsia="Charis SIL Regular"/>
           <w:b w:val="0"/>
           <w:i w:val="0"/>
-          <w:color w:val="0066CC"/>
+          <w:color w:val="0000FF"/>
           <w:sz w:val="24"/>
           <w:u w:val="single"/>
         </w:rPr>
@@ -801,7 +846,7 @@
           <w:rFonts w:ascii="Charis SIL Regular" w:hAnsi="Charis SIL Regular" w:eastAsia="Charis SIL Regular"/>
           <w:b w:val="0"/>
           <w:i w:val="0"/>
-          <w:color w:val="0066CC"/>
+          <w:color w:val="0000FF"/>
           <w:sz w:val="24"/>
           <w:u w:val="single"/>
         </w:rPr>
@@ -812,7 +857,7 @@
           <w:rFonts w:ascii="Charis SIL Regular" w:hAnsi="Charis SIL Regular" w:eastAsia="Charis SIL Regular"/>
           <w:b w:val="0"/>
           <w:i w:val="0"/>
-          <w:color w:val="0066CC"/>
+          <w:color w:val="0000FF"/>
           <w:sz w:val="24"/>
           <w:u w:val="single"/>
         </w:rPr>
@@ -830,7 +875,7 @@
           <w:rFonts w:ascii="Charis SIL Regular" w:hAnsi="Charis SIL Regular" w:eastAsia="Charis SIL Regular"/>
           <w:b w:val="0"/>
           <w:i w:val="0"/>
-          <w:color w:val="0066CC"/>
+          <w:color w:val="0000FF"/>
           <w:sz w:val="24"/>
           <w:u w:val="single"/>
         </w:rPr>
@@ -841,7 +886,7 @@
           <w:rFonts w:ascii="Charis SIL Regular" w:hAnsi="Charis SIL Regular" w:eastAsia="Charis SIL Regular"/>
           <w:b w:val="0"/>
           <w:i w:val="0"/>
-          <w:color w:val="0066CC"/>
+          <w:color w:val="0000FF"/>
           <w:sz w:val="24"/>
           <w:u w:val="single"/>
         </w:rPr>
@@ -876,7 +921,7 @@
       </w:r>
       <w:r>
         <w:rPr>
-          <w:u w:val="single" w:color="0066cc"/>
+          <w:u w:val="single" w:color="0000ff"/>
           <w:rFonts w:ascii="Charis SIL Regular" w:hAnsi="Charis SIL Regular" w:eastAsia="Charis SIL Regular"/>
           <w:b w:val="0"/>
           <w:i w:val="0"/>
@@ -894,7 +939,7 @@
       </w:r>
       <w:r>
         <w:rPr>
-          <w:u w:val="single" w:color="0066cc"/>
+          <w:u w:val="single" w:color="0000ff"/>
           <w:rFonts w:ascii="Charis SIL Regular" w:hAnsi="Charis SIL Regular" w:eastAsia="Charis SIL Regular"/>
           <w:b w:val="0"/>
           <w:i w:val="0"/>
@@ -912,7 +957,7 @@
       </w:r>
       <w:r>
         <w:rPr>
-          <w:u w:val="single" w:color="0066cc"/>
+          <w:u w:val="single" w:color="0000ff"/>
           <w:rFonts w:ascii="Charis SIL Regular" w:hAnsi="Charis SIL Regular" w:eastAsia="Charis SIL Regular"/>
           <w:b w:val="0"/>
           <w:i w:val="0"/>
@@ -930,7 +975,7 @@
       </w:r>
       <w:r>
         <w:rPr>
-          <w:u w:val="single" w:color="0066cc"/>
+          <w:u w:val="single" w:color="0000ff"/>
           <w:rFonts w:ascii="Charis SIL Regular" w:hAnsi="Charis SIL Regular" w:eastAsia="Charis SIL Regular"/>
           <w:b w:val="0"/>
           <w:i w:val="0"/>
@@ -941,7 +986,7 @@
       </w:r>
       <w:r>
         <w:rPr>
-          <w:u w:val="single" w:color="0066cc"/>
+          <w:u w:val="single" w:color="0000ff"/>
           <w:rFonts w:ascii="Charis SIL Regular" w:hAnsi="Charis SIL Regular" w:eastAsia="Charis SIL Regular"/>
           <w:b w:val="0"/>
           <w:i w:val="0"/>
@@ -959,7 +1004,7 @@
       </w:r>
       <w:r>
         <w:rPr>
-          <w:u w:val="single" w:color="0066cc"/>
+          <w:u w:val="single" w:color="0000ff"/>
           <w:rFonts w:ascii="Charis SIL Regular" w:hAnsi="Charis SIL Regular" w:eastAsia="Charis SIL Regular"/>
           <w:b w:val="0"/>
           <w:i w:val="0"/>
@@ -977,7 +1022,7 @@
       </w:r>
       <w:r>
         <w:rPr>
-          <w:u w:val="single" w:color="0066cc"/>
+          <w:u w:val="single" w:color="0000ff"/>
           <w:rFonts w:ascii="Charis SIL Regular" w:hAnsi="Charis SIL Regular" w:eastAsia="Charis SIL Regular"/>
           <w:b w:val="0"/>
           <w:i w:val="0"/>
@@ -995,7 +1040,7 @@
       </w:r>
       <w:r>
         <w:rPr>
-          <w:u w:val="single" w:color="0066cc"/>
+          <w:u w:val="single" w:color="0000ff"/>
           <w:rFonts w:ascii="Charis SIL Regular" w:hAnsi="Charis SIL Regular" w:eastAsia="Charis SIL Regular"/>
           <w:b w:val="0"/>
           <w:i w:val="0"/>
@@ -1089,7 +1134,7 @@
           <w:rFonts w:ascii="Charis SIL Regular" w:hAnsi="Charis SIL Regular" w:eastAsia="Charis SIL Regular"/>
           <w:b w:val="0"/>
           <w:i w:val="0"/>
-          <w:color w:val="0066CC"/>
+          <w:color w:val="0000FF"/>
           <w:sz w:val="24"/>
           <w:u w:val="single"/>
         </w:rPr>
@@ -1107,7 +1152,7 @@
           <w:rFonts w:ascii="Charis SIL Regular" w:hAnsi="Charis SIL Regular" w:eastAsia="Charis SIL Regular"/>
           <w:b w:val="0"/>
           <w:i w:val="0"/>
-          <w:color w:val="0066CC"/>
+          <w:color w:val="0000FF"/>
           <w:sz w:val="24"/>
           <w:u w:val="single"/>
         </w:rPr>
@@ -1118,7 +1163,7 @@
           <w:rFonts w:ascii="Charis SIL Regular" w:hAnsi="Charis SIL Regular" w:eastAsia="Charis SIL Regular"/>
           <w:b w:val="0"/>
           <w:i w:val="0"/>
-          <w:color w:val="0066CC"/>
+          <w:color w:val="0000FF"/>
           <w:sz w:val="24"/>
           <w:u w:val="single"/>
         </w:rPr>
@@ -1186,7 +1231,7 @@
           <w:rFonts w:ascii="Charis SIL Regular" w:hAnsi="Charis SIL Regular" w:eastAsia="Charis SIL Regular"/>
           <w:b w:val="0"/>
           <w:i w:val="0"/>
-          <w:color w:val="0066CC"/>
+          <w:color w:val="0000FF"/>
           <w:sz w:val="24"/>
           <w:u w:val="single"/>
         </w:rPr>
@@ -1204,7 +1249,7 @@
           <w:rFonts w:ascii="Charis SIL Regular" w:hAnsi="Charis SIL Regular" w:eastAsia="Charis SIL Regular"/>
           <w:b w:val="0"/>
           <w:i w:val="0"/>
-          <w:color w:val="0066CC"/>
+          <w:color w:val="0000FF"/>
           <w:sz w:val="24"/>
           <w:u w:val="single"/>
         </w:rPr>
@@ -1215,7 +1260,7 @@
           <w:rFonts w:ascii="Charis SIL Regular" w:hAnsi="Charis SIL Regular" w:eastAsia="Charis SIL Regular"/>
           <w:b w:val="0"/>
           <w:i w:val="0"/>
-          <w:color w:val="0066CC"/>
+          <w:color w:val="0000FF"/>
           <w:sz w:val="24"/>
           <w:u w:val="single"/>
         </w:rPr>
@@ -1240,46 +1285,17 @@
       </w:r>
       <w:r>
         <w:rPr>
-          <w:u w:val="single" w:color="0066cc"/>
+          <w:u w:val="single" w:color="0000ff"/>
           <w:rFonts w:ascii="Charis SIL Regular" w:hAnsi="Charis SIL Regular" w:eastAsia="Charis SIL Regular"/>
           <w:b w:val="0"/>
           <w:i w:val="0"/>
           <w:color w:val="000000"/>
           <w:sz w:val="24"/>
         </w:rPr>
-        <w:hyperlink r:id="rId14" w:history="1">
-          <w:r>
-            <w:rPr>
-              <w:rStyle w:val="Hyperlink"/>
-            </w:rPr>
-            <w:t>identifi</w:t>
-          </w:r>
-        </w:hyperlink>
+        <w:t>identified</w:t>
       </w:r>
       <w:r>
         <w:rPr>
-          <w:u w:val="single" w:color="0066cc"/>
-          <w:rFonts w:ascii="Charis SIL Regular" w:hAnsi="Charis SIL Regular" w:eastAsia="Charis SIL Regular"/>
-          <w:b w:val="0"/>
-          <w:i w:val="0"/>
-          <w:color w:val="000000"/>
-          <w:sz w:val="24"/>
-        </w:rPr>
-        <w:t>e</w:t>
-      </w:r>
-      <w:r>
-        <w:rPr>
-          <w:rFonts w:ascii="Charis SIL Regular" w:hAnsi="Charis SIL Regular" w:eastAsia="Charis SIL Regular"/>
-          <w:b w:val="0"/>
-          <w:i w:val="0"/>
-          <w:color w:val="000000"/>
-          <w:sz w:val="24"/>
-        </w:rPr>
-        <w:t>d</w:t>
-      </w:r>
-      <w:r>
-        <w:rPr>
-          <w:u w:val="single" w:color="0066cc"/>
           <w:rFonts w:ascii="Charis SIL Regular" w:hAnsi="Charis SIL Regular" w:eastAsia="Charis SIL Regular"/>
           <w:b w:val="0"/>
           <w:i w:val="0"/>
@@ -1290,7 +1306,7 @@
       </w:r>
       <w:r>
         <w:rPr>
-          <w:u w:val="single" w:color="0066cc"/>
+          <w:u w:val="single" w:color="0000ff"/>
           <w:rFonts w:ascii="Charis SIL Regular" w:hAnsi="Charis SIL Regular" w:eastAsia="Charis SIL Regular"/>
           <w:b w:val="0"/>
           <w:i w:val="0"/>
@@ -1360,7 +1376,7 @@
           <w:rFonts w:ascii="Charis SIL Regular" w:hAnsi="Charis SIL Regular" w:eastAsia="Charis SIL Regular"/>
           <w:b w:val="0"/>
           <w:i w:val="0"/>
-          <w:color w:val="0066CC"/>
+          <w:color w:val="0000FF"/>
           <w:sz w:val="24"/>
           <w:u w:val="single"/>
         </w:rPr>
@@ -1418,7 +1434,7 @@
           <w:rFonts w:ascii="Charis SIL Regular" w:hAnsi="Charis SIL Regular" w:eastAsia="Charis SIL Regular"/>
           <w:b w:val="0"/>
           <w:i w:val="0"/>
-          <w:color w:val="0066CC"/>
+          <w:color w:val="0000FF"/>
           <w:sz w:val="24"/>
           <w:u w:val="single"/>
         </w:rPr>
@@ -1436,7 +1452,7 @@
           <w:rFonts w:ascii="Charis SIL Regular" w:hAnsi="Charis SIL Regular" w:eastAsia="Charis SIL Regular"/>
           <w:b w:val="0"/>
           <w:i w:val="0"/>
-          <w:color w:val="0066CC"/>
+          <w:color w:val="0000FF"/>
           <w:sz w:val="24"/>
           <w:u w:val="single"/>
         </w:rPr>
@@ -1447,7 +1463,7 @@
           <w:rFonts w:ascii="Charis SIL Regular" w:hAnsi="Charis SIL Regular" w:eastAsia="Charis SIL Regular"/>
           <w:b w:val="0"/>
           <w:i w:val="0"/>
-          <w:color w:val="0066CC"/>
+          <w:color w:val="0000FF"/>
           <w:sz w:val="24"/>
           <w:u w:val="single"/>
         </w:rPr>
@@ -1465,7 +1481,7 @@
           <w:rFonts w:ascii="Charis SIL Regular" w:hAnsi="Charis SIL Regular" w:eastAsia="Charis SIL Regular"/>
           <w:b w:val="0"/>
           <w:i w:val="0"/>
-          <w:color w:val="0066CC"/>
+          <w:color w:val="0000FF"/>
           <w:sz w:val="24"/>
           <w:u w:val="single"/>
         </w:rPr>
@@ -1476,7 +1492,7 @@
           <w:rFonts w:ascii="Charis SIL Regular" w:hAnsi="Charis SIL Regular" w:eastAsia="Charis SIL Regular"/>
           <w:b w:val="0"/>
           <w:i w:val="0"/>
-          <w:color w:val="0066CC"/>
+          <w:color w:val="0000FF"/>
           <w:sz w:val="24"/>
           <w:u w:val="single"/>
         </w:rPr>
@@ -1494,7 +1510,7 @@
           <w:rFonts w:ascii="Charis SIL Regular" w:hAnsi="Charis SIL Regular" w:eastAsia="Charis SIL Regular"/>
           <w:b w:val="0"/>
           <w:i w:val="0"/>
-          <w:color w:val="0066CC"/>
+          <w:color w:val="0000FF"/>
           <w:sz w:val="24"/>
           <w:u w:val="single"/>
         </w:rPr>
@@ -1505,7 +1521,7 @@
           <w:rFonts w:ascii="Charis SIL Regular" w:hAnsi="Charis SIL Regular" w:eastAsia="Charis SIL Regular"/>
           <w:b w:val="0"/>
           <w:i w:val="0"/>
-          <w:color w:val="0066CC"/>
+          <w:color w:val="0000FF"/>
           <w:sz w:val="24"/>
           <w:u w:val="single"/>
         </w:rPr>
@@ -1523,7 +1539,7 @@
           <w:rFonts w:ascii="Charis SIL Regular" w:hAnsi="Charis SIL Regular" w:eastAsia="Charis SIL Regular"/>
           <w:b w:val="0"/>
           <w:i w:val="0"/>
-          <w:color w:val="0066CC"/>
+          <w:color w:val="0000FF"/>
           <w:sz w:val="24"/>
           <w:u w:val="single"/>
         </w:rPr>
@@ -1534,7 +1550,7 @@
           <w:rFonts w:ascii="Charis SIL Regular" w:hAnsi="Charis SIL Regular" w:eastAsia="Charis SIL Regular"/>
           <w:b w:val="0"/>
           <w:i w:val="0"/>
-          <w:color w:val="0066CC"/>
+          <w:color w:val="0000FF"/>
           <w:sz w:val="24"/>
           <w:u w:val="single"/>
         </w:rPr>
@@ -1562,7 +1578,7 @@
           <w:rFonts w:ascii="Charis SIL Regular" w:hAnsi="Charis SIL Regular" w:eastAsia="Charis SIL Regular"/>
           <w:b w:val="0"/>
           <w:i w:val="0"/>
-          <w:color w:val="0066CC"/>
+          <w:color w:val="0000FF"/>
           <w:sz w:val="24"/>
           <w:u w:val="single"/>
         </w:rPr>
@@ -1580,7 +1596,7 @@
           <w:rFonts w:ascii="Charis SIL Regular" w:hAnsi="Charis SIL Regular" w:eastAsia="Charis SIL Regular"/>
           <w:b w:val="0"/>
           <w:i w:val="0"/>
-          <w:color w:val="0066CC"/>
+          <w:color w:val="0000FF"/>
           <w:sz w:val="24"/>
           <w:u w:val="single"/>
         </w:rPr>
@@ -1598,7 +1614,7 @@
           <w:rFonts w:ascii="Charis SIL Regular" w:hAnsi="Charis SIL Regular" w:eastAsia="Charis SIL Regular"/>
           <w:b w:val="0"/>
           <w:i w:val="0"/>
-          <w:color w:val="0066CC"/>
+          <w:color w:val="0000FF"/>
           <w:sz w:val="24"/>
           <w:u w:val="single"/>
         </w:rPr>
@@ -1609,7 +1625,7 @@
           <w:rFonts w:ascii="Charis SIL Regular" w:hAnsi="Charis SIL Regular" w:eastAsia="Charis SIL Regular"/>
           <w:b w:val="0"/>
           <w:i w:val="0"/>
-          <w:color w:val="0066CC"/>
+          <w:color w:val="0000FF"/>
           <w:sz w:val="24"/>
           <w:u w:val="single"/>
         </w:rPr>
@@ -1627,7 +1643,7 @@
           <w:rFonts w:ascii="Charis SIL Regular" w:hAnsi="Charis SIL Regular" w:eastAsia="Charis SIL Regular"/>
           <w:b w:val="0"/>
           <w:i w:val="0"/>
-          <w:color w:val="0066CC"/>
+          <w:color w:val="0000FF"/>
           <w:sz w:val="24"/>
           <w:u w:val="single"/>
         </w:rPr>
@@ -1638,7 +1654,7 @@
           <w:rFonts w:ascii="Charis SIL Regular" w:hAnsi="Charis SIL Regular" w:eastAsia="Charis SIL Regular"/>
           <w:b w:val="0"/>
           <w:i w:val="0"/>
-          <w:color w:val="0066CC"/>
+          <w:color w:val="0000FF"/>
           <w:sz w:val="24"/>
           <w:u w:val="single"/>
         </w:rPr>
@@ -1656,7 +1672,7 @@
           <w:rFonts w:ascii="Charis SIL Regular" w:hAnsi="Charis SIL Regular" w:eastAsia="Charis SIL Regular"/>
           <w:b w:val="0"/>
           <w:i w:val="0"/>
-          <w:color w:val="0066CC"/>
+          <w:color w:val="0000FF"/>
           <w:sz w:val="24"/>
           <w:u w:val="single"/>
         </w:rPr>
@@ -1667,7 +1683,7 @@
           <w:rFonts w:ascii="Charis SIL Regular" w:hAnsi="Charis SIL Regular" w:eastAsia="Charis SIL Regular"/>
           <w:b w:val="0"/>
           <w:i w:val="0"/>
-          <w:color w:val="0066CC"/>
+          <w:color w:val="0000FF"/>
           <w:sz w:val="24"/>
           <w:u w:val="single"/>
         </w:rPr>
@@ -1688,11 +1704,22 @@
           <w:color w:val="000000"/>
           <w:sz w:val="24"/>
         </w:rPr>
-        <w:t>. Both archives are structured in a si</w:t>
+        <w:t>. Both archives are structure</w:t>
       </w:r>
       <w:r>
         <w:rPr>
-          <w:u w:val="single" w:color="0066cc"/>
+          <w:u w:val="single" w:color="0000ff"/>
+          <w:rFonts w:ascii="Charis SIL Regular" w:hAnsi="Charis SIL Regular" w:eastAsia="Charis SIL Regular"/>
+          <w:b w:val="0"/>
+          <w:i w:val="0"/>
+          <w:color w:val="000000"/>
+          <w:sz w:val="24"/>
+        </w:rPr>
+        <w:t>d in a si</w:t>
+      </w:r>
+      <w:r>
+        <w:rPr>
+          <w:u w:val="single" w:color="0000ff"/>
           <w:rFonts w:ascii="Charis SIL Regular" w:hAnsi="Charis SIL Regular" w:eastAsia="Charis SIL Regular"/>
           <w:b w:val="0"/>
           <w:i w:val="0"/>
@@ -1710,7 +1737,7 @@
       </w:r>
       <w:r>
         <w:rPr>
-          <w:u w:val="single" w:color="0066cc"/>
+          <w:u w:val="single" w:color="0000ff"/>
           <w:rFonts w:ascii="Charis SIL Regular" w:hAnsi="Charis SIL Regular" w:eastAsia="Charis SIL Regular"/>
           <w:b w:val="0"/>
           <w:i w:val="0"/>
@@ -1721,17 +1748,25 @@
       </w:r>
       <w:r>
         <w:rPr>
+          <w:u w:val="single" w:color="0000ff"/>
           <w:rFonts w:ascii="Charis SIL Regular" w:hAnsi="Charis SIL Regular" w:eastAsia="Charis SIL Regular"/>
           <w:b w:val="0"/>
           <w:i w:val="0"/>
           <w:color w:val="000000"/>
           <w:sz w:val="24"/>
         </w:rPr>
-        <w:t>mann</w:t>
+        <w:hyperlink r:id="rId16" w:history="1">
+          <w:r>
+            <w:rPr>
+              <w:rStyle w:val="Hyperlink"/>
+            </w:rPr>
+            <w:t>mann</w:t>
+          </w:r>
+        </w:hyperlink>
       </w:r>
       <w:r>
         <w:rPr>
-          <w:u w:val="single" w:color="0066cc"/>
+          <w:u w:val="single" w:color="0000ff"/>
           <w:rFonts w:ascii="Charis SIL Regular" w:hAnsi="Charis SIL Regular" w:eastAsia="Charis SIL Regular"/>
           <w:b w:val="0"/>
           <w:i w:val="0"/>
@@ -1749,7 +1784,7 @@
       </w:r>
       <w:r>
         <w:rPr>
-          <w:u w:val="single" w:color="0066cc"/>
+          <w:u w:val="single" w:color="0000ff"/>
           <w:rFonts w:ascii="Charis SIL Regular" w:hAnsi="Charis SIL Regular" w:eastAsia="Charis SIL Regular"/>
           <w:b w:val="0"/>
           <w:i w:val="0"/>
@@ -1767,7 +1802,7 @@
       </w:r>
       <w:r>
         <w:rPr>
-          <w:u w:val="single" w:color="0066cc"/>
+          <w:u w:val="single" w:color="0000ff"/>
           <w:rFonts w:ascii="Charis SIL Regular" w:hAnsi="Charis SIL Regular" w:eastAsia="Charis SIL Regular"/>
           <w:b w:val="0"/>
           <w:i w:val="0"/>
@@ -1795,7 +1830,7 @@
       </w:r>
       <w:r>
         <w:rPr>
-          <w:u w:val="single" w:color="0066cc"/>
+          <w:u w:val="single" w:color="0000ff"/>
           <w:rFonts w:ascii="Charis SIL Regular" w:hAnsi="Charis SIL Regular" w:eastAsia="Charis SIL Regular"/>
           <w:b w:val="0"/>
           <w:i w:val="0"/>
@@ -1830,7 +1865,7 @@
       </w:r>
       <w:r>
         <w:rPr>
-          <w:u w:val="single" w:color="0066cc"/>
+          <w:u w:val="single" w:color="0000ff"/>
           <w:rFonts w:ascii="Charis SIL Regular" w:hAnsi="Charis SIL Regular" w:eastAsia="Charis SIL Regular"/>
           <w:b w:val="0"/>
           <w:i w:val="0"/>
@@ -1848,7 +1883,7 @@
       </w:r>
       <w:r>
         <w:rPr>
-          <w:u w:val="single" w:color="0066cc"/>
+          <w:u w:val="single" w:color="0000ff"/>
           <w:rFonts w:ascii="Charis SIL Regular" w:hAnsi="Charis SIL Regular" w:eastAsia="Charis SIL Regular"/>
           <w:b w:val="0"/>
           <w:i w:val="0"/>
@@ -1866,7 +1901,7 @@
       </w:r>
       <w:r>
         <w:rPr>
-          <w:u w:val="single" w:color="0066cc"/>
+          <w:u w:val="single" w:color="0000ff"/>
           <w:rFonts w:ascii="Charis SIL Regular" w:hAnsi="Charis SIL Regular" w:eastAsia="Charis SIL Regular"/>
           <w:b w:val="0"/>
           <w:i w:val="0"/>
@@ -1884,7 +1919,7 @@
       </w:r>
       <w:r>
         <w:rPr>
-          <w:u w:val="single" w:color="0066cc"/>
+          <w:u w:val="single" w:color="0000ff"/>
           <w:rFonts w:ascii="Charis SIL Regular" w:hAnsi="Charis SIL Regular" w:eastAsia="Charis SIL Regular"/>
           <w:b w:val="0"/>
           <w:i w:val="0"/>
@@ -1902,7 +1937,7 @@
       </w:r>
       <w:r>
         <w:rPr>
-          <w:u w:val="single" w:color="0066cc"/>
+          <w:u w:val="single" w:color="0000ff"/>
           <w:rFonts w:ascii="Charis SIL Regular" w:hAnsi="Charis SIL Regular" w:eastAsia="Charis SIL Regular"/>
           <w:b w:val="0"/>
           <w:i w:val="0"/>
@@ -1920,7 +1955,7 @@
       </w:r>
       <w:r>
         <w:rPr>
-          <w:u w:val="single" w:color="0066cc"/>
+          <w:u w:val="single" w:color="0000ff"/>
           <w:rFonts w:ascii="Charis SIL Regular" w:hAnsi="Charis SIL Regular" w:eastAsia="Charis SIL Regular"/>
           <w:b w:val="0"/>
           <w:i w:val="0"/>
@@ -2004,7 +2039,7 @@
           <w:rFonts w:ascii="Charis SIL Regular" w:hAnsi="Charis SIL Regular" w:eastAsia="Charis SIL Regular"/>
           <w:b w:val="0"/>
           <w:i w:val="0"/>
-          <w:color w:val="0066CC"/>
+          <w:color w:val="0000FF"/>
           <w:sz w:val="24"/>
           <w:u w:val="single"/>
         </w:rPr>
@@ -2022,7 +2057,7 @@
           <w:rFonts w:ascii="Charis SIL Regular" w:hAnsi="Charis SIL Regular" w:eastAsia="Charis SIL Regular"/>
           <w:b w:val="0"/>
           <w:i w:val="0"/>
-          <w:color w:val="0066CC"/>
+          <w:color w:val="0000FF"/>
           <w:sz w:val="24"/>
           <w:u w:val="single"/>
         </w:rPr>
@@ -2033,7 +2068,7 @@
           <w:rFonts w:ascii="Charis SIL Regular" w:hAnsi="Charis SIL Regular" w:eastAsia="Charis SIL Regular"/>
           <w:b w:val="0"/>
           <w:i w:val="0"/>
-          <w:color w:val="0066CC"/>
+          <w:color w:val="0000FF"/>
           <w:sz w:val="24"/>
           <w:u w:val="single"/>
         </w:rPr>
@@ -2101,7 +2136,7 @@
           <w:rFonts w:ascii="Charis SIL Regular" w:hAnsi="Charis SIL Regular" w:eastAsia="Charis SIL Regular"/>
           <w:b w:val="0"/>
           <w:i w:val="0"/>
-          <w:color w:val="0066CC"/>
+          <w:color w:val="0000FF"/>
           <w:sz w:val="24"/>
           <w:u w:val="single"/>
         </w:rPr>
@@ -2125,7 +2160,7 @@
           <w:rFonts w:ascii="Charis SIL Regular" w:hAnsi="Charis SIL Regular" w:eastAsia="Charis SIL Regular"/>
           <w:b w:val="0"/>
           <w:i w:val="0"/>
-          <w:color w:val="0066CC"/>
+          <w:color w:val="0000FF"/>
           <w:sz w:val="24"/>
           <w:u w:val="single"/>
         </w:rPr>
@@ -2136,7 +2171,7 @@
           <w:rFonts w:ascii="Charis SIL Regular" w:hAnsi="Charis SIL Regular" w:eastAsia="Charis SIL Regular"/>
           <w:b w:val="0"/>
           <w:i w:val="0"/>
-          <w:color w:val="0066CC"/>
+          <w:color w:val="0000FF"/>
           <w:sz w:val="24"/>
           <w:u w:val="single"/>
         </w:rPr>
@@ -2160,7 +2195,7 @@
           <w:rFonts w:ascii="Charis SIL Regular" w:hAnsi="Charis SIL Regular" w:eastAsia="Charis SIL Regular"/>
           <w:b w:val="0"/>
           <w:i w:val="0"/>
-          <w:color w:val="0066CC"/>
+          <w:color w:val="0000FF"/>
           <w:sz w:val="24"/>
           <w:u w:val="single"/>
         </w:rPr>
@@ -2171,7 +2206,7 @@
           <w:rFonts w:ascii="Charis SIL Regular" w:hAnsi="Charis SIL Regular" w:eastAsia="Charis SIL Regular"/>
           <w:b w:val="0"/>
           <w:i w:val="0"/>
-          <w:color w:val="0066CC"/>
+          <w:color w:val="0000FF"/>
           <w:sz w:val="24"/>
           <w:u w:val="single"/>
         </w:rPr>
@@ -2195,7 +2230,7 @@
           <w:rFonts w:ascii="Charis SIL Regular" w:hAnsi="Charis SIL Regular" w:eastAsia="Charis SIL Regular"/>
           <w:b w:val="0"/>
           <w:i w:val="0"/>
-          <w:color w:val="0066CC"/>
+          <w:color w:val="0000FF"/>
           <w:sz w:val="24"/>
           <w:u w:val="single"/>
         </w:rPr>
@@ -2206,7 +2241,7 @@
           <w:rFonts w:ascii="Charis SIL Regular" w:hAnsi="Charis SIL Regular" w:eastAsia="Charis SIL Regular"/>
           <w:b w:val="0"/>
           <w:i w:val="0"/>
-          <w:color w:val="0066CC"/>
+          <w:color w:val="0000FF"/>
           <w:sz w:val="24"/>
           <w:u w:val="single"/>
         </w:rPr>
@@ -2217,7 +2252,7 @@
           <w:rFonts w:ascii="Charis SIL Regular" w:hAnsi="Charis SIL Regular" w:eastAsia="Charis SIL Regular"/>
           <w:b w:val="0"/>
           <w:i w:val="0"/>
-          <w:color w:val="0066CC"/>
+          <w:color w:val="0000FF"/>
           <w:sz w:val="24"/>
         </w:rPr>
         <w:t>s</w:t>
@@ -2240,7 +2275,7 @@
           <w:rFonts w:ascii="Charis SIL Regular" w:hAnsi="Charis SIL Regular" w:eastAsia="Charis SIL Regular"/>
           <w:b w:val="0"/>
           <w:i w:val="0"/>
-          <w:color w:val="0066CC"/>
+          <w:color w:val="0000FF"/>
           <w:sz w:val="24"/>
           <w:u w:val="single"/>
         </w:rPr>
@@ -2264,11 +2299,22 @@
           <w:rFonts w:ascii="Charis SIL Regular" w:hAnsi="Charis SIL Regular" w:eastAsia="Charis SIL Regular"/>
           <w:b w:val="0"/>
           <w:i w:val="0"/>
-          <w:color w:val="0066CC"/>
+          <w:color w:val="0000FF"/>
           <w:sz w:val="24"/>
           <w:u w:val="single"/>
         </w:rPr>
-        <w:t>Wereldmuseum Leiden</w:t>
+        <w:t>Wereldmu</w:t>
+      </w:r>
+      <w:r>
+        <w:rPr>
+          <w:rFonts w:ascii="Charis SIL Regular" w:hAnsi="Charis SIL Regular" w:eastAsia="Charis SIL Regular"/>
+          <w:b w:val="0"/>
+          <w:i w:val="0"/>
+          <w:color w:val="0000FF"/>
+          <w:sz w:val="24"/>
+          <w:u w:val="single"/>
+        </w:rPr>
+        <w:t>seum Leiden</w:t>
       </w:r>
       <w:r>
         <w:br/>
@@ -2288,7 +2334,7 @@
           <w:rFonts w:ascii="Charis SIL Regular" w:hAnsi="Charis SIL Regular" w:eastAsia="Charis SIL Regular"/>
           <w:b w:val="0"/>
           <w:i w:val="0"/>
-          <w:color w:val="0066CC"/>
+          <w:color w:val="0000FF"/>
           <w:sz w:val="24"/>
           <w:u w:val="single"/>
         </w:rPr>
@@ -2299,7 +2345,7 @@
           <w:rFonts w:ascii="Charis SIL Regular" w:hAnsi="Charis SIL Regular" w:eastAsia="Charis SIL Regular"/>
           <w:b w:val="0"/>
           <w:i w:val="0"/>
-          <w:color w:val="0066CC"/>
+          <w:color w:val="0000FF"/>
           <w:sz w:val="24"/>
           <w:u w:val="single"/>
         </w:rPr>
@@ -2323,7 +2369,7 @@
           <w:rFonts w:ascii="Charis SIL Regular" w:hAnsi="Charis SIL Regular" w:eastAsia="Charis SIL Regular"/>
           <w:b w:val="0"/>
           <w:i w:val="0"/>
-          <w:color w:val="0066CC"/>
+          <w:color w:val="0000FF"/>
           <w:sz w:val="24"/>
           <w:u w:val="single"/>
         </w:rPr>
@@ -2347,7 +2393,7 @@
           <w:rFonts w:ascii="Charis SIL Regular" w:hAnsi="Charis SIL Regular" w:eastAsia="Charis SIL Regular"/>
           <w:b w:val="0"/>
           <w:i w:val="0"/>
-          <w:color w:val="0066CC"/>
+          <w:color w:val="0000FF"/>
           <w:sz w:val="24"/>
           <w:u w:val="single"/>
         </w:rPr>
@@ -2358,7 +2404,7 @@
           <w:rFonts w:ascii="Charis SIL Regular" w:hAnsi="Charis SIL Regular" w:eastAsia="Charis SIL Regular"/>
           <w:b w:val="0"/>
           <w:i w:val="0"/>
-          <w:color w:val="0066CC"/>
+          <w:color w:val="0000FF"/>
           <w:sz w:val="24"/>
           <w:u w:val="single"/>
         </w:rPr>
@@ -2382,7 +2428,7 @@
           <w:rFonts w:ascii="Charis SIL Regular" w:hAnsi="Charis SIL Regular" w:eastAsia="Charis SIL Regular"/>
           <w:b w:val="0"/>
           <w:i w:val="0"/>
-          <w:color w:val="0066CC"/>
+          <w:color w:val="0000FF"/>
           <w:sz w:val="24"/>
           <w:u w:val="single"/>
         </w:rPr>
@@ -2393,7 +2439,7 @@
           <w:rFonts w:ascii="Charis SIL Regular" w:hAnsi="Charis SIL Regular" w:eastAsia="Charis SIL Regular"/>
           <w:b w:val="0"/>
           <w:i w:val="0"/>
-          <w:color w:val="0066CC"/>
+          <w:color w:val="0000FF"/>
           <w:sz w:val="24"/>
           <w:u w:val="single"/>
         </w:rPr>
@@ -2534,7 +2580,7 @@
           <w:rFonts w:ascii="Charis SIL Regular" w:hAnsi="Charis SIL Regular" w:eastAsia="Charis SIL Regular"/>
           <w:b w:val="0"/>
           <w:i w:val="0"/>
-          <w:color w:val="0066CC"/>
+          <w:color w:val="0000FF"/>
           <w:sz w:val="24"/>
         </w:rPr>
         <w:hyperlink r:id="rId16" w:history="1">
@@ -2551,7 +2597,7 @@
           <w:rFonts w:ascii="Charis SIL Regular" w:hAnsi="Charis SIL Regular" w:eastAsia="Charis SIL Regular"/>
           <w:b w:val="0"/>
           <w:i w:val="0"/>
-          <w:color w:val="0066CC"/>
+          <w:color w:val="0000FF"/>
           <w:sz w:val="24"/>
         </w:rPr>
         <w:hyperlink r:id="rId16" w:history="1">
@@ -2568,7 +2614,7 @@
           <w:rFonts w:ascii="Charis SIL Regular" w:hAnsi="Charis SIL Regular" w:eastAsia="Charis SIL Regular"/>
           <w:b w:val="0"/>
           <w:i w:val="0"/>
-          <w:color w:val="0066CC"/>
+          <w:color w:val="0000FF"/>
           <w:sz w:val="24"/>
         </w:rPr>
         <w:hyperlink r:id="rId16" w:history="1">
@@ -2688,7 +2734,7 @@
           <w:rFonts w:ascii="Charis SIL Regular" w:hAnsi="Charis SIL Regular" w:eastAsia="Charis SIL Regular"/>
           <w:b w:val="0"/>
           <w:i w:val="0"/>
-          <w:color w:val="0066CC"/>
+          <w:color w:val="0000FF"/>
           <w:sz w:val="24"/>
         </w:rPr>
         <w:hyperlink r:id="rId17" w:history="1">
@@ -2705,7 +2751,7 @@
           <w:rFonts w:ascii="Charis SIL Regular" w:hAnsi="Charis SIL Regular" w:eastAsia="Charis SIL Regular"/>
           <w:b w:val="0"/>
           <w:i w:val="0"/>
-          <w:color w:val="0066CC"/>
+          <w:color w:val="0000FF"/>
           <w:sz w:val="24"/>
         </w:rPr>
         <w:hyperlink r:id="rId17" w:history="1">
@@ -2722,7 +2768,7 @@
           <w:rFonts w:ascii="Charis SIL Regular" w:hAnsi="Charis SIL Regular" w:eastAsia="Charis SIL Regular"/>
           <w:b w:val="0"/>
           <w:i w:val="0"/>
-          <w:color w:val="0066CC"/>
+          <w:color w:val="0000FF"/>
           <w:sz w:val="24"/>
         </w:rPr>
         <w:hyperlink r:id="rId17" w:history="1">
@@ -2888,7 +2934,7 @@
           <w:rFonts w:ascii="Charis SIL Regular" w:hAnsi="Charis SIL Regular" w:eastAsia="Charis SIL Regular"/>
           <w:b w:val="0"/>
           <w:i w:val="0"/>
-          <w:color w:val="0066CC"/>
+          <w:color w:val="0000FF"/>
           <w:sz w:val="24"/>
           <w:u w:val="single"/>
         </w:rPr>
@@ -2906,7 +2952,7 @@
           <w:rFonts w:ascii="Charis SIL Regular" w:hAnsi="Charis SIL Regular" w:eastAsia="Charis SIL Regular"/>
           <w:b w:val="0"/>
           <w:i w:val="0"/>
-          <w:color w:val="0066CC"/>
+          <w:color w:val="0000FF"/>
           <w:sz w:val="24"/>
           <w:u w:val="single"/>
         </w:rPr>
@@ -2917,7 +2963,7 @@
           <w:rFonts w:ascii="Charis SIL Regular" w:hAnsi="Charis SIL Regular" w:eastAsia="Charis SIL Regular"/>
           <w:b w:val="0"/>
           <w:i w:val="0"/>
-          <w:color w:val="0066CC"/>
+          <w:color w:val="0000FF"/>
           <w:sz w:val="24"/>
           <w:u w:val="single"/>
         </w:rPr>
@@ -2945,7 +2991,7 @@
           <w:rFonts w:ascii="Charis SIL Regular" w:hAnsi="Charis SIL Regular" w:eastAsia="Charis SIL Regular"/>
           <w:b w:val="0"/>
           <w:i w:val="0"/>
-          <w:color w:val="0066CC"/>
+          <w:color w:val="0000FF"/>
           <w:sz w:val="24"/>
           <w:u w:val="single"/>
         </w:rPr>
@@ -2963,7 +3009,7 @@
           <w:rFonts w:ascii="Charis SIL Regular" w:hAnsi="Charis SIL Regular" w:eastAsia="Charis SIL Regular"/>
           <w:b w:val="0"/>
           <w:i w:val="0"/>
-          <w:color w:val="0066CC"/>
+          <w:color w:val="0000FF"/>
           <w:sz w:val="24"/>
           <w:u w:val="single"/>
         </w:rPr>
@@ -2974,7 +3020,7 @@
           <w:rFonts w:ascii="Charis SIL Regular" w:hAnsi="Charis SIL Regular" w:eastAsia="Charis SIL Regular"/>
           <w:b w:val="0"/>
           <w:i w:val="0"/>
-          <w:color w:val="0066CC"/>
+          <w:color w:val="0000FF"/>
           <w:sz w:val="24"/>
           <w:u w:val="single"/>
         </w:rPr>
@@ -3062,7 +3108,7 @@
           <w:rFonts w:ascii="Charis SIL Regular" w:hAnsi="Charis SIL Regular" w:eastAsia="Charis SIL Regular"/>
           <w:b w:val="0"/>
           <w:i w:val="0"/>
-          <w:color w:val="0066CC"/>
+          <w:color w:val="0000FF"/>
           <w:sz w:val="24"/>
           <w:u w:val="single"/>
         </w:rPr>
@@ -3080,7 +3126,7 @@
           <w:rFonts w:ascii="Charis SIL Regular" w:hAnsi="Charis SIL Regular" w:eastAsia="Charis SIL Regular"/>
           <w:b w:val="0"/>
           <w:i w:val="0"/>
-          <w:color w:val="0066CC"/>
+          <w:color w:val="0000FF"/>
           <w:sz w:val="24"/>
           <w:u w:val="single"/>
         </w:rPr>
@@ -3098,7 +3144,7 @@
           <w:rFonts w:ascii="Charis SIL Regular" w:hAnsi="Charis SIL Regular" w:eastAsia="Charis SIL Regular"/>
           <w:b w:val="0"/>
           <w:i w:val="0"/>
-          <w:color w:val="0066CC"/>
+          <w:color w:val="0000FF"/>
           <w:sz w:val="24"/>
           <w:u w:val="single"/>
         </w:rPr>
@@ -3116,7 +3162,7 @@
           <w:rFonts w:ascii="Charis SIL Regular" w:hAnsi="Charis SIL Regular" w:eastAsia="Charis SIL Regular"/>
           <w:b w:val="0"/>
           <w:i w:val="0"/>
-          <w:color w:val="0066CC"/>
+          <w:color w:val="0000FF"/>
           <w:sz w:val="24"/>
           <w:u w:val="single"/>
         </w:rPr>
@@ -3134,7 +3180,7 @@
           <w:rFonts w:ascii="Charis SIL Regular" w:hAnsi="Charis SIL Regular" w:eastAsia="Charis SIL Regular"/>
           <w:b w:val="0"/>
           <w:i w:val="0"/>
-          <w:color w:val="0066CC"/>
+          <w:color w:val="0000FF"/>
           <w:sz w:val="24"/>
           <w:u w:val="single"/>
         </w:rPr>
@@ -3152,7 +3198,7 @@
           <w:rFonts w:ascii="Charis SIL Regular" w:hAnsi="Charis SIL Regular" w:eastAsia="Charis SIL Regular"/>
           <w:b w:val="0"/>
           <w:i w:val="0"/>
-          <w:color w:val="0066CC"/>
+          <w:color w:val="0000FF"/>
           <w:sz w:val="24"/>
           <w:u w:val="single"/>
         </w:rPr>
@@ -3170,7 +3216,7 @@
           <w:rFonts w:ascii="Charis SIL Regular" w:hAnsi="Charis SIL Regular" w:eastAsia="Charis SIL Regular"/>
           <w:b w:val="0"/>
           <w:i w:val="0"/>
-          <w:color w:val="0066CC"/>
+          <w:color w:val="0000FF"/>
           <w:sz w:val="24"/>
           <w:u w:val="single"/>
         </w:rPr>
@@ -3188,7 +3234,7 @@
           <w:rFonts w:ascii="Charis SIL Regular" w:hAnsi="Charis SIL Regular" w:eastAsia="Charis SIL Regular"/>
           <w:b w:val="0"/>
           <w:i w:val="0"/>
-          <w:color w:val="0066CC"/>
+          <w:color w:val="0000FF"/>
           <w:sz w:val="24"/>
           <w:u w:val="single"/>
         </w:rPr>

--- a/EXPORTS/DOCX/published/niveau3/English/WMRotterdam.docx
+++ b/EXPORTS/DOCX/published/niveau3/English/WMRotterdam.docx
@@ -304,17 +304,72 @@
           <w:sz w:val="24"/>
           <w:u w:val="single"/>
         </w:rPr>
-        <w:t>Prince Hendrik</w:t>
+        <w:hyperlink r:id="rId10" w:history="1">
+          <w:r>
+            <w:rPr>
+              <w:rStyle w:val="Hyperlink"/>
+            </w:rPr>
+            <w:t>Princ</w:t>
+          </w:r>
+        </w:hyperlink>
       </w:r>
       <w:r>
         <w:rPr>
           <w:rFonts w:ascii="Charis SIL Regular" w:hAnsi="Charis SIL Regular" w:eastAsia="Charis SIL Regular"/>
           <w:b w:val="0"/>
           <w:i w:val="0"/>
+          <w:color w:val="0000FF"/>
+          <w:sz w:val="24"/>
+          <w:u w:val="single"/>
+        </w:rPr>
+        <w:hyperlink r:id="rId10" w:history="1">
+          <w:r>
+            <w:rPr>
+              <w:rStyle w:val="Hyperlink"/>
+            </w:rPr>
+            <w:t>e</w:t>
+          </w:r>
+        </w:hyperlink>
+      </w:r>
+      <w:r>
+        <w:rPr>
+          <w:rFonts w:ascii="Charis SIL Regular" w:hAnsi="Charis SIL Regular" w:eastAsia="Charis SIL Regular"/>
+          <w:b w:val="0"/>
+          <w:i w:val="0"/>
+          <w:color w:val="0000FF"/>
+          <w:sz w:val="24"/>
+          <w:u w:val="single"/>
+        </w:rPr>
+        <w:t xml:space="preserve"> </w:t>
+      </w:r>
+      <w:r>
+        <w:rPr>
+          <w:rFonts w:ascii="Charis SIL Regular" w:hAnsi="Charis SIL Regular" w:eastAsia="Charis SIL Regular"/>
+          <w:b w:val="0"/>
+          <w:i w:val="0"/>
+          <w:color w:val="0000FF"/>
+          <w:sz w:val="24"/>
+          <w:u w:val="single"/>
+        </w:rPr>
+        <w:hyperlink r:id="rId10" w:history="1">
+          <w:r>
+            <w:rPr>
+              <w:rStyle w:val="Hyperlink"/>
+            </w:rPr>
+            <w:t>Hendrik</w:t>
+          </w:r>
+        </w:hyperlink>
+      </w:r>
+      <w:r>
+        <w:rPr>
+          <w:u w:val="single" w:color="0000ff"/>
+          <w:rFonts w:ascii="Charis SIL Regular" w:hAnsi="Charis SIL Regular" w:eastAsia="Charis SIL Regular"/>
+          <w:b w:val="0"/>
+          <w:i w:val="0"/>
           <w:color w:val="000000"/>
           <w:sz w:val="24"/>
         </w:rPr>
-        <w:t xml:space="preserve"> died in 1</w:t>
+        <w:t xml:space="preserve"> </w:t>
       </w:r>
       <w:r>
         <w:rPr>
@@ -330,9 +385,20 @@
             <w:rPr>
               <w:rStyle w:val="Hyperlink"/>
             </w:rPr>
-            <w:t>879 a</w:t>
+            <w:t>died in 1</w:t>
           </w:r>
         </w:hyperlink>
+      </w:r>
+      <w:r>
+        <w:rPr>
+          <w:u w:val="single" w:color="0000ff"/>
+          <w:rFonts w:ascii="Charis SIL Regular" w:hAnsi="Charis SIL Regular" w:eastAsia="Charis SIL Regular"/>
+          <w:b w:val="0"/>
+          <w:i w:val="0"/>
+          <w:color w:val="000000"/>
+          <w:sz w:val="24"/>
+        </w:rPr>
+        <w:t>879 a</w:t>
       </w:r>
       <w:r>
         <w:rPr>
@@ -581,61 +647,7 @@
           <w:color w:val="000000"/>
           <w:sz w:val="24"/>
         </w:rPr>
-        <w:t>, who later also took a seat on the Advisory Board of the museum, serve</w:t>
-      </w:r>
-      <w:r>
-        <w:rPr>
-          <w:u w:val="single" w:color="0000ff"/>
-          <w:rFonts w:ascii="Charis SIL Regular" w:hAnsi="Charis SIL Regular" w:eastAsia="Charis SIL Regular"/>
-          <w:b w:val="0"/>
-          <w:i w:val="0"/>
-          <w:color w:val="000000"/>
-          <w:sz w:val="24"/>
-        </w:rPr>
-        <w:hyperlink r:id="rId11" w:history="1">
-          <w:r>
-            <w:rPr>
-              <w:rStyle w:val="Hyperlink"/>
-            </w:rPr>
-            <w:t>d a</w:t>
-          </w:r>
-        </w:hyperlink>
-      </w:r>
-      <w:r>
-        <w:rPr>
-          <w:u w:val="single" w:color="0000ff"/>
-          <w:rFonts w:ascii="Charis SIL Regular" w:hAnsi="Charis SIL Regular" w:eastAsia="Charis SIL Regular"/>
-          <w:b w:val="0"/>
-          <w:i w:val="0"/>
-          <w:color w:val="000000"/>
-          <w:sz w:val="24"/>
-        </w:rPr>
-        <w:hyperlink r:id="rId11" w:history="1">
-          <w:r>
-            <w:rPr>
-              <w:rStyle w:val="Hyperlink"/>
-            </w:rPr>
-            <w:t>s</w:t>
-          </w:r>
-        </w:hyperlink>
-      </w:r>
-      <w:r>
-        <w:rPr>
-          <w:u w:val="single" w:color="0000ff"/>
-          <w:rFonts w:ascii="Charis SIL Regular" w:hAnsi="Charis SIL Regular" w:eastAsia="Charis SIL Regular"/>
-          <w:b w:val="0"/>
-          <w:i w:val="0"/>
-          <w:color w:val="000000"/>
-          <w:sz w:val="24"/>
-        </w:rPr>
-        <w:hyperlink r:id="rId11" w:history="1">
-          <w:r>
-            <w:rPr>
-              <w:rStyle w:val="Hyperlink"/>
-            </w:rPr>
-            <w:t xml:space="preserve"> one </w:t>
-          </w:r>
-        </w:hyperlink>
+        <w:t xml:space="preserve">, who later also took a seat on the Advisory Board of the museum, served as one </w:t>
       </w:r>
       <w:r>
         <w:rPr>
@@ -1292,10 +1304,29 @@
           <w:color w:val="000000"/>
           <w:sz w:val="24"/>
         </w:rPr>
-        <w:t>identified</w:t>
+        <w:hyperlink r:id="rId14" w:history="1">
+          <w:r>
+            <w:rPr>
+              <w:rStyle w:val="Hyperlink"/>
+            </w:rPr>
+            <w:t>identifie</w:t>
+          </w:r>
+        </w:hyperlink>
       </w:r>
       <w:r>
         <w:rPr>
+          <w:u w:val="single" w:color="0000ff"/>
+          <w:rFonts w:ascii="Charis SIL Regular" w:hAnsi="Charis SIL Regular" w:eastAsia="Charis SIL Regular"/>
+          <w:b w:val="0"/>
+          <w:i w:val="0"/>
+          <w:color w:val="000000"/>
+          <w:sz w:val="24"/>
+        </w:rPr>
+        <w:t>d</w:t>
+      </w:r>
+      <w:r>
+        <w:rPr>
+          <w:u w:val="single" w:color="0000ff"/>
           <w:rFonts w:ascii="Charis SIL Regular" w:hAnsi="Charis SIL Regular" w:eastAsia="Charis SIL Regular"/>
           <w:b w:val="0"/>
           <w:i w:val="0"/>
@@ -1318,7 +1349,7 @@
             <w:rPr>
               <w:rStyle w:val="Hyperlink"/>
             </w:rPr>
-            <w:t>by the a</w:t>
+            <w:t xml:space="preserve">by the </w:t>
           </w:r>
         </w:hyperlink>
       </w:r>
@@ -1330,7 +1361,7 @@
           <w:color w:val="000000"/>
           <w:sz w:val="24"/>
         </w:rPr>
-        <w:t>ttribute 'WM'. Specific questions regarding the collection of the</w:t>
+        <w:t>attribute 'WM'. Specific questions regarding the collection of the</w:t>
       </w:r>
     </w:p>
     <w:p>
@@ -1715,7 +1746,14 @@
           <w:color w:val="000000"/>
           <w:sz w:val="24"/>
         </w:rPr>
-        <w:t>d in a si</w:t>
+        <w:hyperlink r:id="rId16" w:history="1">
+          <w:r>
+            <w:rPr>
+              <w:rStyle w:val="Hyperlink"/>
+            </w:rPr>
+            <w:t>d in a si</w:t>
+          </w:r>
+        </w:hyperlink>
       </w:r>
       <w:r>
         <w:rPr>
@@ -1865,93 +1903,13 @@
       </w:r>
       <w:r>
         <w:rPr>
-          <w:u w:val="single" w:color="0000ff"/>
           <w:rFonts w:ascii="Charis SIL Regular" w:hAnsi="Charis SIL Regular" w:eastAsia="Charis SIL Regular"/>
           <w:b w:val="0"/>
           <w:i w:val="0"/>
           <w:color w:val="000000"/>
           <w:sz w:val="24"/>
         </w:rPr>
-        <w:hyperlink r:id="rId17" w:history="1">
-          <w:r>
-            <w:rPr>
-              <w:rStyle w:val="Hyperlink"/>
-            </w:rPr>
-            <w:t>the f</w:t>
-          </w:r>
-        </w:hyperlink>
-      </w:r>
-      <w:r>
-        <w:rPr>
-          <w:u w:val="single" w:color="0000ff"/>
-          <w:rFonts w:ascii="Charis SIL Regular" w:hAnsi="Charis SIL Regular" w:eastAsia="Charis SIL Regular"/>
-          <w:b w:val="0"/>
-          <w:i w:val="0"/>
-          <w:color w:val="000000"/>
-          <w:sz w:val="24"/>
-        </w:rPr>
-        <w:hyperlink r:id="rId17" w:history="1">
-          <w:r>
-            <w:rPr>
-              <w:rStyle w:val="Hyperlink"/>
-            </w:rPr>
-            <w:t>o</w:t>
-          </w:r>
-        </w:hyperlink>
-      </w:r>
-      <w:r>
-        <w:rPr>
-          <w:u w:val="single" w:color="0000ff"/>
-          <w:rFonts w:ascii="Charis SIL Regular" w:hAnsi="Charis SIL Regular" w:eastAsia="Charis SIL Regular"/>
-          <w:b w:val="0"/>
-          <w:i w:val="0"/>
-          <w:color w:val="000000"/>
-          <w:sz w:val="24"/>
-        </w:rPr>
-        <w:hyperlink r:id="rId17" w:history="1">
-          <w:r>
-            <w:rPr>
-              <w:rStyle w:val="Hyperlink"/>
-            </w:rPr>
-            <w:t>rmat</w:t>
-          </w:r>
-        </w:hyperlink>
-      </w:r>
-      <w:r>
-        <w:rPr>
-          <w:u w:val="single" w:color="0000ff"/>
-          <w:rFonts w:ascii="Charis SIL Regular" w:hAnsi="Charis SIL Regular" w:eastAsia="Charis SIL Regular"/>
-          <w:b w:val="0"/>
-          <w:i w:val="0"/>
-          <w:color w:val="000000"/>
-          <w:sz w:val="24"/>
-        </w:rPr>
-        <w:hyperlink r:id="rId17" w:history="1">
-          <w:r>
-            <w:rPr>
-              <w:rStyle w:val="Hyperlink"/>
-            </w:rPr>
-            <w:t>i</w:t>
-          </w:r>
-        </w:hyperlink>
-      </w:r>
-      <w:r>
-        <w:rPr>
-          <w:u w:val="single" w:color="0000ff"/>
-          <w:rFonts w:ascii="Charis SIL Regular" w:hAnsi="Charis SIL Regular" w:eastAsia="Charis SIL Regular"/>
-          <w:b w:val="0"/>
-          <w:i w:val="0"/>
-          <w:color w:val="000000"/>
-          <w:sz w:val="24"/>
-        </w:rPr>
-        <w:hyperlink r:id="rId17" w:history="1">
-          <w:r>
-            <w:rPr>
-              <w:rStyle w:val="Hyperlink"/>
-            </w:rPr>
-            <w:t>on</w:t>
-          </w:r>
-        </w:hyperlink>
+        <w:t>the formation</w:t>
       </w:r>
       <w:r>
         <w:rPr>

--- a/EXPORTS/DOCX/published/niveau3/English/WMRotterdam.docx
+++ b/EXPORTS/DOCX/published/niveau3/English/WMRotterdam.docx
@@ -398,7 +398,14 @@
           <w:color w:val="000000"/>
           <w:sz w:val="24"/>
         </w:rPr>
-        <w:t>879 a</w:t>
+        <w:hyperlink r:id="rId9" w:history="1">
+          <w:r>
+            <w:rPr>
+              <w:rStyle w:val="Hyperlink"/>
+            </w:rPr>
+            <w:t>879 a</w:t>
+          </w:r>
+        </w:hyperlink>
       </w:r>
       <w:r>
         <w:rPr>
@@ -647,7 +654,61 @@
           <w:color w:val="000000"/>
           <w:sz w:val="24"/>
         </w:rPr>
-        <w:t xml:space="preserve">, who later also took a seat on the Advisory Board of the museum, served as one </w:t>
+        <w:t>, who later also took a seat on the Advisory Board of the museum, serve</w:t>
+      </w:r>
+      <w:r>
+        <w:rPr>
+          <w:u w:val="single" w:color="0000ff"/>
+          <w:rFonts w:ascii="Charis SIL Regular" w:hAnsi="Charis SIL Regular" w:eastAsia="Charis SIL Regular"/>
+          <w:b w:val="0"/>
+          <w:i w:val="0"/>
+          <w:color w:val="000000"/>
+          <w:sz w:val="24"/>
+        </w:rPr>
+        <w:hyperlink r:id="rId11" w:history="1">
+          <w:r>
+            <w:rPr>
+              <w:rStyle w:val="Hyperlink"/>
+            </w:rPr>
+            <w:t>d a</w:t>
+          </w:r>
+        </w:hyperlink>
+      </w:r>
+      <w:r>
+        <w:rPr>
+          <w:u w:val="single" w:color="0000ff"/>
+          <w:rFonts w:ascii="Charis SIL Regular" w:hAnsi="Charis SIL Regular" w:eastAsia="Charis SIL Regular"/>
+          <w:b w:val="0"/>
+          <w:i w:val="0"/>
+          <w:color w:val="000000"/>
+          <w:sz w:val="24"/>
+        </w:rPr>
+        <w:hyperlink r:id="rId11" w:history="1">
+          <w:r>
+            <w:rPr>
+              <w:rStyle w:val="Hyperlink"/>
+            </w:rPr>
+            <w:t>s</w:t>
+          </w:r>
+        </w:hyperlink>
+      </w:r>
+      <w:r>
+        <w:rPr>
+          <w:u w:val="single" w:color="0000ff"/>
+          <w:rFonts w:ascii="Charis SIL Regular" w:hAnsi="Charis SIL Regular" w:eastAsia="Charis SIL Regular"/>
+          <w:b w:val="0"/>
+          <w:i w:val="0"/>
+          <w:color w:val="000000"/>
+          <w:sz w:val="24"/>
+        </w:rPr>
+        <w:hyperlink r:id="rId11" w:history="1">
+          <w:r>
+            <w:rPr>
+              <w:rStyle w:val="Hyperlink"/>
+            </w:rPr>
+            <w:t xml:space="preserve"> one </w:t>
+          </w:r>
+        </w:hyperlink>
       </w:r>
       <w:r>
         <w:rPr>
@@ -940,14 +1001,7 @@
           <w:color w:val="000000"/>
           <w:sz w:val="24"/>
         </w:rPr>
-        <w:hyperlink r:id="rId12" w:history="1">
-          <w:r>
-            <w:rPr>
-              <w:rStyle w:val="Hyperlink"/>
-            </w:rPr>
-            <w:t>reldmuse</w:t>
-          </w:r>
-        </w:hyperlink>
+        <w:t>reldmuse</w:t>
       </w:r>
       <w:r>
         <w:rPr>
@@ -1903,13 +1957,93 @@
       </w:r>
       <w:r>
         <w:rPr>
+          <w:u w:val="single" w:color="0000ff"/>
           <w:rFonts w:ascii="Charis SIL Regular" w:hAnsi="Charis SIL Regular" w:eastAsia="Charis SIL Regular"/>
           <w:b w:val="0"/>
           <w:i w:val="0"/>
           <w:color w:val="000000"/>
           <w:sz w:val="24"/>
         </w:rPr>
-        <w:t>the formation</w:t>
+        <w:hyperlink r:id="rId17" w:history="1">
+          <w:r>
+            <w:rPr>
+              <w:rStyle w:val="Hyperlink"/>
+            </w:rPr>
+            <w:t>the f</w:t>
+          </w:r>
+        </w:hyperlink>
+      </w:r>
+      <w:r>
+        <w:rPr>
+          <w:u w:val="single" w:color="0000ff"/>
+          <w:rFonts w:ascii="Charis SIL Regular" w:hAnsi="Charis SIL Regular" w:eastAsia="Charis SIL Regular"/>
+          <w:b w:val="0"/>
+          <w:i w:val="0"/>
+          <w:color w:val="000000"/>
+          <w:sz w:val="24"/>
+        </w:rPr>
+        <w:hyperlink r:id="rId17" w:history="1">
+          <w:r>
+            <w:rPr>
+              <w:rStyle w:val="Hyperlink"/>
+            </w:rPr>
+            <w:t>o</w:t>
+          </w:r>
+        </w:hyperlink>
+      </w:r>
+      <w:r>
+        <w:rPr>
+          <w:u w:val="single" w:color="0000ff"/>
+          <w:rFonts w:ascii="Charis SIL Regular" w:hAnsi="Charis SIL Regular" w:eastAsia="Charis SIL Regular"/>
+          <w:b w:val="0"/>
+          <w:i w:val="0"/>
+          <w:color w:val="000000"/>
+          <w:sz w:val="24"/>
+        </w:rPr>
+        <w:hyperlink r:id="rId17" w:history="1">
+          <w:r>
+            <w:rPr>
+              <w:rStyle w:val="Hyperlink"/>
+            </w:rPr>
+            <w:t>rmat</w:t>
+          </w:r>
+        </w:hyperlink>
+      </w:r>
+      <w:r>
+        <w:rPr>
+          <w:u w:val="single" w:color="0000ff"/>
+          <w:rFonts w:ascii="Charis SIL Regular" w:hAnsi="Charis SIL Regular" w:eastAsia="Charis SIL Regular"/>
+          <w:b w:val="0"/>
+          <w:i w:val="0"/>
+          <w:color w:val="000000"/>
+          <w:sz w:val="24"/>
+        </w:rPr>
+        <w:hyperlink r:id="rId17" w:history="1">
+          <w:r>
+            <w:rPr>
+              <w:rStyle w:val="Hyperlink"/>
+            </w:rPr>
+            <w:t>i</w:t>
+          </w:r>
+        </w:hyperlink>
+      </w:r>
+      <w:r>
+        <w:rPr>
+          <w:u w:val="single" w:color="0000ff"/>
+          <w:rFonts w:ascii="Charis SIL Regular" w:hAnsi="Charis SIL Regular" w:eastAsia="Charis SIL Regular"/>
+          <w:b w:val="0"/>
+          <w:i w:val="0"/>
+          <w:color w:val="000000"/>
+          <w:sz w:val="24"/>
+        </w:rPr>
+        <w:hyperlink r:id="rId17" w:history="1">
+          <w:r>
+            <w:rPr>
+              <w:rStyle w:val="Hyperlink"/>
+            </w:rPr>
+            <w:t>on</w:t>
+          </w:r>
+        </w:hyperlink>
       </w:r>
       <w:r>
         <w:rPr>

--- a/EXPORTS/DOCX/published/niveau3/English/WMRotterdam.docx
+++ b/EXPORTS/DOCX/published/niveau3/English/WMRotterdam.docx
@@ -302,63 +302,8 @@
           <w:i w:val="0"/>
           <w:color w:val="0000FF"/>
           <w:sz w:val="24"/>
-          <w:u w:val="single"/>
         </w:rPr>
-        <w:hyperlink r:id="rId10" w:history="1">
-          <w:r>
-            <w:rPr>
-              <w:rStyle w:val="Hyperlink"/>
-            </w:rPr>
-            <w:t>Princ</w:t>
-          </w:r>
-        </w:hyperlink>
-      </w:r>
-      <w:r>
-        <w:rPr>
-          <w:rFonts w:ascii="Charis SIL Regular" w:hAnsi="Charis SIL Regular" w:eastAsia="Charis SIL Regular"/>
-          <w:b w:val="0"/>
-          <w:i w:val="0"/>
-          <w:color w:val="0000FF"/>
-          <w:sz w:val="24"/>
-          <w:u w:val="single"/>
-        </w:rPr>
-        <w:hyperlink r:id="rId10" w:history="1">
-          <w:r>
-            <w:rPr>
-              <w:rStyle w:val="Hyperlink"/>
-            </w:rPr>
-            <w:t>e</w:t>
-          </w:r>
-        </w:hyperlink>
-      </w:r>
-      <w:r>
-        <w:rPr>
-          <w:rFonts w:ascii="Charis SIL Regular" w:hAnsi="Charis SIL Regular" w:eastAsia="Charis SIL Regular"/>
-          <w:b w:val="0"/>
-          <w:i w:val="0"/>
-          <w:color w:val="0000FF"/>
-          <w:sz w:val="24"/>
-          <w:u w:val="single"/>
-        </w:rPr>
-        <w:t xml:space="preserve"> </w:t>
-      </w:r>
-      <w:r>
-        <w:rPr>
-          <w:rFonts w:ascii="Charis SIL Regular" w:hAnsi="Charis SIL Regular" w:eastAsia="Charis SIL Regular"/>
-          <w:b w:val="0"/>
-          <w:i w:val="0"/>
-          <w:color w:val="0000FF"/>
-          <w:sz w:val="24"/>
-          <w:u w:val="single"/>
-        </w:rPr>
-        <w:hyperlink r:id="rId10" w:history="1">
-          <w:r>
-            <w:rPr>
-              <w:rStyle w:val="Hyperlink"/>
-            </w:rPr>
-            <w:t>Hendrik</w:t>
-          </w:r>
-        </w:hyperlink>
+        <w:t>Prince Hendrik</w:t>
       </w:r>
       <w:r>
         <w:rPr>
@@ -447,7 +392,6 @@
       </w:r>
       <w:r>
         <w:rPr>
-          <w:u w:val="single" w:color="0000ff"/>
           <w:rFonts w:ascii="Charis SIL Regular" w:hAnsi="Charis SIL Regular" w:eastAsia="Charis SIL Regular"/>
           <w:b w:val="0"/>
           <w:i w:val="0"/>
@@ -465,7 +409,6 @@
       </w:r>
       <w:r>
         <w:rPr>
-          <w:u w:val="single" w:color="0000ff"/>
           <w:rFonts w:ascii="Charis SIL Regular" w:hAnsi="Charis SIL Regular" w:eastAsia="Charis SIL Regular"/>
           <w:b w:val="0"/>
           <w:i w:val="0"/>
@@ -1380,7 +1323,6 @@
       </w:r>
       <w:r>
         <w:rPr>
-          <w:u w:val="single" w:color="0000ff"/>
           <w:rFonts w:ascii="Charis SIL Regular" w:hAnsi="Charis SIL Regular" w:eastAsia="Charis SIL Regular"/>
           <w:b w:val="0"/>
           <w:i w:val="0"/>
@@ -1403,7 +1345,7 @@
             <w:rPr>
               <w:rStyle w:val="Hyperlink"/>
             </w:rPr>
-            <w:t xml:space="preserve">by the </w:t>
+            <w:t>by the a</w:t>
           </w:r>
         </w:hyperlink>
       </w:r>
@@ -1415,7 +1357,7 @@
           <w:color w:val="000000"/>
           <w:sz w:val="24"/>
         </w:rPr>
-        <w:t>attribute 'WM'. Specific questions regarding the collection of the</w:t>
+        <w:t>ttribute 'WM'. Specific questions regarding the collection of the</w:t>
       </w:r>
     </w:p>
     <w:p>

--- a/EXPORTS/DOCX/published/niveau3/English/WMRotterdam.docx
+++ b/EXPORTS/DOCX/published/niveau3/English/WMRotterdam.docx
@@ -302,8 +302,63 @@
           <w:i w:val="0"/>
           <w:color w:val="0000FF"/>
           <w:sz w:val="24"/>
+          <w:u w:val="single"/>
         </w:rPr>
-        <w:t>Prince Hendrik</w:t>
+        <w:hyperlink r:id="rId10" w:history="1">
+          <w:r>
+            <w:rPr>
+              <w:rStyle w:val="Hyperlink"/>
+            </w:rPr>
+            <w:t>Princ</w:t>
+          </w:r>
+        </w:hyperlink>
+      </w:r>
+      <w:r>
+        <w:rPr>
+          <w:rFonts w:ascii="Charis SIL Regular" w:hAnsi="Charis SIL Regular" w:eastAsia="Charis SIL Regular"/>
+          <w:b w:val="0"/>
+          <w:i w:val="0"/>
+          <w:color w:val="0000FF"/>
+          <w:sz w:val="24"/>
+          <w:u w:val="single"/>
+        </w:rPr>
+        <w:hyperlink r:id="rId10" w:history="1">
+          <w:r>
+            <w:rPr>
+              <w:rStyle w:val="Hyperlink"/>
+            </w:rPr>
+            <w:t>e</w:t>
+          </w:r>
+        </w:hyperlink>
+      </w:r>
+      <w:r>
+        <w:rPr>
+          <w:rFonts w:ascii="Charis SIL Regular" w:hAnsi="Charis SIL Regular" w:eastAsia="Charis SIL Regular"/>
+          <w:b w:val="0"/>
+          <w:i w:val="0"/>
+          <w:color w:val="0000FF"/>
+          <w:sz w:val="24"/>
+          <w:u w:val="single"/>
+        </w:rPr>
+        <w:t xml:space="preserve"> </w:t>
+      </w:r>
+      <w:r>
+        <w:rPr>
+          <w:rFonts w:ascii="Charis SIL Regular" w:hAnsi="Charis SIL Regular" w:eastAsia="Charis SIL Regular"/>
+          <w:b w:val="0"/>
+          <w:i w:val="0"/>
+          <w:color w:val="0000FF"/>
+          <w:sz w:val="24"/>
+          <w:u w:val="single"/>
+        </w:rPr>
+        <w:hyperlink r:id="rId9" w:history="1">
+          <w:r>
+            <w:rPr>
+              <w:rStyle w:val="Hyperlink"/>
+            </w:rPr>
+            <w:t>Hendrik</w:t>
+          </w:r>
+        </w:hyperlink>
       </w:r>
       <w:r>
         <w:rPr>
@@ -392,6 +447,7 @@
       </w:r>
       <w:r>
         <w:rPr>
+          <w:u w:val="single" w:color="0000ff"/>
           <w:rFonts w:ascii="Charis SIL Regular" w:hAnsi="Charis SIL Regular" w:eastAsia="Charis SIL Regular"/>
           <w:b w:val="0"/>
           <w:i w:val="0"/>
@@ -409,6 +465,7 @@
       </w:r>
       <w:r>
         <w:rPr>
+          <w:u w:val="single" w:color="0000ff"/>
           <w:rFonts w:ascii="Charis SIL Regular" w:hAnsi="Charis SIL Regular" w:eastAsia="Charis SIL Regular"/>
           <w:b w:val="0"/>
           <w:i w:val="0"/>
@@ -944,7 +1001,14 @@
           <w:color w:val="000000"/>
           <w:sz w:val="24"/>
         </w:rPr>
-        <w:t>reldmuse</w:t>
+        <w:hyperlink r:id="rId12" w:history="1">
+          <w:r>
+            <w:rPr>
+              <w:rStyle w:val="Hyperlink"/>
+            </w:rPr>
+            <w:t>reldmuse</w:t>
+          </w:r>
+        </w:hyperlink>
       </w:r>
       <w:r>
         <w:rPr>
@@ -1306,13 +1370,29 @@
             <w:rPr>
               <w:rStyle w:val="Hyperlink"/>
             </w:rPr>
-            <w:t>identifie</w:t>
+            <w:t>identifi</w:t>
           </w:r>
         </w:hyperlink>
       </w:r>
       <w:r>
         <w:rPr>
-          <w:u w:val="single" w:color="0000ff"/>
+          <w:rFonts w:ascii="Charis SIL Regular" w:hAnsi="Charis SIL Regular" w:eastAsia="Charis SIL Regular"/>
+          <w:b w:val="0"/>
+          <w:i w:val="0"/>
+          <w:color w:val="000000"/>
+          <w:sz w:val="24"/>
+        </w:rPr>
+        <w:hyperlink r:id="rId14" w:history="1">
+          <w:r>
+            <w:rPr>
+              <w:rStyle w:val="Hyperlink"/>
+            </w:rPr>
+            <w:t>e</w:t>
+          </w:r>
+        </w:hyperlink>
+      </w:r>
+      <w:r>
+        <w:rPr>
           <w:rFonts w:ascii="Charis SIL Regular" w:hAnsi="Charis SIL Regular" w:eastAsia="Charis SIL Regular"/>
           <w:b w:val="0"/>
           <w:i w:val="0"/>
@@ -1323,6 +1403,7 @@
       </w:r>
       <w:r>
         <w:rPr>
+          <w:u w:val="single" w:color="0000ff"/>
           <w:rFonts w:ascii="Charis SIL Regular" w:hAnsi="Charis SIL Regular" w:eastAsia="Charis SIL Regular"/>
           <w:b w:val="0"/>
           <w:i w:val="0"/>

--- a/EXPORTS/DOCX/published/niveau3/English/WMRotterdam.docx
+++ b/EXPORTS/DOCX/published/niveau3/English/WMRotterdam.docx
@@ -351,7 +351,7 @@
           <w:sz w:val="24"/>
           <w:u w:val="single"/>
         </w:rPr>
-        <w:hyperlink r:id="rId9" w:history="1">
+        <w:hyperlink r:id="rId10" w:history="1">
           <w:r>
             <w:rPr>
               <w:rStyle w:val="Hyperlink"/>
@@ -1370,29 +1370,13 @@
             <w:rPr>
               <w:rStyle w:val="Hyperlink"/>
             </w:rPr>
-            <w:t>identifi</w:t>
+            <w:t>identifie</w:t>
           </w:r>
         </w:hyperlink>
       </w:r>
       <w:r>
         <w:rPr>
-          <w:rFonts w:ascii="Charis SIL Regular" w:hAnsi="Charis SIL Regular" w:eastAsia="Charis SIL Regular"/>
-          <w:b w:val="0"/>
-          <w:i w:val="0"/>
-          <w:color w:val="000000"/>
-          <w:sz w:val="24"/>
-        </w:rPr>
-        <w:hyperlink r:id="rId14" w:history="1">
-          <w:r>
-            <w:rPr>
-              <w:rStyle w:val="Hyperlink"/>
-            </w:rPr>
-            <w:t>e</w:t>
-          </w:r>
-        </w:hyperlink>
-      </w:r>
-      <w:r>
-        <w:rPr>
+          <w:u w:val="single" w:color="0000ff"/>
           <w:rFonts w:ascii="Charis SIL Regular" w:hAnsi="Charis SIL Regular" w:eastAsia="Charis SIL Regular"/>
           <w:b w:val="0"/>
           <w:i w:val="0"/>
@@ -1426,7 +1410,7 @@
             <w:rPr>
               <w:rStyle w:val="Hyperlink"/>
             </w:rPr>
-            <w:t>by the a</w:t>
+            <w:t xml:space="preserve">by the </w:t>
           </w:r>
         </w:hyperlink>
       </w:r>
@@ -1438,7 +1422,7 @@
           <w:color w:val="000000"/>
           <w:sz w:val="24"/>
         </w:rPr>
-        <w:t>ttribute 'WM'. Specific questions regarding the collection of the</w:t>
+        <w:t>attribute 'WM'. Specific questions regarding the collection of the</w:t>
       </w:r>
     </w:p>
     <w:p>

--- a/EXPORTS/DOCX/published/niveau3/English/WMRotterdam.docx
+++ b/EXPORTS/DOCX/published/niveau3/English/WMRotterdam.docx
@@ -322,43 +322,7 @@
           <w:sz w:val="24"/>
           <w:u w:val="single"/>
         </w:rPr>
-        <w:hyperlink r:id="rId10" w:history="1">
-          <w:r>
-            <w:rPr>
-              <w:rStyle w:val="Hyperlink"/>
-            </w:rPr>
-            <w:t>e</w:t>
-          </w:r>
-        </w:hyperlink>
-      </w:r>
-      <w:r>
-        <w:rPr>
-          <w:rFonts w:ascii="Charis SIL Regular" w:hAnsi="Charis SIL Regular" w:eastAsia="Charis SIL Regular"/>
-          <w:b w:val="0"/>
-          <w:i w:val="0"/>
-          <w:color w:val="0000FF"/>
-          <w:sz w:val="24"/>
-          <w:u w:val="single"/>
-        </w:rPr>
-        <w:t xml:space="preserve"> </w:t>
-      </w:r>
-      <w:r>
-        <w:rPr>
-          <w:rFonts w:ascii="Charis SIL Regular" w:hAnsi="Charis SIL Regular" w:eastAsia="Charis SIL Regular"/>
-          <w:b w:val="0"/>
-          <w:i w:val="0"/>
-          <w:color w:val="0000FF"/>
-          <w:sz w:val="24"/>
-          <w:u w:val="single"/>
-        </w:rPr>
-        <w:hyperlink r:id="rId10" w:history="1">
-          <w:r>
-            <w:rPr>
-              <w:rStyle w:val="Hyperlink"/>
-            </w:rPr>
-            <w:t>Hendrik</w:t>
-          </w:r>
-        </w:hyperlink>
+        <w:t>e Hendrik</w:t>
       </w:r>
       <w:r>
         <w:rPr>
@@ -1370,13 +1334,23 @@
             <w:rPr>
               <w:rStyle w:val="Hyperlink"/>
             </w:rPr>
-            <w:t>identifie</w:t>
+            <w:t>identifi</w:t>
           </w:r>
         </w:hyperlink>
       </w:r>
       <w:r>
         <w:rPr>
           <w:u w:val="single" w:color="0000ff"/>
+          <w:rFonts w:ascii="Charis SIL Regular" w:hAnsi="Charis SIL Regular" w:eastAsia="Charis SIL Regular"/>
+          <w:b w:val="0"/>
+          <w:i w:val="0"/>
+          <w:color w:val="000000"/>
+          <w:sz w:val="24"/>
+        </w:rPr>
+        <w:t>e</w:t>
+      </w:r>
+      <w:r>
+        <w:rPr>
           <w:rFonts w:ascii="Charis SIL Regular" w:hAnsi="Charis SIL Regular" w:eastAsia="Charis SIL Regular"/>
           <w:b w:val="0"/>
           <w:i w:val="0"/>
@@ -1410,7 +1384,7 @@
             <w:rPr>
               <w:rStyle w:val="Hyperlink"/>
             </w:rPr>
-            <w:t xml:space="preserve">by the </w:t>
+            <w:t>by the a</w:t>
           </w:r>
         </w:hyperlink>
       </w:r>
@@ -1422,7 +1396,7 @@
           <w:color w:val="000000"/>
           <w:sz w:val="24"/>
         </w:rPr>
-        <w:t>attribute 'WM'. Specific questions regarding the collection of the</w:t>
+        <w:t>ttribute 'WM'. Specific questions regarding the collection of the</w:t>
       </w:r>
     </w:p>
     <w:p>

--- a/EXPORTS/DOCX/published/niveau3/English/WMRotterdam.docx
+++ b/EXPORTS/DOCX/published/niveau3/English/WMRotterdam.docx
@@ -322,7 +322,43 @@
           <w:sz w:val="24"/>
           <w:u w:val="single"/>
         </w:rPr>
-        <w:t>e Hendrik</w:t>
+        <w:hyperlink r:id="rId10" w:history="1">
+          <w:r>
+            <w:rPr>
+              <w:rStyle w:val="Hyperlink"/>
+            </w:rPr>
+            <w:t>e</w:t>
+          </w:r>
+        </w:hyperlink>
+      </w:r>
+      <w:r>
+        <w:rPr>
+          <w:rFonts w:ascii="Charis SIL Regular" w:hAnsi="Charis SIL Regular" w:eastAsia="Charis SIL Regular"/>
+          <w:b w:val="0"/>
+          <w:i w:val="0"/>
+          <w:color w:val="0000FF"/>
+          <w:sz w:val="24"/>
+          <w:u w:val="single"/>
+        </w:rPr>
+        <w:t xml:space="preserve"> </w:t>
+      </w:r>
+      <w:r>
+        <w:rPr>
+          <w:rFonts w:ascii="Charis SIL Regular" w:hAnsi="Charis SIL Regular" w:eastAsia="Charis SIL Regular"/>
+          <w:b w:val="0"/>
+          <w:i w:val="0"/>
+          <w:color w:val="0000FF"/>
+          <w:sz w:val="24"/>
+          <w:u w:val="single"/>
+        </w:rPr>
+        <w:hyperlink r:id="rId9" w:history="1">
+          <w:r>
+            <w:rPr>
+              <w:rStyle w:val="Hyperlink"/>
+            </w:rPr>
+            <w:t>Hendrik</w:t>
+          </w:r>
+        </w:hyperlink>
       </w:r>
       <w:r>
         <w:rPr>
@@ -1340,14 +1376,20 @@
       </w:r>
       <w:r>
         <w:rPr>
-          <w:u w:val="single" w:color="0000ff"/>
           <w:rFonts w:ascii="Charis SIL Regular" w:hAnsi="Charis SIL Regular" w:eastAsia="Charis SIL Regular"/>
           <w:b w:val="0"/>
           <w:i w:val="0"/>
           <w:color w:val="000000"/>
           <w:sz w:val="24"/>
         </w:rPr>
-        <w:t>e</w:t>
+        <w:hyperlink r:id="rId14" w:history="1">
+          <w:r>
+            <w:rPr>
+              <w:rStyle w:val="Hyperlink"/>
+            </w:rPr>
+            <w:t>e</w:t>
+          </w:r>
+        </w:hyperlink>
       </w:r>
       <w:r>
         <w:rPr>

--- a/EXPORTS/DOCX/published/niveau3/English/WMRotterdam.docx
+++ b/EXPORTS/DOCX/published/niveau3/English/WMRotterdam.docx
@@ -398,14 +398,7 @@
           <w:color w:val="000000"/>
           <w:sz w:val="24"/>
         </w:rPr>
-        <w:hyperlink r:id="rId9" w:history="1">
-          <w:r>
-            <w:rPr>
-              <w:rStyle w:val="Hyperlink"/>
-            </w:rPr>
-            <w:t>879 a</w:t>
-          </w:r>
-        </w:hyperlink>
+        <w:t>879 a</w:t>
       </w:r>
       <w:r>
         <w:rPr>
@@ -454,14 +447,7 @@
           <w:color w:val="000000"/>
           <w:sz w:val="24"/>
         </w:rPr>
-        <w:hyperlink r:id="rId10" w:history="1">
-          <w:r>
-            <w:rPr>
-              <w:rStyle w:val="Hyperlink"/>
-            </w:rPr>
-            <w:t xml:space="preserve"> Rotter</w:t>
-          </w:r>
-        </w:hyperlink>
+        <w:t xml:space="preserve"> Rotter</w:t>
       </w:r>
       <w:r>
         <w:rPr>
@@ -1001,32 +987,7 @@
           <w:color w:val="000000"/>
           <w:sz w:val="24"/>
         </w:rPr>
-        <w:hyperlink r:id="rId12" w:history="1">
-          <w:r>
-            <w:rPr>
-              <w:rStyle w:val="Hyperlink"/>
-            </w:rPr>
-            <w:t>reldmuse</w:t>
-          </w:r>
-        </w:hyperlink>
-      </w:r>
-      <w:r>
-        <w:rPr>
-          <w:u w:val="single" w:color="0000ff"/>
-          <w:rFonts w:ascii="Charis SIL Regular" w:hAnsi="Charis SIL Regular" w:eastAsia="Charis SIL Regular"/>
-          <w:b w:val="0"/>
-          <w:i w:val="0"/>
-          <w:color w:val="000000"/>
-          <w:sz w:val="24"/>
-        </w:rPr>
-        <w:hyperlink r:id="rId12" w:history="1">
-          <w:r>
-            <w:rPr>
-              <w:rStyle w:val="Hyperlink"/>
-            </w:rPr>
-            <w:t>ums’ in t</w:t>
-          </w:r>
-        </w:hyperlink>
+        <w:t>reldmuseums’ in t</w:t>
       </w:r>
       <w:r>
         <w:rPr>
@@ -1370,29 +1331,13 @@
             <w:rPr>
               <w:rStyle w:val="Hyperlink"/>
             </w:rPr>
-            <w:t>identifi</w:t>
+            <w:t>identifie</w:t>
           </w:r>
         </w:hyperlink>
       </w:r>
       <w:r>
         <w:rPr>
-          <w:rFonts w:ascii="Charis SIL Regular" w:hAnsi="Charis SIL Regular" w:eastAsia="Charis SIL Regular"/>
-          <w:b w:val="0"/>
-          <w:i w:val="0"/>
-          <w:color w:val="000000"/>
-          <w:sz w:val="24"/>
-        </w:rPr>
-        <w:hyperlink r:id="rId14" w:history="1">
-          <w:r>
-            <w:rPr>
-              <w:rStyle w:val="Hyperlink"/>
-            </w:rPr>
-            <w:t>e</w:t>
-          </w:r>
-        </w:hyperlink>
-      </w:r>
-      <w:r>
-        <w:rPr>
+          <w:u w:val="single" w:color="0000ff"/>
           <w:rFonts w:ascii="Charis SIL Regular" w:hAnsi="Charis SIL Regular" w:eastAsia="Charis SIL Regular"/>
           <w:b w:val="0"/>
           <w:i w:val="0"/>
@@ -1426,7 +1371,7 @@
             <w:rPr>
               <w:rStyle w:val="Hyperlink"/>
             </w:rPr>
-            <w:t>by the a</w:t>
+            <w:t xml:space="preserve">by the </w:t>
           </w:r>
         </w:hyperlink>
       </w:r>
@@ -1438,7 +1383,7 @@
           <w:color w:val="000000"/>
           <w:sz w:val="24"/>
         </w:rPr>
-        <w:t>ttribute 'WM'. Specific questions regarding the collection of the</w:t>
+        <w:t>attribute 'WM'. Specific questions regarding the collection of the</w:t>
       </w:r>
     </w:p>
     <w:p>
@@ -1812,25 +1757,7 @@
           <w:color w:val="000000"/>
           <w:sz w:val="24"/>
         </w:rPr>
-        <w:t>. Both archives are structure</w:t>
-      </w:r>
-      <w:r>
-        <w:rPr>
-          <w:u w:val="single" w:color="0000ff"/>
-          <w:rFonts w:ascii="Charis SIL Regular" w:hAnsi="Charis SIL Regular" w:eastAsia="Charis SIL Regular"/>
-          <w:b w:val="0"/>
-          <w:i w:val="0"/>
-          <w:color w:val="000000"/>
-          <w:sz w:val="24"/>
-        </w:rPr>
-        <w:hyperlink r:id="rId16" w:history="1">
-          <w:r>
-            <w:rPr>
-              <w:rStyle w:val="Hyperlink"/>
-            </w:rPr>
-            <w:t>d in a si</w:t>
-          </w:r>
-        </w:hyperlink>
+        <w:t>. Both archives are structured in a si</w:t>
       </w:r>
       <w:r>
         <w:rPr>

--- a/EXPORTS/DOCX/published/niveau3/English/WMRotterdam.docx
+++ b/EXPORTS/DOCX/published/niveau3/English/WMRotterdam.docx
@@ -322,14 +322,7 @@
           <w:sz w:val="24"/>
           <w:u w:val="single"/>
         </w:rPr>
-        <w:hyperlink r:id="rId10" w:history="1">
-          <w:r>
-            <w:rPr>
-              <w:rStyle w:val="Hyperlink"/>
-            </w:rPr>
-            <w:t>e</w:t>
-          </w:r>
-        </w:hyperlink>
+        <w:t>e</w:t>
       </w:r>
       <w:r>
         <w:rPr>
@@ -351,7 +344,7 @@
           <w:sz w:val="24"/>
           <w:u w:val="single"/>
         </w:rPr>
-        <w:hyperlink r:id="rId9" w:history="1">
+        <w:hyperlink r:id="rId10" w:history="1">
           <w:r>
             <w:rPr>
               <w:rStyle w:val="Hyperlink"/>
@@ -369,7 +362,7 @@
           <w:color w:val="000000"/>
           <w:sz w:val="24"/>
         </w:rPr>
-        <w:t xml:space="preserve"> </w:t>
+        <w:t xml:space="preserve"> died in 1</w:t>
       </w:r>
       <w:r>
         <w:rPr>
@@ -385,20 +378,9 @@
             <w:rPr>
               <w:rStyle w:val="Hyperlink"/>
             </w:rPr>
-            <w:t>died in 1</w:t>
+            <w:t>879 a</w:t>
           </w:r>
         </w:hyperlink>
-      </w:r>
-      <w:r>
-        <w:rPr>
-          <w:u w:val="single" w:color="0000ff"/>
-          <w:rFonts w:ascii="Charis SIL Regular" w:hAnsi="Charis SIL Regular" w:eastAsia="Charis SIL Regular"/>
-          <w:b w:val="0"/>
-          <w:i w:val="0"/>
-          <w:color w:val="000000"/>
-          <w:sz w:val="24"/>
-        </w:rPr>
-        <w:t>879 a</w:t>
       </w:r>
       <w:r>
         <w:rPr>
@@ -436,18 +418,7 @@
           <w:color w:val="000000"/>
           <w:sz w:val="24"/>
         </w:rPr>
-        <w:t>ceased to exist in 1880, the municipality of</w:t>
-      </w:r>
-      <w:r>
-        <w:rPr>
-          <w:u w:val="single" w:color="0000ff"/>
-          <w:rFonts w:ascii="Charis SIL Regular" w:hAnsi="Charis SIL Regular" w:eastAsia="Charis SIL Regular"/>
-          <w:b w:val="0"/>
-          <w:i w:val="0"/>
-          <w:color w:val="000000"/>
-          <w:sz w:val="24"/>
-        </w:rPr>
-        <w:t xml:space="preserve"> Rotter</w:t>
+        <w:t>ceased to exist in 1880, the municipality of Rotter</w:t>
       </w:r>
       <w:r>
         <w:rPr>
@@ -987,7 +958,24 @@
           <w:color w:val="000000"/>
           <w:sz w:val="24"/>
         </w:rPr>
-        <w:t>reldmuseums’ in t</w:t>
+        <w:hyperlink r:id="rId12" w:history="1">
+          <w:r>
+            <w:rPr>
+              <w:rStyle w:val="Hyperlink"/>
+            </w:rPr>
+            <w:t>reldmuse</w:t>
+          </w:r>
+        </w:hyperlink>
+      </w:r>
+      <w:r>
+        <w:rPr>
+          <w:rFonts w:ascii="Charis SIL Regular" w:hAnsi="Charis SIL Regular" w:eastAsia="Charis SIL Regular"/>
+          <w:b w:val="0"/>
+          <w:i w:val="0"/>
+          <w:color w:val="000000"/>
+          <w:sz w:val="24"/>
+        </w:rPr>
+        <w:t>ums’ in t</w:t>
       </w:r>
       <w:r>
         <w:rPr>
@@ -1757,7 +1745,25 @@
           <w:color w:val="000000"/>
           <w:sz w:val="24"/>
         </w:rPr>
-        <w:t>. Both archives are structured in a si</w:t>
+        <w:t>. Both archives are structure</w:t>
+      </w:r>
+      <w:r>
+        <w:rPr>
+          <w:u w:val="single" w:color="0000ff"/>
+          <w:rFonts w:ascii="Charis SIL Regular" w:hAnsi="Charis SIL Regular" w:eastAsia="Charis SIL Regular"/>
+          <w:b w:val="0"/>
+          <w:i w:val="0"/>
+          <w:color w:val="000000"/>
+          <w:sz w:val="24"/>
+        </w:rPr>
+        <w:hyperlink r:id="rId16" w:history="1">
+          <w:r>
+            <w:rPr>
+              <w:rStyle w:val="Hyperlink"/>
+            </w:rPr>
+            <w:t>d in a si</w:t>
+          </w:r>
+        </w:hyperlink>
       </w:r>
       <w:r>
         <w:rPr>

--- a/EXPORTS/DOCX/published/niveau3/English/WMRotterdam.docx
+++ b/EXPORTS/DOCX/published/niveau3/English/WMRotterdam.docx
@@ -302,56 +302,8 @@
           <w:i w:val="0"/>
           <w:color w:val="0000FF"/>
           <w:sz w:val="24"/>
-          <w:u w:val="single"/>
         </w:rPr>
-        <w:hyperlink r:id="rId10" w:history="1">
-          <w:r>
-            <w:rPr>
-              <w:rStyle w:val="Hyperlink"/>
-            </w:rPr>
-            <w:t>Princ</w:t>
-          </w:r>
-        </w:hyperlink>
-      </w:r>
-      <w:r>
-        <w:rPr>
-          <w:rFonts w:ascii="Charis SIL Regular" w:hAnsi="Charis SIL Regular" w:eastAsia="Charis SIL Regular"/>
-          <w:b w:val="0"/>
-          <w:i w:val="0"/>
-          <w:color w:val="0000FF"/>
-          <w:sz w:val="24"/>
-          <w:u w:val="single"/>
-        </w:rPr>
-        <w:t>e</w:t>
-      </w:r>
-      <w:r>
-        <w:rPr>
-          <w:rFonts w:ascii="Charis SIL Regular" w:hAnsi="Charis SIL Regular" w:eastAsia="Charis SIL Regular"/>
-          <w:b w:val="0"/>
-          <w:i w:val="0"/>
-          <w:color w:val="0000FF"/>
-          <w:sz w:val="24"/>
-          <w:u w:val="single"/>
-        </w:rPr>
-        <w:t xml:space="preserve"> </w:t>
-      </w:r>
-      <w:r>
-        <w:rPr>
-          <w:rFonts w:ascii="Charis SIL Regular" w:hAnsi="Charis SIL Regular" w:eastAsia="Charis SIL Regular"/>
-          <w:b w:val="0"/>
-          <w:i w:val="0"/>
-          <w:color w:val="0000FF"/>
-          <w:sz w:val="24"/>
-          <w:u w:val="single"/>
-        </w:rPr>
-        <w:hyperlink r:id="rId10" w:history="1">
-          <w:r>
-            <w:rPr>
-              <w:rStyle w:val="Hyperlink"/>
-            </w:rPr>
-            <w:t>Hendrik</w:t>
-          </w:r>
-        </w:hyperlink>
+        <w:t>Prince Hendrik</w:t>
       </w:r>
       <w:r>
         <w:rPr>
@@ -362,7 +314,25 @@
           <w:color w:val="000000"/>
           <w:sz w:val="24"/>
         </w:rPr>
-        <w:t xml:space="preserve"> died in 1</w:t>
+        <w:t xml:space="preserve"> </w:t>
+      </w:r>
+      <w:r>
+        <w:rPr>
+          <w:u w:val="single" w:color="0000ff"/>
+          <w:rFonts w:ascii="Charis SIL Regular" w:hAnsi="Charis SIL Regular" w:eastAsia="Charis SIL Regular"/>
+          <w:b w:val="0"/>
+          <w:i w:val="0"/>
+          <w:color w:val="000000"/>
+          <w:sz w:val="24"/>
+        </w:rPr>
+        <w:hyperlink r:id="rId9" w:history="1">
+          <w:r>
+            <w:rPr>
+              <w:rStyle w:val="Hyperlink"/>
+            </w:rPr>
+            <w:t>died in 1</w:t>
+          </w:r>
+        </w:hyperlink>
       </w:r>
       <w:r>
         <w:rPr>
@@ -418,11 +388,27 @@
           <w:color w:val="000000"/>
           <w:sz w:val="24"/>
         </w:rPr>
-        <w:t>ceased to exist in 1880, the municipality of Rotter</w:t>
+        <w:t>ceased to exist in 1880, the municipality of</w:t>
       </w:r>
       <w:r>
         <w:rPr>
-          <w:u w:val="single" w:color="0000ff"/>
+          <w:rFonts w:ascii="Charis SIL Regular" w:hAnsi="Charis SIL Regular" w:eastAsia="Charis SIL Regular"/>
+          <w:b w:val="0"/>
+          <w:i w:val="0"/>
+          <w:color w:val="000000"/>
+          <w:sz w:val="24"/>
+        </w:rPr>
+        <w:hyperlink r:id="rId10" w:history="1">
+          <w:r>
+            <w:rPr>
+              <w:rStyle w:val="Hyperlink"/>
+            </w:rPr>
+            <w:t xml:space="preserve"> Rotter</w:t>
+          </w:r>
+        </w:hyperlink>
+      </w:r>
+      <w:r>
+        <w:rPr>
           <w:rFonts w:ascii="Charis SIL Regular" w:hAnsi="Charis SIL Regular" w:eastAsia="Charis SIL Regular"/>
           <w:b w:val="0"/>
           <w:i w:val="0"/>
@@ -969,13 +955,21 @@
       </w:r>
       <w:r>
         <w:rPr>
+          <w:u w:val="single" w:color="0000ff"/>
           <w:rFonts w:ascii="Charis SIL Regular" w:hAnsi="Charis SIL Regular" w:eastAsia="Charis SIL Regular"/>
           <w:b w:val="0"/>
           <w:i w:val="0"/>
           <w:color w:val="000000"/>
           <w:sz w:val="24"/>
         </w:rPr>
-        <w:t>ums’ in t</w:t>
+        <w:hyperlink r:id="rId12" w:history="1">
+          <w:r>
+            <w:rPr>
+              <w:rStyle w:val="Hyperlink"/>
+            </w:rPr>
+            <w:t>ums’ in t</w:t>
+          </w:r>
+        </w:hyperlink>
       </w:r>
       <w:r>
         <w:rPr>
@@ -1319,13 +1313,23 @@
             <w:rPr>
               <w:rStyle w:val="Hyperlink"/>
             </w:rPr>
-            <w:t>identifie</w:t>
+            <w:t>identifi</w:t>
           </w:r>
         </w:hyperlink>
       </w:r>
       <w:r>
         <w:rPr>
           <w:u w:val="single" w:color="0000ff"/>
+          <w:rFonts w:ascii="Charis SIL Regular" w:hAnsi="Charis SIL Regular" w:eastAsia="Charis SIL Regular"/>
+          <w:b w:val="0"/>
+          <w:i w:val="0"/>
+          <w:color w:val="000000"/>
+          <w:sz w:val="24"/>
+        </w:rPr>
+        <w:t>e</w:t>
+      </w:r>
+      <w:r>
+        <w:rPr>
           <w:rFonts w:ascii="Charis SIL Regular" w:hAnsi="Charis SIL Regular" w:eastAsia="Charis SIL Regular"/>
           <w:b w:val="0"/>
           <w:i w:val="0"/>
@@ -1359,7 +1363,7 @@
             <w:rPr>
               <w:rStyle w:val="Hyperlink"/>
             </w:rPr>
-            <w:t xml:space="preserve">by the </w:t>
+            <w:t>by the a</w:t>
           </w:r>
         </w:hyperlink>
       </w:r>
@@ -1371,7 +1375,7 @@
           <w:color w:val="000000"/>
           <w:sz w:val="24"/>
         </w:rPr>
-        <w:t>attribute 'WM'. Specific questions regarding the collection of the</w:t>
+        <w:t>ttribute 'WM'. Specific questions regarding the collection of the</w:t>
       </w:r>
     </w:p>
     <w:p>

--- a/EXPORTS/DOCX/published/niveau3/English/WMRotterdam.docx
+++ b/EXPORTS/DOCX/published/niveau3/English/WMRotterdam.docx
@@ -303,7 +303,43 @@
           <w:color w:val="0000FF"/>
           <w:sz w:val="24"/>
         </w:rPr>
-        <w:t>Prince Hendrik</w:t>
+        <w:hyperlink r:id="rId10" w:history="1">
+          <w:r>
+            <w:rPr>
+              <w:rStyle w:val="Hyperlink"/>
+            </w:rPr>
+            <w:t>Prince</w:t>
+          </w:r>
+        </w:hyperlink>
+      </w:r>
+      <w:r>
+        <w:rPr>
+          <w:rFonts w:ascii="Charis SIL Regular" w:hAnsi="Charis SIL Regular" w:eastAsia="Charis SIL Regular"/>
+          <w:b w:val="0"/>
+          <w:i w:val="0"/>
+          <w:color w:val="0000FF"/>
+          <w:sz w:val="24"/>
+          <w:u w:val="single"/>
+        </w:rPr>
+        <w:t xml:space="preserve"> </w:t>
+      </w:r>
+      <w:r>
+        <w:rPr>
+          <w:rFonts w:ascii="Charis SIL Regular" w:hAnsi="Charis SIL Regular" w:eastAsia="Charis SIL Regular"/>
+          <w:b w:val="0"/>
+          <w:i w:val="0"/>
+          <w:color w:val="0000FF"/>
+          <w:sz w:val="24"/>
+          <w:u w:val="single"/>
+        </w:rPr>
+        <w:hyperlink r:id="rId10" w:history="1">
+          <w:r>
+            <w:rPr>
+              <w:rStyle w:val="Hyperlink"/>
+            </w:rPr>
+            <w:t>Hendrik</w:t>
+          </w:r>
+        </w:hyperlink>
       </w:r>
       <w:r>
         <w:rPr>
@@ -392,6 +428,7 @@
       </w:r>
       <w:r>
         <w:rPr>
+          <w:u w:val="single" w:color="0000ff"/>
           <w:rFonts w:ascii="Charis SIL Regular" w:hAnsi="Charis SIL Regular" w:eastAsia="Charis SIL Regular"/>
           <w:b w:val="0"/>
           <w:i w:val="0"/>
@@ -409,6 +446,7 @@
       </w:r>
       <w:r>
         <w:rPr>
+          <w:u w:val="single" w:color="0000ff"/>
           <w:rFonts w:ascii="Charis SIL Regular" w:hAnsi="Charis SIL Regular" w:eastAsia="Charis SIL Regular"/>
           <w:b w:val="0"/>
           <w:i w:val="0"/>
@@ -1313,23 +1351,13 @@
             <w:rPr>
               <w:rStyle w:val="Hyperlink"/>
             </w:rPr>
-            <w:t>identifi</w:t>
+            <w:t>identifie</w:t>
           </w:r>
         </w:hyperlink>
       </w:r>
       <w:r>
         <w:rPr>
           <w:u w:val="single" w:color="0000ff"/>
-          <w:rFonts w:ascii="Charis SIL Regular" w:hAnsi="Charis SIL Regular" w:eastAsia="Charis SIL Regular"/>
-          <w:b w:val="0"/>
-          <w:i w:val="0"/>
-          <w:color w:val="000000"/>
-          <w:sz w:val="24"/>
-        </w:rPr>
-        <w:t>e</w:t>
-      </w:r>
-      <w:r>
-        <w:rPr>
           <w:rFonts w:ascii="Charis SIL Regular" w:hAnsi="Charis SIL Regular" w:eastAsia="Charis SIL Regular"/>
           <w:b w:val="0"/>
           <w:i w:val="0"/>
@@ -1363,7 +1391,7 @@
             <w:rPr>
               <w:rStyle w:val="Hyperlink"/>
             </w:rPr>
-            <w:t>by the a</w:t>
+            <w:t xml:space="preserve">by the </w:t>
           </w:r>
         </w:hyperlink>
       </w:r>
@@ -1375,7 +1403,7 @@
           <w:color w:val="000000"/>
           <w:sz w:val="24"/>
         </w:rPr>
-        <w:t>ttribute 'WM'. Specific questions regarding the collection of the</w:t>
+        <w:t>attribute 'WM'. Specific questions regarding the collection of the</w:t>
       </w:r>
     </w:p>
     <w:p>
@@ -1771,114 +1799,13 @@
       </w:r>
       <w:r>
         <w:rPr>
-          <w:u w:val="single" w:color="0000ff"/>
           <w:rFonts w:ascii="Charis SIL Regular" w:hAnsi="Charis SIL Regular" w:eastAsia="Charis SIL Regular"/>
           <w:b w:val="0"/>
           <w:i w:val="0"/>
           <w:color w:val="000000"/>
           <w:sz w:val="24"/>
         </w:rPr>
-        <w:hyperlink r:id="rId16" w:history="1">
-          <w:r>
-            <w:rPr>
-              <w:rStyle w:val="Hyperlink"/>
-            </w:rPr>
-            <w:t>milar</w:t>
-          </w:r>
-        </w:hyperlink>
-      </w:r>
-      <w:r>
-        <w:rPr>
-          <w:u w:val="single" w:color="0000ff"/>
-          <w:rFonts w:ascii="Charis SIL Regular" w:hAnsi="Charis SIL Regular" w:eastAsia="Charis SIL Regular"/>
-          <w:b w:val="0"/>
-          <w:i w:val="0"/>
-          <w:color w:val="000000"/>
-          <w:sz w:val="24"/>
-        </w:rPr>
-        <w:t xml:space="preserve"> </w:t>
-      </w:r>
-      <w:r>
-        <w:rPr>
-          <w:u w:val="single" w:color="0000ff"/>
-          <w:rFonts w:ascii="Charis SIL Regular" w:hAnsi="Charis SIL Regular" w:eastAsia="Charis SIL Regular"/>
-          <w:b w:val="0"/>
-          <w:i w:val="0"/>
-          <w:color w:val="000000"/>
-          <w:sz w:val="24"/>
-        </w:rPr>
-        <w:hyperlink r:id="rId16" w:history="1">
-          <w:r>
-            <w:rPr>
-              <w:rStyle w:val="Hyperlink"/>
-            </w:rPr>
-            <w:t>mann</w:t>
-          </w:r>
-        </w:hyperlink>
-      </w:r>
-      <w:r>
-        <w:rPr>
-          <w:u w:val="single" w:color="0000ff"/>
-          <w:rFonts w:ascii="Charis SIL Regular" w:hAnsi="Charis SIL Regular" w:eastAsia="Charis SIL Regular"/>
-          <w:b w:val="0"/>
-          <w:i w:val="0"/>
-          <w:color w:val="000000"/>
-          <w:sz w:val="24"/>
-        </w:rPr>
-        <w:hyperlink r:id="rId16" w:history="1">
-          <w:r>
-            <w:rPr>
-              <w:rStyle w:val="Hyperlink"/>
-            </w:rPr>
-            <w:t>er</w:t>
-          </w:r>
-        </w:hyperlink>
-      </w:r>
-      <w:r>
-        <w:rPr>
-          <w:u w:val="single" w:color="0000ff"/>
-          <w:rFonts w:ascii="Charis SIL Regular" w:hAnsi="Charis SIL Regular" w:eastAsia="Charis SIL Regular"/>
-          <w:b w:val="0"/>
-          <w:i w:val="0"/>
-          <w:color w:val="000000"/>
-          <w:sz w:val="24"/>
-        </w:rPr>
-        <w:hyperlink r:id="rId16" w:history="1">
-          <w:r>
-            <w:rPr>
-              <w:rStyle w:val="Hyperlink"/>
-            </w:rPr>
-            <w:t>.</w:t>
-          </w:r>
-        </w:hyperlink>
-      </w:r>
-      <w:r>
-        <w:rPr>
-          <w:u w:val="single" w:color="0000ff"/>
-          <w:rFonts w:ascii="Charis SIL Regular" w:hAnsi="Charis SIL Regular" w:eastAsia="Charis SIL Regular"/>
-          <w:b w:val="0"/>
-          <w:i w:val="0"/>
-          <w:color w:val="000000"/>
-          <w:sz w:val="24"/>
-        </w:rPr>
-        <w:hyperlink r:id="rId16" w:history="1">
-          <w:r>
-            <w:rPr>
-              <w:rStyle w:val="Hyperlink"/>
-            </w:rPr>
-            <w:t xml:space="preserve"> Docu</w:t>
-          </w:r>
-        </w:hyperlink>
-      </w:r>
-      <w:r>
-        <w:rPr>
-          <w:rFonts w:ascii="Charis SIL Regular" w:hAnsi="Charis SIL Regular" w:eastAsia="Charis SIL Regular"/>
-          <w:b w:val="0"/>
-          <w:i w:val="0"/>
-          <w:color w:val="000000"/>
-          <w:sz w:val="24"/>
-        </w:rPr>
-        <w:t>ments r</w:t>
+        <w:t>milar manner. Documents r</w:t>
       </w:r>
       <w:r>
         <w:rPr>

--- a/EXPORTS/DOCX/published/niveau3/English/WMRotterdam.docx
+++ b/EXPORTS/DOCX/published/niveau3/English/WMRotterdam.docx
@@ -302,13 +302,32 @@
           <w:i w:val="0"/>
           <w:color w:val="0000FF"/>
           <w:sz w:val="24"/>
+          <w:u w:val="single"/>
         </w:rPr>
         <w:hyperlink r:id="rId10" w:history="1">
           <w:r>
             <w:rPr>
               <w:rStyle w:val="Hyperlink"/>
             </w:rPr>
-            <w:t>Prince</w:t>
+            <w:t>Princ</w:t>
+          </w:r>
+        </w:hyperlink>
+      </w:r>
+      <w:r>
+        <w:rPr>
+          <w:rFonts w:ascii="Charis SIL Regular" w:hAnsi="Charis SIL Regular" w:eastAsia="Charis SIL Regular"/>
+          <w:b w:val="0"/>
+          <w:i w:val="0"/>
+          <w:color w:val="0000FF"/>
+          <w:sz w:val="24"/>
+          <w:u w:val="single"/>
+        </w:rPr>
+        <w:hyperlink r:id="rId10" w:history="1">
+          <w:r>
+            <w:rPr>
+              <w:rStyle w:val="Hyperlink"/>
+            </w:rPr>
+            <w:t>e</w:t>
           </w:r>
         </w:hyperlink>
       </w:r>
@@ -343,32 +362,13 @@
       </w:r>
       <w:r>
         <w:rPr>
-          <w:u w:val="single" w:color="0000ff"/>
           <w:rFonts w:ascii="Charis SIL Regular" w:hAnsi="Charis SIL Regular" w:eastAsia="Charis SIL Regular"/>
           <w:b w:val="0"/>
           <w:i w:val="0"/>
           <w:color w:val="000000"/>
           <w:sz w:val="24"/>
         </w:rPr>
-        <w:t xml:space="preserve"> </w:t>
-      </w:r>
-      <w:r>
-        <w:rPr>
-          <w:u w:val="single" w:color="0000ff"/>
-          <w:rFonts w:ascii="Charis SIL Regular" w:hAnsi="Charis SIL Regular" w:eastAsia="Charis SIL Regular"/>
-          <w:b w:val="0"/>
-          <w:i w:val="0"/>
-          <w:color w:val="000000"/>
-          <w:sz w:val="24"/>
-        </w:rPr>
-        <w:hyperlink r:id="rId9" w:history="1">
-          <w:r>
-            <w:rPr>
-              <w:rStyle w:val="Hyperlink"/>
-            </w:rPr>
-            <w:t>died in 1</w:t>
-          </w:r>
-        </w:hyperlink>
+        <w:t xml:space="preserve"> died in 1</w:t>
       </w:r>
       <w:r>
         <w:rPr>
@@ -1799,13 +1799,114 @@
       </w:r>
       <w:r>
         <w:rPr>
+          <w:u w:val="single" w:color="0000ff"/>
           <w:rFonts w:ascii="Charis SIL Regular" w:hAnsi="Charis SIL Regular" w:eastAsia="Charis SIL Regular"/>
           <w:b w:val="0"/>
           <w:i w:val="0"/>
           <w:color w:val="000000"/>
           <w:sz w:val="24"/>
         </w:rPr>
-        <w:t>milar manner. Documents r</w:t>
+        <w:hyperlink r:id="rId16" w:history="1">
+          <w:r>
+            <w:rPr>
+              <w:rStyle w:val="Hyperlink"/>
+            </w:rPr>
+            <w:t>milar</w:t>
+          </w:r>
+        </w:hyperlink>
+      </w:r>
+      <w:r>
+        <w:rPr>
+          <w:u w:val="single" w:color="0000ff"/>
+          <w:rFonts w:ascii="Charis SIL Regular" w:hAnsi="Charis SIL Regular" w:eastAsia="Charis SIL Regular"/>
+          <w:b w:val="0"/>
+          <w:i w:val="0"/>
+          <w:color w:val="000000"/>
+          <w:sz w:val="24"/>
+        </w:rPr>
+        <w:t xml:space="preserve"> </w:t>
+      </w:r>
+      <w:r>
+        <w:rPr>
+          <w:u w:val="single" w:color="0000ff"/>
+          <w:rFonts w:ascii="Charis SIL Regular" w:hAnsi="Charis SIL Regular" w:eastAsia="Charis SIL Regular"/>
+          <w:b w:val="0"/>
+          <w:i w:val="0"/>
+          <w:color w:val="000000"/>
+          <w:sz w:val="24"/>
+        </w:rPr>
+        <w:hyperlink r:id="rId16" w:history="1">
+          <w:r>
+            <w:rPr>
+              <w:rStyle w:val="Hyperlink"/>
+            </w:rPr>
+            <w:t>mann</w:t>
+          </w:r>
+        </w:hyperlink>
+      </w:r>
+      <w:r>
+        <w:rPr>
+          <w:u w:val="single" w:color="0000ff"/>
+          <w:rFonts w:ascii="Charis SIL Regular" w:hAnsi="Charis SIL Regular" w:eastAsia="Charis SIL Regular"/>
+          <w:b w:val="0"/>
+          <w:i w:val="0"/>
+          <w:color w:val="000000"/>
+          <w:sz w:val="24"/>
+        </w:rPr>
+        <w:hyperlink r:id="rId16" w:history="1">
+          <w:r>
+            <w:rPr>
+              <w:rStyle w:val="Hyperlink"/>
+            </w:rPr>
+            <w:t>er</w:t>
+          </w:r>
+        </w:hyperlink>
+      </w:r>
+      <w:r>
+        <w:rPr>
+          <w:u w:val="single" w:color="0000ff"/>
+          <w:rFonts w:ascii="Charis SIL Regular" w:hAnsi="Charis SIL Regular" w:eastAsia="Charis SIL Regular"/>
+          <w:b w:val="0"/>
+          <w:i w:val="0"/>
+          <w:color w:val="000000"/>
+          <w:sz w:val="24"/>
+        </w:rPr>
+        <w:hyperlink r:id="rId16" w:history="1">
+          <w:r>
+            <w:rPr>
+              <w:rStyle w:val="Hyperlink"/>
+            </w:rPr>
+            <w:t>.</w:t>
+          </w:r>
+        </w:hyperlink>
+      </w:r>
+      <w:r>
+        <w:rPr>
+          <w:u w:val="single" w:color="0000ff"/>
+          <w:rFonts w:ascii="Charis SIL Regular" w:hAnsi="Charis SIL Regular" w:eastAsia="Charis SIL Regular"/>
+          <w:b w:val="0"/>
+          <w:i w:val="0"/>
+          <w:color w:val="000000"/>
+          <w:sz w:val="24"/>
+        </w:rPr>
+        <w:hyperlink r:id="rId16" w:history="1">
+          <w:r>
+            <w:rPr>
+              <w:rStyle w:val="Hyperlink"/>
+            </w:rPr>
+            <w:t xml:space="preserve"> Docu</w:t>
+          </w:r>
+        </w:hyperlink>
+      </w:r>
+      <w:r>
+        <w:rPr>
+          <w:rFonts w:ascii="Charis SIL Regular" w:hAnsi="Charis SIL Regular" w:eastAsia="Charis SIL Regular"/>
+          <w:b w:val="0"/>
+          <w:i w:val="0"/>
+          <w:color w:val="000000"/>
+          <w:sz w:val="24"/>
+        </w:rPr>
+        <w:t>ments r</w:t>
       </w:r>
       <w:r>
         <w:rPr>

--- a/EXPORTS/DOCX/published/niveau3/English/WMRotterdam.docx
+++ b/EXPORTS/DOCX/published/niveau3/English/WMRotterdam.docx
@@ -302,73 +302,37 @@
           <w:i w:val="0"/>
           <w:color w:val="0000FF"/>
           <w:sz w:val="24"/>
-          <w:u w:val="single"/>
         </w:rPr>
-        <w:hyperlink r:id="rId10" w:history="1">
-          <w:r>
-            <w:rPr>
-              <w:rStyle w:val="Hyperlink"/>
-            </w:rPr>
-            <w:t>Princ</w:t>
-          </w:r>
-        </w:hyperlink>
+        <w:t>Prince Hendrik</w:t>
       </w:r>
       <w:r>
         <w:rPr>
-          <w:rFonts w:ascii="Charis SIL Regular" w:hAnsi="Charis SIL Regular" w:eastAsia="Charis SIL Regular"/>
-          <w:b w:val="0"/>
-          <w:i w:val="0"/>
-          <w:color w:val="0000FF"/>
-          <w:sz w:val="24"/>
-          <w:u w:val="single"/>
-        </w:rPr>
-        <w:hyperlink r:id="rId10" w:history="1">
-          <w:r>
-            <w:rPr>
-              <w:rStyle w:val="Hyperlink"/>
-            </w:rPr>
-            <w:t>e</w:t>
-          </w:r>
-        </w:hyperlink>
-      </w:r>
-      <w:r>
-        <w:rPr>
-          <w:rFonts w:ascii="Charis SIL Regular" w:hAnsi="Charis SIL Regular" w:eastAsia="Charis SIL Regular"/>
-          <w:b w:val="0"/>
-          <w:i w:val="0"/>
-          <w:color w:val="0000FF"/>
-          <w:sz w:val="24"/>
-          <w:u w:val="single"/>
-        </w:rPr>
-        <w:t xml:space="preserve"> </w:t>
-      </w:r>
-      <w:r>
-        <w:rPr>
-          <w:rFonts w:ascii="Charis SIL Regular" w:hAnsi="Charis SIL Regular" w:eastAsia="Charis SIL Regular"/>
-          <w:b w:val="0"/>
-          <w:i w:val="0"/>
-          <w:color w:val="0000FF"/>
-          <w:sz w:val="24"/>
-          <w:u w:val="single"/>
-        </w:rPr>
-        <w:hyperlink r:id="rId10" w:history="1">
-          <w:r>
-            <w:rPr>
-              <w:rStyle w:val="Hyperlink"/>
-            </w:rPr>
-            <w:t>Hendrik</w:t>
-          </w:r>
-        </w:hyperlink>
-      </w:r>
-      <w:r>
-        <w:rPr>
+          <w:u w:val="single" w:color="0000ff"/>
           <w:rFonts w:ascii="Charis SIL Regular" w:hAnsi="Charis SIL Regular" w:eastAsia="Charis SIL Regular"/>
           <w:b w:val="0"/>
           <w:i w:val="0"/>
           <w:color w:val="000000"/>
           <w:sz w:val="24"/>
         </w:rPr>
-        <w:t xml:space="preserve"> died in 1</w:t>
+        <w:t xml:space="preserve"> </w:t>
+      </w:r>
+      <w:r>
+        <w:rPr>
+          <w:u w:val="single" w:color="0000ff"/>
+          <w:rFonts w:ascii="Charis SIL Regular" w:hAnsi="Charis SIL Regular" w:eastAsia="Charis SIL Regular"/>
+          <w:b w:val="0"/>
+          <w:i w:val="0"/>
+          <w:color w:val="000000"/>
+          <w:sz w:val="24"/>
+        </w:rPr>
+        <w:hyperlink r:id="rId9" w:history="1">
+          <w:r>
+            <w:rPr>
+              <w:rStyle w:val="Hyperlink"/>
+            </w:rPr>
+            <w:t>died in 1</w:t>
+          </w:r>
+        </w:hyperlink>
       </w:r>
       <w:r>
         <w:rPr>
@@ -428,7 +392,6 @@
       </w:r>
       <w:r>
         <w:rPr>
-          <w:u w:val="single" w:color="0000ff"/>
           <w:rFonts w:ascii="Charis SIL Regular" w:hAnsi="Charis SIL Regular" w:eastAsia="Charis SIL Regular"/>
           <w:b w:val="0"/>
           <w:i w:val="0"/>
@@ -446,7 +409,6 @@
       </w:r>
       <w:r>
         <w:rPr>
-          <w:u w:val="single" w:color="0000ff"/>
           <w:rFonts w:ascii="Charis SIL Regular" w:hAnsi="Charis SIL Regular" w:eastAsia="Charis SIL Regular"/>
           <w:b w:val="0"/>
           <w:i w:val="0"/>
@@ -1368,7 +1330,6 @@
       </w:r>
       <w:r>
         <w:rPr>
-          <w:u w:val="single" w:color="0000ff"/>
           <w:rFonts w:ascii="Charis SIL Regular" w:hAnsi="Charis SIL Regular" w:eastAsia="Charis SIL Regular"/>
           <w:b w:val="0"/>
           <w:i w:val="0"/>
@@ -1391,7 +1352,7 @@
             <w:rPr>
               <w:rStyle w:val="Hyperlink"/>
             </w:rPr>
-            <w:t xml:space="preserve">by the </w:t>
+            <w:t>by the a</w:t>
           </w:r>
         </w:hyperlink>
       </w:r>
@@ -1403,7 +1364,7 @@
           <w:color w:val="000000"/>
           <w:sz w:val="24"/>
         </w:rPr>
-        <w:t>attribute 'WM'. Specific questions regarding the collection of the</w:t>
+        <w:t>ttribute 'WM'. Specific questions regarding the collection of the</w:t>
       </w:r>
     </w:p>
     <w:p>

--- a/EXPORTS/DOCX/published/niveau3/English/WMRotterdam.docx
+++ b/EXPORTS/DOCX/published/niveau3/English/WMRotterdam.docx
@@ -302,37 +302,73 @@
           <w:i w:val="0"/>
           <w:color w:val="0000FF"/>
           <w:sz w:val="24"/>
+          <w:u w:val="single"/>
         </w:rPr>
-        <w:t>Prince Hendrik</w:t>
+        <w:hyperlink r:id="rId10" w:history="1">
+          <w:r>
+            <w:rPr>
+              <w:rStyle w:val="Hyperlink"/>
+            </w:rPr>
+            <w:t>Princ</w:t>
+          </w:r>
+        </w:hyperlink>
       </w:r>
       <w:r>
         <w:rPr>
-          <w:u w:val="single" w:color="0000ff"/>
+          <w:rFonts w:ascii="Charis SIL Regular" w:hAnsi="Charis SIL Regular" w:eastAsia="Charis SIL Regular"/>
+          <w:b w:val="0"/>
+          <w:i w:val="0"/>
+          <w:color w:val="0000FF"/>
+          <w:sz w:val="24"/>
+          <w:u w:val="single"/>
+        </w:rPr>
+        <w:hyperlink r:id="rId10" w:history="1">
+          <w:r>
+            <w:rPr>
+              <w:rStyle w:val="Hyperlink"/>
+            </w:rPr>
+            <w:t>e</w:t>
+          </w:r>
+        </w:hyperlink>
+      </w:r>
+      <w:r>
+        <w:rPr>
+          <w:rFonts w:ascii="Charis SIL Regular" w:hAnsi="Charis SIL Regular" w:eastAsia="Charis SIL Regular"/>
+          <w:b w:val="0"/>
+          <w:i w:val="0"/>
+          <w:color w:val="0000FF"/>
+          <w:sz w:val="24"/>
+          <w:u w:val="single"/>
+        </w:rPr>
+        <w:t xml:space="preserve"> </w:t>
+      </w:r>
+      <w:r>
+        <w:rPr>
+          <w:rFonts w:ascii="Charis SIL Regular" w:hAnsi="Charis SIL Regular" w:eastAsia="Charis SIL Regular"/>
+          <w:b w:val="0"/>
+          <w:i w:val="0"/>
+          <w:color w:val="0000FF"/>
+          <w:sz w:val="24"/>
+          <w:u w:val="single"/>
+        </w:rPr>
+        <w:hyperlink r:id="rId10" w:history="1">
+          <w:r>
+            <w:rPr>
+              <w:rStyle w:val="Hyperlink"/>
+            </w:rPr>
+            <w:t>Hendrik</w:t>
+          </w:r>
+        </w:hyperlink>
+      </w:r>
+      <w:r>
+        <w:rPr>
           <w:rFonts w:ascii="Charis SIL Regular" w:hAnsi="Charis SIL Regular" w:eastAsia="Charis SIL Regular"/>
           <w:b w:val="0"/>
           <w:i w:val="0"/>
           <w:color w:val="000000"/>
           <w:sz w:val="24"/>
         </w:rPr>
-        <w:t xml:space="preserve"> </w:t>
-      </w:r>
-      <w:r>
-        <w:rPr>
-          <w:u w:val="single" w:color="0000ff"/>
-          <w:rFonts w:ascii="Charis SIL Regular" w:hAnsi="Charis SIL Regular" w:eastAsia="Charis SIL Regular"/>
-          <w:b w:val="0"/>
-          <w:i w:val="0"/>
-          <w:color w:val="000000"/>
-          <w:sz w:val="24"/>
-        </w:rPr>
-        <w:hyperlink r:id="rId9" w:history="1">
-          <w:r>
-            <w:rPr>
-              <w:rStyle w:val="Hyperlink"/>
-            </w:rPr>
-            <w:t>died in 1</w:t>
-          </w:r>
-        </w:hyperlink>
+        <w:t xml:space="preserve"> died in 1</w:t>
       </w:r>
       <w:r>
         <w:rPr>
@@ -392,6 +428,7 @@
       </w:r>
       <w:r>
         <w:rPr>
+          <w:u w:val="single" w:color="0000ff"/>
           <w:rFonts w:ascii="Charis SIL Regular" w:hAnsi="Charis SIL Regular" w:eastAsia="Charis SIL Regular"/>
           <w:b w:val="0"/>
           <w:i w:val="0"/>
@@ -409,6 +446,7 @@
       </w:r>
       <w:r>
         <w:rPr>
+          <w:u w:val="single" w:color="0000ff"/>
           <w:rFonts w:ascii="Charis SIL Regular" w:hAnsi="Charis SIL Regular" w:eastAsia="Charis SIL Regular"/>
           <w:b w:val="0"/>
           <w:i w:val="0"/>
@@ -1330,6 +1368,7 @@
       </w:r>
       <w:r>
         <w:rPr>
+          <w:u w:val="single" w:color="0000ff"/>
           <w:rFonts w:ascii="Charis SIL Regular" w:hAnsi="Charis SIL Regular" w:eastAsia="Charis SIL Regular"/>
           <w:b w:val="0"/>
           <w:i w:val="0"/>
@@ -1352,7 +1391,7 @@
             <w:rPr>
               <w:rStyle w:val="Hyperlink"/>
             </w:rPr>
-            <w:t>by the a</w:t>
+            <w:t xml:space="preserve">by the </w:t>
           </w:r>
         </w:hyperlink>
       </w:r>
@@ -1364,7 +1403,7 @@
           <w:color w:val="000000"/>
           <w:sz w:val="24"/>
         </w:rPr>
-        <w:t>ttribute 'WM'. Specific questions regarding the collection of the</w:t>
+        <w:t>attribute 'WM'. Specific questions regarding the collection of the</w:t>
       </w:r>
     </w:p>
     <w:p>
@@ -1738,72 +1777,7 @@
           <w:color w:val="000000"/>
           <w:sz w:val="24"/>
         </w:rPr>
-        <w:t>. Both archives are structure</w:t>
-      </w:r>
-      <w:r>
-        <w:rPr>
-          <w:u w:val="single" w:color="0000ff"/>
-          <w:rFonts w:ascii="Charis SIL Regular" w:hAnsi="Charis SIL Regular" w:eastAsia="Charis SIL Regular"/>
-          <w:b w:val="0"/>
-          <w:i w:val="0"/>
-          <w:color w:val="000000"/>
-          <w:sz w:val="24"/>
-        </w:rPr>
-        <w:hyperlink r:id="rId16" w:history="1">
-          <w:r>
-            <w:rPr>
-              <w:rStyle w:val="Hyperlink"/>
-            </w:rPr>
-            <w:t>d in a si</w:t>
-          </w:r>
-        </w:hyperlink>
-      </w:r>
-      <w:r>
-        <w:rPr>
-          <w:u w:val="single" w:color="0000ff"/>
-          <w:rFonts w:ascii="Charis SIL Regular" w:hAnsi="Charis SIL Regular" w:eastAsia="Charis SIL Regular"/>
-          <w:b w:val="0"/>
-          <w:i w:val="0"/>
-          <w:color w:val="000000"/>
-          <w:sz w:val="24"/>
-        </w:rPr>
-        <w:hyperlink r:id="rId16" w:history="1">
-          <w:r>
-            <w:rPr>
-              <w:rStyle w:val="Hyperlink"/>
-            </w:rPr>
-            <w:t>milar</w:t>
-          </w:r>
-        </w:hyperlink>
-      </w:r>
-      <w:r>
-        <w:rPr>
-          <w:u w:val="single" w:color="0000ff"/>
-          <w:rFonts w:ascii="Charis SIL Regular" w:hAnsi="Charis SIL Regular" w:eastAsia="Charis SIL Regular"/>
-          <w:b w:val="0"/>
-          <w:i w:val="0"/>
-          <w:color w:val="000000"/>
-          <w:sz w:val="24"/>
-        </w:rPr>
-        <w:t xml:space="preserve"> </w:t>
-      </w:r>
-      <w:r>
-        <w:rPr>
-          <w:u w:val="single" w:color="0000ff"/>
-          <w:rFonts w:ascii="Charis SIL Regular" w:hAnsi="Charis SIL Regular" w:eastAsia="Charis SIL Regular"/>
-          <w:b w:val="0"/>
-          <w:i w:val="0"/>
-          <w:color w:val="000000"/>
-          <w:sz w:val="24"/>
-        </w:rPr>
-        <w:hyperlink r:id="rId16" w:history="1">
-          <w:r>
-            <w:rPr>
-              <w:rStyle w:val="Hyperlink"/>
-            </w:rPr>
-            <w:t>mann</w:t>
-          </w:r>
-        </w:hyperlink>
+        <w:t>. Both archives are structured in a similar mann</w:t>
       </w:r>
       <w:r>
         <w:rPr>
@@ -1825,49 +1799,13 @@
       </w:r>
       <w:r>
         <w:rPr>
-          <w:u w:val="single" w:color="0000ff"/>
           <w:rFonts w:ascii="Charis SIL Regular" w:hAnsi="Charis SIL Regular" w:eastAsia="Charis SIL Regular"/>
           <w:b w:val="0"/>
           <w:i w:val="0"/>
           <w:color w:val="000000"/>
           <w:sz w:val="24"/>
         </w:rPr>
-        <w:hyperlink r:id="rId16" w:history="1">
-          <w:r>
-            <w:rPr>
-              <w:rStyle w:val="Hyperlink"/>
-            </w:rPr>
-            <w:t>.</w:t>
-          </w:r>
-        </w:hyperlink>
-      </w:r>
-      <w:r>
-        <w:rPr>
-          <w:u w:val="single" w:color="0000ff"/>
-          <w:rFonts w:ascii="Charis SIL Regular" w:hAnsi="Charis SIL Regular" w:eastAsia="Charis SIL Regular"/>
-          <w:b w:val="0"/>
-          <w:i w:val="0"/>
-          <w:color w:val="000000"/>
-          <w:sz w:val="24"/>
-        </w:rPr>
-        <w:hyperlink r:id="rId16" w:history="1">
-          <w:r>
-            <w:rPr>
-              <w:rStyle w:val="Hyperlink"/>
-            </w:rPr>
-            <w:t xml:space="preserve"> Docu</w:t>
-          </w:r>
-        </w:hyperlink>
-      </w:r>
-      <w:r>
-        <w:rPr>
-          <w:rFonts w:ascii="Charis SIL Regular" w:hAnsi="Charis SIL Regular" w:eastAsia="Charis SIL Regular"/>
-          <w:b w:val="0"/>
-          <w:i w:val="0"/>
-          <w:color w:val="000000"/>
-          <w:sz w:val="24"/>
-        </w:rPr>
-        <w:t>ments r</w:t>
+        <w:t>. Documents r</w:t>
       </w:r>
       <w:r>
         <w:rPr>
@@ -1985,14 +1923,7 @@
           <w:color w:val="000000"/>
           <w:sz w:val="24"/>
         </w:rPr>
-        <w:hyperlink r:id="rId17" w:history="1">
-          <w:r>
-            <w:rPr>
-              <w:rStyle w:val="Hyperlink"/>
-            </w:rPr>
-            <w:t>on</w:t>
-          </w:r>
-        </w:hyperlink>
+        <w:t>on</w:t>
       </w:r>
       <w:r>
         <w:rPr>

--- a/EXPORTS/DOCX/published/niveau3/English/WMRotterdam.docx
+++ b/EXPORTS/DOCX/published/niveau3/English/WMRotterdam.docx
@@ -362,13 +362,32 @@
       </w:r>
       <w:r>
         <w:rPr>
+          <w:u w:val="single" w:color="0000ff"/>
           <w:rFonts w:ascii="Charis SIL Regular" w:hAnsi="Charis SIL Regular" w:eastAsia="Charis SIL Regular"/>
           <w:b w:val="0"/>
           <w:i w:val="0"/>
           <w:color w:val="000000"/>
           <w:sz w:val="24"/>
         </w:rPr>
-        <w:t xml:space="preserve"> died in 1</w:t>
+        <w:t xml:space="preserve"> </w:t>
+      </w:r>
+      <w:r>
+        <w:rPr>
+          <w:u w:val="single" w:color="0000ff"/>
+          <w:rFonts w:ascii="Charis SIL Regular" w:hAnsi="Charis SIL Regular" w:eastAsia="Charis SIL Regular"/>
+          <w:b w:val="0"/>
+          <w:i w:val="0"/>
+          <w:color w:val="000000"/>
+          <w:sz w:val="24"/>
+        </w:rPr>
+        <w:hyperlink r:id="rId9" w:history="1">
+          <w:r>
+            <w:rPr>
+              <w:rStyle w:val="Hyperlink"/>
+            </w:rPr>
+            <w:t>died in 1</w:t>
+          </w:r>
+        </w:hyperlink>
       </w:r>
       <w:r>
         <w:rPr>
@@ -1777,7 +1796,72 @@
           <w:color w:val="000000"/>
           <w:sz w:val="24"/>
         </w:rPr>
-        <w:t>. Both archives are structured in a similar mann</w:t>
+        <w:t>. Both archives are structure</w:t>
+      </w:r>
+      <w:r>
+        <w:rPr>
+          <w:u w:val="single" w:color="0000ff"/>
+          <w:rFonts w:ascii="Charis SIL Regular" w:hAnsi="Charis SIL Regular" w:eastAsia="Charis SIL Regular"/>
+          <w:b w:val="0"/>
+          <w:i w:val="0"/>
+          <w:color w:val="000000"/>
+          <w:sz w:val="24"/>
+        </w:rPr>
+        <w:hyperlink r:id="rId16" w:history="1">
+          <w:r>
+            <w:rPr>
+              <w:rStyle w:val="Hyperlink"/>
+            </w:rPr>
+            <w:t>d in a si</w:t>
+          </w:r>
+        </w:hyperlink>
+      </w:r>
+      <w:r>
+        <w:rPr>
+          <w:u w:val="single" w:color="0000ff"/>
+          <w:rFonts w:ascii="Charis SIL Regular" w:hAnsi="Charis SIL Regular" w:eastAsia="Charis SIL Regular"/>
+          <w:b w:val="0"/>
+          <w:i w:val="0"/>
+          <w:color w:val="000000"/>
+          <w:sz w:val="24"/>
+        </w:rPr>
+        <w:hyperlink r:id="rId16" w:history="1">
+          <w:r>
+            <w:rPr>
+              <w:rStyle w:val="Hyperlink"/>
+            </w:rPr>
+            <w:t>milar</w:t>
+          </w:r>
+        </w:hyperlink>
+      </w:r>
+      <w:r>
+        <w:rPr>
+          <w:u w:val="single" w:color="0000ff"/>
+          <w:rFonts w:ascii="Charis SIL Regular" w:hAnsi="Charis SIL Regular" w:eastAsia="Charis SIL Regular"/>
+          <w:b w:val="0"/>
+          <w:i w:val="0"/>
+          <w:color w:val="000000"/>
+          <w:sz w:val="24"/>
+        </w:rPr>
+        <w:t xml:space="preserve"> </w:t>
+      </w:r>
+      <w:r>
+        <w:rPr>
+          <w:u w:val="single" w:color="0000ff"/>
+          <w:rFonts w:ascii="Charis SIL Regular" w:hAnsi="Charis SIL Regular" w:eastAsia="Charis SIL Regular"/>
+          <w:b w:val="0"/>
+          <w:i w:val="0"/>
+          <w:color w:val="000000"/>
+          <w:sz w:val="24"/>
+        </w:rPr>
+        <w:hyperlink r:id="rId16" w:history="1">
+          <w:r>
+            <w:rPr>
+              <w:rStyle w:val="Hyperlink"/>
+            </w:rPr>
+            <w:t>mann</w:t>
+          </w:r>
+        </w:hyperlink>
       </w:r>
       <w:r>
         <w:rPr>
@@ -1799,13 +1883,49 @@
       </w:r>
       <w:r>
         <w:rPr>
+          <w:u w:val="single" w:color="0000ff"/>
           <w:rFonts w:ascii="Charis SIL Regular" w:hAnsi="Charis SIL Regular" w:eastAsia="Charis SIL Regular"/>
           <w:b w:val="0"/>
           <w:i w:val="0"/>
           <w:color w:val="000000"/>
           <w:sz w:val="24"/>
         </w:rPr>
-        <w:t>. Documents r</w:t>
+        <w:hyperlink r:id="rId16" w:history="1">
+          <w:r>
+            <w:rPr>
+              <w:rStyle w:val="Hyperlink"/>
+            </w:rPr>
+            <w:t>.</w:t>
+          </w:r>
+        </w:hyperlink>
+      </w:r>
+      <w:r>
+        <w:rPr>
+          <w:u w:val="single" w:color="0000ff"/>
+          <w:rFonts w:ascii="Charis SIL Regular" w:hAnsi="Charis SIL Regular" w:eastAsia="Charis SIL Regular"/>
+          <w:b w:val="0"/>
+          <w:i w:val="0"/>
+          <w:color w:val="000000"/>
+          <w:sz w:val="24"/>
+        </w:rPr>
+        <w:hyperlink r:id="rId16" w:history="1">
+          <w:r>
+            <w:rPr>
+              <w:rStyle w:val="Hyperlink"/>
+            </w:rPr>
+            <w:t xml:space="preserve"> Docu</w:t>
+          </w:r>
+        </w:hyperlink>
+      </w:r>
+      <w:r>
+        <w:rPr>
+          <w:rFonts w:ascii="Charis SIL Regular" w:hAnsi="Charis SIL Regular" w:eastAsia="Charis SIL Regular"/>
+          <w:b w:val="0"/>
+          <w:i w:val="0"/>
+          <w:color w:val="000000"/>
+          <w:sz w:val="24"/>
+        </w:rPr>
+        <w:t>ments r</w:t>
       </w:r>
       <w:r>
         <w:rPr>
@@ -1923,7 +2043,14 @@
           <w:color w:val="000000"/>
           <w:sz w:val="24"/>
         </w:rPr>
-        <w:t>on</w:t>
+        <w:hyperlink r:id="rId17" w:history="1">
+          <w:r>
+            <w:rPr>
+              <w:rStyle w:val="Hyperlink"/>
+            </w:rPr>
+            <w:t>on</w:t>
+          </w:r>
+        </w:hyperlink>
       </w:r>
       <w:r>
         <w:rPr>

--- a/EXPORTS/DOCX/published/niveau3/English/WMRotterdam.docx
+++ b/EXPORTS/DOCX/published/niveau3/English/WMRotterdam.docx
@@ -302,32 +302,13 @@
           <w:i w:val="0"/>
           <w:color w:val="0000FF"/>
           <w:sz w:val="24"/>
-          <w:u w:val="single"/>
         </w:rPr>
         <w:hyperlink r:id="rId10" w:history="1">
           <w:r>
             <w:rPr>
               <w:rStyle w:val="Hyperlink"/>
             </w:rPr>
-            <w:t>Princ</w:t>
-          </w:r>
-        </w:hyperlink>
-      </w:r>
-      <w:r>
-        <w:rPr>
-          <w:rFonts w:ascii="Charis SIL Regular" w:hAnsi="Charis SIL Regular" w:eastAsia="Charis SIL Regular"/>
-          <w:b w:val="0"/>
-          <w:i w:val="0"/>
-          <w:color w:val="0000FF"/>
-          <w:sz w:val="24"/>
-          <w:u w:val="single"/>
-        </w:rPr>
-        <w:hyperlink r:id="rId10" w:history="1">
-          <w:r>
-            <w:rPr>
-              <w:rStyle w:val="Hyperlink"/>
-            </w:rPr>
-            <w:t>e</w:t>
+            <w:t>Prince</w:t>
           </w:r>
         </w:hyperlink>
       </w:r>
@@ -362,50 +343,13 @@
       </w:r>
       <w:r>
         <w:rPr>
-          <w:u w:val="single" w:color="0000ff"/>
           <w:rFonts w:ascii="Charis SIL Regular" w:hAnsi="Charis SIL Regular" w:eastAsia="Charis SIL Regular"/>
           <w:b w:val="0"/>
           <w:i w:val="0"/>
           <w:color w:val="000000"/>
           <w:sz w:val="24"/>
         </w:rPr>
-        <w:t xml:space="preserve"> </w:t>
-      </w:r>
-      <w:r>
-        <w:rPr>
-          <w:u w:val="single" w:color="0000ff"/>
-          <w:rFonts w:ascii="Charis SIL Regular" w:hAnsi="Charis SIL Regular" w:eastAsia="Charis SIL Regular"/>
-          <w:b w:val="0"/>
-          <w:i w:val="0"/>
-          <w:color w:val="000000"/>
-          <w:sz w:val="24"/>
-        </w:rPr>
-        <w:hyperlink r:id="rId9" w:history="1">
-          <w:r>
-            <w:rPr>
-              <w:rStyle w:val="Hyperlink"/>
-            </w:rPr>
-            <w:t>died in 1</w:t>
-          </w:r>
-        </w:hyperlink>
-      </w:r>
-      <w:r>
-        <w:rPr>
-          <w:u w:val="single" w:color="0000ff"/>
-          <w:rFonts w:ascii="Charis SIL Regular" w:hAnsi="Charis SIL Regular" w:eastAsia="Charis SIL Regular"/>
-          <w:b w:val="0"/>
-          <w:i w:val="0"/>
-          <w:color w:val="000000"/>
-          <w:sz w:val="24"/>
-        </w:rPr>
-        <w:hyperlink r:id="rId9" w:history="1">
-          <w:r>
-            <w:rPr>
-              <w:rStyle w:val="Hyperlink"/>
-            </w:rPr>
-            <w:t>879 a</w:t>
-          </w:r>
-        </w:hyperlink>
+        <w:t xml:space="preserve"> died in 1879 a</w:t>
       </w:r>
       <w:r>
         <w:rPr>
@@ -1001,32 +945,7 @@
           <w:color w:val="000000"/>
           <w:sz w:val="24"/>
         </w:rPr>
-        <w:hyperlink r:id="rId12" w:history="1">
-          <w:r>
-            <w:rPr>
-              <w:rStyle w:val="Hyperlink"/>
-            </w:rPr>
-            <w:t>reldmuse</w:t>
-          </w:r>
-        </w:hyperlink>
-      </w:r>
-      <w:r>
-        <w:rPr>
-          <w:u w:val="single" w:color="0000ff"/>
-          <w:rFonts w:ascii="Charis SIL Regular" w:hAnsi="Charis SIL Regular" w:eastAsia="Charis SIL Regular"/>
-          <w:b w:val="0"/>
-          <w:i w:val="0"/>
-          <w:color w:val="000000"/>
-          <w:sz w:val="24"/>
-        </w:rPr>
-        <w:hyperlink r:id="rId12" w:history="1">
-          <w:r>
-            <w:rPr>
-              <w:rStyle w:val="Hyperlink"/>
-            </w:rPr>
-            <w:t>ums’ in t</w:t>
-          </w:r>
-        </w:hyperlink>
+        <w:t>reldmuseums’ in t</w:t>
       </w:r>
       <w:r>
         <w:rPr>
@@ -1370,13 +1289,29 @@
             <w:rPr>
               <w:rStyle w:val="Hyperlink"/>
             </w:rPr>
-            <w:t>identifie</w:t>
+            <w:t>identifi</w:t>
           </w:r>
         </w:hyperlink>
       </w:r>
       <w:r>
         <w:rPr>
-          <w:u w:val="single" w:color="0000ff"/>
+          <w:rFonts w:ascii="Charis SIL Regular" w:hAnsi="Charis SIL Regular" w:eastAsia="Charis SIL Regular"/>
+          <w:b w:val="0"/>
+          <w:i w:val="0"/>
+          <w:color w:val="000000"/>
+          <w:sz w:val="24"/>
+        </w:rPr>
+        <w:hyperlink r:id="rId14" w:history="1">
+          <w:r>
+            <w:rPr>
+              <w:rStyle w:val="Hyperlink"/>
+            </w:rPr>
+            <w:t>e</w:t>
+          </w:r>
+        </w:hyperlink>
+      </w:r>
+      <w:r>
+        <w:rPr>
           <w:rFonts w:ascii="Charis SIL Regular" w:hAnsi="Charis SIL Regular" w:eastAsia="Charis SIL Regular"/>
           <w:b w:val="0"/>
           <w:i w:val="0"/>
@@ -1410,7 +1345,7 @@
             <w:rPr>
               <w:rStyle w:val="Hyperlink"/>
             </w:rPr>
-            <w:t xml:space="preserve">by the </w:t>
+            <w:t>by the a</w:t>
           </w:r>
         </w:hyperlink>
       </w:r>
@@ -1422,7 +1357,7 @@
           <w:color w:val="000000"/>
           <w:sz w:val="24"/>
         </w:rPr>
-        <w:t>attribute 'WM'. Specific questions regarding the collection of the</w:t>
+        <w:t>ttribute 'WM'. Specific questions regarding the collection of the</w:t>
       </w:r>
     </w:p>
     <w:p>

--- a/EXPORTS/DOCX/published/niveau3/English/WMRotterdam.docx
+++ b/EXPORTS/DOCX/published/niveau3/English/WMRotterdam.docx
@@ -303,53 +303,54 @@
           <w:color w:val="0000FF"/>
           <w:sz w:val="24"/>
         </w:rPr>
-        <w:hyperlink r:id="rId10" w:history="1">
-          <w:r>
-            <w:rPr>
-              <w:rStyle w:val="Hyperlink"/>
-            </w:rPr>
-            <w:t>Prince</w:t>
-          </w:r>
-        </w:hyperlink>
+        <w:t>Prince Hendrik</w:t>
       </w:r>
       <w:r>
         <w:rPr>
-          <w:rFonts w:ascii="Charis SIL Regular" w:hAnsi="Charis SIL Regular" w:eastAsia="Charis SIL Regular"/>
-          <w:b w:val="0"/>
-          <w:i w:val="0"/>
-          <w:color w:val="0000FF"/>
-          <w:sz w:val="24"/>
-          <w:u w:val="single"/>
-        </w:rPr>
-        <w:t xml:space="preserve"> </w:t>
-      </w:r>
-      <w:r>
-        <w:rPr>
-          <w:rFonts w:ascii="Charis SIL Regular" w:hAnsi="Charis SIL Regular" w:eastAsia="Charis SIL Regular"/>
-          <w:b w:val="0"/>
-          <w:i w:val="0"/>
-          <w:color w:val="0000FF"/>
-          <w:sz w:val="24"/>
-          <w:u w:val="single"/>
-        </w:rPr>
-        <w:hyperlink r:id="rId10" w:history="1">
-          <w:r>
-            <w:rPr>
-              <w:rStyle w:val="Hyperlink"/>
-            </w:rPr>
-            <w:t>Hendrik</w:t>
-          </w:r>
-        </w:hyperlink>
-      </w:r>
-      <w:r>
-        <w:rPr>
+          <w:u w:val="single" w:color="0000ff"/>
           <w:rFonts w:ascii="Charis SIL Regular" w:hAnsi="Charis SIL Regular" w:eastAsia="Charis SIL Regular"/>
           <w:b w:val="0"/>
           <w:i w:val="0"/>
           <w:color w:val="000000"/>
           <w:sz w:val="24"/>
         </w:rPr>
-        <w:t xml:space="preserve"> died in 1879 a</w:t>
+        <w:t xml:space="preserve"> </w:t>
+      </w:r>
+      <w:r>
+        <w:rPr>
+          <w:u w:val="single" w:color="0000ff"/>
+          <w:rFonts w:ascii="Charis SIL Regular" w:hAnsi="Charis SIL Regular" w:eastAsia="Charis SIL Regular"/>
+          <w:b w:val="0"/>
+          <w:i w:val="0"/>
+          <w:color w:val="000000"/>
+          <w:sz w:val="24"/>
+        </w:rPr>
+        <w:hyperlink r:id="rId9" w:history="1">
+          <w:r>
+            <w:rPr>
+              <w:rStyle w:val="Hyperlink"/>
+            </w:rPr>
+            <w:t>died in 1</w:t>
+          </w:r>
+        </w:hyperlink>
+      </w:r>
+      <w:r>
+        <w:rPr>
+          <w:u w:val="single" w:color="0000ff"/>
+          <w:rFonts w:ascii="Charis SIL Regular" w:hAnsi="Charis SIL Regular" w:eastAsia="Charis SIL Regular"/>
+          <w:b w:val="0"/>
+          <w:i w:val="0"/>
+          <w:color w:val="000000"/>
+          <w:sz w:val="24"/>
+        </w:rPr>
+        <w:hyperlink r:id="rId9" w:history="1">
+          <w:r>
+            <w:rPr>
+              <w:rStyle w:val="Hyperlink"/>
+            </w:rPr>
+            <w:t>879 a</w:t>
+          </w:r>
+        </w:hyperlink>
       </w:r>
       <w:r>
         <w:rPr>
@@ -391,7 +392,6 @@
       </w:r>
       <w:r>
         <w:rPr>
-          <w:u w:val="single" w:color="0000ff"/>
           <w:rFonts w:ascii="Charis SIL Regular" w:hAnsi="Charis SIL Regular" w:eastAsia="Charis SIL Regular"/>
           <w:b w:val="0"/>
           <w:i w:val="0"/>
@@ -409,7 +409,6 @@
       </w:r>
       <w:r>
         <w:rPr>
-          <w:u w:val="single" w:color="0000ff"/>
           <w:rFonts w:ascii="Charis SIL Regular" w:hAnsi="Charis SIL Regular" w:eastAsia="Charis SIL Regular"/>
           <w:b w:val="0"/>
           <w:i w:val="0"/>
@@ -945,7 +944,32 @@
           <w:color w:val="000000"/>
           <w:sz w:val="24"/>
         </w:rPr>
-        <w:t>reldmuseums’ in t</w:t>
+        <w:hyperlink r:id="rId12" w:history="1">
+          <w:r>
+            <w:rPr>
+              <w:rStyle w:val="Hyperlink"/>
+            </w:rPr>
+            <w:t>reldmuse</w:t>
+          </w:r>
+        </w:hyperlink>
+      </w:r>
+      <w:r>
+        <w:rPr>
+          <w:u w:val="single" w:color="0000ff"/>
+          <w:rFonts w:ascii="Charis SIL Regular" w:hAnsi="Charis SIL Regular" w:eastAsia="Charis SIL Regular"/>
+          <w:b w:val="0"/>
+          <w:i w:val="0"/>
+          <w:color w:val="000000"/>
+          <w:sz w:val="24"/>
+        </w:rPr>
+        <w:hyperlink r:id="rId12" w:history="1">
+          <w:r>
+            <w:rPr>
+              <w:rStyle w:val="Hyperlink"/>
+            </w:rPr>
+            <w:t>ums’ in t</w:t>
+          </w:r>
+        </w:hyperlink>
       </w:r>
       <w:r>
         <w:rPr>
@@ -1295,20 +1319,14 @@
       </w:r>
       <w:r>
         <w:rPr>
+          <w:u w:val="single" w:color="0000ff"/>
           <w:rFonts w:ascii="Charis SIL Regular" w:hAnsi="Charis SIL Regular" w:eastAsia="Charis SIL Regular"/>
           <w:b w:val="0"/>
           <w:i w:val="0"/>
           <w:color w:val="000000"/>
           <w:sz w:val="24"/>
         </w:rPr>
-        <w:hyperlink r:id="rId14" w:history="1">
-          <w:r>
-            <w:rPr>
-              <w:rStyle w:val="Hyperlink"/>
-            </w:rPr>
-            <w:t>e</w:t>
-          </w:r>
-        </w:hyperlink>
+        <w:t>e</w:t>
       </w:r>
       <w:r>
         <w:rPr>

--- a/EXPORTS/DOCX/published/niveau3/English/WMRotterdam.docx
+++ b/EXPORTS/DOCX/published/niveau3/English/WMRotterdam.docx
@@ -302,8 +302,63 @@
           <w:i w:val="0"/>
           <w:color w:val="0000FF"/>
           <w:sz w:val="24"/>
+          <w:u w:val="single"/>
         </w:rPr>
-        <w:t>Prince Hendrik</w:t>
+        <w:hyperlink r:id="rId10" w:history="1">
+          <w:r>
+            <w:rPr>
+              <w:rStyle w:val="Hyperlink"/>
+            </w:rPr>
+            <w:t>Princ</w:t>
+          </w:r>
+        </w:hyperlink>
+      </w:r>
+      <w:r>
+        <w:rPr>
+          <w:rFonts w:ascii="Charis SIL Regular" w:hAnsi="Charis SIL Regular" w:eastAsia="Charis SIL Regular"/>
+          <w:b w:val="0"/>
+          <w:i w:val="0"/>
+          <w:color w:val="0000FF"/>
+          <w:sz w:val="24"/>
+          <w:u w:val="single"/>
+        </w:rPr>
+        <w:hyperlink r:id="rId10" w:history="1">
+          <w:r>
+            <w:rPr>
+              <w:rStyle w:val="Hyperlink"/>
+            </w:rPr>
+            <w:t>e</w:t>
+          </w:r>
+        </w:hyperlink>
+      </w:r>
+      <w:r>
+        <w:rPr>
+          <w:rFonts w:ascii="Charis SIL Regular" w:hAnsi="Charis SIL Regular" w:eastAsia="Charis SIL Regular"/>
+          <w:b w:val="0"/>
+          <w:i w:val="0"/>
+          <w:color w:val="0000FF"/>
+          <w:sz w:val="24"/>
+          <w:u w:val="single"/>
+        </w:rPr>
+        <w:t xml:space="preserve"> </w:t>
+      </w:r>
+      <w:r>
+        <w:rPr>
+          <w:rFonts w:ascii="Charis SIL Regular" w:hAnsi="Charis SIL Regular" w:eastAsia="Charis SIL Regular"/>
+          <w:b w:val="0"/>
+          <w:i w:val="0"/>
+          <w:color w:val="0000FF"/>
+          <w:sz w:val="24"/>
+          <w:u w:val="single"/>
+        </w:rPr>
+        <w:hyperlink r:id="rId10" w:history="1">
+          <w:r>
+            <w:rPr>
+              <w:rStyle w:val="Hyperlink"/>
+            </w:rPr>
+            <w:t>Hendrik</w:t>
+          </w:r>
+        </w:hyperlink>
       </w:r>
       <w:r>
         <w:rPr>
@@ -392,6 +447,7 @@
       </w:r>
       <w:r>
         <w:rPr>
+          <w:u w:val="single" w:color="0000ff"/>
           <w:rFonts w:ascii="Charis SIL Regular" w:hAnsi="Charis SIL Regular" w:eastAsia="Charis SIL Regular"/>
           <w:b w:val="0"/>
           <w:i w:val="0"/>
@@ -409,6 +465,7 @@
       </w:r>
       <w:r>
         <w:rPr>
+          <w:u w:val="single" w:color="0000ff"/>
           <w:rFonts w:ascii="Charis SIL Regular" w:hAnsi="Charis SIL Regular" w:eastAsia="Charis SIL Regular"/>
           <w:b w:val="0"/>
           <w:i w:val="0"/>
@@ -1313,23 +1370,13 @@
             <w:rPr>
               <w:rStyle w:val="Hyperlink"/>
             </w:rPr>
-            <w:t>identifi</w:t>
+            <w:t>identifie</w:t>
           </w:r>
         </w:hyperlink>
       </w:r>
       <w:r>
         <w:rPr>
           <w:u w:val="single" w:color="0000ff"/>
-          <w:rFonts w:ascii="Charis SIL Regular" w:hAnsi="Charis SIL Regular" w:eastAsia="Charis SIL Regular"/>
-          <w:b w:val="0"/>
-          <w:i w:val="0"/>
-          <w:color w:val="000000"/>
-          <w:sz w:val="24"/>
-        </w:rPr>
-        <w:t>e</w:t>
-      </w:r>
-      <w:r>
-        <w:rPr>
           <w:rFonts w:ascii="Charis SIL Regular" w:hAnsi="Charis SIL Regular" w:eastAsia="Charis SIL Regular"/>
           <w:b w:val="0"/>
           <w:i w:val="0"/>
@@ -1363,7 +1410,7 @@
             <w:rPr>
               <w:rStyle w:val="Hyperlink"/>
             </w:rPr>
-            <w:t>by the a</w:t>
+            <w:t xml:space="preserve">by the </w:t>
           </w:r>
         </w:hyperlink>
       </w:r>
@@ -1375,7 +1422,7 @@
           <w:color w:val="000000"/>
           <w:sz w:val="24"/>
         </w:rPr>
-        <w:t>ttribute 'WM'. Specific questions regarding the collection of the</w:t>
+        <w:t>attribute 'WM'. Specific questions regarding the collection of the</w:t>
       </w:r>
     </w:p>
     <w:p>
@@ -1749,72 +1796,7 @@
           <w:color w:val="000000"/>
           <w:sz w:val="24"/>
         </w:rPr>
-        <w:t>. Both archives are structure</w:t>
-      </w:r>
-      <w:r>
-        <w:rPr>
-          <w:u w:val="single" w:color="0000ff"/>
-          <w:rFonts w:ascii="Charis SIL Regular" w:hAnsi="Charis SIL Regular" w:eastAsia="Charis SIL Regular"/>
-          <w:b w:val="0"/>
-          <w:i w:val="0"/>
-          <w:color w:val="000000"/>
-          <w:sz w:val="24"/>
-        </w:rPr>
-        <w:hyperlink r:id="rId16" w:history="1">
-          <w:r>
-            <w:rPr>
-              <w:rStyle w:val="Hyperlink"/>
-            </w:rPr>
-            <w:t>d in a si</w:t>
-          </w:r>
-        </w:hyperlink>
-      </w:r>
-      <w:r>
-        <w:rPr>
-          <w:u w:val="single" w:color="0000ff"/>
-          <w:rFonts w:ascii="Charis SIL Regular" w:hAnsi="Charis SIL Regular" w:eastAsia="Charis SIL Regular"/>
-          <w:b w:val="0"/>
-          <w:i w:val="0"/>
-          <w:color w:val="000000"/>
-          <w:sz w:val="24"/>
-        </w:rPr>
-        <w:hyperlink r:id="rId16" w:history="1">
-          <w:r>
-            <w:rPr>
-              <w:rStyle w:val="Hyperlink"/>
-            </w:rPr>
-            <w:t>milar</w:t>
-          </w:r>
-        </w:hyperlink>
-      </w:r>
-      <w:r>
-        <w:rPr>
-          <w:u w:val="single" w:color="0000ff"/>
-          <w:rFonts w:ascii="Charis SIL Regular" w:hAnsi="Charis SIL Regular" w:eastAsia="Charis SIL Regular"/>
-          <w:b w:val="0"/>
-          <w:i w:val="0"/>
-          <w:color w:val="000000"/>
-          <w:sz w:val="24"/>
-        </w:rPr>
-        <w:t xml:space="preserve"> </w:t>
-      </w:r>
-      <w:r>
-        <w:rPr>
-          <w:u w:val="single" w:color="0000ff"/>
-          <w:rFonts w:ascii="Charis SIL Regular" w:hAnsi="Charis SIL Regular" w:eastAsia="Charis SIL Regular"/>
-          <w:b w:val="0"/>
-          <w:i w:val="0"/>
-          <w:color w:val="000000"/>
-          <w:sz w:val="24"/>
-        </w:rPr>
-        <w:hyperlink r:id="rId16" w:history="1">
-          <w:r>
-            <w:rPr>
-              <w:rStyle w:val="Hyperlink"/>
-            </w:rPr>
-            <w:t>mann</w:t>
-          </w:r>
-        </w:hyperlink>
+        <w:t>. Both archives are structured in a similar mann</w:t>
       </w:r>
       <w:r>
         <w:rPr>

--- a/EXPORTS/DOCX/published/niveau3/English/WMRotterdam.docx
+++ b/EXPORTS/DOCX/published/niveau3/English/WMRotterdam.docx
@@ -1796,7 +1796,72 @@
           <w:color w:val="000000"/>
           <w:sz w:val="24"/>
         </w:rPr>
-        <w:t>. Both archives are structured in a similar mann</w:t>
+        <w:t>. Both archives are structure</w:t>
+      </w:r>
+      <w:r>
+        <w:rPr>
+          <w:u w:val="single" w:color="0000ff"/>
+          <w:rFonts w:ascii="Charis SIL Regular" w:hAnsi="Charis SIL Regular" w:eastAsia="Charis SIL Regular"/>
+          <w:b w:val="0"/>
+          <w:i w:val="0"/>
+          <w:color w:val="000000"/>
+          <w:sz w:val="24"/>
+        </w:rPr>
+        <w:hyperlink r:id="rId16" w:history="1">
+          <w:r>
+            <w:rPr>
+              <w:rStyle w:val="Hyperlink"/>
+            </w:rPr>
+            <w:t>d in a si</w:t>
+          </w:r>
+        </w:hyperlink>
+      </w:r>
+      <w:r>
+        <w:rPr>
+          <w:u w:val="single" w:color="0000ff"/>
+          <w:rFonts w:ascii="Charis SIL Regular" w:hAnsi="Charis SIL Regular" w:eastAsia="Charis SIL Regular"/>
+          <w:b w:val="0"/>
+          <w:i w:val="0"/>
+          <w:color w:val="000000"/>
+          <w:sz w:val="24"/>
+        </w:rPr>
+        <w:hyperlink r:id="rId16" w:history="1">
+          <w:r>
+            <w:rPr>
+              <w:rStyle w:val="Hyperlink"/>
+            </w:rPr>
+            <w:t>milar</w:t>
+          </w:r>
+        </w:hyperlink>
+      </w:r>
+      <w:r>
+        <w:rPr>
+          <w:u w:val="single" w:color="0000ff"/>
+          <w:rFonts w:ascii="Charis SIL Regular" w:hAnsi="Charis SIL Regular" w:eastAsia="Charis SIL Regular"/>
+          <w:b w:val="0"/>
+          <w:i w:val="0"/>
+          <w:color w:val="000000"/>
+          <w:sz w:val="24"/>
+        </w:rPr>
+        <w:t xml:space="preserve"> </w:t>
+      </w:r>
+      <w:r>
+        <w:rPr>
+          <w:u w:val="single" w:color="0000ff"/>
+          <w:rFonts w:ascii="Charis SIL Regular" w:hAnsi="Charis SIL Regular" w:eastAsia="Charis SIL Regular"/>
+          <w:b w:val="0"/>
+          <w:i w:val="0"/>
+          <w:color w:val="000000"/>
+          <w:sz w:val="24"/>
+        </w:rPr>
+        <w:hyperlink r:id="rId16" w:history="1">
+          <w:r>
+            <w:rPr>
+              <w:rStyle w:val="Hyperlink"/>
+            </w:rPr>
+            <w:t>mann</w:t>
+          </w:r>
+        </w:hyperlink>
       </w:r>
       <w:r>
         <w:rPr>

--- a/EXPORTS/DOCX/published/niveau3/English/WMRotterdam.docx
+++ b/EXPORTS/DOCX/published/niveau3/English/WMRotterdam.docx
@@ -309,25 +309,7 @@
             <w:rPr>
               <w:rStyle w:val="Hyperlink"/>
             </w:rPr>
-            <w:t>Princ</w:t>
-          </w:r>
-        </w:hyperlink>
-      </w:r>
-      <w:r>
-        <w:rPr>
-          <w:rFonts w:ascii="Charis SIL Regular" w:hAnsi="Charis SIL Regular" w:eastAsia="Charis SIL Regular"/>
-          <w:b w:val="0"/>
-          <w:i w:val="0"/>
-          <w:color w:val="0000FF"/>
-          <w:sz w:val="24"/>
-          <w:u w:val="single"/>
-        </w:rPr>
-        <w:hyperlink r:id="rId10" w:history="1">
-          <w:r>
-            <w:rPr>
-              <w:rStyle w:val="Hyperlink"/>
-            </w:rPr>
-            <w:t>e</w:t>
+            <w:t>Prince</w:t>
           </w:r>
         </w:hyperlink>
       </w:r>
@@ -990,43 +972,7 @@
           <w:color w:val="000000"/>
           <w:sz w:val="24"/>
         </w:rPr>
-        <w:t>‘We</w:t>
-      </w:r>
-      <w:r>
-        <w:rPr>
-          <w:u w:val="single" w:color="0000ff"/>
-          <w:rFonts w:ascii="Charis SIL Regular" w:hAnsi="Charis SIL Regular" w:eastAsia="Charis SIL Regular"/>
-          <w:b w:val="0"/>
-          <w:i w:val="0"/>
-          <w:color w:val="000000"/>
-          <w:sz w:val="24"/>
-        </w:rPr>
-        <w:hyperlink r:id="rId12" w:history="1">
-          <w:r>
-            <w:rPr>
-              <w:rStyle w:val="Hyperlink"/>
-            </w:rPr>
-            <w:t>reldmuse</w:t>
-          </w:r>
-        </w:hyperlink>
-      </w:r>
-      <w:r>
-        <w:rPr>
-          <w:u w:val="single" w:color="0000ff"/>
-          <w:rFonts w:ascii="Charis SIL Regular" w:hAnsi="Charis SIL Regular" w:eastAsia="Charis SIL Regular"/>
-          <w:b w:val="0"/>
-          <w:i w:val="0"/>
-          <w:color w:val="000000"/>
-          <w:sz w:val="24"/>
-        </w:rPr>
-        <w:hyperlink r:id="rId12" w:history="1">
-          <w:r>
-            <w:rPr>
-              <w:rStyle w:val="Hyperlink"/>
-            </w:rPr>
-            <w:t>ums’ in t</w:t>
-          </w:r>
-        </w:hyperlink>
+        <w:t>‘Wereldmuseums’ in t</w:t>
       </w:r>
       <w:r>
         <w:rPr>

--- a/EXPORTS/DOCX/published/niveau3/English/WMRotterdam.docx
+++ b/EXPORTS/DOCX/published/niveau3/English/WMRotterdam.docx
@@ -302,16 +302,8 @@
           <w:i w:val="0"/>
           <w:color w:val="0000FF"/>
           <w:sz w:val="24"/>
-          <w:u w:val="single"/>
         </w:rPr>
-        <w:hyperlink r:id="rId10" w:history="1">
-          <w:r>
-            <w:rPr>
-              <w:rStyle w:val="Hyperlink"/>
-            </w:rPr>
-            <w:t>Prince</w:t>
-          </w:r>
-        </w:hyperlink>
+        <w:t>Prince</w:t>
       </w:r>
       <w:r>
         <w:rPr>
@@ -425,25 +417,7 @@
           <w:color w:val="000000"/>
           <w:sz w:val="24"/>
         </w:rPr>
-        <w:t>ceased to exist in 1880, the municipality of</w:t>
-      </w:r>
-      <w:r>
-        <w:rPr>
-          <w:u w:val="single" w:color="0000ff"/>
-          <w:rFonts w:ascii="Charis SIL Regular" w:hAnsi="Charis SIL Regular" w:eastAsia="Charis SIL Regular"/>
-          <w:b w:val="0"/>
-          <w:i w:val="0"/>
-          <w:color w:val="000000"/>
-          <w:sz w:val="24"/>
-        </w:rPr>
-        <w:hyperlink r:id="rId10" w:history="1">
-          <w:r>
-            <w:rPr>
-              <w:rStyle w:val="Hyperlink"/>
-            </w:rPr>
-            <w:t xml:space="preserve"> Rotter</w:t>
-          </w:r>
-        </w:hyperlink>
+        <w:t>ceased to exist in 1880, the municipality of Rotter</w:t>
       </w:r>
       <w:r>
         <w:rPr>
@@ -665,32 +639,7 @@
           <w:color w:val="000000"/>
           <w:sz w:val="24"/>
         </w:rPr>
-        <w:hyperlink r:id="rId11" w:history="1">
-          <w:r>
-            <w:rPr>
-              <w:rStyle w:val="Hyperlink"/>
-            </w:rPr>
-            <w:t>s</w:t>
-          </w:r>
-        </w:hyperlink>
-      </w:r>
-      <w:r>
-        <w:rPr>
-          <w:u w:val="single" w:color="0000ff"/>
-          <w:rFonts w:ascii="Charis SIL Regular" w:hAnsi="Charis SIL Regular" w:eastAsia="Charis SIL Regular"/>
-          <w:b w:val="0"/>
-          <w:i w:val="0"/>
-          <w:color w:val="000000"/>
-          <w:sz w:val="24"/>
-        </w:rPr>
-        <w:hyperlink r:id="rId11" w:history="1">
-          <w:r>
-            <w:rPr>
-              <w:rStyle w:val="Hyperlink"/>
-            </w:rPr>
-            <w:t xml:space="preserve"> one </w:t>
-          </w:r>
-        </w:hyperlink>
+        <w:t xml:space="preserve">s one </w:t>
       </w:r>
       <w:r>
         <w:rPr>
@@ -972,7 +921,36 @@
           <w:color w:val="000000"/>
           <w:sz w:val="24"/>
         </w:rPr>
-        <w:t>‘Wereldmuseums’ in t</w:t>
+        <w:t>‘We</w:t>
+      </w:r>
+      <w:r>
+        <w:rPr>
+          <w:u w:val="single" w:color="0000ff"/>
+          <w:rFonts w:ascii="Charis SIL Regular" w:hAnsi="Charis SIL Regular" w:eastAsia="Charis SIL Regular"/>
+          <w:b w:val="0"/>
+          <w:i w:val="0"/>
+          <w:color w:val="000000"/>
+          <w:sz w:val="24"/>
+        </w:rPr>
+        <w:hyperlink r:id="rId12" w:history="1">
+          <w:r>
+            <w:rPr>
+              <w:rStyle w:val="Hyperlink"/>
+            </w:rPr>
+            <w:t>reldmuse</w:t>
+          </w:r>
+        </w:hyperlink>
+      </w:r>
+      <w:r>
+        <w:rPr>
+          <w:u w:val="single" w:color="0000ff"/>
+          <w:rFonts w:ascii="Charis SIL Regular" w:hAnsi="Charis SIL Regular" w:eastAsia="Charis SIL Regular"/>
+          <w:b w:val="0"/>
+          <w:i w:val="0"/>
+          <w:color w:val="000000"/>
+          <w:sz w:val="24"/>
+        </w:rPr>
+        <w:t>ums’ in t</w:t>
       </w:r>
       <w:r>
         <w:rPr>
@@ -1316,13 +1294,23 @@
             <w:rPr>
               <w:rStyle w:val="Hyperlink"/>
             </w:rPr>
-            <w:t>identifie</w:t>
+            <w:t>identifi</w:t>
           </w:r>
         </w:hyperlink>
       </w:r>
       <w:r>
         <w:rPr>
           <w:u w:val="single" w:color="0000ff"/>
+          <w:rFonts w:ascii="Charis SIL Regular" w:hAnsi="Charis SIL Regular" w:eastAsia="Charis SIL Regular"/>
+          <w:b w:val="0"/>
+          <w:i w:val="0"/>
+          <w:color w:val="000000"/>
+          <w:sz w:val="24"/>
+        </w:rPr>
+        <w:t>e</w:t>
+      </w:r>
+      <w:r>
+        <w:rPr>
           <w:rFonts w:ascii="Charis SIL Regular" w:hAnsi="Charis SIL Regular" w:eastAsia="Charis SIL Regular"/>
           <w:b w:val="0"/>
           <w:i w:val="0"/>
@@ -1356,7 +1344,7 @@
             <w:rPr>
               <w:rStyle w:val="Hyperlink"/>
             </w:rPr>
-            <w:t xml:space="preserve">by the </w:t>
+            <w:t>by the a</w:t>
           </w:r>
         </w:hyperlink>
       </w:r>
@@ -1368,7 +1356,7 @@
           <w:color w:val="000000"/>
           <w:sz w:val="24"/>
         </w:rPr>
-        <w:t>attribute 'WM'. Specific questions regarding the collection of the</w:t>
+        <w:t>ttribute 'WM'. Specific questions regarding the collection of the</w:t>
       </w:r>
     </w:p>
     <w:p>

--- a/EXPORTS/DOCX/published/niveau3/English/WMRotterdam.docx
+++ b/EXPORTS/DOCX/published/niveau3/English/WMRotterdam.docx
@@ -302,8 +302,27 @@
           <w:i w:val="0"/>
           <w:color w:val="0000FF"/>
           <w:sz w:val="24"/>
+          <w:u w:val="single"/>
         </w:rPr>
-        <w:t>Prince</w:t>
+        <w:hyperlink r:id="rId10" w:history="1">
+          <w:r>
+            <w:rPr>
+              <w:rStyle w:val="Hyperlink"/>
+            </w:rPr>
+            <w:t>Princ</w:t>
+          </w:r>
+        </w:hyperlink>
+      </w:r>
+      <w:r>
+        <w:rPr>
+          <w:rFonts w:ascii="Charis SIL Regular" w:hAnsi="Charis SIL Regular" w:eastAsia="Charis SIL Regular"/>
+          <w:b w:val="0"/>
+          <w:i w:val="0"/>
+          <w:color w:val="0000FF"/>
+          <w:sz w:val="24"/>
+          <w:u w:val="single"/>
+        </w:rPr>
+        <w:t>e</w:t>
       </w:r>
       <w:r>
         <w:rPr>
@@ -639,7 +658,32 @@
           <w:color w:val="000000"/>
           <w:sz w:val="24"/>
         </w:rPr>
-        <w:t xml:space="preserve">s one </w:t>
+        <w:hyperlink r:id="rId11" w:history="1">
+          <w:r>
+            <w:rPr>
+              <w:rStyle w:val="Hyperlink"/>
+            </w:rPr>
+            <w:t>s</w:t>
+          </w:r>
+        </w:hyperlink>
+      </w:r>
+      <w:r>
+        <w:rPr>
+          <w:u w:val="single" w:color="0000ff"/>
+          <w:rFonts w:ascii="Charis SIL Regular" w:hAnsi="Charis SIL Regular" w:eastAsia="Charis SIL Regular"/>
+          <w:b w:val="0"/>
+          <w:i w:val="0"/>
+          <w:color w:val="000000"/>
+          <w:sz w:val="24"/>
+        </w:rPr>
+        <w:hyperlink r:id="rId11" w:history="1">
+          <w:r>
+            <w:rPr>
+              <w:rStyle w:val="Hyperlink"/>
+            </w:rPr>
+            <w:t xml:space="preserve"> one </w:t>
+          </w:r>
+        </w:hyperlink>
       </w:r>
       <w:r>
         <w:rPr>
@@ -950,7 +994,14 @@
           <w:color w:val="000000"/>
           <w:sz w:val="24"/>
         </w:rPr>
-        <w:t>ums’ in t</w:t>
+        <w:hyperlink r:id="rId12" w:history="1">
+          <w:r>
+            <w:rPr>
+              <w:rStyle w:val="Hyperlink"/>
+            </w:rPr>
+            <w:t>ums’ in t</w:t>
+          </w:r>
+        </w:hyperlink>
       </w:r>
       <w:r>
         <w:rPr>
@@ -1294,23 +1345,13 @@
             <w:rPr>
               <w:rStyle w:val="Hyperlink"/>
             </w:rPr>
-            <w:t>identifi</w:t>
+            <w:t>identifie</w:t>
           </w:r>
         </w:hyperlink>
       </w:r>
       <w:r>
         <w:rPr>
           <w:u w:val="single" w:color="0000ff"/>
-          <w:rFonts w:ascii="Charis SIL Regular" w:hAnsi="Charis SIL Regular" w:eastAsia="Charis SIL Regular"/>
-          <w:b w:val="0"/>
-          <w:i w:val="0"/>
-          <w:color w:val="000000"/>
-          <w:sz w:val="24"/>
-        </w:rPr>
-        <w:t>e</w:t>
-      </w:r>
-      <w:r>
-        <w:rPr>
           <w:rFonts w:ascii="Charis SIL Regular" w:hAnsi="Charis SIL Regular" w:eastAsia="Charis SIL Regular"/>
           <w:b w:val="0"/>
           <w:i w:val="0"/>
@@ -1344,7 +1385,7 @@
             <w:rPr>
               <w:rStyle w:val="Hyperlink"/>
             </w:rPr>
-            <w:t>by the a</w:t>
+            <w:t xml:space="preserve">by the </w:t>
           </w:r>
         </w:hyperlink>
       </w:r>
@@ -1356,7 +1397,7 @@
           <w:color w:val="000000"/>
           <w:sz w:val="24"/>
         </w:rPr>
-        <w:t>ttribute 'WM'. Specific questions regarding the collection of the</w:t>
+        <w:t>attribute 'WM'. Specific questions regarding the collection of the</w:t>
       </w:r>
     </w:p>
     <w:p>

--- a/EXPORTS/DOCX/published/niveau3/English/WMRotterdam.docx
+++ b/EXPORTS/DOCX/published/niveau3/English/WMRotterdam.docx
@@ -322,7 +322,14 @@
           <w:sz w:val="24"/>
           <w:u w:val="single"/>
         </w:rPr>
-        <w:t>e</w:t>
+        <w:hyperlink r:id="rId10" w:history="1">
+          <w:r>
+            <w:rPr>
+              <w:rStyle w:val="Hyperlink"/>
+            </w:rPr>
+            <w:t>e</w:t>
+          </w:r>
+        </w:hyperlink>
       </w:r>
       <w:r>
         <w:rPr>
@@ -355,32 +362,13 @@
       </w:r>
       <w:r>
         <w:rPr>
-          <w:u w:val="single" w:color="0000ff"/>
           <w:rFonts w:ascii="Charis SIL Regular" w:hAnsi="Charis SIL Regular" w:eastAsia="Charis SIL Regular"/>
           <w:b w:val="0"/>
           <w:i w:val="0"/>
           <w:color w:val="000000"/>
           <w:sz w:val="24"/>
         </w:rPr>
-        <w:t xml:space="preserve"> </w:t>
-      </w:r>
-      <w:r>
-        <w:rPr>
-          <w:u w:val="single" w:color="0000ff"/>
-          <w:rFonts w:ascii="Charis SIL Regular" w:hAnsi="Charis SIL Regular" w:eastAsia="Charis SIL Regular"/>
-          <w:b w:val="0"/>
-          <w:i w:val="0"/>
-          <w:color w:val="000000"/>
-          <w:sz w:val="24"/>
-        </w:rPr>
-        <w:hyperlink r:id="rId9" w:history="1">
-          <w:r>
-            <w:rPr>
-              <w:rStyle w:val="Hyperlink"/>
-            </w:rPr>
-            <w:t>died in 1</w:t>
-          </w:r>
-        </w:hyperlink>
+        <w:t xml:space="preserve"> died in 1</w:t>
       </w:r>
       <w:r>
         <w:rPr>
@@ -436,7 +424,25 @@
           <w:color w:val="000000"/>
           <w:sz w:val="24"/>
         </w:rPr>
-        <w:t>ceased to exist in 1880, the municipality of Rotter</w:t>
+        <w:t>ceased to exist in 1880, the municipality of</w:t>
+      </w:r>
+      <w:r>
+        <w:rPr>
+          <w:u w:val="single" w:color="0000ff"/>
+          <w:rFonts w:ascii="Charis SIL Regular" w:hAnsi="Charis SIL Regular" w:eastAsia="Charis SIL Regular"/>
+          <w:b w:val="0"/>
+          <w:i w:val="0"/>
+          <w:color w:val="000000"/>
+          <w:sz w:val="24"/>
+        </w:rPr>
+        <w:hyperlink r:id="rId10" w:history="1">
+          <w:r>
+            <w:rPr>
+              <w:rStyle w:val="Hyperlink"/>
+            </w:rPr>
+            <w:t xml:space="preserve"> Rotter</w:t>
+          </w:r>
+        </w:hyperlink>
       </w:r>
       <w:r>
         <w:rPr>
@@ -965,43 +971,7 @@
           <w:color w:val="000000"/>
           <w:sz w:val="24"/>
         </w:rPr>
-        <w:t>‘We</w:t>
-      </w:r>
-      <w:r>
-        <w:rPr>
-          <w:u w:val="single" w:color="0000ff"/>
-          <w:rFonts w:ascii="Charis SIL Regular" w:hAnsi="Charis SIL Regular" w:eastAsia="Charis SIL Regular"/>
-          <w:b w:val="0"/>
-          <w:i w:val="0"/>
-          <w:color w:val="000000"/>
-          <w:sz w:val="24"/>
-        </w:rPr>
-        <w:hyperlink r:id="rId12" w:history="1">
-          <w:r>
-            <w:rPr>
-              <w:rStyle w:val="Hyperlink"/>
-            </w:rPr>
-            <w:t>reldmuse</w:t>
-          </w:r>
-        </w:hyperlink>
-      </w:r>
-      <w:r>
-        <w:rPr>
-          <w:u w:val="single" w:color="0000ff"/>
-          <w:rFonts w:ascii="Charis SIL Regular" w:hAnsi="Charis SIL Regular" w:eastAsia="Charis SIL Regular"/>
-          <w:b w:val="0"/>
-          <w:i w:val="0"/>
-          <w:color w:val="000000"/>
-          <w:sz w:val="24"/>
-        </w:rPr>
-        <w:hyperlink r:id="rId12" w:history="1">
-          <w:r>
-            <w:rPr>
-              <w:rStyle w:val="Hyperlink"/>
-            </w:rPr>
-            <w:t>ums’ in t</w:t>
-          </w:r>
-        </w:hyperlink>
+        <w:t>‘Wereldmuseums’ in t</w:t>
       </w:r>
       <w:r>
         <w:rPr>
@@ -1782,14 +1752,7 @@
           <w:color w:val="000000"/>
           <w:sz w:val="24"/>
         </w:rPr>
-        <w:hyperlink r:id="rId16" w:history="1">
-          <w:r>
-            <w:rPr>
-              <w:rStyle w:val="Hyperlink"/>
-            </w:rPr>
-            <w:t>d in a si</w:t>
-          </w:r>
-        </w:hyperlink>
+        <w:t>d in a si</w:t>
       </w:r>
       <w:r>
         <w:rPr>

--- a/EXPORTS/DOCX/published/niveau3/English/WMRotterdam.docx
+++ b/EXPORTS/DOCX/published/niveau3/English/WMRotterdam.docx
@@ -302,32 +302,13 @@
           <w:i w:val="0"/>
           <w:color w:val="0000FF"/>
           <w:sz w:val="24"/>
-          <w:u w:val="single"/>
         </w:rPr>
         <w:hyperlink r:id="rId10" w:history="1">
           <w:r>
             <w:rPr>
               <w:rStyle w:val="Hyperlink"/>
             </w:rPr>
-            <w:t>Princ</w:t>
-          </w:r>
-        </w:hyperlink>
-      </w:r>
-      <w:r>
-        <w:rPr>
-          <w:rFonts w:ascii="Charis SIL Regular" w:hAnsi="Charis SIL Regular" w:eastAsia="Charis SIL Regular"/>
-          <w:b w:val="0"/>
-          <w:i w:val="0"/>
-          <w:color w:val="0000FF"/>
-          <w:sz w:val="24"/>
-          <w:u w:val="single"/>
-        </w:rPr>
-        <w:hyperlink r:id="rId10" w:history="1">
-          <w:r>
-            <w:rPr>
-              <w:rStyle w:val="Hyperlink"/>
-            </w:rPr>
-            <w:t>e</w:t>
+            <w:t>Prince</w:t>
           </w:r>
         </w:hyperlink>
       </w:r>
@@ -362,13 +343,32 @@
       </w:r>
       <w:r>
         <w:rPr>
+          <w:u w:val="single" w:color="0000ff"/>
           <w:rFonts w:ascii="Charis SIL Regular" w:hAnsi="Charis SIL Regular" w:eastAsia="Charis SIL Regular"/>
           <w:b w:val="0"/>
           <w:i w:val="0"/>
           <w:color w:val="000000"/>
           <w:sz w:val="24"/>
         </w:rPr>
-        <w:t xml:space="preserve"> died in 1</w:t>
+        <w:t xml:space="preserve"> </w:t>
+      </w:r>
+      <w:r>
+        <w:rPr>
+          <w:u w:val="single" w:color="0000ff"/>
+          <w:rFonts w:ascii="Charis SIL Regular" w:hAnsi="Charis SIL Regular" w:eastAsia="Charis SIL Regular"/>
+          <w:b w:val="0"/>
+          <w:i w:val="0"/>
+          <w:color w:val="000000"/>
+          <w:sz w:val="24"/>
+        </w:rPr>
+        <w:hyperlink r:id="rId9" w:history="1">
+          <w:r>
+            <w:rPr>
+              <w:rStyle w:val="Hyperlink"/>
+            </w:rPr>
+            <w:t>died in 1</w:t>
+          </w:r>
+        </w:hyperlink>
       </w:r>
       <w:r>
         <w:rPr>
@@ -424,25 +424,7 @@
           <w:color w:val="000000"/>
           <w:sz w:val="24"/>
         </w:rPr>
-        <w:t>ceased to exist in 1880, the municipality of</w:t>
-      </w:r>
-      <w:r>
-        <w:rPr>
-          <w:u w:val="single" w:color="0000ff"/>
-          <w:rFonts w:ascii="Charis SIL Regular" w:hAnsi="Charis SIL Regular" w:eastAsia="Charis SIL Regular"/>
-          <w:b w:val="0"/>
-          <w:i w:val="0"/>
-          <w:color w:val="000000"/>
-          <w:sz w:val="24"/>
-        </w:rPr>
-        <w:hyperlink r:id="rId10" w:history="1">
-          <w:r>
-            <w:rPr>
-              <w:rStyle w:val="Hyperlink"/>
-            </w:rPr>
-            <w:t xml:space="preserve"> Rotter</w:t>
-          </w:r>
-        </w:hyperlink>
+        <w:t>ceased to exist in 1880, the municipality of Rotter</w:t>
       </w:r>
       <w:r>
         <w:rPr>
@@ -971,7 +953,18 @@
           <w:color w:val="000000"/>
           <w:sz w:val="24"/>
         </w:rPr>
-        <w:t>‘Wereldmuseums’ in t</w:t>
+        <w:t>‘We</w:t>
+      </w:r>
+      <w:r>
+        <w:rPr>
+          <w:u w:val="single" w:color="0000ff"/>
+          <w:rFonts w:ascii="Charis SIL Regular" w:hAnsi="Charis SIL Regular" w:eastAsia="Charis SIL Regular"/>
+          <w:b w:val="0"/>
+          <w:i w:val="0"/>
+          <w:color w:val="000000"/>
+          <w:sz w:val="24"/>
+        </w:rPr>
+        <w:t>reldmuseums’ in t</w:t>
       </w:r>
       <w:r>
         <w:rPr>
@@ -1752,7 +1745,14 @@
           <w:color w:val="000000"/>
           <w:sz w:val="24"/>
         </w:rPr>
-        <w:t>d in a si</w:t>
+        <w:hyperlink r:id="rId16" w:history="1">
+          <w:r>
+            <w:rPr>
+              <w:rStyle w:val="Hyperlink"/>
+            </w:rPr>
+            <w:t>d in a si</w:t>
+          </w:r>
+        </w:hyperlink>
       </w:r>
       <w:r>
         <w:rPr>
@@ -1902,93 +1902,13 @@
       </w:r>
       <w:r>
         <w:rPr>
-          <w:u w:val="single" w:color="0000ff"/>
           <w:rFonts w:ascii="Charis SIL Regular" w:hAnsi="Charis SIL Regular" w:eastAsia="Charis SIL Regular"/>
           <w:b w:val="0"/>
           <w:i w:val="0"/>
           <w:color w:val="000000"/>
           <w:sz w:val="24"/>
         </w:rPr>
-        <w:hyperlink r:id="rId17" w:history="1">
-          <w:r>
-            <w:rPr>
-              <w:rStyle w:val="Hyperlink"/>
-            </w:rPr>
-            <w:t>the f</w:t>
-          </w:r>
-        </w:hyperlink>
-      </w:r>
-      <w:r>
-        <w:rPr>
-          <w:u w:val="single" w:color="0000ff"/>
-          <w:rFonts w:ascii="Charis SIL Regular" w:hAnsi="Charis SIL Regular" w:eastAsia="Charis SIL Regular"/>
-          <w:b w:val="0"/>
-          <w:i w:val="0"/>
-          <w:color w:val="000000"/>
-          <w:sz w:val="24"/>
-        </w:rPr>
-        <w:hyperlink r:id="rId17" w:history="1">
-          <w:r>
-            <w:rPr>
-              <w:rStyle w:val="Hyperlink"/>
-            </w:rPr>
-            <w:t>o</w:t>
-          </w:r>
-        </w:hyperlink>
-      </w:r>
-      <w:r>
-        <w:rPr>
-          <w:u w:val="single" w:color="0000ff"/>
-          <w:rFonts w:ascii="Charis SIL Regular" w:hAnsi="Charis SIL Regular" w:eastAsia="Charis SIL Regular"/>
-          <w:b w:val="0"/>
-          <w:i w:val="0"/>
-          <w:color w:val="000000"/>
-          <w:sz w:val="24"/>
-        </w:rPr>
-        <w:hyperlink r:id="rId17" w:history="1">
-          <w:r>
-            <w:rPr>
-              <w:rStyle w:val="Hyperlink"/>
-            </w:rPr>
-            <w:t>rmat</w:t>
-          </w:r>
-        </w:hyperlink>
-      </w:r>
-      <w:r>
-        <w:rPr>
-          <w:u w:val="single" w:color="0000ff"/>
-          <w:rFonts w:ascii="Charis SIL Regular" w:hAnsi="Charis SIL Regular" w:eastAsia="Charis SIL Regular"/>
-          <w:b w:val="0"/>
-          <w:i w:val="0"/>
-          <w:color w:val="000000"/>
-          <w:sz w:val="24"/>
-        </w:rPr>
-        <w:hyperlink r:id="rId17" w:history="1">
-          <w:r>
-            <w:rPr>
-              <w:rStyle w:val="Hyperlink"/>
-            </w:rPr>
-            <w:t>i</w:t>
-          </w:r>
-        </w:hyperlink>
-      </w:r>
-      <w:r>
-        <w:rPr>
-          <w:u w:val="single" w:color="0000ff"/>
-          <w:rFonts w:ascii="Charis SIL Regular" w:hAnsi="Charis SIL Regular" w:eastAsia="Charis SIL Regular"/>
-          <w:b w:val="0"/>
-          <w:i w:val="0"/>
-          <w:color w:val="000000"/>
-          <w:sz w:val="24"/>
-        </w:rPr>
-        <w:hyperlink r:id="rId17" w:history="1">
-          <w:r>
-            <w:rPr>
-              <w:rStyle w:val="Hyperlink"/>
-            </w:rPr>
-            <w:t>on</w:t>
-          </w:r>
-        </w:hyperlink>
+        <w:t>the formation</w:t>
       </w:r>
       <w:r>
         <w:rPr>

--- a/EXPORTS/DOCX/published/niveau3/English/WMRotterdam.docx
+++ b/EXPORTS/DOCX/published/niveau3/English/WMRotterdam.docx
@@ -302,13 +302,32 @@
           <w:i w:val="0"/>
           <w:color w:val="0000FF"/>
           <w:sz w:val="24"/>
+          <w:u w:val="single"/>
         </w:rPr>
         <w:hyperlink r:id="rId10" w:history="1">
           <w:r>
             <w:rPr>
               <w:rStyle w:val="Hyperlink"/>
             </w:rPr>
-            <w:t>Prince</w:t>
+            <w:t>Princ</w:t>
+          </w:r>
+        </w:hyperlink>
+      </w:r>
+      <w:r>
+        <w:rPr>
+          <w:rFonts w:ascii="Charis SIL Regular" w:hAnsi="Charis SIL Regular" w:eastAsia="Charis SIL Regular"/>
+          <w:b w:val="0"/>
+          <w:i w:val="0"/>
+          <w:color w:val="0000FF"/>
+          <w:sz w:val="24"/>
+          <w:u w:val="single"/>
+        </w:rPr>
+        <w:hyperlink r:id="rId10" w:history="1">
+          <w:r>
+            <w:rPr>
+              <w:rStyle w:val="Hyperlink"/>
+            </w:rPr>
+            <w:t>e</w:t>
           </w:r>
         </w:hyperlink>
       </w:r>
@@ -343,32 +362,13 @@
       </w:r>
       <w:r>
         <w:rPr>
-          <w:u w:val="single" w:color="0000ff"/>
           <w:rFonts w:ascii="Charis SIL Regular" w:hAnsi="Charis SIL Regular" w:eastAsia="Charis SIL Regular"/>
           <w:b w:val="0"/>
           <w:i w:val="0"/>
           <w:color w:val="000000"/>
           <w:sz w:val="24"/>
         </w:rPr>
-        <w:t xml:space="preserve"> </w:t>
-      </w:r>
-      <w:r>
-        <w:rPr>
-          <w:u w:val="single" w:color="0000ff"/>
-          <w:rFonts w:ascii="Charis SIL Regular" w:hAnsi="Charis SIL Regular" w:eastAsia="Charis SIL Regular"/>
-          <w:b w:val="0"/>
-          <w:i w:val="0"/>
-          <w:color w:val="000000"/>
-          <w:sz w:val="24"/>
-        </w:rPr>
-        <w:hyperlink r:id="rId9" w:history="1">
-          <w:r>
-            <w:rPr>
-              <w:rStyle w:val="Hyperlink"/>
-            </w:rPr>
-            <w:t>died in 1</w:t>
-          </w:r>
-        </w:hyperlink>
+        <w:t xml:space="preserve"> died in 1</w:t>
       </w:r>
       <w:r>
         <w:rPr>
@@ -424,7 +424,25 @@
           <w:color w:val="000000"/>
           <w:sz w:val="24"/>
         </w:rPr>
-        <w:t>ceased to exist in 1880, the municipality of Rotter</w:t>
+        <w:t>ceased to exist in 1880, the municipality of</w:t>
+      </w:r>
+      <w:r>
+        <w:rPr>
+          <w:u w:val="single" w:color="0000ff"/>
+          <w:rFonts w:ascii="Charis SIL Regular" w:hAnsi="Charis SIL Regular" w:eastAsia="Charis SIL Regular"/>
+          <w:b w:val="0"/>
+          <w:i w:val="0"/>
+          <w:color w:val="000000"/>
+          <w:sz w:val="24"/>
+        </w:rPr>
+        <w:hyperlink r:id="rId10" w:history="1">
+          <w:r>
+            <w:rPr>
+              <w:rStyle w:val="Hyperlink"/>
+            </w:rPr>
+            <w:t xml:space="preserve"> Rotter</w:t>
+          </w:r>
+        </w:hyperlink>
       </w:r>
       <w:r>
         <w:rPr>
@@ -964,7 +982,32 @@
           <w:color w:val="000000"/>
           <w:sz w:val="24"/>
         </w:rPr>
-        <w:t>reldmuseums’ in t</w:t>
+        <w:hyperlink r:id="rId12" w:history="1">
+          <w:r>
+            <w:rPr>
+              <w:rStyle w:val="Hyperlink"/>
+            </w:rPr>
+            <w:t>reldmuse</w:t>
+          </w:r>
+        </w:hyperlink>
+      </w:r>
+      <w:r>
+        <w:rPr>
+          <w:u w:val="single" w:color="0000ff"/>
+          <w:rFonts w:ascii="Charis SIL Regular" w:hAnsi="Charis SIL Regular" w:eastAsia="Charis SIL Regular"/>
+          <w:b w:val="0"/>
+          <w:i w:val="0"/>
+          <w:color w:val="000000"/>
+          <w:sz w:val="24"/>
+        </w:rPr>
+        <w:hyperlink r:id="rId12" w:history="1">
+          <w:r>
+            <w:rPr>
+              <w:rStyle w:val="Hyperlink"/>
+            </w:rPr>
+            <w:t>ums’ in t</w:t>
+          </w:r>
+        </w:hyperlink>
       </w:r>
       <w:r>
         <w:rPr>
@@ -1734,72 +1777,7 @@
           <w:color w:val="000000"/>
           <w:sz w:val="24"/>
         </w:rPr>
-        <w:t>. Both archives are structure</w:t>
-      </w:r>
-      <w:r>
-        <w:rPr>
-          <w:u w:val="single" w:color="0000ff"/>
-          <w:rFonts w:ascii="Charis SIL Regular" w:hAnsi="Charis SIL Regular" w:eastAsia="Charis SIL Regular"/>
-          <w:b w:val="0"/>
-          <w:i w:val="0"/>
-          <w:color w:val="000000"/>
-          <w:sz w:val="24"/>
-        </w:rPr>
-        <w:hyperlink r:id="rId16" w:history="1">
-          <w:r>
-            <w:rPr>
-              <w:rStyle w:val="Hyperlink"/>
-            </w:rPr>
-            <w:t>d in a si</w:t>
-          </w:r>
-        </w:hyperlink>
-      </w:r>
-      <w:r>
-        <w:rPr>
-          <w:u w:val="single" w:color="0000ff"/>
-          <w:rFonts w:ascii="Charis SIL Regular" w:hAnsi="Charis SIL Regular" w:eastAsia="Charis SIL Regular"/>
-          <w:b w:val="0"/>
-          <w:i w:val="0"/>
-          <w:color w:val="000000"/>
-          <w:sz w:val="24"/>
-        </w:rPr>
-        <w:hyperlink r:id="rId16" w:history="1">
-          <w:r>
-            <w:rPr>
-              <w:rStyle w:val="Hyperlink"/>
-            </w:rPr>
-            <w:t>milar</w:t>
-          </w:r>
-        </w:hyperlink>
-      </w:r>
-      <w:r>
-        <w:rPr>
-          <w:u w:val="single" w:color="0000ff"/>
-          <w:rFonts w:ascii="Charis SIL Regular" w:hAnsi="Charis SIL Regular" w:eastAsia="Charis SIL Regular"/>
-          <w:b w:val="0"/>
-          <w:i w:val="0"/>
-          <w:color w:val="000000"/>
-          <w:sz w:val="24"/>
-        </w:rPr>
-        <w:t xml:space="preserve"> </w:t>
-      </w:r>
-      <w:r>
-        <w:rPr>
-          <w:u w:val="single" w:color="0000ff"/>
-          <w:rFonts w:ascii="Charis SIL Regular" w:hAnsi="Charis SIL Regular" w:eastAsia="Charis SIL Regular"/>
-          <w:b w:val="0"/>
-          <w:i w:val="0"/>
-          <w:color w:val="000000"/>
-          <w:sz w:val="24"/>
-        </w:rPr>
-        <w:hyperlink r:id="rId16" w:history="1">
-          <w:r>
-            <w:rPr>
-              <w:rStyle w:val="Hyperlink"/>
-            </w:rPr>
-            <w:t>mann</w:t>
-          </w:r>
-        </w:hyperlink>
+        <w:t>. Both archives are structured in a similar mann</w:t>
       </w:r>
       <w:r>
         <w:rPr>
@@ -1902,13 +1880,93 @@
       </w:r>
       <w:r>
         <w:rPr>
+          <w:u w:val="single" w:color="0000ff"/>
           <w:rFonts w:ascii="Charis SIL Regular" w:hAnsi="Charis SIL Regular" w:eastAsia="Charis SIL Regular"/>
           <w:b w:val="0"/>
           <w:i w:val="0"/>
           <w:color w:val="000000"/>
           <w:sz w:val="24"/>
         </w:rPr>
-        <w:t>the formation</w:t>
+        <w:hyperlink r:id="rId17" w:history="1">
+          <w:r>
+            <w:rPr>
+              <w:rStyle w:val="Hyperlink"/>
+            </w:rPr>
+            <w:t>the f</w:t>
+          </w:r>
+        </w:hyperlink>
+      </w:r>
+      <w:r>
+        <w:rPr>
+          <w:u w:val="single" w:color="0000ff"/>
+          <w:rFonts w:ascii="Charis SIL Regular" w:hAnsi="Charis SIL Regular" w:eastAsia="Charis SIL Regular"/>
+          <w:b w:val="0"/>
+          <w:i w:val="0"/>
+          <w:color w:val="000000"/>
+          <w:sz w:val="24"/>
+        </w:rPr>
+        <w:hyperlink r:id="rId17" w:history="1">
+          <w:r>
+            <w:rPr>
+              <w:rStyle w:val="Hyperlink"/>
+            </w:rPr>
+            <w:t>o</w:t>
+          </w:r>
+        </w:hyperlink>
+      </w:r>
+      <w:r>
+        <w:rPr>
+          <w:u w:val="single" w:color="0000ff"/>
+          <w:rFonts w:ascii="Charis SIL Regular" w:hAnsi="Charis SIL Regular" w:eastAsia="Charis SIL Regular"/>
+          <w:b w:val="0"/>
+          <w:i w:val="0"/>
+          <w:color w:val="000000"/>
+          <w:sz w:val="24"/>
+        </w:rPr>
+        <w:hyperlink r:id="rId17" w:history="1">
+          <w:r>
+            <w:rPr>
+              <w:rStyle w:val="Hyperlink"/>
+            </w:rPr>
+            <w:t>rmat</w:t>
+          </w:r>
+        </w:hyperlink>
+      </w:r>
+      <w:r>
+        <w:rPr>
+          <w:u w:val="single" w:color="0000ff"/>
+          <w:rFonts w:ascii="Charis SIL Regular" w:hAnsi="Charis SIL Regular" w:eastAsia="Charis SIL Regular"/>
+          <w:b w:val="0"/>
+          <w:i w:val="0"/>
+          <w:color w:val="000000"/>
+          <w:sz w:val="24"/>
+        </w:rPr>
+        <w:hyperlink r:id="rId17" w:history="1">
+          <w:r>
+            <w:rPr>
+              <w:rStyle w:val="Hyperlink"/>
+            </w:rPr>
+            <w:t>i</w:t>
+          </w:r>
+        </w:hyperlink>
+      </w:r>
+      <w:r>
+        <w:rPr>
+          <w:u w:val="single" w:color="0000ff"/>
+          <w:rFonts w:ascii="Charis SIL Regular" w:hAnsi="Charis SIL Regular" w:eastAsia="Charis SIL Regular"/>
+          <w:b w:val="0"/>
+          <w:i w:val="0"/>
+          <w:color w:val="000000"/>
+          <w:sz w:val="24"/>
+        </w:rPr>
+        <w:hyperlink r:id="rId17" w:history="1">
+          <w:r>
+            <w:rPr>
+              <w:rStyle w:val="Hyperlink"/>
+            </w:rPr>
+            <w:t>on</w:t>
+          </w:r>
+        </w:hyperlink>
       </w:r>
       <w:r>
         <w:rPr>

--- a/EXPORTS/DOCX/published/niveau3/English/WMRotterdam.docx
+++ b/EXPORTS/DOCX/published/niveau3/English/WMRotterdam.docx
@@ -302,8 +302,63 @@
           <w:i w:val="0"/>
           <w:color w:val="0000FF"/>
           <w:sz w:val="24"/>
+          <w:u w:val="single"/>
         </w:rPr>
-        <w:t>Prince Hendrik</w:t>
+        <w:hyperlink r:id="rId10" w:history="1">
+          <w:r>
+            <w:rPr>
+              <w:rStyle w:val="Hyperlink"/>
+            </w:rPr>
+            <w:t>Princ</w:t>
+          </w:r>
+        </w:hyperlink>
+      </w:r>
+      <w:r>
+        <w:rPr>
+          <w:rFonts w:ascii="Charis SIL Regular" w:hAnsi="Charis SIL Regular" w:eastAsia="Charis SIL Regular"/>
+          <w:b w:val="0"/>
+          <w:i w:val="0"/>
+          <w:color w:val="0000FF"/>
+          <w:sz w:val="24"/>
+          <w:u w:val="single"/>
+        </w:rPr>
+        <w:hyperlink r:id="rId10" w:history="1">
+          <w:r>
+            <w:rPr>
+              <w:rStyle w:val="Hyperlink"/>
+            </w:rPr>
+            <w:t>e</w:t>
+          </w:r>
+        </w:hyperlink>
+      </w:r>
+      <w:r>
+        <w:rPr>
+          <w:rFonts w:ascii="Charis SIL Regular" w:hAnsi="Charis SIL Regular" w:eastAsia="Charis SIL Regular"/>
+          <w:b w:val="0"/>
+          <w:i w:val="0"/>
+          <w:color w:val="0000FF"/>
+          <w:sz w:val="24"/>
+          <w:u w:val="single"/>
+        </w:rPr>
+        <w:t xml:space="preserve"> </w:t>
+      </w:r>
+      <w:r>
+        <w:rPr>
+          <w:rFonts w:ascii="Charis SIL Regular" w:hAnsi="Charis SIL Regular" w:eastAsia="Charis SIL Regular"/>
+          <w:b w:val="0"/>
+          <w:i w:val="0"/>
+          <w:color w:val="0000FF"/>
+          <w:sz w:val="24"/>
+          <w:u w:val="single"/>
+        </w:rPr>
+        <w:hyperlink r:id="rId10" w:history="1">
+          <w:r>
+            <w:rPr>
+              <w:rStyle w:val="Hyperlink"/>
+            </w:rPr>
+            <w:t>Hendrik</w:t>
+          </w:r>
+        </w:hyperlink>
       </w:r>
       <w:r>
         <w:rPr>
@@ -392,6 +447,7 @@
       </w:r>
       <w:r>
         <w:rPr>
+          <w:u w:val="single" w:color="0000ff"/>
           <w:rFonts w:ascii="Charis SIL Regular" w:hAnsi="Charis SIL Regular" w:eastAsia="Charis SIL Regular"/>
           <w:b w:val="0"/>
           <w:i w:val="0"/>
@@ -409,6 +465,7 @@
       </w:r>
       <w:r>
         <w:rPr>
+          <w:u w:val="single" w:color="0000ff"/>
           <w:rFonts w:ascii="Charis SIL Regular" w:hAnsi="Charis SIL Regular" w:eastAsia="Charis SIL Regular"/>
           <w:b w:val="0"/>
           <w:i w:val="0"/>
@@ -944,14 +1001,7 @@
           <w:color w:val="000000"/>
           <w:sz w:val="24"/>
         </w:rPr>
-        <w:hyperlink r:id="rId12" w:history="1">
-          <w:r>
-            <w:rPr>
-              <w:rStyle w:val="Hyperlink"/>
-            </w:rPr>
-            <w:t>reldmuse</w:t>
-          </w:r>
-        </w:hyperlink>
+        <w:t>reldmuse</w:t>
       </w:r>
       <w:r>
         <w:rPr>
@@ -1739,7 +1789,25 @@
           <w:color w:val="000000"/>
           <w:sz w:val="24"/>
         </w:rPr>
-        <w:t>. Both archives are structured in a si</w:t>
+        <w:t>. Both archives are structure</w:t>
+      </w:r>
+      <w:r>
+        <w:rPr>
+          <w:u w:val="single" w:color="0000ff"/>
+          <w:rFonts w:ascii="Charis SIL Regular" w:hAnsi="Charis SIL Regular" w:eastAsia="Charis SIL Regular"/>
+          <w:b w:val="0"/>
+          <w:i w:val="0"/>
+          <w:color w:val="000000"/>
+          <w:sz w:val="24"/>
+        </w:rPr>
+        <w:hyperlink r:id="rId16" w:history="1">
+          <w:r>
+            <w:rPr>
+              <w:rStyle w:val="Hyperlink"/>
+            </w:rPr>
+            <w:t>d in a si</w:t>
+          </w:r>
+        </w:hyperlink>
       </w:r>
       <w:r>
         <w:rPr>

--- a/EXPORTS/DOCX/published/niveau3/English/WMRotterdam.docx
+++ b/EXPORTS/DOCX/published/niveau3/English/WMRotterdam.docx
@@ -1001,7 +1001,14 @@
           <w:color w:val="000000"/>
           <w:sz w:val="24"/>
         </w:rPr>
-        <w:t>reldmuse</w:t>
+        <w:hyperlink r:id="rId12" w:history="1">
+          <w:r>
+            <w:rPr>
+              <w:rStyle w:val="Hyperlink"/>
+            </w:rPr>
+            <w:t>reldmuse</w:t>
+          </w:r>
+        </w:hyperlink>
       </w:r>
       <w:r>
         <w:rPr>
@@ -1789,72 +1796,7 @@
           <w:color w:val="000000"/>
           <w:sz w:val="24"/>
         </w:rPr>
-        <w:t>. Both archives are structure</w:t>
-      </w:r>
-      <w:r>
-        <w:rPr>
-          <w:u w:val="single" w:color="0000ff"/>
-          <w:rFonts w:ascii="Charis SIL Regular" w:hAnsi="Charis SIL Regular" w:eastAsia="Charis SIL Regular"/>
-          <w:b w:val="0"/>
-          <w:i w:val="0"/>
-          <w:color w:val="000000"/>
-          <w:sz w:val="24"/>
-        </w:rPr>
-        <w:hyperlink r:id="rId16" w:history="1">
-          <w:r>
-            <w:rPr>
-              <w:rStyle w:val="Hyperlink"/>
-            </w:rPr>
-            <w:t>d in a si</w:t>
-          </w:r>
-        </w:hyperlink>
-      </w:r>
-      <w:r>
-        <w:rPr>
-          <w:u w:val="single" w:color="0000ff"/>
-          <w:rFonts w:ascii="Charis SIL Regular" w:hAnsi="Charis SIL Regular" w:eastAsia="Charis SIL Regular"/>
-          <w:b w:val="0"/>
-          <w:i w:val="0"/>
-          <w:color w:val="000000"/>
-          <w:sz w:val="24"/>
-        </w:rPr>
-        <w:hyperlink r:id="rId16" w:history="1">
-          <w:r>
-            <w:rPr>
-              <w:rStyle w:val="Hyperlink"/>
-            </w:rPr>
-            <w:t>milar</w:t>
-          </w:r>
-        </w:hyperlink>
-      </w:r>
-      <w:r>
-        <w:rPr>
-          <w:u w:val="single" w:color="0000ff"/>
-          <w:rFonts w:ascii="Charis SIL Regular" w:hAnsi="Charis SIL Regular" w:eastAsia="Charis SIL Regular"/>
-          <w:b w:val="0"/>
-          <w:i w:val="0"/>
-          <w:color w:val="000000"/>
-          <w:sz w:val="24"/>
-        </w:rPr>
-        <w:t xml:space="preserve"> </w:t>
-      </w:r>
-      <w:r>
-        <w:rPr>
-          <w:u w:val="single" w:color="0000ff"/>
-          <w:rFonts w:ascii="Charis SIL Regular" w:hAnsi="Charis SIL Regular" w:eastAsia="Charis SIL Regular"/>
-          <w:b w:val="0"/>
-          <w:i w:val="0"/>
-          <w:color w:val="000000"/>
-          <w:sz w:val="24"/>
-        </w:rPr>
-        <w:hyperlink r:id="rId16" w:history="1">
-          <w:r>
-            <w:rPr>
-              <w:rStyle w:val="Hyperlink"/>
-            </w:rPr>
-            <w:t>mann</w:t>
-          </w:r>
-        </w:hyperlink>
+        <w:t>. Both archives are structured in a similar mann</w:t>
       </w:r>
       <w:r>
         <w:rPr>

--- a/EXPORTS/DOCX/published/niveau3/English/WMRotterdam.docx
+++ b/EXPORTS/DOCX/published/niveau3/English/WMRotterdam.docx
@@ -990,43 +990,7 @@
           <w:color w:val="000000"/>
           <w:sz w:val="24"/>
         </w:rPr>
-        <w:t>‘We</w:t>
-      </w:r>
-      <w:r>
-        <w:rPr>
-          <w:u w:val="single" w:color="0000ff"/>
-          <w:rFonts w:ascii="Charis SIL Regular" w:hAnsi="Charis SIL Regular" w:eastAsia="Charis SIL Regular"/>
-          <w:b w:val="0"/>
-          <w:i w:val="0"/>
-          <w:color w:val="000000"/>
-          <w:sz w:val="24"/>
-        </w:rPr>
-        <w:hyperlink r:id="rId12" w:history="1">
-          <w:r>
-            <w:rPr>
-              <w:rStyle w:val="Hyperlink"/>
-            </w:rPr>
-            <w:t>reldmuse</w:t>
-          </w:r>
-        </w:hyperlink>
-      </w:r>
-      <w:r>
-        <w:rPr>
-          <w:u w:val="single" w:color="0000ff"/>
-          <w:rFonts w:ascii="Charis SIL Regular" w:hAnsi="Charis SIL Regular" w:eastAsia="Charis SIL Regular"/>
-          <w:b w:val="0"/>
-          <w:i w:val="0"/>
-          <w:color w:val="000000"/>
-          <w:sz w:val="24"/>
-        </w:rPr>
-        <w:hyperlink r:id="rId12" w:history="1">
-          <w:r>
-            <w:rPr>
-              <w:rStyle w:val="Hyperlink"/>
-            </w:rPr>
-            <w:t>ums’ in t</w:t>
-          </w:r>
-        </w:hyperlink>
+        <w:t>‘Wereldmuseums’ in t</w:t>
       </w:r>
       <w:r>
         <w:rPr>
@@ -1796,7 +1760,72 @@
           <w:color w:val="000000"/>
           <w:sz w:val="24"/>
         </w:rPr>
-        <w:t>. Both archives are structured in a similar mann</w:t>
+        <w:t>. Both archives are structure</w:t>
+      </w:r>
+      <w:r>
+        <w:rPr>
+          <w:u w:val="single" w:color="0000ff"/>
+          <w:rFonts w:ascii="Charis SIL Regular" w:hAnsi="Charis SIL Regular" w:eastAsia="Charis SIL Regular"/>
+          <w:b w:val="0"/>
+          <w:i w:val="0"/>
+          <w:color w:val="000000"/>
+          <w:sz w:val="24"/>
+        </w:rPr>
+        <w:hyperlink r:id="rId16" w:history="1">
+          <w:r>
+            <w:rPr>
+              <w:rStyle w:val="Hyperlink"/>
+            </w:rPr>
+            <w:t>d in a si</w:t>
+          </w:r>
+        </w:hyperlink>
+      </w:r>
+      <w:r>
+        <w:rPr>
+          <w:u w:val="single" w:color="0000ff"/>
+          <w:rFonts w:ascii="Charis SIL Regular" w:hAnsi="Charis SIL Regular" w:eastAsia="Charis SIL Regular"/>
+          <w:b w:val="0"/>
+          <w:i w:val="0"/>
+          <w:color w:val="000000"/>
+          <w:sz w:val="24"/>
+        </w:rPr>
+        <w:hyperlink r:id="rId16" w:history="1">
+          <w:r>
+            <w:rPr>
+              <w:rStyle w:val="Hyperlink"/>
+            </w:rPr>
+            <w:t>milar</w:t>
+          </w:r>
+        </w:hyperlink>
+      </w:r>
+      <w:r>
+        <w:rPr>
+          <w:u w:val="single" w:color="0000ff"/>
+          <w:rFonts w:ascii="Charis SIL Regular" w:hAnsi="Charis SIL Regular" w:eastAsia="Charis SIL Regular"/>
+          <w:b w:val="0"/>
+          <w:i w:val="0"/>
+          <w:color w:val="000000"/>
+          <w:sz w:val="24"/>
+        </w:rPr>
+        <w:t xml:space="preserve"> </w:t>
+      </w:r>
+      <w:r>
+        <w:rPr>
+          <w:u w:val="single" w:color="0000ff"/>
+          <w:rFonts w:ascii="Charis SIL Regular" w:hAnsi="Charis SIL Regular" w:eastAsia="Charis SIL Regular"/>
+          <w:b w:val="0"/>
+          <w:i w:val="0"/>
+          <w:color w:val="000000"/>
+          <w:sz w:val="24"/>
+        </w:rPr>
+        <w:hyperlink r:id="rId16" w:history="1">
+          <w:r>
+            <w:rPr>
+              <w:rStyle w:val="Hyperlink"/>
+            </w:rPr>
+            <w:t>mann</w:t>
+          </w:r>
+        </w:hyperlink>
       </w:r>
       <w:r>
         <w:rPr>

--- a/EXPORTS/DOCX/published/niveau3/English/WMRotterdam.docx
+++ b/EXPORTS/DOCX/published/niveau3/English/WMRotterdam.docx
@@ -351,7 +351,7 @@
           <w:sz w:val="24"/>
           <w:u w:val="single"/>
         </w:rPr>
-        <w:hyperlink r:id="rId10" w:history="1">
+        <w:hyperlink r:id="rId9" w:history="1">
           <w:r>
             <w:rPr>
               <w:rStyle w:val="Hyperlink"/>
@@ -654,61 +654,7 @@
           <w:color w:val="000000"/>
           <w:sz w:val="24"/>
         </w:rPr>
-        <w:t>, who later also took a seat on the Advisory Board of the museum, serve</w:t>
-      </w:r>
-      <w:r>
-        <w:rPr>
-          <w:u w:val="single" w:color="0000ff"/>
-          <w:rFonts w:ascii="Charis SIL Regular" w:hAnsi="Charis SIL Regular" w:eastAsia="Charis SIL Regular"/>
-          <w:b w:val="0"/>
-          <w:i w:val="0"/>
-          <w:color w:val="000000"/>
-          <w:sz w:val="24"/>
-        </w:rPr>
-        <w:hyperlink r:id="rId11" w:history="1">
-          <w:r>
-            <w:rPr>
-              <w:rStyle w:val="Hyperlink"/>
-            </w:rPr>
-            <w:t>d a</w:t>
-          </w:r>
-        </w:hyperlink>
-      </w:r>
-      <w:r>
-        <w:rPr>
-          <w:u w:val="single" w:color="0000ff"/>
-          <w:rFonts w:ascii="Charis SIL Regular" w:hAnsi="Charis SIL Regular" w:eastAsia="Charis SIL Regular"/>
-          <w:b w:val="0"/>
-          <w:i w:val="0"/>
-          <w:color w:val="000000"/>
-          <w:sz w:val="24"/>
-        </w:rPr>
-        <w:hyperlink r:id="rId11" w:history="1">
-          <w:r>
-            <w:rPr>
-              <w:rStyle w:val="Hyperlink"/>
-            </w:rPr>
-            <w:t>s</w:t>
-          </w:r>
-        </w:hyperlink>
-      </w:r>
-      <w:r>
-        <w:rPr>
-          <w:u w:val="single" w:color="0000ff"/>
-          <w:rFonts w:ascii="Charis SIL Regular" w:hAnsi="Charis SIL Regular" w:eastAsia="Charis SIL Regular"/>
-          <w:b w:val="0"/>
-          <w:i w:val="0"/>
-          <w:color w:val="000000"/>
-          <w:sz w:val="24"/>
-        </w:rPr>
-        <w:hyperlink r:id="rId11" w:history="1">
-          <w:r>
-            <w:rPr>
-              <w:rStyle w:val="Hyperlink"/>
-            </w:rPr>
-            <w:t xml:space="preserve"> one </w:t>
-          </w:r>
-        </w:hyperlink>
+        <w:t xml:space="preserve">, who later also took a seat on the Advisory Board of the museum, served as one </w:t>
       </w:r>
       <w:r>
         <w:rPr>
@@ -990,7 +936,43 @@
           <w:color w:val="000000"/>
           <w:sz w:val="24"/>
         </w:rPr>
-        <w:t>‘Wereldmuseums’ in t</w:t>
+        <w:t>‘We</w:t>
+      </w:r>
+      <w:r>
+        <w:rPr>
+          <w:u w:val="single" w:color="0000ff"/>
+          <w:rFonts w:ascii="Charis SIL Regular" w:hAnsi="Charis SIL Regular" w:eastAsia="Charis SIL Regular"/>
+          <w:b w:val="0"/>
+          <w:i w:val="0"/>
+          <w:color w:val="000000"/>
+          <w:sz w:val="24"/>
+        </w:rPr>
+        <w:hyperlink r:id="rId12" w:history="1">
+          <w:r>
+            <w:rPr>
+              <w:rStyle w:val="Hyperlink"/>
+            </w:rPr>
+            <w:t>reldmuse</w:t>
+          </w:r>
+        </w:hyperlink>
+      </w:r>
+      <w:r>
+        <w:rPr>
+          <w:u w:val="single" w:color="0000ff"/>
+          <w:rFonts w:ascii="Charis SIL Regular" w:hAnsi="Charis SIL Regular" w:eastAsia="Charis SIL Regular"/>
+          <w:b w:val="0"/>
+          <w:i w:val="0"/>
+          <w:color w:val="000000"/>
+          <w:sz w:val="24"/>
+        </w:rPr>
+        <w:hyperlink r:id="rId12" w:history="1">
+          <w:r>
+            <w:rPr>
+              <w:rStyle w:val="Hyperlink"/>
+            </w:rPr>
+            <w:t>ums’ in t</w:t>
+          </w:r>
+        </w:hyperlink>
       </w:r>
       <w:r>
         <w:rPr>
@@ -1334,13 +1316,29 @@
             <w:rPr>
               <w:rStyle w:val="Hyperlink"/>
             </w:rPr>
-            <w:t>identifie</w:t>
+            <w:t>identifi</w:t>
           </w:r>
         </w:hyperlink>
       </w:r>
       <w:r>
         <w:rPr>
-          <w:u w:val="single" w:color="0000ff"/>
+          <w:rFonts w:ascii="Charis SIL Regular" w:hAnsi="Charis SIL Regular" w:eastAsia="Charis SIL Regular"/>
+          <w:b w:val="0"/>
+          <w:i w:val="0"/>
+          <w:color w:val="000000"/>
+          <w:sz w:val="24"/>
+        </w:rPr>
+        <w:hyperlink r:id="rId14" w:history="1">
+          <w:r>
+            <w:rPr>
+              <w:rStyle w:val="Hyperlink"/>
+            </w:rPr>
+            <w:t>e</w:t>
+          </w:r>
+        </w:hyperlink>
+      </w:r>
+      <w:r>
+        <w:rPr>
           <w:rFonts w:ascii="Charis SIL Regular" w:hAnsi="Charis SIL Regular" w:eastAsia="Charis SIL Regular"/>
           <w:b w:val="0"/>
           <w:i w:val="0"/>
@@ -1374,7 +1372,7 @@
             <w:rPr>
               <w:rStyle w:val="Hyperlink"/>
             </w:rPr>
-            <w:t xml:space="preserve">by the </w:t>
+            <w:t>by the a</w:t>
           </w:r>
         </w:hyperlink>
       </w:r>
@@ -1386,7 +1384,7 @@
           <w:color w:val="000000"/>
           <w:sz w:val="24"/>
         </w:rPr>
-        <w:t>attribute 'WM'. Specific questions regarding the collection of the</w:t>
+        <w:t>ttribute 'WM'. Specific questions regarding the collection of the</w:t>
       </w:r>
     </w:p>
     <w:p>
@@ -1771,14 +1769,7 @@
           <w:color w:val="000000"/>
           <w:sz w:val="24"/>
         </w:rPr>
-        <w:hyperlink r:id="rId16" w:history="1">
-          <w:r>
-            <w:rPr>
-              <w:rStyle w:val="Hyperlink"/>
-            </w:rPr>
-            <w:t>d in a si</w:t>
-          </w:r>
-        </w:hyperlink>
+        <w:t>d in a si</w:t>
       </w:r>
       <w:r>
         <w:rPr>
@@ -1928,93 +1919,13 @@
       </w:r>
       <w:r>
         <w:rPr>
-          <w:u w:val="single" w:color="0000ff"/>
           <w:rFonts w:ascii="Charis SIL Regular" w:hAnsi="Charis SIL Regular" w:eastAsia="Charis SIL Regular"/>
           <w:b w:val="0"/>
           <w:i w:val="0"/>
           <w:color w:val="000000"/>
           <w:sz w:val="24"/>
         </w:rPr>
-        <w:hyperlink r:id="rId17" w:history="1">
-          <w:r>
-            <w:rPr>
-              <w:rStyle w:val="Hyperlink"/>
-            </w:rPr>
-            <w:t>the f</w:t>
-          </w:r>
-        </w:hyperlink>
-      </w:r>
-      <w:r>
-        <w:rPr>
-          <w:u w:val="single" w:color="0000ff"/>
-          <w:rFonts w:ascii="Charis SIL Regular" w:hAnsi="Charis SIL Regular" w:eastAsia="Charis SIL Regular"/>
-          <w:b w:val="0"/>
-          <w:i w:val="0"/>
-          <w:color w:val="000000"/>
-          <w:sz w:val="24"/>
-        </w:rPr>
-        <w:hyperlink r:id="rId17" w:history="1">
-          <w:r>
-            <w:rPr>
-              <w:rStyle w:val="Hyperlink"/>
-            </w:rPr>
-            <w:t>o</w:t>
-          </w:r>
-        </w:hyperlink>
-      </w:r>
-      <w:r>
-        <w:rPr>
-          <w:u w:val="single" w:color="0000ff"/>
-          <w:rFonts w:ascii="Charis SIL Regular" w:hAnsi="Charis SIL Regular" w:eastAsia="Charis SIL Regular"/>
-          <w:b w:val="0"/>
-          <w:i w:val="0"/>
-          <w:color w:val="000000"/>
-          <w:sz w:val="24"/>
-        </w:rPr>
-        <w:hyperlink r:id="rId17" w:history="1">
-          <w:r>
-            <w:rPr>
-              <w:rStyle w:val="Hyperlink"/>
-            </w:rPr>
-            <w:t>rmat</w:t>
-          </w:r>
-        </w:hyperlink>
-      </w:r>
-      <w:r>
-        <w:rPr>
-          <w:u w:val="single" w:color="0000ff"/>
-          <w:rFonts w:ascii="Charis SIL Regular" w:hAnsi="Charis SIL Regular" w:eastAsia="Charis SIL Regular"/>
-          <w:b w:val="0"/>
-          <w:i w:val="0"/>
-          <w:color w:val="000000"/>
-          <w:sz w:val="24"/>
-        </w:rPr>
-        <w:hyperlink r:id="rId17" w:history="1">
-          <w:r>
-            <w:rPr>
-              <w:rStyle w:val="Hyperlink"/>
-            </w:rPr>
-            <w:t>i</w:t>
-          </w:r>
-        </w:hyperlink>
-      </w:r>
-      <w:r>
-        <w:rPr>
-          <w:u w:val="single" w:color="0000ff"/>
-          <w:rFonts w:ascii="Charis SIL Regular" w:hAnsi="Charis SIL Regular" w:eastAsia="Charis SIL Regular"/>
-          <w:b w:val="0"/>
-          <w:i w:val="0"/>
-          <w:color w:val="000000"/>
-          <w:sz w:val="24"/>
-        </w:rPr>
-        <w:hyperlink r:id="rId17" w:history="1">
-          <w:r>
-            <w:rPr>
-              <w:rStyle w:val="Hyperlink"/>
-            </w:rPr>
-            <w:t>on</w:t>
-          </w:r>
-        </w:hyperlink>
+        <w:t>the formation</w:t>
       </w:r>
       <w:r>
         <w:rPr>

--- a/EXPORTS/DOCX/published/niveau3/English/WMRotterdam.docx
+++ b/EXPORTS/DOCX/published/niveau3/English/WMRotterdam.docx
@@ -351,7 +351,7 @@
           <w:sz w:val="24"/>
           <w:u w:val="single"/>
         </w:rPr>
-        <w:hyperlink r:id="rId9" w:history="1">
+        <w:hyperlink r:id="rId10" w:history="1">
           <w:r>
             <w:rPr>
               <w:rStyle w:val="Hyperlink"/>
@@ -362,50 +362,13 @@
       </w:r>
       <w:r>
         <w:rPr>
-          <w:u w:val="single" w:color="0000ff"/>
           <w:rFonts w:ascii="Charis SIL Regular" w:hAnsi="Charis SIL Regular" w:eastAsia="Charis SIL Regular"/>
           <w:b w:val="0"/>
           <w:i w:val="0"/>
           <w:color w:val="000000"/>
           <w:sz w:val="24"/>
         </w:rPr>
-        <w:t xml:space="preserve"> </w:t>
-      </w:r>
-      <w:r>
-        <w:rPr>
-          <w:u w:val="single" w:color="0000ff"/>
-          <w:rFonts w:ascii="Charis SIL Regular" w:hAnsi="Charis SIL Regular" w:eastAsia="Charis SIL Regular"/>
-          <w:b w:val="0"/>
-          <w:i w:val="0"/>
-          <w:color w:val="000000"/>
-          <w:sz w:val="24"/>
-        </w:rPr>
-        <w:hyperlink r:id="rId9" w:history="1">
-          <w:r>
-            <w:rPr>
-              <w:rStyle w:val="Hyperlink"/>
-            </w:rPr>
-            <w:t>died in 1</w:t>
-          </w:r>
-        </w:hyperlink>
-      </w:r>
-      <w:r>
-        <w:rPr>
-          <w:u w:val="single" w:color="0000ff"/>
-          <w:rFonts w:ascii="Charis SIL Regular" w:hAnsi="Charis SIL Regular" w:eastAsia="Charis SIL Regular"/>
-          <w:b w:val="0"/>
-          <w:i w:val="0"/>
-          <w:color w:val="000000"/>
-          <w:sz w:val="24"/>
-        </w:rPr>
-        <w:hyperlink r:id="rId9" w:history="1">
-          <w:r>
-            <w:rPr>
-              <w:rStyle w:val="Hyperlink"/>
-            </w:rPr>
-            <w:t>879 a</w:t>
-          </w:r>
-        </w:hyperlink>
+        <w:t xml:space="preserve"> died in 1879 a</w:t>
       </w:r>
       <w:r>
         <w:rPr>
@@ -654,7 +617,61 @@
           <w:color w:val="000000"/>
           <w:sz w:val="24"/>
         </w:rPr>
-        <w:t xml:space="preserve">, who later also took a seat on the Advisory Board of the museum, served as one </w:t>
+        <w:t>, who later also took a seat on the Advisory Board of the museum, serve</w:t>
+      </w:r>
+      <w:r>
+        <w:rPr>
+          <w:u w:val="single" w:color="0000ff"/>
+          <w:rFonts w:ascii="Charis SIL Regular" w:hAnsi="Charis SIL Regular" w:eastAsia="Charis SIL Regular"/>
+          <w:b w:val="0"/>
+          <w:i w:val="0"/>
+          <w:color w:val="000000"/>
+          <w:sz w:val="24"/>
+        </w:rPr>
+        <w:hyperlink r:id="rId11" w:history="1">
+          <w:r>
+            <w:rPr>
+              <w:rStyle w:val="Hyperlink"/>
+            </w:rPr>
+            <w:t>d a</w:t>
+          </w:r>
+        </w:hyperlink>
+      </w:r>
+      <w:r>
+        <w:rPr>
+          <w:u w:val="single" w:color="0000ff"/>
+          <w:rFonts w:ascii="Charis SIL Regular" w:hAnsi="Charis SIL Regular" w:eastAsia="Charis SIL Regular"/>
+          <w:b w:val="0"/>
+          <w:i w:val="0"/>
+          <w:color w:val="000000"/>
+          <w:sz w:val="24"/>
+        </w:rPr>
+        <w:hyperlink r:id="rId11" w:history="1">
+          <w:r>
+            <w:rPr>
+              <w:rStyle w:val="Hyperlink"/>
+            </w:rPr>
+            <w:t>s</w:t>
+          </w:r>
+        </w:hyperlink>
+      </w:r>
+      <w:r>
+        <w:rPr>
+          <w:u w:val="single" w:color="0000ff"/>
+          <w:rFonts w:ascii="Charis SIL Regular" w:hAnsi="Charis SIL Regular" w:eastAsia="Charis SIL Regular"/>
+          <w:b w:val="0"/>
+          <w:i w:val="0"/>
+          <w:color w:val="000000"/>
+          <w:sz w:val="24"/>
+        </w:rPr>
+        <w:hyperlink r:id="rId11" w:history="1">
+          <w:r>
+            <w:rPr>
+              <w:rStyle w:val="Hyperlink"/>
+            </w:rPr>
+            <w:t xml:space="preserve"> one </w:t>
+          </w:r>
+        </w:hyperlink>
       </w:r>
       <w:r>
         <w:rPr>
@@ -1316,29 +1333,13 @@
             <w:rPr>
               <w:rStyle w:val="Hyperlink"/>
             </w:rPr>
-            <w:t>identifi</w:t>
+            <w:t>identifie</w:t>
           </w:r>
         </w:hyperlink>
       </w:r>
       <w:r>
         <w:rPr>
-          <w:rFonts w:ascii="Charis SIL Regular" w:hAnsi="Charis SIL Regular" w:eastAsia="Charis SIL Regular"/>
-          <w:b w:val="0"/>
-          <w:i w:val="0"/>
-          <w:color w:val="000000"/>
-          <w:sz w:val="24"/>
-        </w:rPr>
-        <w:hyperlink r:id="rId14" w:history="1">
-          <w:r>
-            <w:rPr>
-              <w:rStyle w:val="Hyperlink"/>
-            </w:rPr>
-            <w:t>e</w:t>
-          </w:r>
-        </w:hyperlink>
-      </w:r>
-      <w:r>
-        <w:rPr>
+          <w:u w:val="single" w:color="0000ff"/>
           <w:rFonts w:ascii="Charis SIL Regular" w:hAnsi="Charis SIL Regular" w:eastAsia="Charis SIL Regular"/>
           <w:b w:val="0"/>
           <w:i w:val="0"/>
@@ -1372,7 +1373,7 @@
             <w:rPr>
               <w:rStyle w:val="Hyperlink"/>
             </w:rPr>
-            <w:t>by the a</w:t>
+            <w:t xml:space="preserve">by the </w:t>
           </w:r>
         </w:hyperlink>
       </w:r>
@@ -1384,7 +1385,7 @@
           <w:color w:val="000000"/>
           <w:sz w:val="24"/>
         </w:rPr>
-        <w:t>ttribute 'WM'. Specific questions regarding the collection of the</w:t>
+        <w:t>attribute 'WM'. Specific questions regarding the collection of the</w:t>
       </w:r>
     </w:p>
     <w:p>
@@ -1769,7 +1770,14 @@
           <w:color w:val="000000"/>
           <w:sz w:val="24"/>
         </w:rPr>
-        <w:t>d in a si</w:t>
+        <w:hyperlink r:id="rId16" w:history="1">
+          <w:r>
+            <w:rPr>
+              <w:rStyle w:val="Hyperlink"/>
+            </w:rPr>
+            <w:t>d in a si</w:t>
+          </w:r>
+        </w:hyperlink>
       </w:r>
       <w:r>
         <w:rPr>
@@ -1919,13 +1927,93 @@
       </w:r>
       <w:r>
         <w:rPr>
+          <w:u w:val="single" w:color="0000ff"/>
           <w:rFonts w:ascii="Charis SIL Regular" w:hAnsi="Charis SIL Regular" w:eastAsia="Charis SIL Regular"/>
           <w:b w:val="0"/>
           <w:i w:val="0"/>
           <w:color w:val="000000"/>
           <w:sz w:val="24"/>
         </w:rPr>
-        <w:t>the formation</w:t>
+        <w:hyperlink r:id="rId17" w:history="1">
+          <w:r>
+            <w:rPr>
+              <w:rStyle w:val="Hyperlink"/>
+            </w:rPr>
+            <w:t>the f</w:t>
+          </w:r>
+        </w:hyperlink>
+      </w:r>
+      <w:r>
+        <w:rPr>
+          <w:u w:val="single" w:color="0000ff"/>
+          <w:rFonts w:ascii="Charis SIL Regular" w:hAnsi="Charis SIL Regular" w:eastAsia="Charis SIL Regular"/>
+          <w:b w:val="0"/>
+          <w:i w:val="0"/>
+          <w:color w:val="000000"/>
+          <w:sz w:val="24"/>
+        </w:rPr>
+        <w:hyperlink r:id="rId17" w:history="1">
+          <w:r>
+            <w:rPr>
+              <w:rStyle w:val="Hyperlink"/>
+            </w:rPr>
+            <w:t>o</w:t>
+          </w:r>
+        </w:hyperlink>
+      </w:r>
+      <w:r>
+        <w:rPr>
+          <w:u w:val="single" w:color="0000ff"/>
+          <w:rFonts w:ascii="Charis SIL Regular" w:hAnsi="Charis SIL Regular" w:eastAsia="Charis SIL Regular"/>
+          <w:b w:val="0"/>
+          <w:i w:val="0"/>
+          <w:color w:val="000000"/>
+          <w:sz w:val="24"/>
+        </w:rPr>
+        <w:hyperlink r:id="rId17" w:history="1">
+          <w:r>
+            <w:rPr>
+              <w:rStyle w:val="Hyperlink"/>
+            </w:rPr>
+            <w:t>rmat</w:t>
+          </w:r>
+        </w:hyperlink>
+      </w:r>
+      <w:r>
+        <w:rPr>
+          <w:u w:val="single" w:color="0000ff"/>
+          <w:rFonts w:ascii="Charis SIL Regular" w:hAnsi="Charis SIL Regular" w:eastAsia="Charis SIL Regular"/>
+          <w:b w:val="0"/>
+          <w:i w:val="0"/>
+          <w:color w:val="000000"/>
+          <w:sz w:val="24"/>
+        </w:rPr>
+        <w:hyperlink r:id="rId17" w:history="1">
+          <w:r>
+            <w:rPr>
+              <w:rStyle w:val="Hyperlink"/>
+            </w:rPr>
+            <w:t>i</w:t>
+          </w:r>
+        </w:hyperlink>
+      </w:r>
+      <w:r>
+        <w:rPr>
+          <w:u w:val="single" w:color="0000ff"/>
+          <w:rFonts w:ascii="Charis SIL Regular" w:hAnsi="Charis SIL Regular" w:eastAsia="Charis SIL Regular"/>
+          <w:b w:val="0"/>
+          <w:i w:val="0"/>
+          <w:color w:val="000000"/>
+          <w:sz w:val="24"/>
+        </w:rPr>
+        <w:hyperlink r:id="rId17" w:history="1">
+          <w:r>
+            <w:rPr>
+              <w:rStyle w:val="Hyperlink"/>
+            </w:rPr>
+            <w:t>on</w:t>
+          </w:r>
+        </w:hyperlink>
       </w:r>
       <w:r>
         <w:rPr>

--- a/EXPORTS/DOCX/published/niveau3/English/WMRotterdam.docx
+++ b/EXPORTS/DOCX/published/niveau3/English/WMRotterdam.docx
@@ -351,7 +351,7 @@
           <w:sz w:val="24"/>
           <w:u w:val="single"/>
         </w:rPr>
-        <w:hyperlink r:id="rId10" w:history="1">
+        <w:hyperlink r:id="rId9" w:history="1">
           <w:r>
             <w:rPr>
               <w:rStyle w:val="Hyperlink"/>
@@ -362,13 +362,50 @@
       </w:r>
       <w:r>
         <w:rPr>
+          <w:u w:val="single" w:color="0000ff"/>
           <w:rFonts w:ascii="Charis SIL Regular" w:hAnsi="Charis SIL Regular" w:eastAsia="Charis SIL Regular"/>
           <w:b w:val="0"/>
           <w:i w:val="0"/>
           <w:color w:val="000000"/>
           <w:sz w:val="24"/>
         </w:rPr>
-        <w:t xml:space="preserve"> died in 1879 a</w:t>
+        <w:t xml:space="preserve"> </w:t>
+      </w:r>
+      <w:r>
+        <w:rPr>
+          <w:u w:val="single" w:color="0000ff"/>
+          <w:rFonts w:ascii="Charis SIL Regular" w:hAnsi="Charis SIL Regular" w:eastAsia="Charis SIL Regular"/>
+          <w:b w:val="0"/>
+          <w:i w:val="0"/>
+          <w:color w:val="000000"/>
+          <w:sz w:val="24"/>
+        </w:rPr>
+        <w:hyperlink r:id="rId9" w:history="1">
+          <w:r>
+            <w:rPr>
+              <w:rStyle w:val="Hyperlink"/>
+            </w:rPr>
+            <w:t>died in 1</w:t>
+          </w:r>
+        </w:hyperlink>
+      </w:r>
+      <w:r>
+        <w:rPr>
+          <w:u w:val="single" w:color="0000ff"/>
+          <w:rFonts w:ascii="Charis SIL Regular" w:hAnsi="Charis SIL Regular" w:eastAsia="Charis SIL Regular"/>
+          <w:b w:val="0"/>
+          <w:i w:val="0"/>
+          <w:color w:val="000000"/>
+          <w:sz w:val="24"/>
+        </w:rPr>
+        <w:hyperlink r:id="rId9" w:history="1">
+          <w:r>
+            <w:rPr>
+              <w:rStyle w:val="Hyperlink"/>
+            </w:rPr>
+            <w:t>879 a</w:t>
+          </w:r>
+        </w:hyperlink>
       </w:r>
       <w:r>
         <w:rPr>
@@ -1333,13 +1370,29 @@
             <w:rPr>
               <w:rStyle w:val="Hyperlink"/>
             </w:rPr>
-            <w:t>identifie</w:t>
+            <w:t>identifi</w:t>
           </w:r>
         </w:hyperlink>
       </w:r>
       <w:r>
         <w:rPr>
-          <w:u w:val="single" w:color="0000ff"/>
+          <w:rFonts w:ascii="Charis SIL Regular" w:hAnsi="Charis SIL Regular" w:eastAsia="Charis SIL Regular"/>
+          <w:b w:val="0"/>
+          <w:i w:val="0"/>
+          <w:color w:val="000000"/>
+          <w:sz w:val="24"/>
+        </w:rPr>
+        <w:hyperlink r:id="rId14" w:history="1">
+          <w:r>
+            <w:rPr>
+              <w:rStyle w:val="Hyperlink"/>
+            </w:rPr>
+            <w:t>e</w:t>
+          </w:r>
+        </w:hyperlink>
+      </w:r>
+      <w:r>
+        <w:rPr>
           <w:rFonts w:ascii="Charis SIL Regular" w:hAnsi="Charis SIL Regular" w:eastAsia="Charis SIL Regular"/>
           <w:b w:val="0"/>
           <w:i w:val="0"/>
@@ -1373,7 +1426,7 @@
             <w:rPr>
               <w:rStyle w:val="Hyperlink"/>
             </w:rPr>
-            <w:t xml:space="preserve">by the </w:t>
+            <w:t>by the a</w:t>
           </w:r>
         </w:hyperlink>
       </w:r>
@@ -1385,7 +1438,7 @@
           <w:color w:val="000000"/>
           <w:sz w:val="24"/>
         </w:rPr>
-        <w:t>attribute 'WM'. Specific questions regarding the collection of the</w:t>
+        <w:t>ttribute 'WM'. Specific questions regarding the collection of the</w:t>
       </w:r>
     </w:p>
     <w:p>

--- a/EXPORTS/DOCX/published/niveau3/English/WMRotterdam.docx
+++ b/EXPORTS/DOCX/published/niveau3/English/WMRotterdam.docx
@@ -369,25 +369,7 @@
           <w:color w:val="000000"/>
           <w:sz w:val="24"/>
         </w:rPr>
-        <w:t xml:space="preserve"> </w:t>
-      </w:r>
-      <w:r>
-        <w:rPr>
-          <w:u w:val="single" w:color="0000ff"/>
-          <w:rFonts w:ascii="Charis SIL Regular" w:hAnsi="Charis SIL Regular" w:eastAsia="Charis SIL Regular"/>
-          <w:b w:val="0"/>
-          <w:i w:val="0"/>
-          <w:color w:val="000000"/>
-          <w:sz w:val="24"/>
-        </w:rPr>
-        <w:hyperlink r:id="rId9" w:history="1">
-          <w:r>
-            <w:rPr>
-              <w:rStyle w:val="Hyperlink"/>
-            </w:rPr>
-            <w:t>died in 1</w:t>
-          </w:r>
-        </w:hyperlink>
+        <w:t xml:space="preserve"> died in 1</w:t>
       </w:r>
       <w:r>
         <w:rPr>
@@ -454,14 +436,7 @@
           <w:color w:val="000000"/>
           <w:sz w:val="24"/>
         </w:rPr>
-        <w:hyperlink r:id="rId10" w:history="1">
-          <w:r>
-            <w:rPr>
-              <w:rStyle w:val="Hyperlink"/>
-            </w:rPr>
-            <w:t xml:space="preserve"> Rotter</w:t>
-          </w:r>
-        </w:hyperlink>
+        <w:t xml:space="preserve"> Rotter</w:t>
       </w:r>
       <w:r>
         <w:rPr>
@@ -654,61 +629,7 @@
           <w:color w:val="000000"/>
           <w:sz w:val="24"/>
         </w:rPr>
-        <w:t>, who later also took a seat on the Advisory Board of the museum, serve</w:t>
-      </w:r>
-      <w:r>
-        <w:rPr>
-          <w:u w:val="single" w:color="0000ff"/>
-          <w:rFonts w:ascii="Charis SIL Regular" w:hAnsi="Charis SIL Regular" w:eastAsia="Charis SIL Regular"/>
-          <w:b w:val="0"/>
-          <w:i w:val="0"/>
-          <w:color w:val="000000"/>
-          <w:sz w:val="24"/>
-        </w:rPr>
-        <w:hyperlink r:id="rId11" w:history="1">
-          <w:r>
-            <w:rPr>
-              <w:rStyle w:val="Hyperlink"/>
-            </w:rPr>
-            <w:t>d a</w:t>
-          </w:r>
-        </w:hyperlink>
-      </w:r>
-      <w:r>
-        <w:rPr>
-          <w:u w:val="single" w:color="0000ff"/>
-          <w:rFonts w:ascii="Charis SIL Regular" w:hAnsi="Charis SIL Regular" w:eastAsia="Charis SIL Regular"/>
-          <w:b w:val="0"/>
-          <w:i w:val="0"/>
-          <w:color w:val="000000"/>
-          <w:sz w:val="24"/>
-        </w:rPr>
-        <w:hyperlink r:id="rId11" w:history="1">
-          <w:r>
-            <w:rPr>
-              <w:rStyle w:val="Hyperlink"/>
-            </w:rPr>
-            <w:t>s</w:t>
-          </w:r>
-        </w:hyperlink>
-      </w:r>
-      <w:r>
-        <w:rPr>
-          <w:u w:val="single" w:color="0000ff"/>
-          <w:rFonts w:ascii="Charis SIL Regular" w:hAnsi="Charis SIL Regular" w:eastAsia="Charis SIL Regular"/>
-          <w:b w:val="0"/>
-          <w:i w:val="0"/>
-          <w:color w:val="000000"/>
-          <w:sz w:val="24"/>
-        </w:rPr>
-        <w:hyperlink r:id="rId11" w:history="1">
-          <w:r>
-            <w:rPr>
-              <w:rStyle w:val="Hyperlink"/>
-            </w:rPr>
-            <w:t xml:space="preserve"> one </w:t>
-          </w:r>
-        </w:hyperlink>
+        <w:t xml:space="preserve">, who later also took a seat on the Advisory Board of the museum, served as one </w:t>
       </w:r>
       <w:r>
         <w:rPr>
@@ -1001,32 +922,7 @@
           <w:color w:val="000000"/>
           <w:sz w:val="24"/>
         </w:rPr>
-        <w:hyperlink r:id="rId12" w:history="1">
-          <w:r>
-            <w:rPr>
-              <w:rStyle w:val="Hyperlink"/>
-            </w:rPr>
-            <w:t>reldmuse</w:t>
-          </w:r>
-        </w:hyperlink>
-      </w:r>
-      <w:r>
-        <w:rPr>
-          <w:u w:val="single" w:color="0000ff"/>
-          <w:rFonts w:ascii="Charis SIL Regular" w:hAnsi="Charis SIL Regular" w:eastAsia="Charis SIL Regular"/>
-          <w:b w:val="0"/>
-          <w:i w:val="0"/>
-          <w:color w:val="000000"/>
-          <w:sz w:val="24"/>
-        </w:rPr>
-        <w:hyperlink r:id="rId12" w:history="1">
-          <w:r>
-            <w:rPr>
-              <w:rStyle w:val="Hyperlink"/>
-            </w:rPr>
-            <w:t>ums’ in t</w:t>
-          </w:r>
-        </w:hyperlink>
+        <w:t>reldmuseums’ in t</w:t>
       </w:r>
       <w:r>
         <w:rPr>
@@ -1376,20 +1272,14 @@
       </w:r>
       <w:r>
         <w:rPr>
+          <w:u w:val="single" w:color="0000ff"/>
           <w:rFonts w:ascii="Charis SIL Regular" w:hAnsi="Charis SIL Regular" w:eastAsia="Charis SIL Regular"/>
           <w:b w:val="0"/>
           <w:i w:val="0"/>
           <w:color w:val="000000"/>
           <w:sz w:val="24"/>
         </w:rPr>
-        <w:hyperlink r:id="rId14" w:history="1">
-          <w:r>
-            <w:rPr>
-              <w:rStyle w:val="Hyperlink"/>
-            </w:rPr>
-            <w:t>e</w:t>
-          </w:r>
-        </w:hyperlink>
+        <w:t>e</w:t>
       </w:r>
       <w:r>
         <w:rPr>

--- a/EXPORTS/DOCX/published/niveau3/English/WMRotterdam.docx
+++ b/EXPORTS/DOCX/published/niveau3/English/WMRotterdam.docx
@@ -322,14 +322,7 @@
           <w:sz w:val="24"/>
           <w:u w:val="single"/>
         </w:rPr>
-        <w:hyperlink r:id="rId10" w:history="1">
-          <w:r>
-            <w:rPr>
-              <w:rStyle w:val="Hyperlink"/>
-            </w:rPr>
-            <w:t>e</w:t>
-          </w:r>
-        </w:hyperlink>
+        <w:t>e</w:t>
       </w:r>
       <w:r>
         <w:rPr>
@@ -351,7 +344,7 @@
           <w:sz w:val="24"/>
           <w:u w:val="single"/>
         </w:rPr>
-        <w:hyperlink r:id="rId9" w:history="1">
+        <w:hyperlink r:id="rId10" w:history="1">
           <w:r>
             <w:rPr>
               <w:rStyle w:val="Hyperlink"/>
@@ -369,25 +362,7 @@
           <w:color w:val="000000"/>
           <w:sz w:val="24"/>
         </w:rPr>
-        <w:t xml:space="preserve"> died in 1</w:t>
-      </w:r>
-      <w:r>
-        <w:rPr>
-          <w:u w:val="single" w:color="0000ff"/>
-          <w:rFonts w:ascii="Charis SIL Regular" w:hAnsi="Charis SIL Regular" w:eastAsia="Charis SIL Regular"/>
-          <w:b w:val="0"/>
-          <w:i w:val="0"/>
-          <w:color w:val="000000"/>
-          <w:sz w:val="24"/>
-        </w:rPr>
-        <w:hyperlink r:id="rId9" w:history="1">
-          <w:r>
-            <w:rPr>
-              <w:rStyle w:val="Hyperlink"/>
-            </w:rPr>
-            <w:t>879 a</w:t>
-          </w:r>
-        </w:hyperlink>
+        <w:t xml:space="preserve"> died in 1879 a</w:t>
       </w:r>
       <w:r>
         <w:rPr>
@@ -425,18 +400,7 @@
           <w:color w:val="000000"/>
           <w:sz w:val="24"/>
         </w:rPr>
-        <w:t>ceased to exist in 1880, the municipality of</w:t>
-      </w:r>
-      <w:r>
-        <w:rPr>
-          <w:u w:val="single" w:color="0000ff"/>
-          <w:rFonts w:ascii="Charis SIL Regular" w:hAnsi="Charis SIL Regular" w:eastAsia="Charis SIL Regular"/>
-          <w:b w:val="0"/>
-          <w:i w:val="0"/>
-          <w:color w:val="000000"/>
-          <w:sz w:val="24"/>
-        </w:rPr>
-        <w:t xml:space="preserve"> Rotter</w:t>
+        <w:t>ceased to exist in 1880, the municipality of Rotter</w:t>
       </w:r>
       <w:r>
         <w:rPr>
@@ -629,7 +593,61 @@
           <w:color w:val="000000"/>
           <w:sz w:val="24"/>
         </w:rPr>
-        <w:t xml:space="preserve">, who later also took a seat on the Advisory Board of the museum, served as one </w:t>
+        <w:t>, who later also took a seat on the Advisory Board of the museum, serve</w:t>
+      </w:r>
+      <w:r>
+        <w:rPr>
+          <w:u w:val="single" w:color="0000ff"/>
+          <w:rFonts w:ascii="Charis SIL Regular" w:hAnsi="Charis SIL Regular" w:eastAsia="Charis SIL Regular"/>
+          <w:b w:val="0"/>
+          <w:i w:val="0"/>
+          <w:color w:val="000000"/>
+          <w:sz w:val="24"/>
+        </w:rPr>
+        <w:hyperlink r:id="rId11" w:history="1">
+          <w:r>
+            <w:rPr>
+              <w:rStyle w:val="Hyperlink"/>
+            </w:rPr>
+            <w:t>d a</w:t>
+          </w:r>
+        </w:hyperlink>
+      </w:r>
+      <w:r>
+        <w:rPr>
+          <w:u w:val="single" w:color="0000ff"/>
+          <w:rFonts w:ascii="Charis SIL Regular" w:hAnsi="Charis SIL Regular" w:eastAsia="Charis SIL Regular"/>
+          <w:b w:val="0"/>
+          <w:i w:val="0"/>
+          <w:color w:val="000000"/>
+          <w:sz w:val="24"/>
+        </w:rPr>
+        <w:hyperlink r:id="rId11" w:history="1">
+          <w:r>
+            <w:rPr>
+              <w:rStyle w:val="Hyperlink"/>
+            </w:rPr>
+            <w:t>s</w:t>
+          </w:r>
+        </w:hyperlink>
+      </w:r>
+      <w:r>
+        <w:rPr>
+          <w:u w:val="single" w:color="0000ff"/>
+          <w:rFonts w:ascii="Charis SIL Regular" w:hAnsi="Charis SIL Regular" w:eastAsia="Charis SIL Regular"/>
+          <w:b w:val="0"/>
+          <w:i w:val="0"/>
+          <w:color w:val="000000"/>
+          <w:sz w:val="24"/>
+        </w:rPr>
+        <w:hyperlink r:id="rId11" w:history="1">
+          <w:r>
+            <w:rPr>
+              <w:rStyle w:val="Hyperlink"/>
+            </w:rPr>
+            <w:t xml:space="preserve"> one </w:t>
+          </w:r>
+        </w:hyperlink>
       </w:r>
       <w:r>
         <w:rPr>
@@ -922,7 +940,32 @@
           <w:color w:val="000000"/>
           <w:sz w:val="24"/>
         </w:rPr>
-        <w:t>reldmuseums’ in t</w:t>
+        <w:hyperlink r:id="rId12" w:history="1">
+          <w:r>
+            <w:rPr>
+              <w:rStyle w:val="Hyperlink"/>
+            </w:rPr>
+            <w:t>reldmuse</w:t>
+          </w:r>
+        </w:hyperlink>
+      </w:r>
+      <w:r>
+        <w:rPr>
+          <w:u w:val="single" w:color="0000ff"/>
+          <w:rFonts w:ascii="Charis SIL Regular" w:hAnsi="Charis SIL Regular" w:eastAsia="Charis SIL Regular"/>
+          <w:b w:val="0"/>
+          <w:i w:val="0"/>
+          <w:color w:val="000000"/>
+          <w:sz w:val="24"/>
+        </w:rPr>
+        <w:hyperlink r:id="rId12" w:history="1">
+          <w:r>
+            <w:rPr>
+              <w:rStyle w:val="Hyperlink"/>
+            </w:rPr>
+            <w:t>ums’ in t</w:t>
+          </w:r>
+        </w:hyperlink>
       </w:r>
       <w:r>
         <w:rPr>
@@ -1272,14 +1315,20 @@
       </w:r>
       <w:r>
         <w:rPr>
-          <w:u w:val="single" w:color="0000ff"/>
           <w:rFonts w:ascii="Charis SIL Regular" w:hAnsi="Charis SIL Regular" w:eastAsia="Charis SIL Regular"/>
           <w:b w:val="0"/>
           <w:i w:val="0"/>
           <w:color w:val="000000"/>
           <w:sz w:val="24"/>
         </w:rPr>
-        <w:t>e</w:t>
+        <w:hyperlink r:id="rId14" w:history="1">
+          <w:r>
+            <w:rPr>
+              <w:rStyle w:val="Hyperlink"/>
+            </w:rPr>
+            <w:t>e</w:t>
+          </w:r>
+        </w:hyperlink>
       </w:r>
       <w:r>
         <w:rPr>
@@ -1702,72 +1751,7 @@
           <w:color w:val="000000"/>
           <w:sz w:val="24"/>
         </w:rPr>
-        <w:t>. Both archives are structure</w:t>
-      </w:r>
-      <w:r>
-        <w:rPr>
-          <w:u w:val="single" w:color="0000ff"/>
-          <w:rFonts w:ascii="Charis SIL Regular" w:hAnsi="Charis SIL Regular" w:eastAsia="Charis SIL Regular"/>
-          <w:b w:val="0"/>
-          <w:i w:val="0"/>
-          <w:color w:val="000000"/>
-          <w:sz w:val="24"/>
-        </w:rPr>
-        <w:hyperlink r:id="rId16" w:history="1">
-          <w:r>
-            <w:rPr>
-              <w:rStyle w:val="Hyperlink"/>
-            </w:rPr>
-            <w:t>d in a si</w:t>
-          </w:r>
-        </w:hyperlink>
-      </w:r>
-      <w:r>
-        <w:rPr>
-          <w:u w:val="single" w:color="0000ff"/>
-          <w:rFonts w:ascii="Charis SIL Regular" w:hAnsi="Charis SIL Regular" w:eastAsia="Charis SIL Regular"/>
-          <w:b w:val="0"/>
-          <w:i w:val="0"/>
-          <w:color w:val="000000"/>
-          <w:sz w:val="24"/>
-        </w:rPr>
-        <w:hyperlink r:id="rId16" w:history="1">
-          <w:r>
-            <w:rPr>
-              <w:rStyle w:val="Hyperlink"/>
-            </w:rPr>
-            <w:t>milar</w:t>
-          </w:r>
-        </w:hyperlink>
-      </w:r>
-      <w:r>
-        <w:rPr>
-          <w:u w:val="single" w:color="0000ff"/>
-          <w:rFonts w:ascii="Charis SIL Regular" w:hAnsi="Charis SIL Regular" w:eastAsia="Charis SIL Regular"/>
-          <w:b w:val="0"/>
-          <w:i w:val="0"/>
-          <w:color w:val="000000"/>
-          <w:sz w:val="24"/>
-        </w:rPr>
-        <w:t xml:space="preserve"> </w:t>
-      </w:r>
-      <w:r>
-        <w:rPr>
-          <w:u w:val="single" w:color="0000ff"/>
-          <w:rFonts w:ascii="Charis SIL Regular" w:hAnsi="Charis SIL Regular" w:eastAsia="Charis SIL Regular"/>
-          <w:b w:val="0"/>
-          <w:i w:val="0"/>
-          <w:color w:val="000000"/>
-          <w:sz w:val="24"/>
-        </w:rPr>
-        <w:hyperlink r:id="rId16" w:history="1">
-          <w:r>
-            <w:rPr>
-              <w:rStyle w:val="Hyperlink"/>
-            </w:rPr>
-            <w:t>mann</w:t>
-          </w:r>
-        </w:hyperlink>
+        <w:t>. Both archives are structured in a similar mann</w:t>
       </w:r>
       <w:r>
         <w:rPr>

--- a/EXPORTS/DOCX/published/niveau3/English/WMRotterdam.docx
+++ b/EXPORTS/DOCX/published/niveau3/English/WMRotterdam.docx
@@ -309,20 +309,9 @@
             <w:rPr>
               <w:rStyle w:val="Hyperlink"/>
             </w:rPr>
-            <w:t>Princ</w:t>
+            <w:t>Prince</w:t>
           </w:r>
         </w:hyperlink>
-      </w:r>
-      <w:r>
-        <w:rPr>
-          <w:rFonts w:ascii="Charis SIL Regular" w:hAnsi="Charis SIL Regular" w:eastAsia="Charis SIL Regular"/>
-          <w:b w:val="0"/>
-          <w:i w:val="0"/>
-          <w:color w:val="0000FF"/>
-          <w:sz w:val="24"/>
-          <w:u w:val="single"/>
-        </w:rPr>
-        <w:t>e</w:t>
       </w:r>
       <w:r>
         <w:rPr>
@@ -355,6 +344,16 @@
       </w:r>
       <w:r>
         <w:rPr>
+          <w:rFonts w:ascii="Charis SIL Regular" w:hAnsi="Charis SIL Regular" w:eastAsia="Charis SIL Regular"/>
+          <w:b w:val="0"/>
+          <w:i w:val="0"/>
+          <w:color w:val="000000"/>
+          <w:sz w:val="24"/>
+        </w:rPr>
+        <w:t xml:space="preserve"> died in 1</w:t>
+      </w:r>
+      <w:r>
+        <w:rPr>
           <w:u w:val="single" w:color="0000ff"/>
           <w:rFonts w:ascii="Charis SIL Regular" w:hAnsi="Charis SIL Regular" w:eastAsia="Charis SIL Regular"/>
           <w:b w:val="0"/>
@@ -362,7 +361,14 @@
           <w:color w:val="000000"/>
           <w:sz w:val="24"/>
         </w:rPr>
-        <w:t xml:space="preserve"> died in 1879 a</w:t>
+        <w:hyperlink r:id="rId9" w:history="1">
+          <w:r>
+            <w:rPr>
+              <w:rStyle w:val="Hyperlink"/>
+            </w:rPr>
+            <w:t>879 a</w:t>
+          </w:r>
+        </w:hyperlink>
       </w:r>
       <w:r>
         <w:rPr>
@@ -400,7 +406,25 @@
           <w:color w:val="000000"/>
           <w:sz w:val="24"/>
         </w:rPr>
-        <w:t>ceased to exist in 1880, the municipality of Rotter</w:t>
+        <w:t>ceased to exist in 1880, the municipality of</w:t>
+      </w:r>
+      <w:r>
+        <w:rPr>
+          <w:u w:val="single" w:color="0000ff"/>
+          <w:rFonts w:ascii="Charis SIL Regular" w:hAnsi="Charis SIL Regular" w:eastAsia="Charis SIL Regular"/>
+          <w:b w:val="0"/>
+          <w:i w:val="0"/>
+          <w:color w:val="000000"/>
+          <w:sz w:val="24"/>
+        </w:rPr>
+        <w:hyperlink r:id="rId10" w:history="1">
+          <w:r>
+            <w:rPr>
+              <w:rStyle w:val="Hyperlink"/>
+            </w:rPr>
+            <w:t xml:space="preserve"> Rotter</w:t>
+          </w:r>
+        </w:hyperlink>
       </w:r>
       <w:r>
         <w:rPr>
@@ -1309,29 +1333,13 @@
             <w:rPr>
               <w:rStyle w:val="Hyperlink"/>
             </w:rPr>
-            <w:t>identifi</w:t>
+            <w:t>identifie</w:t>
           </w:r>
         </w:hyperlink>
       </w:r>
       <w:r>
         <w:rPr>
-          <w:rFonts w:ascii="Charis SIL Regular" w:hAnsi="Charis SIL Regular" w:eastAsia="Charis SIL Regular"/>
-          <w:b w:val="0"/>
-          <w:i w:val="0"/>
-          <w:color w:val="000000"/>
-          <w:sz w:val="24"/>
-        </w:rPr>
-        <w:hyperlink r:id="rId14" w:history="1">
-          <w:r>
-            <w:rPr>
-              <w:rStyle w:val="Hyperlink"/>
-            </w:rPr>
-            <w:t>e</w:t>
-          </w:r>
-        </w:hyperlink>
-      </w:r>
-      <w:r>
-        <w:rPr>
+          <w:u w:val="single" w:color="0000ff"/>
           <w:rFonts w:ascii="Charis SIL Regular" w:hAnsi="Charis SIL Regular" w:eastAsia="Charis SIL Regular"/>
           <w:b w:val="0"/>
           <w:i w:val="0"/>
@@ -1365,7 +1373,7 @@
             <w:rPr>
               <w:rStyle w:val="Hyperlink"/>
             </w:rPr>
-            <w:t>by the a</w:t>
+            <w:t xml:space="preserve">by the </w:t>
           </w:r>
         </w:hyperlink>
       </w:r>
@@ -1377,7 +1385,7 @@
           <w:color w:val="000000"/>
           <w:sz w:val="24"/>
         </w:rPr>
-        <w:t>ttribute 'WM'. Specific questions regarding the collection of the</w:t>
+        <w:t>attribute 'WM'. Specific questions regarding the collection of the</w:t>
       </w:r>
     </w:p>
     <w:p>
@@ -1751,7 +1759,72 @@
           <w:color w:val="000000"/>
           <w:sz w:val="24"/>
         </w:rPr>
-        <w:t>. Both archives are structured in a similar mann</w:t>
+        <w:t>. Both archives are structure</w:t>
+      </w:r>
+      <w:r>
+        <w:rPr>
+          <w:u w:val="single" w:color="0000ff"/>
+          <w:rFonts w:ascii="Charis SIL Regular" w:hAnsi="Charis SIL Regular" w:eastAsia="Charis SIL Regular"/>
+          <w:b w:val="0"/>
+          <w:i w:val="0"/>
+          <w:color w:val="000000"/>
+          <w:sz w:val="24"/>
+        </w:rPr>
+        <w:hyperlink r:id="rId16" w:history="1">
+          <w:r>
+            <w:rPr>
+              <w:rStyle w:val="Hyperlink"/>
+            </w:rPr>
+            <w:t>d in a si</w:t>
+          </w:r>
+        </w:hyperlink>
+      </w:r>
+      <w:r>
+        <w:rPr>
+          <w:u w:val="single" w:color="0000ff"/>
+          <w:rFonts w:ascii="Charis SIL Regular" w:hAnsi="Charis SIL Regular" w:eastAsia="Charis SIL Regular"/>
+          <w:b w:val="0"/>
+          <w:i w:val="0"/>
+          <w:color w:val="000000"/>
+          <w:sz w:val="24"/>
+        </w:rPr>
+        <w:hyperlink r:id="rId16" w:history="1">
+          <w:r>
+            <w:rPr>
+              <w:rStyle w:val="Hyperlink"/>
+            </w:rPr>
+            <w:t>milar</w:t>
+          </w:r>
+        </w:hyperlink>
+      </w:r>
+      <w:r>
+        <w:rPr>
+          <w:u w:val="single" w:color="0000ff"/>
+          <w:rFonts w:ascii="Charis SIL Regular" w:hAnsi="Charis SIL Regular" w:eastAsia="Charis SIL Regular"/>
+          <w:b w:val="0"/>
+          <w:i w:val="0"/>
+          <w:color w:val="000000"/>
+          <w:sz w:val="24"/>
+        </w:rPr>
+        <w:t xml:space="preserve"> </w:t>
+      </w:r>
+      <w:r>
+        <w:rPr>
+          <w:u w:val="single" w:color="0000ff"/>
+          <w:rFonts w:ascii="Charis SIL Regular" w:hAnsi="Charis SIL Regular" w:eastAsia="Charis SIL Regular"/>
+          <w:b w:val="0"/>
+          <w:i w:val="0"/>
+          <w:color w:val="000000"/>
+          <w:sz w:val="24"/>
+        </w:rPr>
+        <w:hyperlink r:id="rId16" w:history="1">
+          <w:r>
+            <w:rPr>
+              <w:rStyle w:val="Hyperlink"/>
+            </w:rPr>
+            <w:t>mann</w:t>
+          </w:r>
+        </w:hyperlink>
       </w:r>
       <w:r>
         <w:rPr>

--- a/EXPORTS/DOCX/published/niveau3/English/WMRotterdam.docx
+++ b/EXPORTS/DOCX/published/niveau3/English/WMRotterdam.docx
@@ -309,7 +309,25 @@
             <w:rPr>
               <w:rStyle w:val="Hyperlink"/>
             </w:rPr>
-            <w:t>Prince</w:t>
+            <w:t>Princ</w:t>
+          </w:r>
+        </w:hyperlink>
+      </w:r>
+      <w:r>
+        <w:rPr>
+          <w:rFonts w:ascii="Charis SIL Regular" w:hAnsi="Charis SIL Regular" w:eastAsia="Charis SIL Regular"/>
+          <w:b w:val="0"/>
+          <w:i w:val="0"/>
+          <w:color w:val="0000FF"/>
+          <w:sz w:val="24"/>
+          <w:u w:val="single"/>
+        </w:rPr>
+        <w:hyperlink r:id="rId10" w:history="1">
+          <w:r>
+            <w:rPr>
+              <w:rStyle w:val="Hyperlink"/>
+            </w:rPr>
+            <w:t>e</w:t>
           </w:r>
         </w:hyperlink>
       </w:r>
@@ -333,7 +351,7 @@
           <w:sz w:val="24"/>
           <w:u w:val="single"/>
         </w:rPr>
-        <w:hyperlink r:id="rId10" w:history="1">
+        <w:hyperlink r:id="rId9" w:history="1">
           <w:r>
             <w:rPr>
               <w:rStyle w:val="Hyperlink"/>
@@ -344,13 +362,32 @@
       </w:r>
       <w:r>
         <w:rPr>
+          <w:u w:val="single" w:color="0000ff"/>
           <w:rFonts w:ascii="Charis SIL Regular" w:hAnsi="Charis SIL Regular" w:eastAsia="Charis SIL Regular"/>
           <w:b w:val="0"/>
           <w:i w:val="0"/>
           <w:color w:val="000000"/>
           <w:sz w:val="24"/>
         </w:rPr>
-        <w:t xml:space="preserve"> died in 1</w:t>
+        <w:t xml:space="preserve"> </w:t>
+      </w:r>
+      <w:r>
+        <w:rPr>
+          <w:u w:val="single" w:color="0000ff"/>
+          <w:rFonts w:ascii="Charis SIL Regular" w:hAnsi="Charis SIL Regular" w:eastAsia="Charis SIL Regular"/>
+          <w:b w:val="0"/>
+          <w:i w:val="0"/>
+          <w:color w:val="000000"/>
+          <w:sz w:val="24"/>
+        </w:rPr>
+        <w:hyperlink r:id="rId9" w:history="1">
+          <w:r>
+            <w:rPr>
+              <w:rStyle w:val="Hyperlink"/>
+            </w:rPr>
+            <w:t>died in 1</w:t>
+          </w:r>
+        </w:hyperlink>
       </w:r>
       <w:r>
         <w:rPr>
@@ -417,14 +454,7 @@
           <w:color w:val="000000"/>
           <w:sz w:val="24"/>
         </w:rPr>
-        <w:hyperlink r:id="rId10" w:history="1">
-          <w:r>
-            <w:rPr>
-              <w:rStyle w:val="Hyperlink"/>
-            </w:rPr>
-            <w:t xml:space="preserve"> Rotter</w:t>
-          </w:r>
-        </w:hyperlink>
+        <w:t xml:space="preserve"> Rotter</w:t>
       </w:r>
       <w:r>
         <w:rPr>
@@ -646,32 +676,7 @@
           <w:color w:val="000000"/>
           <w:sz w:val="24"/>
         </w:rPr>
-        <w:hyperlink r:id="rId11" w:history="1">
-          <w:r>
-            <w:rPr>
-              <w:rStyle w:val="Hyperlink"/>
-            </w:rPr>
-            <w:t>s</w:t>
-          </w:r>
-        </w:hyperlink>
-      </w:r>
-      <w:r>
-        <w:rPr>
-          <w:u w:val="single" w:color="0000ff"/>
-          <w:rFonts w:ascii="Charis SIL Regular" w:hAnsi="Charis SIL Regular" w:eastAsia="Charis SIL Regular"/>
-          <w:b w:val="0"/>
-          <w:i w:val="0"/>
-          <w:color w:val="000000"/>
-          <w:sz w:val="24"/>
-        </w:rPr>
-        <w:hyperlink r:id="rId11" w:history="1">
-          <w:r>
-            <w:rPr>
-              <w:rStyle w:val="Hyperlink"/>
-            </w:rPr>
-            <w:t xml:space="preserve"> one </w:t>
-          </w:r>
-        </w:hyperlink>
+        <w:t xml:space="preserve">s one </w:t>
       </w:r>
       <w:r>
         <w:rPr>
@@ -964,32 +969,7 @@
           <w:color w:val="000000"/>
           <w:sz w:val="24"/>
         </w:rPr>
-        <w:hyperlink r:id="rId12" w:history="1">
-          <w:r>
-            <w:rPr>
-              <w:rStyle w:val="Hyperlink"/>
-            </w:rPr>
-            <w:t>reldmuse</w:t>
-          </w:r>
-        </w:hyperlink>
-      </w:r>
-      <w:r>
-        <w:rPr>
-          <w:u w:val="single" w:color="0000ff"/>
-          <w:rFonts w:ascii="Charis SIL Regular" w:hAnsi="Charis SIL Regular" w:eastAsia="Charis SIL Regular"/>
-          <w:b w:val="0"/>
-          <w:i w:val="0"/>
-          <w:color w:val="000000"/>
-          <w:sz w:val="24"/>
-        </w:rPr>
-        <w:hyperlink r:id="rId12" w:history="1">
-          <w:r>
-            <w:rPr>
-              <w:rStyle w:val="Hyperlink"/>
-            </w:rPr>
-            <w:t>ums’ in t</w:t>
-          </w:r>
-        </w:hyperlink>
+        <w:t>reldmuseums’ in t</w:t>
       </w:r>
       <w:r>
         <w:rPr>
@@ -1333,13 +1313,23 @@
             <w:rPr>
               <w:rStyle w:val="Hyperlink"/>
             </w:rPr>
-            <w:t>identifie</w:t>
+            <w:t>identifi</w:t>
           </w:r>
         </w:hyperlink>
       </w:r>
       <w:r>
         <w:rPr>
           <w:u w:val="single" w:color="0000ff"/>
+          <w:rFonts w:ascii="Charis SIL Regular" w:hAnsi="Charis SIL Regular" w:eastAsia="Charis SIL Regular"/>
+          <w:b w:val="0"/>
+          <w:i w:val="0"/>
+          <w:color w:val="000000"/>
+          <w:sz w:val="24"/>
+        </w:rPr>
+        <w:t>e</w:t>
+      </w:r>
+      <w:r>
+        <w:rPr>
           <w:rFonts w:ascii="Charis SIL Regular" w:hAnsi="Charis SIL Regular" w:eastAsia="Charis SIL Regular"/>
           <w:b w:val="0"/>
           <w:i w:val="0"/>
@@ -1373,7 +1363,7 @@
             <w:rPr>
               <w:rStyle w:val="Hyperlink"/>
             </w:rPr>
-            <w:t xml:space="preserve">by the </w:t>
+            <w:t>by the a</w:t>
           </w:r>
         </w:hyperlink>
       </w:r>
@@ -1385,7 +1375,7 @@
           <w:color w:val="000000"/>
           <w:sz w:val="24"/>
         </w:rPr>
-        <w:t>attribute 'WM'. Specific questions regarding the collection of the</w:t>
+        <w:t>ttribute 'WM'. Specific questions regarding the collection of the</w:t>
       </w:r>
     </w:p>
     <w:p>

--- a/EXPORTS/DOCX/published/niveau3/English/WMRotterdam.docx
+++ b/EXPORTS/DOCX/published/niveau3/English/WMRotterdam.docx
@@ -309,25 +309,7 @@
             <w:rPr>
               <w:rStyle w:val="Hyperlink"/>
             </w:rPr>
-            <w:t>Princ</w:t>
-          </w:r>
-        </w:hyperlink>
-      </w:r>
-      <w:r>
-        <w:rPr>
-          <w:rFonts w:ascii="Charis SIL Regular" w:hAnsi="Charis SIL Regular" w:eastAsia="Charis SIL Regular"/>
-          <w:b w:val="0"/>
-          <w:i w:val="0"/>
-          <w:color w:val="0000FF"/>
-          <w:sz w:val="24"/>
-          <w:u w:val="single"/>
-        </w:rPr>
-        <w:hyperlink r:id="rId10" w:history="1">
-          <w:r>
-            <w:rPr>
-              <w:rStyle w:val="Hyperlink"/>
-            </w:rPr>
-            <w:t>e</w:t>
+            <w:t>Prince</w:t>
           </w:r>
         </w:hyperlink>
       </w:r>
@@ -351,7 +333,7 @@
           <w:sz w:val="24"/>
           <w:u w:val="single"/>
         </w:rPr>
-        <w:hyperlink r:id="rId9" w:history="1">
+        <w:hyperlink r:id="rId10" w:history="1">
           <w:r>
             <w:rPr>
               <w:rStyle w:val="Hyperlink"/>
@@ -454,7 +436,14 @@
           <w:color w:val="000000"/>
           <w:sz w:val="24"/>
         </w:rPr>
-        <w:t xml:space="preserve"> Rotter</w:t>
+        <w:hyperlink r:id="rId10" w:history="1">
+          <w:r>
+            <w:rPr>
+              <w:rStyle w:val="Hyperlink"/>
+            </w:rPr>
+            <w:t xml:space="preserve"> Rotter</w:t>
+          </w:r>
+        </w:hyperlink>
       </w:r>
       <w:r>
         <w:rPr>
@@ -676,7 +665,32 @@
           <w:color w:val="000000"/>
           <w:sz w:val="24"/>
         </w:rPr>
-        <w:t xml:space="preserve">s one </w:t>
+        <w:hyperlink r:id="rId11" w:history="1">
+          <w:r>
+            <w:rPr>
+              <w:rStyle w:val="Hyperlink"/>
+            </w:rPr>
+            <w:t>s</w:t>
+          </w:r>
+        </w:hyperlink>
+      </w:r>
+      <w:r>
+        <w:rPr>
+          <w:u w:val="single" w:color="0000ff"/>
+          <w:rFonts w:ascii="Charis SIL Regular" w:hAnsi="Charis SIL Regular" w:eastAsia="Charis SIL Regular"/>
+          <w:b w:val="0"/>
+          <w:i w:val="0"/>
+          <w:color w:val="000000"/>
+          <w:sz w:val="24"/>
+        </w:rPr>
+        <w:hyperlink r:id="rId11" w:history="1">
+          <w:r>
+            <w:rPr>
+              <w:rStyle w:val="Hyperlink"/>
+            </w:rPr>
+            <w:t xml:space="preserve"> one </w:t>
+          </w:r>
+        </w:hyperlink>
       </w:r>
       <w:r>
         <w:rPr>
@@ -958,18 +972,7 @@
           <w:color w:val="000000"/>
           <w:sz w:val="24"/>
         </w:rPr>
-        <w:t>‘We</w:t>
-      </w:r>
-      <w:r>
-        <w:rPr>
-          <w:u w:val="single" w:color="0000ff"/>
-          <w:rFonts w:ascii="Charis SIL Regular" w:hAnsi="Charis SIL Regular" w:eastAsia="Charis SIL Regular"/>
-          <w:b w:val="0"/>
-          <w:i w:val="0"/>
-          <w:color w:val="000000"/>
-          <w:sz w:val="24"/>
-        </w:rPr>
-        <w:t>reldmuseums’ in t</w:t>
+        <w:t>‘Wereldmuseums’ in t</w:t>
       </w:r>
       <w:r>
         <w:rPr>
@@ -1313,23 +1316,13 @@
             <w:rPr>
               <w:rStyle w:val="Hyperlink"/>
             </w:rPr>
-            <w:t>identifi</w:t>
+            <w:t>identifie</w:t>
           </w:r>
         </w:hyperlink>
       </w:r>
       <w:r>
         <w:rPr>
           <w:u w:val="single" w:color="0000ff"/>
-          <w:rFonts w:ascii="Charis SIL Regular" w:hAnsi="Charis SIL Regular" w:eastAsia="Charis SIL Regular"/>
-          <w:b w:val="0"/>
-          <w:i w:val="0"/>
-          <w:color w:val="000000"/>
-          <w:sz w:val="24"/>
-        </w:rPr>
-        <w:t>e</w:t>
-      </w:r>
-      <w:r>
-        <w:rPr>
           <w:rFonts w:ascii="Charis SIL Regular" w:hAnsi="Charis SIL Regular" w:eastAsia="Charis SIL Regular"/>
           <w:b w:val="0"/>
           <w:i w:val="0"/>
@@ -1363,7 +1356,7 @@
             <w:rPr>
               <w:rStyle w:val="Hyperlink"/>
             </w:rPr>
-            <w:t>by the a</w:t>
+            <w:t xml:space="preserve">by the </w:t>
           </w:r>
         </w:hyperlink>
       </w:r>
@@ -1375,7 +1368,7 @@
           <w:color w:val="000000"/>
           <w:sz w:val="24"/>
         </w:rPr>
-        <w:t>ttribute 'WM'. Specific questions regarding the collection of the</w:t>
+        <w:t>attribute 'WM'. Specific questions regarding the collection of the</w:t>
       </w:r>
     </w:p>
     <w:p>
@@ -1778,43 +1771,7 @@
           <w:color w:val="000000"/>
           <w:sz w:val="24"/>
         </w:rPr>
-        <w:hyperlink r:id="rId16" w:history="1">
-          <w:r>
-            <w:rPr>
-              <w:rStyle w:val="Hyperlink"/>
-            </w:rPr>
-            <w:t>milar</w:t>
-          </w:r>
-        </w:hyperlink>
-      </w:r>
-      <w:r>
-        <w:rPr>
-          <w:u w:val="single" w:color="0000ff"/>
-          <w:rFonts w:ascii="Charis SIL Regular" w:hAnsi="Charis SIL Regular" w:eastAsia="Charis SIL Regular"/>
-          <w:b w:val="0"/>
-          <w:i w:val="0"/>
-          <w:color w:val="000000"/>
-          <w:sz w:val="24"/>
-        </w:rPr>
-        <w:t xml:space="preserve"> </w:t>
-      </w:r>
-      <w:r>
-        <w:rPr>
-          <w:u w:val="single" w:color="0000ff"/>
-          <w:rFonts w:ascii="Charis SIL Regular" w:hAnsi="Charis SIL Regular" w:eastAsia="Charis SIL Regular"/>
-          <w:b w:val="0"/>
-          <w:i w:val="0"/>
-          <w:color w:val="000000"/>
-          <w:sz w:val="24"/>
-        </w:rPr>
-        <w:hyperlink r:id="rId16" w:history="1">
-          <w:r>
-            <w:rPr>
-              <w:rStyle w:val="Hyperlink"/>
-            </w:rPr>
-            <w:t>mann</w:t>
-          </w:r>
-        </w:hyperlink>
+        <w:t>milar mann</w:t>
       </w:r>
       <w:r>
         <w:rPr>

--- a/EXPORTS/DOCX/published/niveau3/English/WMRotterdam.docx
+++ b/EXPORTS/DOCX/published/niveau3/English/WMRotterdam.docx
@@ -309,7 +309,25 @@
             <w:rPr>
               <w:rStyle w:val="Hyperlink"/>
             </w:rPr>
-            <w:t>Prince</w:t>
+            <w:t>Princ</w:t>
+          </w:r>
+        </w:hyperlink>
+      </w:r>
+      <w:r>
+        <w:rPr>
+          <w:rFonts w:ascii="Charis SIL Regular" w:hAnsi="Charis SIL Regular" w:eastAsia="Charis SIL Regular"/>
+          <w:b w:val="0"/>
+          <w:i w:val="0"/>
+          <w:color w:val="0000FF"/>
+          <w:sz w:val="24"/>
+          <w:u w:val="single"/>
+        </w:rPr>
+        <w:hyperlink r:id="rId10" w:history="1">
+          <w:r>
+            <w:rPr>
+              <w:rStyle w:val="Hyperlink"/>
+            </w:rPr>
+            <w:t>e</w:t>
           </w:r>
         </w:hyperlink>
       </w:r>
@@ -972,7 +990,43 @@
           <w:color w:val="000000"/>
           <w:sz w:val="24"/>
         </w:rPr>
-        <w:t>‘Wereldmuseums’ in t</w:t>
+        <w:t>‘We</w:t>
+      </w:r>
+      <w:r>
+        <w:rPr>
+          <w:u w:val="single" w:color="0000ff"/>
+          <w:rFonts w:ascii="Charis SIL Regular" w:hAnsi="Charis SIL Regular" w:eastAsia="Charis SIL Regular"/>
+          <w:b w:val="0"/>
+          <w:i w:val="0"/>
+          <w:color w:val="000000"/>
+          <w:sz w:val="24"/>
+        </w:rPr>
+        <w:hyperlink r:id="rId12" w:history="1">
+          <w:r>
+            <w:rPr>
+              <w:rStyle w:val="Hyperlink"/>
+            </w:rPr>
+            <w:t>reldmuse</w:t>
+          </w:r>
+        </w:hyperlink>
+      </w:r>
+      <w:r>
+        <w:rPr>
+          <w:u w:val="single" w:color="0000ff"/>
+          <w:rFonts w:ascii="Charis SIL Regular" w:hAnsi="Charis SIL Regular" w:eastAsia="Charis SIL Regular"/>
+          <w:b w:val="0"/>
+          <w:i w:val="0"/>
+          <w:color w:val="000000"/>
+          <w:sz w:val="24"/>
+        </w:rPr>
+        <w:hyperlink r:id="rId12" w:history="1">
+          <w:r>
+            <w:rPr>
+              <w:rStyle w:val="Hyperlink"/>
+            </w:rPr>
+            <w:t>ums’ in t</w:t>
+          </w:r>
+        </w:hyperlink>
       </w:r>
       <w:r>
         <w:rPr>
@@ -1771,7 +1825,43 @@
           <w:color w:val="000000"/>
           <w:sz w:val="24"/>
         </w:rPr>
-        <w:t>milar mann</w:t>
+        <w:hyperlink r:id="rId16" w:history="1">
+          <w:r>
+            <w:rPr>
+              <w:rStyle w:val="Hyperlink"/>
+            </w:rPr>
+            <w:t>milar</w:t>
+          </w:r>
+        </w:hyperlink>
+      </w:r>
+      <w:r>
+        <w:rPr>
+          <w:u w:val="single" w:color="0000ff"/>
+          <w:rFonts w:ascii="Charis SIL Regular" w:hAnsi="Charis SIL Regular" w:eastAsia="Charis SIL Regular"/>
+          <w:b w:val="0"/>
+          <w:i w:val="0"/>
+          <w:color w:val="000000"/>
+          <w:sz w:val="24"/>
+        </w:rPr>
+        <w:t xml:space="preserve"> </w:t>
+      </w:r>
+      <w:r>
+        <w:rPr>
+          <w:u w:val="single" w:color="0000ff"/>
+          <w:rFonts w:ascii="Charis SIL Regular" w:hAnsi="Charis SIL Regular" w:eastAsia="Charis SIL Regular"/>
+          <w:b w:val="0"/>
+          <w:i w:val="0"/>
+          <w:color w:val="000000"/>
+          <w:sz w:val="24"/>
+        </w:rPr>
+        <w:hyperlink r:id="rId16" w:history="1">
+          <w:r>
+            <w:rPr>
+              <w:rStyle w:val="Hyperlink"/>
+            </w:rPr>
+            <w:t>mann</w:t>
+          </w:r>
+        </w:hyperlink>
       </w:r>
       <w:r>
         <w:rPr>

--- a/EXPORTS/DOCX/published/niveau3/English/WMRotterdam.docx
+++ b/EXPORTS/DOCX/published/niveau3/English/WMRotterdam.docx
@@ -338,27 +338,8 @@
           <w:i w:val="0"/>
           <w:color w:val="0000FF"/>
           <w:sz w:val="24"/>
-          <w:u w:val="single"/>
         </w:rPr>
-        <w:t xml:space="preserve"> </w:t>
-      </w:r>
-      <w:r>
-        <w:rPr>
-          <w:rFonts w:ascii="Charis SIL Regular" w:hAnsi="Charis SIL Regular" w:eastAsia="Charis SIL Regular"/>
-          <w:b w:val="0"/>
-          <w:i w:val="0"/>
-          <w:color w:val="0000FF"/>
-          <w:sz w:val="24"/>
-          <w:u w:val="single"/>
-        </w:rPr>
-        <w:hyperlink r:id="rId10" w:history="1">
-          <w:r>
-            <w:rPr>
-              <w:rStyle w:val="Hyperlink"/>
-            </w:rPr>
-            <w:t>Hendrik</w:t>
-          </w:r>
-        </w:hyperlink>
+        <w:t xml:space="preserve"> Hendrik</w:t>
       </w:r>
       <w:r>
         <w:rPr>
@@ -380,14 +361,7 @@
           <w:color w:val="000000"/>
           <w:sz w:val="24"/>
         </w:rPr>
-        <w:hyperlink r:id="rId9" w:history="1">
-          <w:r>
-            <w:rPr>
-              <w:rStyle w:val="Hyperlink"/>
-            </w:rPr>
-            <w:t>died in 1</w:t>
-          </w:r>
-        </w:hyperlink>
+        <w:t>died in 1</w:t>
       </w:r>
       <w:r>
         <w:rPr>
@@ -990,25 +964,7 @@
           <w:color w:val="000000"/>
           <w:sz w:val="24"/>
         </w:rPr>
-        <w:t>‘We</w:t>
-      </w:r>
-      <w:r>
-        <w:rPr>
-          <w:u w:val="single" w:color="0000ff"/>
-          <w:rFonts w:ascii="Charis SIL Regular" w:hAnsi="Charis SIL Regular" w:eastAsia="Charis SIL Regular"/>
-          <w:b w:val="0"/>
-          <w:i w:val="0"/>
-          <w:color w:val="000000"/>
-          <w:sz w:val="24"/>
-        </w:rPr>
-        <w:hyperlink r:id="rId12" w:history="1">
-          <w:r>
-            <w:rPr>
-              <w:rStyle w:val="Hyperlink"/>
-            </w:rPr>
-            <w:t>reldmuse</w:t>
-          </w:r>
-        </w:hyperlink>
+        <w:t>‘Wereldmuse</w:t>
       </w:r>
       <w:r>
         <w:rPr>
@@ -1370,7 +1326,24 @@
             <w:rPr>
               <w:rStyle w:val="Hyperlink"/>
             </w:rPr>
-            <w:t>identifie</w:t>
+            <w:t>identifi</w:t>
+          </w:r>
+        </w:hyperlink>
+      </w:r>
+      <w:r>
+        <w:rPr>
+          <w:rFonts w:ascii="Charis SIL Regular" w:hAnsi="Charis SIL Regular" w:eastAsia="Charis SIL Regular"/>
+          <w:b w:val="0"/>
+          <w:i w:val="0"/>
+          <w:color w:val="000000"/>
+          <w:sz w:val="24"/>
+        </w:rPr>
+        <w:hyperlink r:id="rId14" w:history="1">
+          <w:r>
+            <w:rPr>
+              <w:rStyle w:val="Hyperlink"/>
+            </w:rPr>
+            <w:t>e</w:t>
           </w:r>
         </w:hyperlink>
       </w:r>
@@ -1410,7 +1383,7 @@
             <w:rPr>
               <w:rStyle w:val="Hyperlink"/>
             </w:rPr>
-            <w:t xml:space="preserve">by the </w:t>
+            <w:t>by the a</w:t>
           </w:r>
         </w:hyperlink>
       </w:r>
@@ -1422,7 +1395,7 @@
           <w:color w:val="000000"/>
           <w:sz w:val="24"/>
         </w:rPr>
-        <w:t>attribute 'WM'. Specific questions regarding the collection of the</w:t>
+        <w:t>ttribute 'WM'. Specific questions regarding the collection of the</w:t>
       </w:r>
     </w:p>
     <w:p>
@@ -1964,93 +1937,13 @@
       </w:r>
       <w:r>
         <w:rPr>
-          <w:u w:val="single" w:color="0000ff"/>
           <w:rFonts w:ascii="Charis SIL Regular" w:hAnsi="Charis SIL Regular" w:eastAsia="Charis SIL Regular"/>
           <w:b w:val="0"/>
           <w:i w:val="0"/>
           <w:color w:val="000000"/>
           <w:sz w:val="24"/>
         </w:rPr>
-        <w:hyperlink r:id="rId17" w:history="1">
-          <w:r>
-            <w:rPr>
-              <w:rStyle w:val="Hyperlink"/>
-            </w:rPr>
-            <w:t>the f</w:t>
-          </w:r>
-        </w:hyperlink>
-      </w:r>
-      <w:r>
-        <w:rPr>
-          <w:u w:val="single" w:color="0000ff"/>
-          <w:rFonts w:ascii="Charis SIL Regular" w:hAnsi="Charis SIL Regular" w:eastAsia="Charis SIL Regular"/>
-          <w:b w:val="0"/>
-          <w:i w:val="0"/>
-          <w:color w:val="000000"/>
-          <w:sz w:val="24"/>
-        </w:rPr>
-        <w:hyperlink r:id="rId17" w:history="1">
-          <w:r>
-            <w:rPr>
-              <w:rStyle w:val="Hyperlink"/>
-            </w:rPr>
-            <w:t>o</w:t>
-          </w:r>
-        </w:hyperlink>
-      </w:r>
-      <w:r>
-        <w:rPr>
-          <w:u w:val="single" w:color="0000ff"/>
-          <w:rFonts w:ascii="Charis SIL Regular" w:hAnsi="Charis SIL Regular" w:eastAsia="Charis SIL Regular"/>
-          <w:b w:val="0"/>
-          <w:i w:val="0"/>
-          <w:color w:val="000000"/>
-          <w:sz w:val="24"/>
-        </w:rPr>
-        <w:hyperlink r:id="rId17" w:history="1">
-          <w:r>
-            <w:rPr>
-              <w:rStyle w:val="Hyperlink"/>
-            </w:rPr>
-            <w:t>rmat</w:t>
-          </w:r>
-        </w:hyperlink>
-      </w:r>
-      <w:r>
-        <w:rPr>
-          <w:u w:val="single" w:color="0000ff"/>
-          <w:rFonts w:ascii="Charis SIL Regular" w:hAnsi="Charis SIL Regular" w:eastAsia="Charis SIL Regular"/>
-          <w:b w:val="0"/>
-          <w:i w:val="0"/>
-          <w:color w:val="000000"/>
-          <w:sz w:val="24"/>
-        </w:rPr>
-        <w:hyperlink r:id="rId17" w:history="1">
-          <w:r>
-            <w:rPr>
-              <w:rStyle w:val="Hyperlink"/>
-            </w:rPr>
-            <w:t>i</w:t>
-          </w:r>
-        </w:hyperlink>
-      </w:r>
-      <w:r>
-        <w:rPr>
-          <w:u w:val="single" w:color="0000ff"/>
-          <w:rFonts w:ascii="Charis SIL Regular" w:hAnsi="Charis SIL Regular" w:eastAsia="Charis SIL Regular"/>
-          <w:b w:val="0"/>
-          <w:i w:val="0"/>
-          <w:color w:val="000000"/>
-          <w:sz w:val="24"/>
-        </w:rPr>
-        <w:hyperlink r:id="rId17" w:history="1">
-          <w:r>
-            <w:rPr>
-              <w:rStyle w:val="Hyperlink"/>
-            </w:rPr>
-            <w:t>on</w:t>
-          </w:r>
-        </w:hyperlink>
+        <w:t>the formation</w:t>
       </w:r>
       <w:r>
         <w:rPr>

--- a/EXPORTS/DOCX/published/niveau3/English/WMRotterdam.docx
+++ b/EXPORTS/DOCX/published/niveau3/English/WMRotterdam.docx
@@ -302,44 +302,8 @@
           <w:i w:val="0"/>
           <w:color w:val="0000FF"/>
           <w:sz w:val="24"/>
-          <w:u w:val="single"/>
         </w:rPr>
-        <w:hyperlink r:id="rId10" w:history="1">
-          <w:r>
-            <w:rPr>
-              <w:rStyle w:val="Hyperlink"/>
-            </w:rPr>
-            <w:t>Princ</w:t>
-          </w:r>
-        </w:hyperlink>
-      </w:r>
-      <w:r>
-        <w:rPr>
-          <w:rFonts w:ascii="Charis SIL Regular" w:hAnsi="Charis SIL Regular" w:eastAsia="Charis SIL Regular"/>
-          <w:b w:val="0"/>
-          <w:i w:val="0"/>
-          <w:color w:val="0000FF"/>
-          <w:sz w:val="24"/>
-          <w:u w:val="single"/>
-        </w:rPr>
-        <w:hyperlink r:id="rId10" w:history="1">
-          <w:r>
-            <w:rPr>
-              <w:rStyle w:val="Hyperlink"/>
-            </w:rPr>
-            <w:t>e</w:t>
-          </w:r>
-        </w:hyperlink>
-      </w:r>
-      <w:r>
-        <w:rPr>
-          <w:rFonts w:ascii="Charis SIL Regular" w:hAnsi="Charis SIL Regular" w:eastAsia="Charis SIL Regular"/>
-          <w:b w:val="0"/>
-          <w:i w:val="0"/>
-          <w:color w:val="0000FF"/>
-          <w:sz w:val="24"/>
-        </w:rPr>
-        <w:t xml:space="preserve"> Hendrik</w:t>
+        <w:t>Prince Hendrik</w:t>
       </w:r>
       <w:r>
         <w:rPr>
@@ -361,7 +325,14 @@
           <w:color w:val="000000"/>
           <w:sz w:val="24"/>
         </w:rPr>
-        <w:t>died in 1</w:t>
+        <w:hyperlink r:id="rId9" w:history="1">
+          <w:r>
+            <w:rPr>
+              <w:rStyle w:val="Hyperlink"/>
+            </w:rPr>
+            <w:t>died in 1</w:t>
+          </w:r>
+        </w:hyperlink>
       </w:r>
       <w:r>
         <w:rPr>
@@ -421,7 +392,6 @@
       </w:r>
       <w:r>
         <w:rPr>
-          <w:u w:val="single" w:color="0000ff"/>
           <w:rFonts w:ascii="Charis SIL Regular" w:hAnsi="Charis SIL Regular" w:eastAsia="Charis SIL Regular"/>
           <w:b w:val="0"/>
           <w:i w:val="0"/>
@@ -439,7 +409,6 @@
       </w:r>
       <w:r>
         <w:rPr>
-          <w:u w:val="single" w:color="0000ff"/>
           <w:rFonts w:ascii="Charis SIL Regular" w:hAnsi="Charis SIL Regular" w:eastAsia="Charis SIL Regular"/>
           <w:b w:val="0"/>
           <w:i w:val="0"/>
@@ -964,7 +933,25 @@
           <w:color w:val="000000"/>
           <w:sz w:val="24"/>
         </w:rPr>
-        <w:t>‘Wereldmuse</w:t>
+        <w:t>‘We</w:t>
+      </w:r>
+      <w:r>
+        <w:rPr>
+          <w:u w:val="single" w:color="0000ff"/>
+          <w:rFonts w:ascii="Charis SIL Regular" w:hAnsi="Charis SIL Regular" w:eastAsia="Charis SIL Regular"/>
+          <w:b w:val="0"/>
+          <w:i w:val="0"/>
+          <w:color w:val="000000"/>
+          <w:sz w:val="24"/>
+        </w:rPr>
+        <w:hyperlink r:id="rId12" w:history="1">
+          <w:r>
+            <w:rPr>
+              <w:rStyle w:val="Hyperlink"/>
+            </w:rPr>
+            <w:t>reldmuse</w:t>
+          </w:r>
+        </w:hyperlink>
       </w:r>
       <w:r>
         <w:rPr>
@@ -1332,24 +1319,17 @@
       </w:r>
       <w:r>
         <w:rPr>
+          <w:u w:val="single" w:color="0000ff"/>
           <w:rFonts w:ascii="Charis SIL Regular" w:hAnsi="Charis SIL Regular" w:eastAsia="Charis SIL Regular"/>
           <w:b w:val="0"/>
           <w:i w:val="0"/>
           <w:color w:val="000000"/>
           <w:sz w:val="24"/>
         </w:rPr>
-        <w:hyperlink r:id="rId14" w:history="1">
-          <w:r>
-            <w:rPr>
-              <w:rStyle w:val="Hyperlink"/>
-            </w:rPr>
-            <w:t>e</w:t>
-          </w:r>
-        </w:hyperlink>
+        <w:t>e</w:t>
       </w:r>
       <w:r>
         <w:rPr>
-          <w:u w:val="single" w:color="0000ff"/>
           <w:rFonts w:ascii="Charis SIL Regular" w:hAnsi="Charis SIL Regular" w:eastAsia="Charis SIL Regular"/>
           <w:b w:val="0"/>
           <w:i w:val="0"/>
@@ -1937,13 +1917,93 @@
       </w:r>
       <w:r>
         <w:rPr>
+          <w:u w:val="single" w:color="0000ff"/>
           <w:rFonts w:ascii="Charis SIL Regular" w:hAnsi="Charis SIL Regular" w:eastAsia="Charis SIL Regular"/>
           <w:b w:val="0"/>
           <w:i w:val="0"/>
           <w:color w:val="000000"/>
           <w:sz w:val="24"/>
         </w:rPr>
-        <w:t>the formation</w:t>
+        <w:hyperlink r:id="rId17" w:history="1">
+          <w:r>
+            <w:rPr>
+              <w:rStyle w:val="Hyperlink"/>
+            </w:rPr>
+            <w:t>the f</w:t>
+          </w:r>
+        </w:hyperlink>
+      </w:r>
+      <w:r>
+        <w:rPr>
+          <w:u w:val="single" w:color="0000ff"/>
+          <w:rFonts w:ascii="Charis SIL Regular" w:hAnsi="Charis SIL Regular" w:eastAsia="Charis SIL Regular"/>
+          <w:b w:val="0"/>
+          <w:i w:val="0"/>
+          <w:color w:val="000000"/>
+          <w:sz w:val="24"/>
+        </w:rPr>
+        <w:hyperlink r:id="rId17" w:history="1">
+          <w:r>
+            <w:rPr>
+              <w:rStyle w:val="Hyperlink"/>
+            </w:rPr>
+            <w:t>o</w:t>
+          </w:r>
+        </w:hyperlink>
+      </w:r>
+      <w:r>
+        <w:rPr>
+          <w:u w:val="single" w:color="0000ff"/>
+          <w:rFonts w:ascii="Charis SIL Regular" w:hAnsi="Charis SIL Regular" w:eastAsia="Charis SIL Regular"/>
+          <w:b w:val="0"/>
+          <w:i w:val="0"/>
+          <w:color w:val="000000"/>
+          <w:sz w:val="24"/>
+        </w:rPr>
+        <w:hyperlink r:id="rId17" w:history="1">
+          <w:r>
+            <w:rPr>
+              <w:rStyle w:val="Hyperlink"/>
+            </w:rPr>
+            <w:t>rmat</w:t>
+          </w:r>
+        </w:hyperlink>
+      </w:r>
+      <w:r>
+        <w:rPr>
+          <w:u w:val="single" w:color="0000ff"/>
+          <w:rFonts w:ascii="Charis SIL Regular" w:hAnsi="Charis SIL Regular" w:eastAsia="Charis SIL Regular"/>
+          <w:b w:val="0"/>
+          <w:i w:val="0"/>
+          <w:color w:val="000000"/>
+          <w:sz w:val="24"/>
+        </w:rPr>
+        <w:hyperlink r:id="rId17" w:history="1">
+          <w:r>
+            <w:rPr>
+              <w:rStyle w:val="Hyperlink"/>
+            </w:rPr>
+            <w:t>i</w:t>
+          </w:r>
+        </w:hyperlink>
+      </w:r>
+      <w:r>
+        <w:rPr>
+          <w:u w:val="single" w:color="0000ff"/>
+          <w:rFonts w:ascii="Charis SIL Regular" w:hAnsi="Charis SIL Regular" w:eastAsia="Charis SIL Regular"/>
+          <w:b w:val="0"/>
+          <w:i w:val="0"/>
+          <w:color w:val="000000"/>
+          <w:sz w:val="24"/>
+        </w:rPr>
+        <w:hyperlink r:id="rId17" w:history="1">
+          <w:r>
+            <w:rPr>
+              <w:rStyle w:val="Hyperlink"/>
+            </w:rPr>
+            <w:t>on</w:t>
+          </w:r>
+        </w:hyperlink>
       </w:r>
       <w:r>
         <w:rPr>

--- a/EXPORTS/DOCX/published/niveau3/English/WMRotterdam.docx
+++ b/EXPORTS/DOCX/published/niveau3/English/WMRotterdam.docx
@@ -302,8 +302,63 @@
           <w:i w:val="0"/>
           <w:color w:val="0000FF"/>
           <w:sz w:val="24"/>
+          <w:u w:val="single"/>
         </w:rPr>
-        <w:t>Prince Hendrik</w:t>
+        <w:hyperlink r:id="rId10" w:history="1">
+          <w:r>
+            <w:rPr>
+              <w:rStyle w:val="Hyperlink"/>
+            </w:rPr>
+            <w:t>Princ</w:t>
+          </w:r>
+        </w:hyperlink>
+      </w:r>
+      <w:r>
+        <w:rPr>
+          <w:rFonts w:ascii="Charis SIL Regular" w:hAnsi="Charis SIL Regular" w:eastAsia="Charis SIL Regular"/>
+          <w:b w:val="0"/>
+          <w:i w:val="0"/>
+          <w:color w:val="0000FF"/>
+          <w:sz w:val="24"/>
+          <w:u w:val="single"/>
+        </w:rPr>
+        <w:hyperlink r:id="rId10" w:history="1">
+          <w:r>
+            <w:rPr>
+              <w:rStyle w:val="Hyperlink"/>
+            </w:rPr>
+            <w:t>e</w:t>
+          </w:r>
+        </w:hyperlink>
+      </w:r>
+      <w:r>
+        <w:rPr>
+          <w:rFonts w:ascii="Charis SIL Regular" w:hAnsi="Charis SIL Regular" w:eastAsia="Charis SIL Regular"/>
+          <w:b w:val="0"/>
+          <w:i w:val="0"/>
+          <w:color w:val="0000FF"/>
+          <w:sz w:val="24"/>
+          <w:u w:val="single"/>
+        </w:rPr>
+        <w:t xml:space="preserve"> </w:t>
+      </w:r>
+      <w:r>
+        <w:rPr>
+          <w:rFonts w:ascii="Charis SIL Regular" w:hAnsi="Charis SIL Regular" w:eastAsia="Charis SIL Regular"/>
+          <w:b w:val="0"/>
+          <w:i w:val="0"/>
+          <w:color w:val="0000FF"/>
+          <w:sz w:val="24"/>
+          <w:u w:val="single"/>
+        </w:rPr>
+        <w:hyperlink r:id="rId10" w:history="1">
+          <w:r>
+            <w:rPr>
+              <w:rStyle w:val="Hyperlink"/>
+            </w:rPr>
+            <w:t>Hendrik</w:t>
+          </w:r>
+        </w:hyperlink>
       </w:r>
       <w:r>
         <w:rPr>
@@ -392,6 +447,7 @@
       </w:r>
       <w:r>
         <w:rPr>
+          <w:u w:val="single" w:color="0000ff"/>
           <w:rFonts w:ascii="Charis SIL Regular" w:hAnsi="Charis SIL Regular" w:eastAsia="Charis SIL Regular"/>
           <w:b w:val="0"/>
           <w:i w:val="0"/>
@@ -409,6 +465,7 @@
       </w:r>
       <w:r>
         <w:rPr>
+          <w:u w:val="single" w:color="0000ff"/>
           <w:rFonts w:ascii="Charis SIL Regular" w:hAnsi="Charis SIL Regular" w:eastAsia="Charis SIL Regular"/>
           <w:b w:val="0"/>
           <w:i w:val="0"/>
@@ -1313,23 +1370,13 @@
             <w:rPr>
               <w:rStyle w:val="Hyperlink"/>
             </w:rPr>
-            <w:t>identifi</w:t>
+            <w:t>identifie</w:t>
           </w:r>
         </w:hyperlink>
       </w:r>
       <w:r>
         <w:rPr>
           <w:u w:val="single" w:color="0000ff"/>
-          <w:rFonts w:ascii="Charis SIL Regular" w:hAnsi="Charis SIL Regular" w:eastAsia="Charis SIL Regular"/>
-          <w:b w:val="0"/>
-          <w:i w:val="0"/>
-          <w:color w:val="000000"/>
-          <w:sz w:val="24"/>
-        </w:rPr>
-        <w:t>e</w:t>
-      </w:r>
-      <w:r>
-        <w:rPr>
           <w:rFonts w:ascii="Charis SIL Regular" w:hAnsi="Charis SIL Regular" w:eastAsia="Charis SIL Regular"/>
           <w:b w:val="0"/>
           <w:i w:val="0"/>
@@ -1363,7 +1410,7 @@
             <w:rPr>
               <w:rStyle w:val="Hyperlink"/>
             </w:rPr>
-            <w:t>by the a</w:t>
+            <w:t xml:space="preserve">by the </w:t>
           </w:r>
         </w:hyperlink>
       </w:r>
@@ -1375,7 +1422,7 @@
           <w:color w:val="000000"/>
           <w:sz w:val="24"/>
         </w:rPr>
-        <w:t>ttribute 'WM'. Specific questions regarding the collection of the</w:t>
+        <w:t>attribute 'WM'. Specific questions regarding the collection of the</w:t>
       </w:r>
     </w:p>
     <w:p>
@@ -1749,25 +1796,7 @@
           <w:color w:val="000000"/>
           <w:sz w:val="24"/>
         </w:rPr>
-        <w:t>. Both archives are structure</w:t>
-      </w:r>
-      <w:r>
-        <w:rPr>
-          <w:u w:val="single" w:color="0000ff"/>
-          <w:rFonts w:ascii="Charis SIL Regular" w:hAnsi="Charis SIL Regular" w:eastAsia="Charis SIL Regular"/>
-          <w:b w:val="0"/>
-          <w:i w:val="0"/>
-          <w:color w:val="000000"/>
-          <w:sz w:val="24"/>
-        </w:rPr>
-        <w:hyperlink r:id="rId16" w:history="1">
-          <w:r>
-            <w:rPr>
-              <w:rStyle w:val="Hyperlink"/>
-            </w:rPr>
-            <w:t>d in a si</w:t>
-          </w:r>
-        </w:hyperlink>
+        <w:t>. Both archives are structured in a si</w:t>
       </w:r>
       <w:r>
         <w:rPr>
@@ -1917,93 +1946,13 @@
       </w:r>
       <w:r>
         <w:rPr>
-          <w:u w:val="single" w:color="0000ff"/>
           <w:rFonts w:ascii="Charis SIL Regular" w:hAnsi="Charis SIL Regular" w:eastAsia="Charis SIL Regular"/>
           <w:b w:val="0"/>
           <w:i w:val="0"/>
           <w:color w:val="000000"/>
           <w:sz w:val="24"/>
         </w:rPr>
-        <w:hyperlink r:id="rId17" w:history="1">
-          <w:r>
-            <w:rPr>
-              <w:rStyle w:val="Hyperlink"/>
-            </w:rPr>
-            <w:t>the f</w:t>
-          </w:r>
-        </w:hyperlink>
-      </w:r>
-      <w:r>
-        <w:rPr>
-          <w:u w:val="single" w:color="0000ff"/>
-          <w:rFonts w:ascii="Charis SIL Regular" w:hAnsi="Charis SIL Regular" w:eastAsia="Charis SIL Regular"/>
-          <w:b w:val="0"/>
-          <w:i w:val="0"/>
-          <w:color w:val="000000"/>
-          <w:sz w:val="24"/>
-        </w:rPr>
-        <w:hyperlink r:id="rId17" w:history="1">
-          <w:r>
-            <w:rPr>
-              <w:rStyle w:val="Hyperlink"/>
-            </w:rPr>
-            <w:t>o</w:t>
-          </w:r>
-        </w:hyperlink>
-      </w:r>
-      <w:r>
-        <w:rPr>
-          <w:u w:val="single" w:color="0000ff"/>
-          <w:rFonts w:ascii="Charis SIL Regular" w:hAnsi="Charis SIL Regular" w:eastAsia="Charis SIL Regular"/>
-          <w:b w:val="0"/>
-          <w:i w:val="0"/>
-          <w:color w:val="000000"/>
-          <w:sz w:val="24"/>
-        </w:rPr>
-        <w:hyperlink r:id="rId17" w:history="1">
-          <w:r>
-            <w:rPr>
-              <w:rStyle w:val="Hyperlink"/>
-            </w:rPr>
-            <w:t>rmat</w:t>
-          </w:r>
-        </w:hyperlink>
-      </w:r>
-      <w:r>
-        <w:rPr>
-          <w:u w:val="single" w:color="0000ff"/>
-          <w:rFonts w:ascii="Charis SIL Regular" w:hAnsi="Charis SIL Regular" w:eastAsia="Charis SIL Regular"/>
-          <w:b w:val="0"/>
-          <w:i w:val="0"/>
-          <w:color w:val="000000"/>
-          <w:sz w:val="24"/>
-        </w:rPr>
-        <w:hyperlink r:id="rId17" w:history="1">
-          <w:r>
-            <w:rPr>
-              <w:rStyle w:val="Hyperlink"/>
-            </w:rPr>
-            <w:t>i</w:t>
-          </w:r>
-        </w:hyperlink>
-      </w:r>
-      <w:r>
-        <w:rPr>
-          <w:u w:val="single" w:color="0000ff"/>
-          <w:rFonts w:ascii="Charis SIL Regular" w:hAnsi="Charis SIL Regular" w:eastAsia="Charis SIL Regular"/>
-          <w:b w:val="0"/>
-          <w:i w:val="0"/>
-          <w:color w:val="000000"/>
-          <w:sz w:val="24"/>
-        </w:rPr>
-        <w:hyperlink r:id="rId17" w:history="1">
-          <w:r>
-            <w:rPr>
-              <w:rStyle w:val="Hyperlink"/>
-            </w:rPr>
-            <w:t>on</w:t>
-          </w:r>
-        </w:hyperlink>
+        <w:t>the formation</w:t>
       </w:r>
       <w:r>
         <w:rPr>

--- a/EXPORTS/DOCX/published/niveau3/English/WMRotterdam.docx
+++ b/EXPORTS/DOCX/published/niveau3/English/WMRotterdam.docx
@@ -309,25 +309,7 @@
             <w:rPr>
               <w:rStyle w:val="Hyperlink"/>
             </w:rPr>
-            <w:t>Princ</w:t>
-          </w:r>
-        </w:hyperlink>
-      </w:r>
-      <w:r>
-        <w:rPr>
-          <w:rFonts w:ascii="Charis SIL Regular" w:hAnsi="Charis SIL Regular" w:eastAsia="Charis SIL Regular"/>
-          <w:b w:val="0"/>
-          <w:i w:val="0"/>
-          <w:color w:val="0000FF"/>
-          <w:sz w:val="24"/>
-          <w:u w:val="single"/>
-        </w:rPr>
-        <w:hyperlink r:id="rId10" w:history="1">
-          <w:r>
-            <w:rPr>
-              <w:rStyle w:val="Hyperlink"/>
-            </w:rPr>
-            <w:t>e</w:t>
+            <w:t>Prince</w:t>
           </w:r>
         </w:hyperlink>
       </w:r>
@@ -1001,14 +983,7 @@
           <w:color w:val="000000"/>
           <w:sz w:val="24"/>
         </w:rPr>
-        <w:hyperlink r:id="rId12" w:history="1">
-          <w:r>
-            <w:rPr>
-              <w:rStyle w:val="Hyperlink"/>
-            </w:rPr>
-            <w:t>reldmuse</w:t>
-          </w:r>
-        </w:hyperlink>
+        <w:t>reldmuse</w:t>
       </w:r>
       <w:r>
         <w:rPr>
@@ -1796,7 +1771,25 @@
           <w:color w:val="000000"/>
           <w:sz w:val="24"/>
         </w:rPr>
-        <w:t>. Both archives are structured in a si</w:t>
+        <w:t>. Both archives are structure</w:t>
+      </w:r>
+      <w:r>
+        <w:rPr>
+          <w:u w:val="single" w:color="0000ff"/>
+          <w:rFonts w:ascii="Charis SIL Regular" w:hAnsi="Charis SIL Regular" w:eastAsia="Charis SIL Regular"/>
+          <w:b w:val="0"/>
+          <w:i w:val="0"/>
+          <w:color w:val="000000"/>
+          <w:sz w:val="24"/>
+        </w:rPr>
+        <w:hyperlink r:id="rId16" w:history="1">
+          <w:r>
+            <w:rPr>
+              <w:rStyle w:val="Hyperlink"/>
+            </w:rPr>
+            <w:t>d in a si</w:t>
+          </w:r>
+        </w:hyperlink>
       </w:r>
       <w:r>
         <w:rPr>
@@ -1946,13 +1939,93 @@
       </w:r>
       <w:r>
         <w:rPr>
+          <w:u w:val="single" w:color="0000ff"/>
           <w:rFonts w:ascii="Charis SIL Regular" w:hAnsi="Charis SIL Regular" w:eastAsia="Charis SIL Regular"/>
           <w:b w:val="0"/>
           <w:i w:val="0"/>
           <w:color w:val="000000"/>
           <w:sz w:val="24"/>
         </w:rPr>
-        <w:t>the formation</w:t>
+        <w:hyperlink r:id="rId17" w:history="1">
+          <w:r>
+            <w:rPr>
+              <w:rStyle w:val="Hyperlink"/>
+            </w:rPr>
+            <w:t>the f</w:t>
+          </w:r>
+        </w:hyperlink>
+      </w:r>
+      <w:r>
+        <w:rPr>
+          <w:u w:val="single" w:color="0000ff"/>
+          <w:rFonts w:ascii="Charis SIL Regular" w:hAnsi="Charis SIL Regular" w:eastAsia="Charis SIL Regular"/>
+          <w:b w:val="0"/>
+          <w:i w:val="0"/>
+          <w:color w:val="000000"/>
+          <w:sz w:val="24"/>
+        </w:rPr>
+        <w:hyperlink r:id="rId17" w:history="1">
+          <w:r>
+            <w:rPr>
+              <w:rStyle w:val="Hyperlink"/>
+            </w:rPr>
+            <w:t>o</w:t>
+          </w:r>
+        </w:hyperlink>
+      </w:r>
+      <w:r>
+        <w:rPr>
+          <w:u w:val="single" w:color="0000ff"/>
+          <w:rFonts w:ascii="Charis SIL Regular" w:hAnsi="Charis SIL Regular" w:eastAsia="Charis SIL Regular"/>
+          <w:b w:val="0"/>
+          <w:i w:val="0"/>
+          <w:color w:val="000000"/>
+          <w:sz w:val="24"/>
+        </w:rPr>
+        <w:hyperlink r:id="rId17" w:history="1">
+          <w:r>
+            <w:rPr>
+              <w:rStyle w:val="Hyperlink"/>
+            </w:rPr>
+            <w:t>rmat</w:t>
+          </w:r>
+        </w:hyperlink>
+      </w:r>
+      <w:r>
+        <w:rPr>
+          <w:u w:val="single" w:color="0000ff"/>
+          <w:rFonts w:ascii="Charis SIL Regular" w:hAnsi="Charis SIL Regular" w:eastAsia="Charis SIL Regular"/>
+          <w:b w:val="0"/>
+          <w:i w:val="0"/>
+          <w:color w:val="000000"/>
+          <w:sz w:val="24"/>
+        </w:rPr>
+        <w:hyperlink r:id="rId17" w:history="1">
+          <w:r>
+            <w:rPr>
+              <w:rStyle w:val="Hyperlink"/>
+            </w:rPr>
+            <w:t>i</w:t>
+          </w:r>
+        </w:hyperlink>
+      </w:r>
+      <w:r>
+        <w:rPr>
+          <w:u w:val="single" w:color="0000ff"/>
+          <w:rFonts w:ascii="Charis SIL Regular" w:hAnsi="Charis SIL Regular" w:eastAsia="Charis SIL Regular"/>
+          <w:b w:val="0"/>
+          <w:i w:val="0"/>
+          <w:color w:val="000000"/>
+          <w:sz w:val="24"/>
+        </w:rPr>
+        <w:hyperlink r:id="rId17" w:history="1">
+          <w:r>
+            <w:rPr>
+              <w:rStyle w:val="Hyperlink"/>
+            </w:rPr>
+            <w:t>on</w:t>
+          </w:r>
+        </w:hyperlink>
       </w:r>
       <w:r>
         <w:rPr>

--- a/EXPORTS/DOCX/published/niveau3/English/WMRotterdam.docx
+++ b/EXPORTS/DOCX/published/niveau3/English/WMRotterdam.docx
@@ -309,7 +309,25 @@
             <w:rPr>
               <w:rStyle w:val="Hyperlink"/>
             </w:rPr>
-            <w:t>Prince</w:t>
+            <w:t>Princ</w:t>
+          </w:r>
+        </w:hyperlink>
+      </w:r>
+      <w:r>
+        <w:rPr>
+          <w:rFonts w:ascii="Charis SIL Regular" w:hAnsi="Charis SIL Regular" w:eastAsia="Charis SIL Regular"/>
+          <w:b w:val="0"/>
+          <w:i w:val="0"/>
+          <w:color w:val="0000FF"/>
+          <w:sz w:val="24"/>
+          <w:u w:val="single"/>
+        </w:rPr>
+        <w:hyperlink r:id="rId10" w:history="1">
+          <w:r>
+            <w:rPr>
+              <w:rStyle w:val="Hyperlink"/>
+            </w:rPr>
+            <w:t>e</w:t>
           </w:r>
         </w:hyperlink>
       </w:r>
@@ -425,25 +443,7 @@
           <w:color w:val="000000"/>
           <w:sz w:val="24"/>
         </w:rPr>
-        <w:t>ceased to exist in 1880, the municipality of</w:t>
-      </w:r>
-      <w:r>
-        <w:rPr>
-          <w:u w:val="single" w:color="0000ff"/>
-          <w:rFonts w:ascii="Charis SIL Regular" w:hAnsi="Charis SIL Regular" w:eastAsia="Charis SIL Regular"/>
-          <w:b w:val="0"/>
-          <w:i w:val="0"/>
-          <w:color w:val="000000"/>
-          <w:sz w:val="24"/>
-        </w:rPr>
-        <w:hyperlink r:id="rId10" w:history="1">
-          <w:r>
-            <w:rPr>
-              <w:rStyle w:val="Hyperlink"/>
-            </w:rPr>
-            <w:t xml:space="preserve"> Rotter</w:t>
-          </w:r>
-        </w:hyperlink>
+        <w:t>ceased to exist in 1880, the municipality of Rotter</w:t>
       </w:r>
       <w:r>
         <w:rPr>
@@ -983,7 +983,14 @@
           <w:color w:val="000000"/>
           <w:sz w:val="24"/>
         </w:rPr>
-        <w:t>reldmuse</w:t>
+        <w:hyperlink r:id="rId12" w:history="1">
+          <w:r>
+            <w:rPr>
+              <w:rStyle w:val="Hyperlink"/>
+            </w:rPr>
+            <w:t>reldmuse</w:t>
+          </w:r>
+        </w:hyperlink>
       </w:r>
       <w:r>
         <w:rPr>
@@ -1771,25 +1778,7 @@
           <w:color w:val="000000"/>
           <w:sz w:val="24"/>
         </w:rPr>
-        <w:t>. Both archives are structure</w:t>
-      </w:r>
-      <w:r>
-        <w:rPr>
-          <w:u w:val="single" w:color="0000ff"/>
-          <w:rFonts w:ascii="Charis SIL Regular" w:hAnsi="Charis SIL Regular" w:eastAsia="Charis SIL Regular"/>
-          <w:b w:val="0"/>
-          <w:i w:val="0"/>
-          <w:color w:val="000000"/>
-          <w:sz w:val="24"/>
-        </w:rPr>
-        <w:hyperlink r:id="rId16" w:history="1">
-          <w:r>
-            <w:rPr>
-              <w:rStyle w:val="Hyperlink"/>
-            </w:rPr>
-            <w:t>d in a si</w:t>
-          </w:r>
-        </w:hyperlink>
+        <w:t>. Both archives are structured in a si</w:t>
       </w:r>
       <w:r>
         <w:rPr>

--- a/EXPORTS/DOCX/published/niveau3/English/WMRotterdam.docx
+++ b/EXPORTS/DOCX/published/niveau3/English/WMRotterdam.docx
@@ -443,7 +443,25 @@
           <w:color w:val="000000"/>
           <w:sz w:val="24"/>
         </w:rPr>
-        <w:t>ceased to exist in 1880, the municipality of Rotter</w:t>
+        <w:t>ceased to exist in 1880, the municipality of</w:t>
+      </w:r>
+      <w:r>
+        <w:rPr>
+          <w:u w:val="single" w:color="0000ff"/>
+          <w:rFonts w:ascii="Charis SIL Regular" w:hAnsi="Charis SIL Regular" w:eastAsia="Charis SIL Regular"/>
+          <w:b w:val="0"/>
+          <w:i w:val="0"/>
+          <w:color w:val="000000"/>
+          <w:sz w:val="24"/>
+        </w:rPr>
+        <w:hyperlink r:id="rId10" w:history="1">
+          <w:r>
+            <w:rPr>
+              <w:rStyle w:val="Hyperlink"/>
+            </w:rPr>
+            <w:t xml:space="preserve"> Rotter</w:t>
+          </w:r>
+        </w:hyperlink>
       </w:r>
       <w:r>
         <w:rPr>

--- a/EXPORTS/DOCX/published/niveau3/English/WMRotterdam.docx
+++ b/EXPORTS/DOCX/published/niveau3/English/WMRotterdam.docx
@@ -351,7 +351,7 @@
           <w:sz w:val="24"/>
           <w:u w:val="single"/>
         </w:rPr>
-        <w:hyperlink r:id="rId10" w:history="1">
+        <w:hyperlink r:id="rId9" w:history="1">
           <w:r>
             <w:rPr>
               <w:rStyle w:val="Hyperlink"/>
@@ -654,61 +654,7 @@
           <w:color w:val="000000"/>
           <w:sz w:val="24"/>
         </w:rPr>
-        <w:t>, who later also took a seat on the Advisory Board of the museum, serve</w:t>
-      </w:r>
-      <w:r>
-        <w:rPr>
-          <w:u w:val="single" w:color="0000ff"/>
-          <w:rFonts w:ascii="Charis SIL Regular" w:hAnsi="Charis SIL Regular" w:eastAsia="Charis SIL Regular"/>
-          <w:b w:val="0"/>
-          <w:i w:val="0"/>
-          <w:color w:val="000000"/>
-          <w:sz w:val="24"/>
-        </w:rPr>
-        <w:hyperlink r:id="rId11" w:history="1">
-          <w:r>
-            <w:rPr>
-              <w:rStyle w:val="Hyperlink"/>
-            </w:rPr>
-            <w:t>d a</w:t>
-          </w:r>
-        </w:hyperlink>
-      </w:r>
-      <w:r>
-        <w:rPr>
-          <w:u w:val="single" w:color="0000ff"/>
-          <w:rFonts w:ascii="Charis SIL Regular" w:hAnsi="Charis SIL Regular" w:eastAsia="Charis SIL Regular"/>
-          <w:b w:val="0"/>
-          <w:i w:val="0"/>
-          <w:color w:val="000000"/>
-          <w:sz w:val="24"/>
-        </w:rPr>
-        <w:hyperlink r:id="rId11" w:history="1">
-          <w:r>
-            <w:rPr>
-              <w:rStyle w:val="Hyperlink"/>
-            </w:rPr>
-            <w:t>s</w:t>
-          </w:r>
-        </w:hyperlink>
-      </w:r>
-      <w:r>
-        <w:rPr>
-          <w:u w:val="single" w:color="0000ff"/>
-          <w:rFonts w:ascii="Charis SIL Regular" w:hAnsi="Charis SIL Regular" w:eastAsia="Charis SIL Regular"/>
-          <w:b w:val="0"/>
-          <w:i w:val="0"/>
-          <w:color w:val="000000"/>
-          <w:sz w:val="24"/>
-        </w:rPr>
-        <w:hyperlink r:id="rId11" w:history="1">
-          <w:r>
-            <w:rPr>
-              <w:rStyle w:val="Hyperlink"/>
-            </w:rPr>
-            <w:t xml:space="preserve"> one </w:t>
-          </w:r>
-        </w:hyperlink>
+        <w:t xml:space="preserve">, who later also took a seat on the Advisory Board of the museum, served as one </w:t>
       </w:r>
       <w:r>
         <w:rPr>
@@ -1370,13 +1316,23 @@
             <w:rPr>
               <w:rStyle w:val="Hyperlink"/>
             </w:rPr>
-            <w:t>identifie</w:t>
+            <w:t>identifi</w:t>
           </w:r>
         </w:hyperlink>
       </w:r>
       <w:r>
         <w:rPr>
           <w:u w:val="single" w:color="0000ff"/>
+          <w:rFonts w:ascii="Charis SIL Regular" w:hAnsi="Charis SIL Regular" w:eastAsia="Charis SIL Regular"/>
+          <w:b w:val="0"/>
+          <w:i w:val="0"/>
+          <w:color w:val="000000"/>
+          <w:sz w:val="24"/>
+        </w:rPr>
+        <w:t>e</w:t>
+      </w:r>
+      <w:r>
+        <w:rPr>
           <w:rFonts w:ascii="Charis SIL Regular" w:hAnsi="Charis SIL Regular" w:eastAsia="Charis SIL Regular"/>
           <w:b w:val="0"/>
           <w:i w:val="0"/>
@@ -1410,7 +1366,7 @@
             <w:rPr>
               <w:rStyle w:val="Hyperlink"/>
             </w:rPr>
-            <w:t xml:space="preserve">by the </w:t>
+            <w:t>by the a</w:t>
           </w:r>
         </w:hyperlink>
       </w:r>
@@ -1422,7 +1378,7 @@
           <w:color w:val="000000"/>
           <w:sz w:val="24"/>
         </w:rPr>
-        <w:t>attribute 'WM'. Specific questions regarding the collection of the</w:t>
+        <w:t>ttribute 'WM'. Specific questions regarding the collection of the</w:t>
       </w:r>
     </w:p>
     <w:p>
@@ -1796,7 +1752,25 @@
           <w:color w:val="000000"/>
           <w:sz w:val="24"/>
         </w:rPr>
-        <w:t>. Both archives are structured in a si</w:t>
+        <w:t>. Both archives are structure</w:t>
+      </w:r>
+      <w:r>
+        <w:rPr>
+          <w:u w:val="single" w:color="0000ff"/>
+          <w:rFonts w:ascii="Charis SIL Regular" w:hAnsi="Charis SIL Regular" w:eastAsia="Charis SIL Regular"/>
+          <w:b w:val="0"/>
+          <w:i w:val="0"/>
+          <w:color w:val="000000"/>
+          <w:sz w:val="24"/>
+        </w:rPr>
+        <w:hyperlink r:id="rId16" w:history="1">
+          <w:r>
+            <w:rPr>
+              <w:rStyle w:val="Hyperlink"/>
+            </w:rPr>
+            <w:t>d in a si</w:t>
+          </w:r>
+        </w:hyperlink>
       </w:r>
       <w:r>
         <w:rPr>

--- a/EXPORTS/DOCX/published/niveau3/English/WMRotterdam.docx
+++ b/EXPORTS/DOCX/published/niveau3/English/WMRotterdam.docx
@@ -304,32 +304,7 @@
           <w:sz w:val="24"/>
           <w:u w:val="single"/>
         </w:rPr>
-        <w:hyperlink r:id="rId10" w:history="1">
-          <w:r>
-            <w:rPr>
-              <w:rStyle w:val="Hyperlink"/>
-            </w:rPr>
-            <w:t>Princ</w:t>
-          </w:r>
-        </w:hyperlink>
-      </w:r>
-      <w:r>
-        <w:rPr>
-          <w:rFonts w:ascii="Charis SIL Regular" w:hAnsi="Charis SIL Regular" w:eastAsia="Charis SIL Regular"/>
-          <w:b w:val="0"/>
-          <w:i w:val="0"/>
-          <w:color w:val="0000FF"/>
-          <w:sz w:val="24"/>
-          <w:u w:val="single"/>
-        </w:rPr>
-        <w:hyperlink r:id="rId10" w:history="1">
-          <w:r>
-            <w:rPr>
-              <w:rStyle w:val="Hyperlink"/>
-            </w:rPr>
-            <w:t>e</w:t>
-          </w:r>
-        </w:hyperlink>
+        <w:t>Prince</w:t>
       </w:r>
       <w:r>
         <w:rPr>
@@ -351,14 +326,7 @@
           <w:sz w:val="24"/>
           <w:u w:val="single"/>
         </w:rPr>
-        <w:hyperlink r:id="rId9" w:history="1">
-          <w:r>
-            <w:rPr>
-              <w:rStyle w:val="Hyperlink"/>
-            </w:rPr>
-            <w:t>Hendrik</w:t>
-          </w:r>
-        </w:hyperlink>
+        <w:t>Hendrik</w:t>
       </w:r>
       <w:r>
         <w:rPr>
@@ -369,43 +337,7 @@
           <w:color w:val="000000"/>
           <w:sz w:val="24"/>
         </w:rPr>
-        <w:t xml:space="preserve"> </w:t>
-      </w:r>
-      <w:r>
-        <w:rPr>
-          <w:u w:val="single" w:color="0000ff"/>
-          <w:rFonts w:ascii="Charis SIL Regular" w:hAnsi="Charis SIL Regular" w:eastAsia="Charis SIL Regular"/>
-          <w:b w:val="0"/>
-          <w:i w:val="0"/>
-          <w:color w:val="000000"/>
-          <w:sz w:val="24"/>
-        </w:rPr>
-        <w:hyperlink r:id="rId9" w:history="1">
-          <w:r>
-            <w:rPr>
-              <w:rStyle w:val="Hyperlink"/>
-            </w:rPr>
-            <w:t>died in 1</w:t>
-          </w:r>
-        </w:hyperlink>
-      </w:r>
-      <w:r>
-        <w:rPr>
-          <w:u w:val="single" w:color="0000ff"/>
-          <w:rFonts w:ascii="Charis SIL Regular" w:hAnsi="Charis SIL Regular" w:eastAsia="Charis SIL Regular"/>
-          <w:b w:val="0"/>
-          <w:i w:val="0"/>
-          <w:color w:val="000000"/>
-          <w:sz w:val="24"/>
-        </w:rPr>
-        <w:hyperlink r:id="rId9" w:history="1">
-          <w:r>
-            <w:rPr>
-              <w:rStyle w:val="Hyperlink"/>
-            </w:rPr>
-            <w:t>879 a</w:t>
-          </w:r>
-        </w:hyperlink>
+        <w:t xml:space="preserve"> died in 1879 a</w:t>
       </w:r>
       <w:r>
         <w:rPr>
@@ -454,14 +386,7 @@
           <w:color w:val="000000"/>
           <w:sz w:val="24"/>
         </w:rPr>
-        <w:hyperlink r:id="rId10" w:history="1">
-          <w:r>
-            <w:rPr>
-              <w:rStyle w:val="Hyperlink"/>
-            </w:rPr>
-            <w:t xml:space="preserve"> Rotter</w:t>
-          </w:r>
-        </w:hyperlink>
+        <w:t xml:space="preserve"> Rotter</w:t>
       </w:r>
       <w:r>
         <w:rPr>
@@ -654,7 +579,61 @@
           <w:color w:val="000000"/>
           <w:sz w:val="24"/>
         </w:rPr>
-        <w:t xml:space="preserve">, who later also took a seat on the Advisory Board of the museum, served as one </w:t>
+        <w:t>, who later also took a seat on the Advisory Board of the museum, serve</w:t>
+      </w:r>
+      <w:r>
+        <w:rPr>
+          <w:u w:val="single" w:color="0000ff"/>
+          <w:rFonts w:ascii="Charis SIL Regular" w:hAnsi="Charis SIL Regular" w:eastAsia="Charis SIL Regular"/>
+          <w:b w:val="0"/>
+          <w:i w:val="0"/>
+          <w:color w:val="000000"/>
+          <w:sz w:val="24"/>
+        </w:rPr>
+        <w:hyperlink r:id="rId11" w:history="1">
+          <w:r>
+            <w:rPr>
+              <w:rStyle w:val="Hyperlink"/>
+            </w:rPr>
+            <w:t>d a</w:t>
+          </w:r>
+        </w:hyperlink>
+      </w:r>
+      <w:r>
+        <w:rPr>
+          <w:u w:val="single" w:color="0000ff"/>
+          <w:rFonts w:ascii="Charis SIL Regular" w:hAnsi="Charis SIL Regular" w:eastAsia="Charis SIL Regular"/>
+          <w:b w:val="0"/>
+          <w:i w:val="0"/>
+          <w:color w:val="000000"/>
+          <w:sz w:val="24"/>
+        </w:rPr>
+        <w:hyperlink r:id="rId11" w:history="1">
+          <w:r>
+            <w:rPr>
+              <w:rStyle w:val="Hyperlink"/>
+            </w:rPr>
+            <w:t>s</w:t>
+          </w:r>
+        </w:hyperlink>
+      </w:r>
+      <w:r>
+        <w:rPr>
+          <w:u w:val="single" w:color="0000ff"/>
+          <w:rFonts w:ascii="Charis SIL Regular" w:hAnsi="Charis SIL Regular" w:eastAsia="Charis SIL Regular"/>
+          <w:b w:val="0"/>
+          <w:i w:val="0"/>
+          <w:color w:val="000000"/>
+          <w:sz w:val="24"/>
+        </w:rPr>
+        <w:hyperlink r:id="rId11" w:history="1">
+          <w:r>
+            <w:rPr>
+              <w:rStyle w:val="Hyperlink"/>
+            </w:rPr>
+            <w:t xml:space="preserve"> one </w:t>
+          </w:r>
+        </w:hyperlink>
       </w:r>
       <w:r>
         <w:rPr>
@@ -1316,23 +1295,13 @@
             <w:rPr>
               <w:rStyle w:val="Hyperlink"/>
             </w:rPr>
-            <w:t>identifi</w:t>
+            <w:t>identifie</w:t>
           </w:r>
         </w:hyperlink>
       </w:r>
       <w:r>
         <w:rPr>
           <w:u w:val="single" w:color="0000ff"/>
-          <w:rFonts w:ascii="Charis SIL Regular" w:hAnsi="Charis SIL Regular" w:eastAsia="Charis SIL Regular"/>
-          <w:b w:val="0"/>
-          <w:i w:val="0"/>
-          <w:color w:val="000000"/>
-          <w:sz w:val="24"/>
-        </w:rPr>
-        <w:t>e</w:t>
-      </w:r>
-      <w:r>
-        <w:rPr>
           <w:rFonts w:ascii="Charis SIL Regular" w:hAnsi="Charis SIL Regular" w:eastAsia="Charis SIL Regular"/>
           <w:b w:val="0"/>
           <w:i w:val="0"/>
@@ -1366,7 +1335,7 @@
             <w:rPr>
               <w:rStyle w:val="Hyperlink"/>
             </w:rPr>
-            <w:t>by the a</w:t>
+            <w:t xml:space="preserve">by the </w:t>
           </w:r>
         </w:hyperlink>
       </w:r>
@@ -1378,7 +1347,7 @@
           <w:color w:val="000000"/>
           <w:sz w:val="24"/>
         </w:rPr>
-        <w:t>ttribute 'WM'. Specific questions regarding the collection of the</w:t>
+        <w:t>attribute 'WM'. Specific questions regarding the collection of the</w:t>
       </w:r>
     </w:p>
     <w:p>

--- a/EXPORTS/DOCX/published/niveau3/English/WMRotterdam.docx
+++ b/EXPORTS/DOCX/published/niveau3/English/WMRotterdam.docx
@@ -304,7 +304,32 @@
           <w:sz w:val="24"/>
           <w:u w:val="single"/>
         </w:rPr>
-        <w:t>Prince</w:t>
+        <w:hyperlink r:id="rId10" w:history="1">
+          <w:r>
+            <w:rPr>
+              <w:rStyle w:val="Hyperlink"/>
+            </w:rPr>
+            <w:t>Princ</w:t>
+          </w:r>
+        </w:hyperlink>
+      </w:r>
+      <w:r>
+        <w:rPr>
+          <w:rFonts w:ascii="Charis SIL Regular" w:hAnsi="Charis SIL Regular" w:eastAsia="Charis SIL Regular"/>
+          <w:b w:val="0"/>
+          <w:i w:val="0"/>
+          <w:color w:val="0000FF"/>
+          <w:sz w:val="24"/>
+          <w:u w:val="single"/>
+        </w:rPr>
+        <w:hyperlink r:id="rId10" w:history="1">
+          <w:r>
+            <w:rPr>
+              <w:rStyle w:val="Hyperlink"/>
+            </w:rPr>
+            <w:t>e</w:t>
+          </w:r>
+        </w:hyperlink>
       </w:r>
       <w:r>
         <w:rPr>
@@ -326,7 +351,14 @@
           <w:sz w:val="24"/>
           <w:u w:val="single"/>
         </w:rPr>
-        <w:t>Hendrik</w:t>
+        <w:hyperlink r:id="rId9" w:history="1">
+          <w:r>
+            <w:rPr>
+              <w:rStyle w:val="Hyperlink"/>
+            </w:rPr>
+            <w:t>Hendrik</w:t>
+          </w:r>
+        </w:hyperlink>
       </w:r>
       <w:r>
         <w:rPr>
@@ -337,7 +369,43 @@
           <w:color w:val="000000"/>
           <w:sz w:val="24"/>
         </w:rPr>
-        <w:t xml:space="preserve"> died in 1879 a</w:t>
+        <w:t xml:space="preserve"> </w:t>
+      </w:r>
+      <w:r>
+        <w:rPr>
+          <w:u w:val="single" w:color="0000ff"/>
+          <w:rFonts w:ascii="Charis SIL Regular" w:hAnsi="Charis SIL Regular" w:eastAsia="Charis SIL Regular"/>
+          <w:b w:val="0"/>
+          <w:i w:val="0"/>
+          <w:color w:val="000000"/>
+          <w:sz w:val="24"/>
+        </w:rPr>
+        <w:hyperlink r:id="rId9" w:history="1">
+          <w:r>
+            <w:rPr>
+              <w:rStyle w:val="Hyperlink"/>
+            </w:rPr>
+            <w:t>died in 1</w:t>
+          </w:r>
+        </w:hyperlink>
+      </w:r>
+      <w:r>
+        <w:rPr>
+          <w:u w:val="single" w:color="0000ff"/>
+          <w:rFonts w:ascii="Charis SIL Regular" w:hAnsi="Charis SIL Regular" w:eastAsia="Charis SIL Regular"/>
+          <w:b w:val="0"/>
+          <w:i w:val="0"/>
+          <w:color w:val="000000"/>
+          <w:sz w:val="24"/>
+        </w:rPr>
+        <w:hyperlink r:id="rId9" w:history="1">
+          <w:r>
+            <w:rPr>
+              <w:rStyle w:val="Hyperlink"/>
+            </w:rPr>
+            <w:t>879 a</w:t>
+          </w:r>
+        </w:hyperlink>
       </w:r>
       <w:r>
         <w:rPr>
@@ -386,7 +454,14 @@
           <w:color w:val="000000"/>
           <w:sz w:val="24"/>
         </w:rPr>
-        <w:t xml:space="preserve"> Rotter</w:t>
+        <w:hyperlink r:id="rId10" w:history="1">
+          <w:r>
+            <w:rPr>
+              <w:rStyle w:val="Hyperlink"/>
+            </w:rPr>
+            <w:t xml:space="preserve"> Rotter</w:t>
+          </w:r>
+        </w:hyperlink>
       </w:r>
       <w:r>
         <w:rPr>
@@ -1295,13 +1370,23 @@
             <w:rPr>
               <w:rStyle w:val="Hyperlink"/>
             </w:rPr>
-            <w:t>identifie</w:t>
+            <w:t>identifi</w:t>
           </w:r>
         </w:hyperlink>
       </w:r>
       <w:r>
         <w:rPr>
           <w:u w:val="single" w:color="0000ff"/>
+          <w:rFonts w:ascii="Charis SIL Regular" w:hAnsi="Charis SIL Regular" w:eastAsia="Charis SIL Regular"/>
+          <w:b w:val="0"/>
+          <w:i w:val="0"/>
+          <w:color w:val="000000"/>
+          <w:sz w:val="24"/>
+        </w:rPr>
+        <w:t>e</w:t>
+      </w:r>
+      <w:r>
+        <w:rPr>
           <w:rFonts w:ascii="Charis SIL Regular" w:hAnsi="Charis SIL Regular" w:eastAsia="Charis SIL Regular"/>
           <w:b w:val="0"/>
           <w:i w:val="0"/>
@@ -1335,7 +1420,7 @@
             <w:rPr>
               <w:rStyle w:val="Hyperlink"/>
             </w:rPr>
-            <w:t xml:space="preserve">by the </w:t>
+            <w:t>by the a</w:t>
           </w:r>
         </w:hyperlink>
       </w:r>
@@ -1347,7 +1432,7 @@
           <w:color w:val="000000"/>
           <w:sz w:val="24"/>
         </w:rPr>
-        <w:t>attribute 'WM'. Specific questions regarding the collection of the</w:t>
+        <w:t>ttribute 'WM'. Specific questions regarding the collection of the</w:t>
       </w:r>
     </w:p>
     <w:p>
@@ -1721,72 +1806,7 @@
           <w:color w:val="000000"/>
           <w:sz w:val="24"/>
         </w:rPr>
-        <w:t>. Both archives are structure</w:t>
-      </w:r>
-      <w:r>
-        <w:rPr>
-          <w:u w:val="single" w:color="0000ff"/>
-          <w:rFonts w:ascii="Charis SIL Regular" w:hAnsi="Charis SIL Regular" w:eastAsia="Charis SIL Regular"/>
-          <w:b w:val="0"/>
-          <w:i w:val="0"/>
-          <w:color w:val="000000"/>
-          <w:sz w:val="24"/>
-        </w:rPr>
-        <w:hyperlink r:id="rId16" w:history="1">
-          <w:r>
-            <w:rPr>
-              <w:rStyle w:val="Hyperlink"/>
-            </w:rPr>
-            <w:t>d in a si</w:t>
-          </w:r>
-        </w:hyperlink>
-      </w:r>
-      <w:r>
-        <w:rPr>
-          <w:u w:val="single" w:color="0000ff"/>
-          <w:rFonts w:ascii="Charis SIL Regular" w:hAnsi="Charis SIL Regular" w:eastAsia="Charis SIL Regular"/>
-          <w:b w:val="0"/>
-          <w:i w:val="0"/>
-          <w:color w:val="000000"/>
-          <w:sz w:val="24"/>
-        </w:rPr>
-        <w:hyperlink r:id="rId16" w:history="1">
-          <w:r>
-            <w:rPr>
-              <w:rStyle w:val="Hyperlink"/>
-            </w:rPr>
-            <w:t>milar</w:t>
-          </w:r>
-        </w:hyperlink>
-      </w:r>
-      <w:r>
-        <w:rPr>
-          <w:u w:val="single" w:color="0000ff"/>
-          <w:rFonts w:ascii="Charis SIL Regular" w:hAnsi="Charis SIL Regular" w:eastAsia="Charis SIL Regular"/>
-          <w:b w:val="0"/>
-          <w:i w:val="0"/>
-          <w:color w:val="000000"/>
-          <w:sz w:val="24"/>
-        </w:rPr>
-        <w:t xml:space="preserve"> </w:t>
-      </w:r>
-      <w:r>
-        <w:rPr>
-          <w:u w:val="single" w:color="0000ff"/>
-          <w:rFonts w:ascii="Charis SIL Regular" w:hAnsi="Charis SIL Regular" w:eastAsia="Charis SIL Regular"/>
-          <w:b w:val="0"/>
-          <w:i w:val="0"/>
-          <w:color w:val="000000"/>
-          <w:sz w:val="24"/>
-        </w:rPr>
-        <w:hyperlink r:id="rId16" w:history="1">
-          <w:r>
-            <w:rPr>
-              <w:rStyle w:val="Hyperlink"/>
-            </w:rPr>
-            <w:t>mann</w:t>
-          </w:r>
-        </w:hyperlink>
+        <w:t>. Both archives are structured in a similar mann</w:t>
       </w:r>
       <w:r>
         <w:rPr>
@@ -1896,86 +1916,7 @@
           <w:color w:val="000000"/>
           <w:sz w:val="24"/>
         </w:rPr>
-        <w:hyperlink r:id="rId17" w:history="1">
-          <w:r>
-            <w:rPr>
-              <w:rStyle w:val="Hyperlink"/>
-            </w:rPr>
-            <w:t>the f</w:t>
-          </w:r>
-        </w:hyperlink>
-      </w:r>
-      <w:r>
-        <w:rPr>
-          <w:u w:val="single" w:color="0000ff"/>
-          <w:rFonts w:ascii="Charis SIL Regular" w:hAnsi="Charis SIL Regular" w:eastAsia="Charis SIL Regular"/>
-          <w:b w:val="0"/>
-          <w:i w:val="0"/>
-          <w:color w:val="000000"/>
-          <w:sz w:val="24"/>
-        </w:rPr>
-        <w:hyperlink r:id="rId17" w:history="1">
-          <w:r>
-            <w:rPr>
-              <w:rStyle w:val="Hyperlink"/>
-            </w:rPr>
-            <w:t>o</w:t>
-          </w:r>
-        </w:hyperlink>
-      </w:r>
-      <w:r>
-        <w:rPr>
-          <w:u w:val="single" w:color="0000ff"/>
-          <w:rFonts w:ascii="Charis SIL Regular" w:hAnsi="Charis SIL Regular" w:eastAsia="Charis SIL Regular"/>
-          <w:b w:val="0"/>
-          <w:i w:val="0"/>
-          <w:color w:val="000000"/>
-          <w:sz w:val="24"/>
-        </w:rPr>
-        <w:hyperlink r:id="rId17" w:history="1">
-          <w:r>
-            <w:rPr>
-              <w:rStyle w:val="Hyperlink"/>
-            </w:rPr>
-            <w:t>rmat</w:t>
-          </w:r>
-        </w:hyperlink>
-      </w:r>
-      <w:r>
-        <w:rPr>
-          <w:u w:val="single" w:color="0000ff"/>
-          <w:rFonts w:ascii="Charis SIL Regular" w:hAnsi="Charis SIL Regular" w:eastAsia="Charis SIL Regular"/>
-          <w:b w:val="0"/>
-          <w:i w:val="0"/>
-          <w:color w:val="000000"/>
-          <w:sz w:val="24"/>
-        </w:rPr>
-        <w:hyperlink r:id="rId17" w:history="1">
-          <w:r>
-            <w:rPr>
-              <w:rStyle w:val="Hyperlink"/>
-            </w:rPr>
-            <w:t>i</w:t>
-          </w:r>
-        </w:hyperlink>
-      </w:r>
-      <w:r>
-        <w:rPr>
-          <w:u w:val="single" w:color="0000ff"/>
-          <w:rFonts w:ascii="Charis SIL Regular" w:hAnsi="Charis SIL Regular" w:eastAsia="Charis SIL Regular"/>
-          <w:b w:val="0"/>
-          <w:i w:val="0"/>
-          <w:color w:val="000000"/>
-          <w:sz w:val="24"/>
-        </w:rPr>
-        <w:hyperlink r:id="rId17" w:history="1">
-          <w:r>
-            <w:rPr>
-              <w:rStyle w:val="Hyperlink"/>
-            </w:rPr>
-            <w:t>on</w:t>
-          </w:r>
-        </w:hyperlink>
+        <w:t>the formation</w:t>
       </w:r>
       <w:r>
         <w:rPr>

--- a/EXPORTS/DOCX/published/niveau3/English/WMRotterdam.docx
+++ b/EXPORTS/DOCX/published/niveau3/English/WMRotterdam.docx
@@ -654,61 +654,7 @@
           <w:color w:val="000000"/>
           <w:sz w:val="24"/>
         </w:rPr>
-        <w:t>, who later also took a seat on the Advisory Board of the museum, serve</w:t>
-      </w:r>
-      <w:r>
-        <w:rPr>
-          <w:u w:val="single" w:color="0000ff"/>
-          <w:rFonts w:ascii="Charis SIL Regular" w:hAnsi="Charis SIL Regular" w:eastAsia="Charis SIL Regular"/>
-          <w:b w:val="0"/>
-          <w:i w:val="0"/>
-          <w:color w:val="000000"/>
-          <w:sz w:val="24"/>
-        </w:rPr>
-        <w:hyperlink r:id="rId11" w:history="1">
-          <w:r>
-            <w:rPr>
-              <w:rStyle w:val="Hyperlink"/>
-            </w:rPr>
-            <w:t>d a</w:t>
-          </w:r>
-        </w:hyperlink>
-      </w:r>
-      <w:r>
-        <w:rPr>
-          <w:u w:val="single" w:color="0000ff"/>
-          <w:rFonts w:ascii="Charis SIL Regular" w:hAnsi="Charis SIL Regular" w:eastAsia="Charis SIL Regular"/>
-          <w:b w:val="0"/>
-          <w:i w:val="0"/>
-          <w:color w:val="000000"/>
-          <w:sz w:val="24"/>
-        </w:rPr>
-        <w:hyperlink r:id="rId11" w:history="1">
-          <w:r>
-            <w:rPr>
-              <w:rStyle w:val="Hyperlink"/>
-            </w:rPr>
-            <w:t>s</w:t>
-          </w:r>
-        </w:hyperlink>
-      </w:r>
-      <w:r>
-        <w:rPr>
-          <w:u w:val="single" w:color="0000ff"/>
-          <w:rFonts w:ascii="Charis SIL Regular" w:hAnsi="Charis SIL Regular" w:eastAsia="Charis SIL Regular"/>
-          <w:b w:val="0"/>
-          <w:i w:val="0"/>
-          <w:color w:val="000000"/>
-          <w:sz w:val="24"/>
-        </w:rPr>
-        <w:hyperlink r:id="rId11" w:history="1">
-          <w:r>
-            <w:rPr>
-              <w:rStyle w:val="Hyperlink"/>
-            </w:rPr>
-            <w:t xml:space="preserve"> one </w:t>
-          </w:r>
-        </w:hyperlink>
+        <w:t xml:space="preserve">, who later also took a seat on the Advisory Board of the museum, served as one </w:t>
       </w:r>
       <w:r>
         <w:rPr>
@@ -1376,14 +1322,20 @@
       </w:r>
       <w:r>
         <w:rPr>
-          <w:u w:val="single" w:color="0000ff"/>
           <w:rFonts w:ascii="Charis SIL Regular" w:hAnsi="Charis SIL Regular" w:eastAsia="Charis SIL Regular"/>
           <w:b w:val="0"/>
           <w:i w:val="0"/>
           <w:color w:val="000000"/>
           <w:sz w:val="24"/>
         </w:rPr>
-        <w:t>e</w:t>
+        <w:hyperlink r:id="rId14" w:history="1">
+          <w:r>
+            <w:rPr>
+              <w:rStyle w:val="Hyperlink"/>
+            </w:rPr>
+            <w:t>e</w:t>
+          </w:r>
+        </w:hyperlink>
       </w:r>
       <w:r>
         <w:rPr>
@@ -1806,7 +1758,72 @@
           <w:color w:val="000000"/>
           <w:sz w:val="24"/>
         </w:rPr>
-        <w:t>. Both archives are structured in a similar mann</w:t>
+        <w:t>. Both archives are structure</w:t>
+      </w:r>
+      <w:r>
+        <w:rPr>
+          <w:u w:val="single" w:color="0000ff"/>
+          <w:rFonts w:ascii="Charis SIL Regular" w:hAnsi="Charis SIL Regular" w:eastAsia="Charis SIL Regular"/>
+          <w:b w:val="0"/>
+          <w:i w:val="0"/>
+          <w:color w:val="000000"/>
+          <w:sz w:val="24"/>
+        </w:rPr>
+        <w:hyperlink r:id="rId16" w:history="1">
+          <w:r>
+            <w:rPr>
+              <w:rStyle w:val="Hyperlink"/>
+            </w:rPr>
+            <w:t>d in a si</w:t>
+          </w:r>
+        </w:hyperlink>
+      </w:r>
+      <w:r>
+        <w:rPr>
+          <w:u w:val="single" w:color="0000ff"/>
+          <w:rFonts w:ascii="Charis SIL Regular" w:hAnsi="Charis SIL Regular" w:eastAsia="Charis SIL Regular"/>
+          <w:b w:val="0"/>
+          <w:i w:val="0"/>
+          <w:color w:val="000000"/>
+          <w:sz w:val="24"/>
+        </w:rPr>
+        <w:hyperlink r:id="rId16" w:history="1">
+          <w:r>
+            <w:rPr>
+              <w:rStyle w:val="Hyperlink"/>
+            </w:rPr>
+            <w:t>milar</w:t>
+          </w:r>
+        </w:hyperlink>
+      </w:r>
+      <w:r>
+        <w:rPr>
+          <w:u w:val="single" w:color="0000ff"/>
+          <w:rFonts w:ascii="Charis SIL Regular" w:hAnsi="Charis SIL Regular" w:eastAsia="Charis SIL Regular"/>
+          <w:b w:val="0"/>
+          <w:i w:val="0"/>
+          <w:color w:val="000000"/>
+          <w:sz w:val="24"/>
+        </w:rPr>
+        <w:t xml:space="preserve"> </w:t>
+      </w:r>
+      <w:r>
+        <w:rPr>
+          <w:u w:val="single" w:color="0000ff"/>
+          <w:rFonts w:ascii="Charis SIL Regular" w:hAnsi="Charis SIL Regular" w:eastAsia="Charis SIL Regular"/>
+          <w:b w:val="0"/>
+          <w:i w:val="0"/>
+          <w:color w:val="000000"/>
+          <w:sz w:val="24"/>
+        </w:rPr>
+        <w:hyperlink r:id="rId16" w:history="1">
+          <w:r>
+            <w:rPr>
+              <w:rStyle w:val="Hyperlink"/>
+            </w:rPr>
+            <w:t>mann</w:t>
+          </w:r>
+        </w:hyperlink>
       </w:r>
       <w:r>
         <w:rPr>
@@ -1909,7 +1926,6 @@
       </w:r>
       <w:r>
         <w:rPr>
-          <w:u w:val="single" w:color="0000ff"/>
           <w:rFonts w:ascii="Charis SIL Regular" w:hAnsi="Charis SIL Regular" w:eastAsia="Charis SIL Regular"/>
           <w:b w:val="0"/>
           <w:i w:val="0"/>

--- a/EXPORTS/DOCX/published/niveau3/English/WMRotterdam.docx
+++ b/EXPORTS/DOCX/published/niveau3/English/WMRotterdam.docx
@@ -654,7 +654,61 @@
           <w:color w:val="000000"/>
           <w:sz w:val="24"/>
         </w:rPr>
-        <w:t xml:space="preserve">, who later also took a seat on the Advisory Board of the museum, served as one </w:t>
+        <w:t>, who later also took a seat on the Advisory Board of the museum, serve</w:t>
+      </w:r>
+      <w:r>
+        <w:rPr>
+          <w:u w:val="single" w:color="0000ff"/>
+          <w:rFonts w:ascii="Charis SIL Regular" w:hAnsi="Charis SIL Regular" w:eastAsia="Charis SIL Regular"/>
+          <w:b w:val="0"/>
+          <w:i w:val="0"/>
+          <w:color w:val="000000"/>
+          <w:sz w:val="24"/>
+        </w:rPr>
+        <w:hyperlink r:id="rId11" w:history="1">
+          <w:r>
+            <w:rPr>
+              <w:rStyle w:val="Hyperlink"/>
+            </w:rPr>
+            <w:t>d a</w:t>
+          </w:r>
+        </w:hyperlink>
+      </w:r>
+      <w:r>
+        <w:rPr>
+          <w:u w:val="single" w:color="0000ff"/>
+          <w:rFonts w:ascii="Charis SIL Regular" w:hAnsi="Charis SIL Regular" w:eastAsia="Charis SIL Regular"/>
+          <w:b w:val="0"/>
+          <w:i w:val="0"/>
+          <w:color w:val="000000"/>
+          <w:sz w:val="24"/>
+        </w:rPr>
+        <w:hyperlink r:id="rId11" w:history="1">
+          <w:r>
+            <w:rPr>
+              <w:rStyle w:val="Hyperlink"/>
+            </w:rPr>
+            <w:t>s</w:t>
+          </w:r>
+        </w:hyperlink>
+      </w:r>
+      <w:r>
+        <w:rPr>
+          <w:u w:val="single" w:color="0000ff"/>
+          <w:rFonts w:ascii="Charis SIL Regular" w:hAnsi="Charis SIL Regular" w:eastAsia="Charis SIL Regular"/>
+          <w:b w:val="0"/>
+          <w:i w:val="0"/>
+          <w:color w:val="000000"/>
+          <w:sz w:val="24"/>
+        </w:rPr>
+        <w:hyperlink r:id="rId11" w:history="1">
+          <w:r>
+            <w:rPr>
+              <w:rStyle w:val="Hyperlink"/>
+            </w:rPr>
+            <w:t xml:space="preserve"> one </w:t>
+          </w:r>
+        </w:hyperlink>
       </w:r>
       <w:r>
         <w:rPr>
@@ -1926,13 +1980,93 @@
       </w:r>
       <w:r>
         <w:rPr>
+          <w:u w:val="single" w:color="0000ff"/>
           <w:rFonts w:ascii="Charis SIL Regular" w:hAnsi="Charis SIL Regular" w:eastAsia="Charis SIL Regular"/>
           <w:b w:val="0"/>
           <w:i w:val="0"/>
           <w:color w:val="000000"/>
           <w:sz w:val="24"/>
         </w:rPr>
-        <w:t>the formation</w:t>
+        <w:hyperlink r:id="rId17" w:history="1">
+          <w:r>
+            <w:rPr>
+              <w:rStyle w:val="Hyperlink"/>
+            </w:rPr>
+            <w:t>the f</w:t>
+          </w:r>
+        </w:hyperlink>
+      </w:r>
+      <w:r>
+        <w:rPr>
+          <w:u w:val="single" w:color="0000ff"/>
+          <w:rFonts w:ascii="Charis SIL Regular" w:hAnsi="Charis SIL Regular" w:eastAsia="Charis SIL Regular"/>
+          <w:b w:val="0"/>
+          <w:i w:val="0"/>
+          <w:color w:val="000000"/>
+          <w:sz w:val="24"/>
+        </w:rPr>
+        <w:hyperlink r:id="rId17" w:history="1">
+          <w:r>
+            <w:rPr>
+              <w:rStyle w:val="Hyperlink"/>
+            </w:rPr>
+            <w:t>o</w:t>
+          </w:r>
+        </w:hyperlink>
+      </w:r>
+      <w:r>
+        <w:rPr>
+          <w:u w:val="single" w:color="0000ff"/>
+          <w:rFonts w:ascii="Charis SIL Regular" w:hAnsi="Charis SIL Regular" w:eastAsia="Charis SIL Regular"/>
+          <w:b w:val="0"/>
+          <w:i w:val="0"/>
+          <w:color w:val="000000"/>
+          <w:sz w:val="24"/>
+        </w:rPr>
+        <w:hyperlink r:id="rId17" w:history="1">
+          <w:r>
+            <w:rPr>
+              <w:rStyle w:val="Hyperlink"/>
+            </w:rPr>
+            <w:t>rmat</w:t>
+          </w:r>
+        </w:hyperlink>
+      </w:r>
+      <w:r>
+        <w:rPr>
+          <w:u w:val="single" w:color="0000ff"/>
+          <w:rFonts w:ascii="Charis SIL Regular" w:hAnsi="Charis SIL Regular" w:eastAsia="Charis SIL Regular"/>
+          <w:b w:val="0"/>
+          <w:i w:val="0"/>
+          <w:color w:val="000000"/>
+          <w:sz w:val="24"/>
+        </w:rPr>
+        <w:hyperlink r:id="rId17" w:history="1">
+          <w:r>
+            <w:rPr>
+              <w:rStyle w:val="Hyperlink"/>
+            </w:rPr>
+            <w:t>i</w:t>
+          </w:r>
+        </w:hyperlink>
+      </w:r>
+      <w:r>
+        <w:rPr>
+          <w:u w:val="single" w:color="0000ff"/>
+          <w:rFonts w:ascii="Charis SIL Regular" w:hAnsi="Charis SIL Regular" w:eastAsia="Charis SIL Regular"/>
+          <w:b w:val="0"/>
+          <w:i w:val="0"/>
+          <w:color w:val="000000"/>
+          <w:sz w:val="24"/>
+        </w:rPr>
+        <w:hyperlink r:id="rId17" w:history="1">
+          <w:r>
+            <w:rPr>
+              <w:rStyle w:val="Hyperlink"/>
+            </w:rPr>
+            <w:t>on</w:t>
+          </w:r>
+        </w:hyperlink>
       </w:r>
       <w:r>
         <w:rPr>

--- a/EXPORTS/DOCX/published/niveau3/English/WMRotterdam.docx
+++ b/EXPORTS/DOCX/published/niveau3/English/WMRotterdam.docx
@@ -351,7 +351,7 @@
           <w:sz w:val="24"/>
           <w:u w:val="single"/>
         </w:rPr>
-        <w:hyperlink r:id="rId9" w:history="1">
+        <w:hyperlink r:id="rId10" w:history="1">
           <w:r>
             <w:rPr>
               <w:rStyle w:val="Hyperlink"/>
@@ -362,50 +362,13 @@
       </w:r>
       <w:r>
         <w:rPr>
-          <w:u w:val="single" w:color="0000ff"/>
           <w:rFonts w:ascii="Charis SIL Regular" w:hAnsi="Charis SIL Regular" w:eastAsia="Charis SIL Regular"/>
           <w:b w:val="0"/>
           <w:i w:val="0"/>
           <w:color w:val="000000"/>
           <w:sz w:val="24"/>
         </w:rPr>
-        <w:t xml:space="preserve"> </w:t>
-      </w:r>
-      <w:r>
-        <w:rPr>
-          <w:u w:val="single" w:color="0000ff"/>
-          <w:rFonts w:ascii="Charis SIL Regular" w:hAnsi="Charis SIL Regular" w:eastAsia="Charis SIL Regular"/>
-          <w:b w:val="0"/>
-          <w:i w:val="0"/>
-          <w:color w:val="000000"/>
-          <w:sz w:val="24"/>
-        </w:rPr>
-        <w:hyperlink r:id="rId9" w:history="1">
-          <w:r>
-            <w:rPr>
-              <w:rStyle w:val="Hyperlink"/>
-            </w:rPr>
-            <w:t>died in 1</w:t>
-          </w:r>
-        </w:hyperlink>
-      </w:r>
-      <w:r>
-        <w:rPr>
-          <w:u w:val="single" w:color="0000ff"/>
-          <w:rFonts w:ascii="Charis SIL Regular" w:hAnsi="Charis SIL Regular" w:eastAsia="Charis SIL Regular"/>
-          <w:b w:val="0"/>
-          <w:i w:val="0"/>
-          <w:color w:val="000000"/>
-          <w:sz w:val="24"/>
-        </w:rPr>
-        <w:hyperlink r:id="rId9" w:history="1">
-          <w:r>
-            <w:rPr>
-              <w:rStyle w:val="Hyperlink"/>
-            </w:rPr>
-            <w:t>879 a</w:t>
-          </w:r>
-        </w:hyperlink>
+        <w:t xml:space="preserve"> died in 1879 a</w:t>
       </w:r>
       <w:r>
         <w:rPr>
@@ -1370,29 +1333,13 @@
             <w:rPr>
               <w:rStyle w:val="Hyperlink"/>
             </w:rPr>
-            <w:t>identifi</w:t>
+            <w:t>identifie</w:t>
           </w:r>
         </w:hyperlink>
       </w:r>
       <w:r>
         <w:rPr>
-          <w:rFonts w:ascii="Charis SIL Regular" w:hAnsi="Charis SIL Regular" w:eastAsia="Charis SIL Regular"/>
-          <w:b w:val="0"/>
-          <w:i w:val="0"/>
-          <w:color w:val="000000"/>
-          <w:sz w:val="24"/>
-        </w:rPr>
-        <w:hyperlink r:id="rId14" w:history="1">
-          <w:r>
-            <w:rPr>
-              <w:rStyle w:val="Hyperlink"/>
-            </w:rPr>
-            <w:t>e</w:t>
-          </w:r>
-        </w:hyperlink>
-      </w:r>
-      <w:r>
-        <w:rPr>
+          <w:u w:val="single" w:color="0000ff"/>
           <w:rFonts w:ascii="Charis SIL Regular" w:hAnsi="Charis SIL Regular" w:eastAsia="Charis SIL Regular"/>
           <w:b w:val="0"/>
           <w:i w:val="0"/>
@@ -1426,7 +1373,7 @@
             <w:rPr>
               <w:rStyle w:val="Hyperlink"/>
             </w:rPr>
-            <w:t>by the a</w:t>
+            <w:t xml:space="preserve">by the </w:t>
           </w:r>
         </w:hyperlink>
       </w:r>
@@ -1438,7 +1385,7 @@
           <w:color w:val="000000"/>
           <w:sz w:val="24"/>
         </w:rPr>
-        <w:t>ttribute 'WM'. Specific questions regarding the collection of the</w:t>
+        <w:t>attribute 'WM'. Specific questions regarding the collection of the</w:t>
       </w:r>
     </w:p>
     <w:p>
@@ -1952,14 +1899,7 @@
           <w:color w:val="000000"/>
           <w:sz w:val="24"/>
         </w:rPr>
-        <w:hyperlink r:id="rId17" w:history="1">
-          <w:r>
-            <w:rPr>
-              <w:rStyle w:val="Hyperlink"/>
-            </w:rPr>
-            <w:t>elated t</w:t>
-          </w:r>
-        </w:hyperlink>
+        <w:t>elated t</w:t>
       </w:r>
       <w:r>
         <w:rPr>
@@ -2059,14 +1999,7 @@
           <w:color w:val="000000"/>
           <w:sz w:val="24"/>
         </w:rPr>
-        <w:hyperlink r:id="rId17" w:history="1">
-          <w:r>
-            <w:rPr>
-              <w:rStyle w:val="Hyperlink"/>
-            </w:rPr>
-            <w:t>on</w:t>
-          </w:r>
-        </w:hyperlink>
+        <w:t>on</w:t>
       </w:r>
       <w:r>
         <w:rPr>

--- a/EXPORTS/DOCX/published/niveau3/English/WMRotterdam.docx
+++ b/EXPORTS/DOCX/published/niveau3/English/WMRotterdam.docx
@@ -302,34 +302,8 @@
           <w:i w:val="0"/>
           <w:color w:val="0000FF"/>
           <w:sz w:val="24"/>
-          <w:u w:val="single"/>
         </w:rPr>
-        <w:hyperlink r:id="rId10" w:history="1">
-          <w:r>
-            <w:rPr>
-              <w:rStyle w:val="Hyperlink"/>
-            </w:rPr>
-            <w:t>Princ</w:t>
-          </w:r>
-        </w:hyperlink>
-      </w:r>
-      <w:r>
-        <w:rPr>
-          <w:rFonts w:ascii="Charis SIL Regular" w:hAnsi="Charis SIL Regular" w:eastAsia="Charis SIL Regular"/>
-          <w:b w:val="0"/>
-          <w:i w:val="0"/>
-          <w:color w:val="0000FF"/>
-          <w:sz w:val="24"/>
-          <w:u w:val="single"/>
-        </w:rPr>
-        <w:hyperlink r:id="rId10" w:history="1">
-          <w:r>
-            <w:rPr>
-              <w:rStyle w:val="Hyperlink"/>
-            </w:rPr>
-            <w:t>e</w:t>
-          </w:r>
-        </w:hyperlink>
+        <w:t>Prince</w:t>
       </w:r>
       <w:r>
         <w:rPr>
@@ -351,7 +325,7 @@
           <w:sz w:val="24"/>
           <w:u w:val="single"/>
         </w:rPr>
-        <w:hyperlink r:id="rId10" w:history="1">
+        <w:hyperlink r:id="rId9" w:history="1">
           <w:r>
             <w:rPr>
               <w:rStyle w:val="Hyperlink"/>
@@ -362,13 +336,50 @@
       </w:r>
       <w:r>
         <w:rPr>
+          <w:u w:val="single" w:color="0000ff"/>
           <w:rFonts w:ascii="Charis SIL Regular" w:hAnsi="Charis SIL Regular" w:eastAsia="Charis SIL Regular"/>
           <w:b w:val="0"/>
           <w:i w:val="0"/>
           <w:color w:val="000000"/>
           <w:sz w:val="24"/>
         </w:rPr>
-        <w:t xml:space="preserve"> died in 1879 a</w:t>
+        <w:t xml:space="preserve"> </w:t>
+      </w:r>
+      <w:r>
+        <w:rPr>
+          <w:u w:val="single" w:color="0000ff"/>
+          <w:rFonts w:ascii="Charis SIL Regular" w:hAnsi="Charis SIL Regular" w:eastAsia="Charis SIL Regular"/>
+          <w:b w:val="0"/>
+          <w:i w:val="0"/>
+          <w:color w:val="000000"/>
+          <w:sz w:val="24"/>
+        </w:rPr>
+        <w:hyperlink r:id="rId9" w:history="1">
+          <w:r>
+            <w:rPr>
+              <w:rStyle w:val="Hyperlink"/>
+            </w:rPr>
+            <w:t>died in 1</w:t>
+          </w:r>
+        </w:hyperlink>
+      </w:r>
+      <w:r>
+        <w:rPr>
+          <w:u w:val="single" w:color="0000ff"/>
+          <w:rFonts w:ascii="Charis SIL Regular" w:hAnsi="Charis SIL Regular" w:eastAsia="Charis SIL Regular"/>
+          <w:b w:val="0"/>
+          <w:i w:val="0"/>
+          <w:color w:val="000000"/>
+          <w:sz w:val="24"/>
+        </w:rPr>
+        <w:hyperlink r:id="rId9" w:history="1">
+          <w:r>
+            <w:rPr>
+              <w:rStyle w:val="Hyperlink"/>
+            </w:rPr>
+            <w:t>879 a</w:t>
+          </w:r>
+        </w:hyperlink>
       </w:r>
       <w:r>
         <w:rPr>
@@ -417,14 +428,7 @@
           <w:color w:val="000000"/>
           <w:sz w:val="24"/>
         </w:rPr>
-        <w:hyperlink r:id="rId10" w:history="1">
-          <w:r>
-            <w:rPr>
-              <w:rStyle w:val="Hyperlink"/>
-            </w:rPr>
-            <w:t xml:space="preserve"> Rotter</w:t>
-          </w:r>
-        </w:hyperlink>
+        <w:t xml:space="preserve"> Rotter</w:t>
       </w:r>
       <w:r>
         <w:rPr>
@@ -1333,13 +1337,29 @@
             <w:rPr>
               <w:rStyle w:val="Hyperlink"/>
             </w:rPr>
-            <w:t>identifie</w:t>
+            <w:t>identifi</w:t>
           </w:r>
         </w:hyperlink>
       </w:r>
       <w:r>
         <w:rPr>
-          <w:u w:val="single" w:color="0000ff"/>
+          <w:rFonts w:ascii="Charis SIL Regular" w:hAnsi="Charis SIL Regular" w:eastAsia="Charis SIL Regular"/>
+          <w:b w:val="0"/>
+          <w:i w:val="0"/>
+          <w:color w:val="000000"/>
+          <w:sz w:val="24"/>
+        </w:rPr>
+        <w:hyperlink r:id="rId14" w:history="1">
+          <w:r>
+            <w:rPr>
+              <w:rStyle w:val="Hyperlink"/>
+            </w:rPr>
+            <w:t>e</w:t>
+          </w:r>
+        </w:hyperlink>
+      </w:r>
+      <w:r>
+        <w:rPr>
           <w:rFonts w:ascii="Charis SIL Regular" w:hAnsi="Charis SIL Regular" w:eastAsia="Charis SIL Regular"/>
           <w:b w:val="0"/>
           <w:i w:val="0"/>
@@ -1373,7 +1393,7 @@
             <w:rPr>
               <w:rStyle w:val="Hyperlink"/>
             </w:rPr>
-            <w:t xml:space="preserve">by the </w:t>
+            <w:t>by the a</w:t>
           </w:r>
         </w:hyperlink>
       </w:r>
@@ -1385,7 +1405,7 @@
           <w:color w:val="000000"/>
           <w:sz w:val="24"/>
         </w:rPr>
-        <w:t>attribute 'WM'. Specific questions regarding the collection of the</w:t>
+        <w:t>ttribute 'WM'. Specific questions regarding the collection of the</w:t>
       </w:r>
     </w:p>
     <w:p>
@@ -1899,7 +1919,14 @@
           <w:color w:val="000000"/>
           <w:sz w:val="24"/>
         </w:rPr>
-        <w:t>elated t</w:t>
+        <w:hyperlink r:id="rId17" w:history="1">
+          <w:r>
+            <w:rPr>
+              <w:rStyle w:val="Hyperlink"/>
+            </w:rPr>
+            <w:t>elated t</w:t>
+          </w:r>
+        </w:hyperlink>
       </w:r>
       <w:r>
         <w:rPr>
@@ -1974,32 +2001,13 @@
       </w:r>
       <w:r>
         <w:rPr>
-          <w:u w:val="single" w:color="0000ff"/>
           <w:rFonts w:ascii="Charis SIL Regular" w:hAnsi="Charis SIL Regular" w:eastAsia="Charis SIL Regular"/>
           <w:b w:val="0"/>
           <w:i w:val="0"/>
           <w:color w:val="000000"/>
           <w:sz w:val="24"/>
         </w:rPr>
-        <w:hyperlink r:id="rId17" w:history="1">
-          <w:r>
-            <w:rPr>
-              <w:rStyle w:val="Hyperlink"/>
-            </w:rPr>
-            <w:t>i</w:t>
-          </w:r>
-        </w:hyperlink>
-      </w:r>
-      <w:r>
-        <w:rPr>
-          <w:u w:val="single" w:color="0000ff"/>
-          <w:rFonts w:ascii="Charis SIL Regular" w:hAnsi="Charis SIL Regular" w:eastAsia="Charis SIL Regular"/>
-          <w:b w:val="0"/>
-          <w:i w:val="0"/>
-          <w:color w:val="000000"/>
-          <w:sz w:val="24"/>
-        </w:rPr>
-        <w:t>on</w:t>
+        <w:t>ion</w:t>
       </w:r>
       <w:r>
         <w:rPr>

--- a/EXPORTS/DOCX/published/niveau3/English/WMRotterdam.docx
+++ b/EXPORTS/DOCX/published/niveau3/English/WMRotterdam.docx
@@ -325,7 +325,7 @@
           <w:sz w:val="24"/>
           <w:u w:val="single"/>
         </w:rPr>
-        <w:hyperlink r:id="rId9" w:history="1">
+        <w:hyperlink r:id="rId10" w:history="1">
           <w:r>
             <w:rPr>
               <w:rStyle w:val="Hyperlink"/>
@@ -417,18 +417,7 @@
           <w:color w:val="000000"/>
           <w:sz w:val="24"/>
         </w:rPr>
-        <w:t>ceased to exist in 1880, the municipality of</w:t>
-      </w:r>
-      <w:r>
-        <w:rPr>
-          <w:u w:val="single" w:color="0000ff"/>
-          <w:rFonts w:ascii="Charis SIL Regular" w:hAnsi="Charis SIL Regular" w:eastAsia="Charis SIL Regular"/>
-          <w:b w:val="0"/>
-          <w:i w:val="0"/>
-          <w:color w:val="000000"/>
-          <w:sz w:val="24"/>
-        </w:rPr>
-        <w:t xml:space="preserve"> Rotter</w:t>
+        <w:t>ceased to exist in 1880, the municipality of Rotter</w:t>
       </w:r>
       <w:r>
         <w:rPr>
@@ -1337,29 +1326,13 @@
             <w:rPr>
               <w:rStyle w:val="Hyperlink"/>
             </w:rPr>
-            <w:t>identifi</w:t>
+            <w:t>identifie</w:t>
           </w:r>
         </w:hyperlink>
       </w:r>
       <w:r>
         <w:rPr>
-          <w:rFonts w:ascii="Charis SIL Regular" w:hAnsi="Charis SIL Regular" w:eastAsia="Charis SIL Regular"/>
-          <w:b w:val="0"/>
-          <w:i w:val="0"/>
-          <w:color w:val="000000"/>
-          <w:sz w:val="24"/>
-        </w:rPr>
-        <w:hyperlink r:id="rId14" w:history="1">
-          <w:r>
-            <w:rPr>
-              <w:rStyle w:val="Hyperlink"/>
-            </w:rPr>
-            <w:t>e</w:t>
-          </w:r>
-        </w:hyperlink>
-      </w:r>
-      <w:r>
-        <w:rPr>
+          <w:u w:val="single" w:color="0000ff"/>
           <w:rFonts w:ascii="Charis SIL Regular" w:hAnsi="Charis SIL Regular" w:eastAsia="Charis SIL Regular"/>
           <w:b w:val="0"/>
           <w:i w:val="0"/>
@@ -1393,7 +1366,7 @@
             <w:rPr>
               <w:rStyle w:val="Hyperlink"/>
             </w:rPr>
-            <w:t>by the a</w:t>
+            <w:t xml:space="preserve">by the </w:t>
           </w:r>
         </w:hyperlink>
       </w:r>
@@ -1405,7 +1378,7 @@
           <w:color w:val="000000"/>
           <w:sz w:val="24"/>
         </w:rPr>
-        <w:t>ttribute 'WM'. Specific questions regarding the collection of the</w:t>
+        <w:t>attribute 'WM'. Specific questions regarding the collection of the</w:t>
       </w:r>
     </w:p>
     <w:p>
@@ -2001,13 +1974,39 @@
       </w:r>
       <w:r>
         <w:rPr>
+          <w:u w:val="single" w:color="0000ff"/>
           <w:rFonts w:ascii="Charis SIL Regular" w:hAnsi="Charis SIL Regular" w:eastAsia="Charis SIL Regular"/>
           <w:b w:val="0"/>
           <w:i w:val="0"/>
           <w:color w:val="000000"/>
           <w:sz w:val="24"/>
         </w:rPr>
-        <w:t>ion</w:t>
+        <w:hyperlink r:id="rId17" w:history="1">
+          <w:r>
+            <w:rPr>
+              <w:rStyle w:val="Hyperlink"/>
+            </w:rPr>
+            <w:t>i</w:t>
+          </w:r>
+        </w:hyperlink>
+      </w:r>
+      <w:r>
+        <w:rPr>
+          <w:u w:val="single" w:color="0000ff"/>
+          <w:rFonts w:ascii="Charis SIL Regular" w:hAnsi="Charis SIL Regular" w:eastAsia="Charis SIL Regular"/>
+          <w:b w:val="0"/>
+          <w:i w:val="0"/>
+          <w:color w:val="000000"/>
+          <w:sz w:val="24"/>
+        </w:rPr>
+        <w:hyperlink r:id="rId17" w:history="1">
+          <w:r>
+            <w:rPr>
+              <w:rStyle w:val="Hyperlink"/>
+            </w:rPr>
+            <w:t>on</w:t>
+          </w:r>
+        </w:hyperlink>
       </w:r>
       <w:r>
         <w:rPr>

--- a/EXPORTS/DOCX/published/niveau3/English/WMRotterdam.docx
+++ b/EXPORTS/DOCX/published/niveau3/English/WMRotterdam.docx
@@ -303,36 +303,7 @@
           <w:color w:val="0000FF"/>
           <w:sz w:val="24"/>
         </w:rPr>
-        <w:t>Prince</w:t>
-      </w:r>
-      <w:r>
-        <w:rPr>
-          <w:rFonts w:ascii="Charis SIL Regular" w:hAnsi="Charis SIL Regular" w:eastAsia="Charis SIL Regular"/>
-          <w:b w:val="0"/>
-          <w:i w:val="0"/>
-          <w:color w:val="0000FF"/>
-          <w:sz w:val="24"/>
-          <w:u w:val="single"/>
-        </w:rPr>
-        <w:t xml:space="preserve"> </w:t>
-      </w:r>
-      <w:r>
-        <w:rPr>
-          <w:rFonts w:ascii="Charis SIL Regular" w:hAnsi="Charis SIL Regular" w:eastAsia="Charis SIL Regular"/>
-          <w:b w:val="0"/>
-          <w:i w:val="0"/>
-          <w:color w:val="0000FF"/>
-          <w:sz w:val="24"/>
-          <w:u w:val="single"/>
-        </w:rPr>
-        <w:hyperlink r:id="rId10" w:history="1">
-          <w:r>
-            <w:rPr>
-              <w:rStyle w:val="Hyperlink"/>
-            </w:rPr>
-            <w:t>Hendrik</w:t>
-          </w:r>
-        </w:hyperlink>
+        <w:t>Prince Hendrik</w:t>
       </w:r>
       <w:r>
         <w:rPr>
@@ -417,11 +388,27 @@
           <w:color w:val="000000"/>
           <w:sz w:val="24"/>
         </w:rPr>
-        <w:t>ceased to exist in 1880, the municipality of Rotter</w:t>
+        <w:t>ceased to exist in 1880, the municipality of</w:t>
       </w:r>
       <w:r>
         <w:rPr>
-          <w:u w:val="single" w:color="0000ff"/>
+          <w:rFonts w:ascii="Charis SIL Regular" w:hAnsi="Charis SIL Regular" w:eastAsia="Charis SIL Regular"/>
+          <w:b w:val="0"/>
+          <w:i w:val="0"/>
+          <w:color w:val="000000"/>
+          <w:sz w:val="24"/>
+        </w:rPr>
+        <w:hyperlink r:id="rId10" w:history="1">
+          <w:r>
+            <w:rPr>
+              <w:rStyle w:val="Hyperlink"/>
+            </w:rPr>
+            <w:t xml:space="preserve"> Rotter</w:t>
+          </w:r>
+        </w:hyperlink>
+      </w:r>
+      <w:r>
+        <w:rPr>
           <w:rFonts w:ascii="Charis SIL Regular" w:hAnsi="Charis SIL Regular" w:eastAsia="Charis SIL Regular"/>
           <w:b w:val="0"/>
           <w:i w:val="0"/>
@@ -610,61 +597,7 @@
           <w:color w:val="000000"/>
           <w:sz w:val="24"/>
         </w:rPr>
-        <w:t>, who later also took a seat on the Advisory Board of the museum, serve</w:t>
-      </w:r>
-      <w:r>
-        <w:rPr>
-          <w:u w:val="single" w:color="0000ff"/>
-          <w:rFonts w:ascii="Charis SIL Regular" w:hAnsi="Charis SIL Regular" w:eastAsia="Charis SIL Regular"/>
-          <w:b w:val="0"/>
-          <w:i w:val="0"/>
-          <w:color w:val="000000"/>
-          <w:sz w:val="24"/>
-        </w:rPr>
-        <w:hyperlink r:id="rId11" w:history="1">
-          <w:r>
-            <w:rPr>
-              <w:rStyle w:val="Hyperlink"/>
-            </w:rPr>
-            <w:t>d a</w:t>
-          </w:r>
-        </w:hyperlink>
-      </w:r>
-      <w:r>
-        <w:rPr>
-          <w:u w:val="single" w:color="0000ff"/>
-          <w:rFonts w:ascii="Charis SIL Regular" w:hAnsi="Charis SIL Regular" w:eastAsia="Charis SIL Regular"/>
-          <w:b w:val="0"/>
-          <w:i w:val="0"/>
-          <w:color w:val="000000"/>
-          <w:sz w:val="24"/>
-        </w:rPr>
-        <w:hyperlink r:id="rId11" w:history="1">
-          <w:r>
-            <w:rPr>
-              <w:rStyle w:val="Hyperlink"/>
-            </w:rPr>
-            <w:t>s</w:t>
-          </w:r>
-        </w:hyperlink>
-      </w:r>
-      <w:r>
-        <w:rPr>
-          <w:u w:val="single" w:color="0000ff"/>
-          <w:rFonts w:ascii="Charis SIL Regular" w:hAnsi="Charis SIL Regular" w:eastAsia="Charis SIL Regular"/>
-          <w:b w:val="0"/>
-          <w:i w:val="0"/>
-          <w:color w:val="000000"/>
-          <w:sz w:val="24"/>
-        </w:rPr>
-        <w:hyperlink r:id="rId11" w:history="1">
-          <w:r>
-            <w:rPr>
-              <w:rStyle w:val="Hyperlink"/>
-            </w:rPr>
-            <w:t xml:space="preserve"> one </w:t>
-          </w:r>
-        </w:hyperlink>
+        <w:t xml:space="preserve">, who later also took a seat on the Advisory Board of the museum, served as one </w:t>
       </w:r>
       <w:r>
         <w:rPr>
@@ -1326,13 +1259,23 @@
             <w:rPr>
               <w:rStyle w:val="Hyperlink"/>
             </w:rPr>
-            <w:t>identifie</w:t>
+            <w:t>identifi</w:t>
           </w:r>
         </w:hyperlink>
       </w:r>
       <w:r>
         <w:rPr>
           <w:u w:val="single" w:color="0000ff"/>
+          <w:rFonts w:ascii="Charis SIL Regular" w:hAnsi="Charis SIL Regular" w:eastAsia="Charis SIL Regular"/>
+          <w:b w:val="0"/>
+          <w:i w:val="0"/>
+          <w:color w:val="000000"/>
+          <w:sz w:val="24"/>
+        </w:rPr>
+        <w:t>e</w:t>
+      </w:r>
+      <w:r>
+        <w:rPr>
           <w:rFonts w:ascii="Charis SIL Regular" w:hAnsi="Charis SIL Regular" w:eastAsia="Charis SIL Regular"/>
           <w:b w:val="0"/>
           <w:i w:val="0"/>
@@ -1366,7 +1309,7 @@
             <w:rPr>
               <w:rStyle w:val="Hyperlink"/>
             </w:rPr>
-            <w:t xml:space="preserve">by the </w:t>
+            <w:t>by the a</w:t>
           </w:r>
         </w:hyperlink>
       </w:r>
@@ -1378,7 +1321,7 @@
           <w:color w:val="000000"/>
           <w:sz w:val="24"/>
         </w:rPr>
-        <w:t>attribute 'WM'. Specific questions regarding the collection of the</w:t>
+        <w:t>ttribute 'WM'. Specific questions regarding the collection of the</w:t>
       </w:r>
     </w:p>
     <w:p>
@@ -1803,85 +1746,13 @@
       </w:r>
       <w:r>
         <w:rPr>
-          <w:u w:val="single" w:color="0000ff"/>
           <w:rFonts w:ascii="Charis SIL Regular" w:hAnsi="Charis SIL Regular" w:eastAsia="Charis SIL Regular"/>
           <w:b w:val="0"/>
           <w:i w:val="0"/>
           <w:color w:val="000000"/>
           <w:sz w:val="24"/>
         </w:rPr>
-        <w:hyperlink r:id="rId16" w:history="1">
-          <w:r>
-            <w:rPr>
-              <w:rStyle w:val="Hyperlink"/>
-            </w:rPr>
-            <w:t>mann</w:t>
-          </w:r>
-        </w:hyperlink>
-      </w:r>
-      <w:r>
-        <w:rPr>
-          <w:u w:val="single" w:color="0000ff"/>
-          <w:rFonts w:ascii="Charis SIL Regular" w:hAnsi="Charis SIL Regular" w:eastAsia="Charis SIL Regular"/>
-          <w:b w:val="0"/>
-          <w:i w:val="0"/>
-          <w:color w:val="000000"/>
-          <w:sz w:val="24"/>
-        </w:rPr>
-        <w:hyperlink r:id="rId16" w:history="1">
-          <w:r>
-            <w:rPr>
-              <w:rStyle w:val="Hyperlink"/>
-            </w:rPr>
-            <w:t>er</w:t>
-          </w:r>
-        </w:hyperlink>
-      </w:r>
-      <w:r>
-        <w:rPr>
-          <w:u w:val="single" w:color="0000ff"/>
-          <w:rFonts w:ascii="Charis SIL Regular" w:hAnsi="Charis SIL Regular" w:eastAsia="Charis SIL Regular"/>
-          <w:b w:val="0"/>
-          <w:i w:val="0"/>
-          <w:color w:val="000000"/>
-          <w:sz w:val="24"/>
-        </w:rPr>
-        <w:hyperlink r:id="rId16" w:history="1">
-          <w:r>
-            <w:rPr>
-              <w:rStyle w:val="Hyperlink"/>
-            </w:rPr>
-            <w:t>.</w:t>
-          </w:r>
-        </w:hyperlink>
-      </w:r>
-      <w:r>
-        <w:rPr>
-          <w:u w:val="single" w:color="0000ff"/>
-          <w:rFonts w:ascii="Charis SIL Regular" w:hAnsi="Charis SIL Regular" w:eastAsia="Charis SIL Regular"/>
-          <w:b w:val="0"/>
-          <w:i w:val="0"/>
-          <w:color w:val="000000"/>
-          <w:sz w:val="24"/>
-        </w:rPr>
-        <w:hyperlink r:id="rId16" w:history="1">
-          <w:r>
-            <w:rPr>
-              <w:rStyle w:val="Hyperlink"/>
-            </w:rPr>
-            <w:t xml:space="preserve"> Docu</w:t>
-          </w:r>
-        </w:hyperlink>
-      </w:r>
-      <w:r>
-        <w:rPr>
-          <w:rFonts w:ascii="Charis SIL Regular" w:hAnsi="Charis SIL Regular" w:eastAsia="Charis SIL Regular"/>
-          <w:b w:val="0"/>
-          <w:i w:val="0"/>
-          <w:color w:val="000000"/>
-          <w:sz w:val="24"/>
-        </w:rPr>
-        <w:t>ments r</w:t>
+        <w:t>manner. Documents r</w:t>
       </w:r>
       <w:r>
         <w:rPr>

--- a/EXPORTS/DOCX/published/niveau3/English/WMRotterdam.docx
+++ b/EXPORTS/DOCX/published/niveau3/English/WMRotterdam.docx
@@ -302,8 +302,45 @@
           <w:i w:val="0"/>
           <w:color w:val="0000FF"/>
           <w:sz w:val="24"/>
+          <w:u w:val="single"/>
         </w:rPr>
-        <w:t>Prince Hendrik</w:t>
+        <w:hyperlink r:id="rId10" w:history="1">
+          <w:r>
+            <w:rPr>
+              <w:rStyle w:val="Hyperlink"/>
+            </w:rPr>
+            <w:t>Prince</w:t>
+          </w:r>
+        </w:hyperlink>
+      </w:r>
+      <w:r>
+        <w:rPr>
+          <w:rFonts w:ascii="Charis SIL Regular" w:hAnsi="Charis SIL Regular" w:eastAsia="Charis SIL Regular"/>
+          <w:b w:val="0"/>
+          <w:i w:val="0"/>
+          <w:color w:val="0000FF"/>
+          <w:sz w:val="24"/>
+          <w:u w:val="single"/>
+        </w:rPr>
+        <w:t xml:space="preserve"> </w:t>
+      </w:r>
+      <w:r>
+        <w:rPr>
+          <w:rFonts w:ascii="Charis SIL Regular" w:hAnsi="Charis SIL Regular" w:eastAsia="Charis SIL Regular"/>
+          <w:b w:val="0"/>
+          <w:i w:val="0"/>
+          <w:color w:val="0000FF"/>
+          <w:sz w:val="24"/>
+          <w:u w:val="single"/>
+        </w:rPr>
+        <w:hyperlink r:id="rId10" w:history="1">
+          <w:r>
+            <w:rPr>
+              <w:rStyle w:val="Hyperlink"/>
+            </w:rPr>
+            <w:t>Hendrik</w:t>
+          </w:r>
+        </w:hyperlink>
       </w:r>
       <w:r>
         <w:rPr>
@@ -392,6 +429,7 @@
       </w:r>
       <w:r>
         <w:rPr>
+          <w:u w:val="single" w:color="0000ff"/>
           <w:rFonts w:ascii="Charis SIL Regular" w:hAnsi="Charis SIL Regular" w:eastAsia="Charis SIL Regular"/>
           <w:b w:val="0"/>
           <w:i w:val="0"/>
@@ -409,6 +447,7 @@
       </w:r>
       <w:r>
         <w:rPr>
+          <w:u w:val="single" w:color="0000ff"/>
           <w:rFonts w:ascii="Charis SIL Regular" w:hAnsi="Charis SIL Regular" w:eastAsia="Charis SIL Regular"/>
           <w:b w:val="0"/>
           <w:i w:val="0"/>
@@ -597,7 +636,61 @@
           <w:color w:val="000000"/>
           <w:sz w:val="24"/>
         </w:rPr>
-        <w:t xml:space="preserve">, who later also took a seat on the Advisory Board of the museum, served as one </w:t>
+        <w:t>, who later also took a seat on the Advisory Board of the museum, serve</w:t>
+      </w:r>
+      <w:r>
+        <w:rPr>
+          <w:u w:val="single" w:color="0000ff"/>
+          <w:rFonts w:ascii="Charis SIL Regular" w:hAnsi="Charis SIL Regular" w:eastAsia="Charis SIL Regular"/>
+          <w:b w:val="0"/>
+          <w:i w:val="0"/>
+          <w:color w:val="000000"/>
+          <w:sz w:val="24"/>
+        </w:rPr>
+        <w:hyperlink r:id="rId11" w:history="1">
+          <w:r>
+            <w:rPr>
+              <w:rStyle w:val="Hyperlink"/>
+            </w:rPr>
+            <w:t>d a</w:t>
+          </w:r>
+        </w:hyperlink>
+      </w:r>
+      <w:r>
+        <w:rPr>
+          <w:u w:val="single" w:color="0000ff"/>
+          <w:rFonts w:ascii="Charis SIL Regular" w:hAnsi="Charis SIL Regular" w:eastAsia="Charis SIL Regular"/>
+          <w:b w:val="0"/>
+          <w:i w:val="0"/>
+          <w:color w:val="000000"/>
+          <w:sz w:val="24"/>
+        </w:rPr>
+        <w:hyperlink r:id="rId11" w:history="1">
+          <w:r>
+            <w:rPr>
+              <w:rStyle w:val="Hyperlink"/>
+            </w:rPr>
+            <w:t>s</w:t>
+          </w:r>
+        </w:hyperlink>
+      </w:r>
+      <w:r>
+        <w:rPr>
+          <w:u w:val="single" w:color="0000ff"/>
+          <w:rFonts w:ascii="Charis SIL Regular" w:hAnsi="Charis SIL Regular" w:eastAsia="Charis SIL Regular"/>
+          <w:b w:val="0"/>
+          <w:i w:val="0"/>
+          <w:color w:val="000000"/>
+          <w:sz w:val="24"/>
+        </w:rPr>
+        <w:hyperlink r:id="rId11" w:history="1">
+          <w:r>
+            <w:rPr>
+              <w:rStyle w:val="Hyperlink"/>
+            </w:rPr>
+            <w:t xml:space="preserve"> one </w:t>
+          </w:r>
+        </w:hyperlink>
       </w:r>
       <w:r>
         <w:rPr>
@@ -890,14 +983,7 @@
           <w:color w:val="000000"/>
           <w:sz w:val="24"/>
         </w:rPr>
-        <w:hyperlink r:id="rId12" w:history="1">
-          <w:r>
-            <w:rPr>
-              <w:rStyle w:val="Hyperlink"/>
-            </w:rPr>
-            <w:t>reldmuse</w:t>
-          </w:r>
-        </w:hyperlink>
+        <w:t>reldmuse</w:t>
       </w:r>
       <w:r>
         <w:rPr>
@@ -1259,23 +1345,13 @@
             <w:rPr>
               <w:rStyle w:val="Hyperlink"/>
             </w:rPr>
-            <w:t>identifi</w:t>
+            <w:t>identifie</w:t>
           </w:r>
         </w:hyperlink>
       </w:r>
       <w:r>
         <w:rPr>
           <w:u w:val="single" w:color="0000ff"/>
-          <w:rFonts w:ascii="Charis SIL Regular" w:hAnsi="Charis SIL Regular" w:eastAsia="Charis SIL Regular"/>
-          <w:b w:val="0"/>
-          <w:i w:val="0"/>
-          <w:color w:val="000000"/>
-          <w:sz w:val="24"/>
-        </w:rPr>
-        <w:t>e</w:t>
-      </w:r>
-      <w:r>
-        <w:rPr>
           <w:rFonts w:ascii="Charis SIL Regular" w:hAnsi="Charis SIL Regular" w:eastAsia="Charis SIL Regular"/>
           <w:b w:val="0"/>
           <w:i w:val="0"/>
@@ -1309,7 +1385,7 @@
             <w:rPr>
               <w:rStyle w:val="Hyperlink"/>
             </w:rPr>
-            <w:t>by the a</w:t>
+            <w:t xml:space="preserve">by the </w:t>
           </w:r>
         </w:hyperlink>
       </w:r>
@@ -1321,7 +1397,7 @@
           <w:color w:val="000000"/>
           <w:sz w:val="24"/>
         </w:rPr>
-        <w:t>ttribute 'WM'. Specific questions regarding the collection of the</w:t>
+        <w:t>attribute 'WM'. Specific questions regarding the collection of the</w:t>
       </w:r>
     </w:p>
     <w:p>
@@ -1746,13 +1822,85 @@
       </w:r>
       <w:r>
         <w:rPr>
+          <w:u w:val="single" w:color="0000ff"/>
           <w:rFonts w:ascii="Charis SIL Regular" w:hAnsi="Charis SIL Regular" w:eastAsia="Charis SIL Regular"/>
           <w:b w:val="0"/>
           <w:i w:val="0"/>
           <w:color w:val="000000"/>
           <w:sz w:val="24"/>
         </w:rPr>
-        <w:t>manner. Documents r</w:t>
+        <w:hyperlink r:id="rId16" w:history="1">
+          <w:r>
+            <w:rPr>
+              <w:rStyle w:val="Hyperlink"/>
+            </w:rPr>
+            <w:t>mann</w:t>
+          </w:r>
+        </w:hyperlink>
+      </w:r>
+      <w:r>
+        <w:rPr>
+          <w:u w:val="single" w:color="0000ff"/>
+          <w:rFonts w:ascii="Charis SIL Regular" w:hAnsi="Charis SIL Regular" w:eastAsia="Charis SIL Regular"/>
+          <w:b w:val="0"/>
+          <w:i w:val="0"/>
+          <w:color w:val="000000"/>
+          <w:sz w:val="24"/>
+        </w:rPr>
+        <w:hyperlink r:id="rId16" w:history="1">
+          <w:r>
+            <w:rPr>
+              <w:rStyle w:val="Hyperlink"/>
+            </w:rPr>
+            <w:t>er</w:t>
+          </w:r>
+        </w:hyperlink>
+      </w:r>
+      <w:r>
+        <w:rPr>
+          <w:u w:val="single" w:color="0000ff"/>
+          <w:rFonts w:ascii="Charis SIL Regular" w:hAnsi="Charis SIL Regular" w:eastAsia="Charis SIL Regular"/>
+          <w:b w:val="0"/>
+          <w:i w:val="0"/>
+          <w:color w:val="000000"/>
+          <w:sz w:val="24"/>
+        </w:rPr>
+        <w:hyperlink r:id="rId16" w:history="1">
+          <w:r>
+            <w:rPr>
+              <w:rStyle w:val="Hyperlink"/>
+            </w:rPr>
+            <w:t>.</w:t>
+          </w:r>
+        </w:hyperlink>
+      </w:r>
+      <w:r>
+        <w:rPr>
+          <w:u w:val="single" w:color="0000ff"/>
+          <w:rFonts w:ascii="Charis SIL Regular" w:hAnsi="Charis SIL Regular" w:eastAsia="Charis SIL Regular"/>
+          <w:b w:val="0"/>
+          <w:i w:val="0"/>
+          <w:color w:val="000000"/>
+          <w:sz w:val="24"/>
+        </w:rPr>
+        <w:hyperlink r:id="rId16" w:history="1">
+          <w:r>
+            <w:rPr>
+              <w:rStyle w:val="Hyperlink"/>
+            </w:rPr>
+            <w:t xml:space="preserve"> Docu</w:t>
+          </w:r>
+        </w:hyperlink>
+      </w:r>
+      <w:r>
+        <w:rPr>
+          <w:rFonts w:ascii="Charis SIL Regular" w:hAnsi="Charis SIL Regular" w:eastAsia="Charis SIL Regular"/>
+          <w:b w:val="0"/>
+          <w:i w:val="0"/>
+          <w:color w:val="000000"/>
+          <w:sz w:val="24"/>
+        </w:rPr>
+        <w:t>ments r</w:t>
       </w:r>
       <w:r>
         <w:rPr>

--- a/EXPORTS/DOCX/published/niveau3/English/WMRotterdam.docx
+++ b/EXPORTS/DOCX/published/niveau3/English/WMRotterdam.docx
@@ -302,63 +302,8 @@
           <w:i w:val="0"/>
           <w:color w:val="0000FF"/>
           <w:sz w:val="24"/>
-          <w:u w:val="single"/>
         </w:rPr>
-        <w:hyperlink r:id="rId10" w:history="1">
-          <w:r>
-            <w:rPr>
-              <w:rStyle w:val="Hyperlink"/>
-            </w:rPr>
-            <w:t>Princ</w:t>
-          </w:r>
-        </w:hyperlink>
-      </w:r>
-      <w:r>
-        <w:rPr>
-          <w:rFonts w:ascii="Charis SIL Regular" w:hAnsi="Charis SIL Regular" w:eastAsia="Charis SIL Regular"/>
-          <w:b w:val="0"/>
-          <w:i w:val="0"/>
-          <w:color w:val="0000FF"/>
-          <w:sz w:val="24"/>
-          <w:u w:val="single"/>
-        </w:rPr>
-        <w:hyperlink r:id="rId10" w:history="1">
-          <w:r>
-            <w:rPr>
-              <w:rStyle w:val="Hyperlink"/>
-            </w:rPr>
-            <w:t>e</w:t>
-          </w:r>
-        </w:hyperlink>
-      </w:r>
-      <w:r>
-        <w:rPr>
-          <w:rFonts w:ascii="Charis SIL Regular" w:hAnsi="Charis SIL Regular" w:eastAsia="Charis SIL Regular"/>
-          <w:b w:val="0"/>
-          <w:i w:val="0"/>
-          <w:color w:val="0000FF"/>
-          <w:sz w:val="24"/>
-          <w:u w:val="single"/>
-        </w:rPr>
-        <w:t xml:space="preserve"> </w:t>
-      </w:r>
-      <w:r>
-        <w:rPr>
-          <w:rFonts w:ascii="Charis SIL Regular" w:hAnsi="Charis SIL Regular" w:eastAsia="Charis SIL Regular"/>
-          <w:b w:val="0"/>
-          <w:i w:val="0"/>
-          <w:color w:val="0000FF"/>
-          <w:sz w:val="24"/>
-          <w:u w:val="single"/>
-        </w:rPr>
-        <w:hyperlink r:id="rId10" w:history="1">
-          <w:r>
-            <w:rPr>
-              <w:rStyle w:val="Hyperlink"/>
-            </w:rPr>
-            <w:t>Hendrik</w:t>
-          </w:r>
-        </w:hyperlink>
+        <w:t>Prince Hendrik</w:t>
       </w:r>
       <w:r>
         <w:rPr>
@@ -447,7 +392,6 @@
       </w:r>
       <w:r>
         <w:rPr>
-          <w:u w:val="single" w:color="0000ff"/>
           <w:rFonts w:ascii="Charis SIL Regular" w:hAnsi="Charis SIL Regular" w:eastAsia="Charis SIL Regular"/>
           <w:b w:val="0"/>
           <w:i w:val="0"/>
@@ -465,7 +409,6 @@
       </w:r>
       <w:r>
         <w:rPr>
-          <w:u w:val="single" w:color="0000ff"/>
           <w:rFonts w:ascii="Charis SIL Regular" w:hAnsi="Charis SIL Regular" w:eastAsia="Charis SIL Regular"/>
           <w:b w:val="0"/>
           <w:i w:val="0"/>
@@ -1001,7 +944,14 @@
           <w:color w:val="000000"/>
           <w:sz w:val="24"/>
         </w:rPr>
-        <w:t>reldmuse</w:t>
+        <w:hyperlink r:id="rId12" w:history="1">
+          <w:r>
+            <w:rPr>
+              <w:rStyle w:val="Hyperlink"/>
+            </w:rPr>
+            <w:t>reldmuse</w:t>
+          </w:r>
+        </w:hyperlink>
       </w:r>
       <w:r>
         <w:rPr>
@@ -1012,14 +962,7 @@
           <w:color w:val="000000"/>
           <w:sz w:val="24"/>
         </w:rPr>
-        <w:hyperlink r:id="rId12" w:history="1">
-          <w:r>
-            <w:rPr>
-              <w:rStyle w:val="Hyperlink"/>
-            </w:rPr>
-            <w:t>ums’ in t</w:t>
-          </w:r>
-        </w:hyperlink>
+        <w:t>ums’ in t</w:t>
       </w:r>
       <w:r>
         <w:rPr>
@@ -1800,7 +1743,14 @@
           <w:color w:val="000000"/>
           <w:sz w:val="24"/>
         </w:rPr>
-        <w:t>d in a si</w:t>
+        <w:hyperlink r:id="rId16" w:history="1">
+          <w:r>
+            <w:rPr>
+              <w:rStyle w:val="Hyperlink"/>
+            </w:rPr>
+            <w:t>d in a si</w:t>
+          </w:r>
+        </w:hyperlink>
       </w:r>
       <w:r>
         <w:rPr>
@@ -1957,7 +1907,86 @@
           <w:color w:val="000000"/>
           <w:sz w:val="24"/>
         </w:rPr>
-        <w:t>the formation</w:t>
+        <w:hyperlink r:id="rId17" w:history="1">
+          <w:r>
+            <w:rPr>
+              <w:rStyle w:val="Hyperlink"/>
+            </w:rPr>
+            <w:t>the f</w:t>
+          </w:r>
+        </w:hyperlink>
+      </w:r>
+      <w:r>
+        <w:rPr>
+          <w:u w:val="single" w:color="0000ff"/>
+          <w:rFonts w:ascii="Charis SIL Regular" w:hAnsi="Charis SIL Regular" w:eastAsia="Charis SIL Regular"/>
+          <w:b w:val="0"/>
+          <w:i w:val="0"/>
+          <w:color w:val="000000"/>
+          <w:sz w:val="24"/>
+        </w:rPr>
+        <w:hyperlink r:id="rId17" w:history="1">
+          <w:r>
+            <w:rPr>
+              <w:rStyle w:val="Hyperlink"/>
+            </w:rPr>
+            <w:t>o</w:t>
+          </w:r>
+        </w:hyperlink>
+      </w:r>
+      <w:r>
+        <w:rPr>
+          <w:u w:val="single" w:color="0000ff"/>
+          <w:rFonts w:ascii="Charis SIL Regular" w:hAnsi="Charis SIL Regular" w:eastAsia="Charis SIL Regular"/>
+          <w:b w:val="0"/>
+          <w:i w:val="0"/>
+          <w:color w:val="000000"/>
+          <w:sz w:val="24"/>
+        </w:rPr>
+        <w:hyperlink r:id="rId17" w:history="1">
+          <w:r>
+            <w:rPr>
+              <w:rStyle w:val="Hyperlink"/>
+            </w:rPr>
+            <w:t>rmat</w:t>
+          </w:r>
+        </w:hyperlink>
+      </w:r>
+      <w:r>
+        <w:rPr>
+          <w:u w:val="single" w:color="0000ff"/>
+          <w:rFonts w:ascii="Charis SIL Regular" w:hAnsi="Charis SIL Regular" w:eastAsia="Charis SIL Regular"/>
+          <w:b w:val="0"/>
+          <w:i w:val="0"/>
+          <w:color w:val="000000"/>
+          <w:sz w:val="24"/>
+        </w:rPr>
+        <w:hyperlink r:id="rId17" w:history="1">
+          <w:r>
+            <w:rPr>
+              <w:rStyle w:val="Hyperlink"/>
+            </w:rPr>
+            <w:t>i</w:t>
+          </w:r>
+        </w:hyperlink>
+      </w:r>
+      <w:r>
+        <w:rPr>
+          <w:u w:val="single" w:color="0000ff"/>
+          <w:rFonts w:ascii="Charis SIL Regular" w:hAnsi="Charis SIL Regular" w:eastAsia="Charis SIL Regular"/>
+          <w:b w:val="0"/>
+          <w:i w:val="0"/>
+          <w:color w:val="000000"/>
+          <w:sz w:val="24"/>
+        </w:rPr>
+        <w:hyperlink r:id="rId17" w:history="1">
+          <w:r>
+            <w:rPr>
+              <w:rStyle w:val="Hyperlink"/>
+            </w:rPr>
+            <w:t>on</w:t>
+          </w:r>
+        </w:hyperlink>
       </w:r>
       <w:r>
         <w:rPr>

--- a/EXPORTS/DOCX/published/niveau3/English/WMRotterdam.docx
+++ b/EXPORTS/DOCX/published/niveau3/English/WMRotterdam.docx
@@ -322,43 +322,7 @@
           <w:sz w:val="24"/>
           <w:u w:val="single"/>
         </w:rPr>
-        <w:hyperlink r:id="rId10" w:history="1">
-          <w:r>
-            <w:rPr>
-              <w:rStyle w:val="Hyperlink"/>
-            </w:rPr>
-            <w:t>e</w:t>
-          </w:r>
-        </w:hyperlink>
-      </w:r>
-      <w:r>
-        <w:rPr>
-          <w:rFonts w:ascii="Charis SIL Regular" w:hAnsi="Charis SIL Regular" w:eastAsia="Charis SIL Regular"/>
-          <w:b w:val="0"/>
-          <w:i w:val="0"/>
-          <w:color w:val="0000FF"/>
-          <w:sz w:val="24"/>
-          <w:u w:val="single"/>
-        </w:rPr>
-        <w:t xml:space="preserve"> </w:t>
-      </w:r>
-      <w:r>
-        <w:rPr>
-          <w:rFonts w:ascii="Charis SIL Regular" w:hAnsi="Charis SIL Regular" w:eastAsia="Charis SIL Regular"/>
-          <w:b w:val="0"/>
-          <w:i w:val="0"/>
-          <w:color w:val="0000FF"/>
-          <w:sz w:val="24"/>
-          <w:u w:val="single"/>
-        </w:rPr>
-        <w:hyperlink r:id="rId10" w:history="1">
-          <w:r>
-            <w:rPr>
-              <w:rStyle w:val="Hyperlink"/>
-            </w:rPr>
-            <w:t>Hendrik</w:t>
-          </w:r>
-        </w:hyperlink>
+        <w:t>e Hendrik</w:t>
       </w:r>
       <w:r>
         <w:rPr>
@@ -443,25 +407,7 @@
           <w:color w:val="000000"/>
           <w:sz w:val="24"/>
         </w:rPr>
-        <w:t>ceased to exist in 1880, the municipality of</w:t>
-      </w:r>
-      <w:r>
-        <w:rPr>
-          <w:u w:val="single" w:color="0000ff"/>
-          <w:rFonts w:ascii="Charis SIL Regular" w:hAnsi="Charis SIL Regular" w:eastAsia="Charis SIL Regular"/>
-          <w:b w:val="0"/>
-          <w:i w:val="0"/>
-          <w:color w:val="000000"/>
-          <w:sz w:val="24"/>
-        </w:rPr>
-        <w:hyperlink r:id="rId10" w:history="1">
-          <w:r>
-            <w:rPr>
-              <w:rStyle w:val="Hyperlink"/>
-            </w:rPr>
-            <w:t xml:space="preserve"> Rotter</w:t>
-          </w:r>
-        </w:hyperlink>
+        <w:t>ceased to exist in 1880, the municipality of Rotter</w:t>
       </w:r>
       <w:r>
         <w:rPr>
@@ -1001,7 +947,14 @@
           <w:color w:val="000000"/>
           <w:sz w:val="24"/>
         </w:rPr>
-        <w:t>reldmuse</w:t>
+        <w:hyperlink r:id="rId12" w:history="1">
+          <w:r>
+            <w:rPr>
+              <w:rStyle w:val="Hyperlink"/>
+            </w:rPr>
+            <w:t>reldmuse</w:t>
+          </w:r>
+        </w:hyperlink>
       </w:r>
       <w:r>
         <w:rPr>

--- a/EXPORTS/DOCX/published/niveau3/English/WMRotterdam.docx
+++ b/EXPORTS/DOCX/published/niveau3/English/WMRotterdam.docx
@@ -309,7 +309,7 @@
             <w:rPr>
               <w:rStyle w:val="Hyperlink"/>
             </w:rPr>
-            <w:t>Princ</w:t>
+            <w:t>Prince</w:t>
           </w:r>
         </w:hyperlink>
       </w:r>
@@ -322,7 +322,25 @@
           <w:sz w:val="24"/>
           <w:u w:val="single"/>
         </w:rPr>
-        <w:t>e Hendrik</w:t>
+        <w:t xml:space="preserve"> </w:t>
+      </w:r>
+      <w:r>
+        <w:rPr>
+          <w:rFonts w:ascii="Charis SIL Regular" w:hAnsi="Charis SIL Regular" w:eastAsia="Charis SIL Regular"/>
+          <w:b w:val="0"/>
+          <w:i w:val="0"/>
+          <w:color w:val="0000FF"/>
+          <w:sz w:val="24"/>
+          <w:u w:val="single"/>
+        </w:rPr>
+        <w:hyperlink r:id="rId10" w:history="1">
+          <w:r>
+            <w:rPr>
+              <w:rStyle w:val="Hyperlink"/>
+            </w:rPr>
+            <w:t>Hendrik</w:t>
+          </w:r>
+        </w:hyperlink>
       </w:r>
       <w:r>
         <w:rPr>
@@ -407,7 +425,25 @@
           <w:color w:val="000000"/>
           <w:sz w:val="24"/>
         </w:rPr>
-        <w:t>ceased to exist in 1880, the municipality of Rotter</w:t>
+        <w:t>ceased to exist in 1880, the municipality of</w:t>
+      </w:r>
+      <w:r>
+        <w:rPr>
+          <w:u w:val="single" w:color="0000ff"/>
+          <w:rFonts w:ascii="Charis SIL Regular" w:hAnsi="Charis SIL Regular" w:eastAsia="Charis SIL Regular"/>
+          <w:b w:val="0"/>
+          <w:i w:val="0"/>
+          <w:color w:val="000000"/>
+          <w:sz w:val="24"/>
+        </w:rPr>
+        <w:hyperlink r:id="rId10" w:history="1">
+          <w:r>
+            <w:rPr>
+              <w:rStyle w:val="Hyperlink"/>
+            </w:rPr>
+            <w:t xml:space="preserve"> Rotter</w:t>
+          </w:r>
+        </w:hyperlink>
       </w:r>
       <w:r>
         <w:rPr>
@@ -947,14 +983,7 @@
           <w:color w:val="000000"/>
           <w:sz w:val="24"/>
         </w:rPr>
-        <w:hyperlink r:id="rId12" w:history="1">
-          <w:r>
-            <w:rPr>
-              <w:rStyle w:val="Hyperlink"/>
-            </w:rPr>
-            <w:t>reldmuse</w:t>
-          </w:r>
-        </w:hyperlink>
+        <w:t>reldmuse</w:t>
       </w:r>
       <w:r>
         <w:rPr>
@@ -3298,7 +3327,7 @@
         <w:autoSpaceDN w:val="0"/>
         <w:autoSpaceDE w:val="0"/>
         <w:widowControl/>
-        <w:spacing w:line="538" w:lineRule="exact" w:before="478" w:after="0"/>
+        <w:spacing w:line="538" w:lineRule="exact" w:before="458" w:after="0"/>
         <w:ind w:left="0" w:right="0" w:firstLine="0"/>
         <w:jc w:val="left"/>
       </w:pPr>

--- a/EXPORTS/DOCX/published/niveau3/English/WMRotterdam.docx
+++ b/EXPORTS/DOCX/published/niveau3/English/WMRotterdam.docx
@@ -309,7 +309,25 @@
             <w:rPr>
               <w:rStyle w:val="Hyperlink"/>
             </w:rPr>
-            <w:t>Prince</w:t>
+            <w:t>Princ</w:t>
+          </w:r>
+        </w:hyperlink>
+      </w:r>
+      <w:r>
+        <w:rPr>
+          <w:rFonts w:ascii="Charis SIL Regular" w:hAnsi="Charis SIL Regular" w:eastAsia="Charis SIL Regular"/>
+          <w:b w:val="0"/>
+          <w:i w:val="0"/>
+          <w:color w:val="0000FF"/>
+          <w:sz w:val="24"/>
+          <w:u w:val="single"/>
+        </w:rPr>
+        <w:hyperlink r:id="rId10" w:history="1">
+          <w:r>
+            <w:rPr>
+              <w:rStyle w:val="Hyperlink"/>
+            </w:rPr>
+            <w:t>e</w:t>
           </w:r>
         </w:hyperlink>
       </w:r>
@@ -972,36 +990,7 @@
           <w:color w:val="000000"/>
           <w:sz w:val="24"/>
         </w:rPr>
-        <w:t>‘We</w:t>
-      </w:r>
-      <w:r>
-        <w:rPr>
-          <w:u w:val="single" w:color="0000ff"/>
-          <w:rFonts w:ascii="Charis SIL Regular" w:hAnsi="Charis SIL Regular" w:eastAsia="Charis SIL Regular"/>
-          <w:b w:val="0"/>
-          <w:i w:val="0"/>
-          <w:color w:val="000000"/>
-          <w:sz w:val="24"/>
-        </w:rPr>
-        <w:t>reldmuse</w:t>
-      </w:r>
-      <w:r>
-        <w:rPr>
-          <w:u w:val="single" w:color="0000ff"/>
-          <w:rFonts w:ascii="Charis SIL Regular" w:hAnsi="Charis SIL Regular" w:eastAsia="Charis SIL Regular"/>
-          <w:b w:val="0"/>
-          <w:i w:val="0"/>
-          <w:color w:val="000000"/>
-          <w:sz w:val="24"/>
-        </w:rPr>
-        <w:hyperlink r:id="rId12" w:history="1">
-          <w:r>
-            <w:rPr>
-              <w:rStyle w:val="Hyperlink"/>
-            </w:rPr>
-            <w:t>ums’ in t</w:t>
-          </w:r>
-        </w:hyperlink>
+        <w:t>‘Wereldmuseums’ in t</w:t>
       </w:r>
       <w:r>
         <w:rPr>

--- a/EXPORTS/DOCX/published/niveau3/English/WMRotterdam.docx
+++ b/EXPORTS/DOCX/published/niveau3/English/WMRotterdam.docx
@@ -990,7 +990,43 @@
           <w:color w:val="000000"/>
           <w:sz w:val="24"/>
         </w:rPr>
-        <w:t>‘Wereldmuseums’ in t</w:t>
+        <w:t>‘We</w:t>
+      </w:r>
+      <w:r>
+        <w:rPr>
+          <w:u w:val="single" w:color="0000ff"/>
+          <w:rFonts w:ascii="Charis SIL Regular" w:hAnsi="Charis SIL Regular" w:eastAsia="Charis SIL Regular"/>
+          <w:b w:val="0"/>
+          <w:i w:val="0"/>
+          <w:color w:val="000000"/>
+          <w:sz w:val="24"/>
+        </w:rPr>
+        <w:hyperlink r:id="rId12" w:history="1">
+          <w:r>
+            <w:rPr>
+              <w:rStyle w:val="Hyperlink"/>
+            </w:rPr>
+            <w:t>reldmuse</w:t>
+          </w:r>
+        </w:hyperlink>
+      </w:r>
+      <w:r>
+        <w:rPr>
+          <w:u w:val="single" w:color="0000ff"/>
+          <w:rFonts w:ascii="Charis SIL Regular" w:hAnsi="Charis SIL Regular" w:eastAsia="Charis SIL Regular"/>
+          <w:b w:val="0"/>
+          <w:i w:val="0"/>
+          <w:color w:val="000000"/>
+          <w:sz w:val="24"/>
+        </w:rPr>
+        <w:hyperlink r:id="rId12" w:history="1">
+          <w:r>
+            <w:rPr>
+              <w:rStyle w:val="Hyperlink"/>
+            </w:rPr>
+            <w:t>ums’ in t</w:t>
+          </w:r>
+        </w:hyperlink>
       </w:r>
       <w:r>
         <w:rPr>
@@ -1351,7 +1387,6 @@
       </w:r>
       <w:r>
         <w:rPr>
-          <w:u w:val="single" w:color="0000ff"/>
           <w:rFonts w:ascii="Charis SIL Regular" w:hAnsi="Charis SIL Regular" w:eastAsia="Charis SIL Regular"/>
           <w:b w:val="0"/>
           <w:i w:val="0"/>
@@ -1374,7 +1409,7 @@
             <w:rPr>
               <w:rStyle w:val="Hyperlink"/>
             </w:rPr>
-            <w:t xml:space="preserve">by the </w:t>
+            <w:t>by the a</w:t>
           </w:r>
         </w:hyperlink>
       </w:r>
@@ -1386,7 +1421,7 @@
           <w:color w:val="000000"/>
           <w:sz w:val="24"/>
         </w:rPr>
-        <w:t>attribute 'WM'. Specific questions regarding the collection of the</w:t>
+        <w:t>ttribute 'WM'. Specific questions regarding the collection of the</w:t>
       </w:r>
     </w:p>
     <w:p>
@@ -1760,72 +1795,7 @@
           <w:color w:val="000000"/>
           <w:sz w:val="24"/>
         </w:rPr>
-        <w:t>. Both archives are structure</w:t>
-      </w:r>
-      <w:r>
-        <w:rPr>
-          <w:u w:val="single" w:color="0000ff"/>
-          <w:rFonts w:ascii="Charis SIL Regular" w:hAnsi="Charis SIL Regular" w:eastAsia="Charis SIL Regular"/>
-          <w:b w:val="0"/>
-          <w:i w:val="0"/>
-          <w:color w:val="000000"/>
-          <w:sz w:val="24"/>
-        </w:rPr>
-        <w:hyperlink r:id="rId16" w:history="1">
-          <w:r>
-            <w:rPr>
-              <w:rStyle w:val="Hyperlink"/>
-            </w:rPr>
-            <w:t>d in a si</w:t>
-          </w:r>
-        </w:hyperlink>
-      </w:r>
-      <w:r>
-        <w:rPr>
-          <w:u w:val="single" w:color="0000ff"/>
-          <w:rFonts w:ascii="Charis SIL Regular" w:hAnsi="Charis SIL Regular" w:eastAsia="Charis SIL Regular"/>
-          <w:b w:val="0"/>
-          <w:i w:val="0"/>
-          <w:color w:val="000000"/>
-          <w:sz w:val="24"/>
-        </w:rPr>
-        <w:hyperlink r:id="rId16" w:history="1">
-          <w:r>
-            <w:rPr>
-              <w:rStyle w:val="Hyperlink"/>
-            </w:rPr>
-            <w:t>milar</w:t>
-          </w:r>
-        </w:hyperlink>
-      </w:r>
-      <w:r>
-        <w:rPr>
-          <w:u w:val="single" w:color="0000ff"/>
-          <w:rFonts w:ascii="Charis SIL Regular" w:hAnsi="Charis SIL Regular" w:eastAsia="Charis SIL Regular"/>
-          <w:b w:val="0"/>
-          <w:i w:val="0"/>
-          <w:color w:val="000000"/>
-          <w:sz w:val="24"/>
-        </w:rPr>
-        <w:t xml:space="preserve"> </w:t>
-      </w:r>
-      <w:r>
-        <w:rPr>
-          <w:u w:val="single" w:color="0000ff"/>
-          <w:rFonts w:ascii="Charis SIL Regular" w:hAnsi="Charis SIL Regular" w:eastAsia="Charis SIL Regular"/>
-          <w:b w:val="0"/>
-          <w:i w:val="0"/>
-          <w:color w:val="000000"/>
-          <w:sz w:val="24"/>
-        </w:rPr>
-        <w:hyperlink r:id="rId16" w:history="1">
-          <w:r>
-            <w:rPr>
-              <w:rStyle w:val="Hyperlink"/>
-            </w:rPr>
-            <w:t>mann</w:t>
-          </w:r>
-        </w:hyperlink>
+        <w:t>. Both archives are structured in a similar mann</w:t>
       </w:r>
       <w:r>
         <w:rPr>

--- a/EXPORTS/DOCX/published/niveau3/English/WMRotterdam.docx
+++ b/EXPORTS/DOCX/published/niveau3/English/WMRotterdam.docx
@@ -351,7 +351,7 @@
           <w:sz w:val="24"/>
           <w:u w:val="single"/>
         </w:rPr>
-        <w:hyperlink r:id="rId10" w:history="1">
+        <w:hyperlink r:id="rId9" w:history="1">
           <w:r>
             <w:rPr>
               <w:rStyle w:val="Hyperlink"/>
@@ -1370,13 +1370,29 @@
             <w:rPr>
               <w:rStyle w:val="Hyperlink"/>
             </w:rPr>
-            <w:t>identifie</w:t>
+            <w:t>identifi</w:t>
           </w:r>
         </w:hyperlink>
       </w:r>
       <w:r>
         <w:rPr>
-          <w:u w:val="single" w:color="0000ff"/>
+          <w:rFonts w:ascii="Charis SIL Regular" w:hAnsi="Charis SIL Regular" w:eastAsia="Charis SIL Regular"/>
+          <w:b w:val="0"/>
+          <w:i w:val="0"/>
+          <w:color w:val="000000"/>
+          <w:sz w:val="24"/>
+        </w:rPr>
+        <w:hyperlink r:id="rId14" w:history="1">
+          <w:r>
+            <w:rPr>
+              <w:rStyle w:val="Hyperlink"/>
+            </w:rPr>
+            <w:t>e</w:t>
+          </w:r>
+        </w:hyperlink>
+      </w:r>
+      <w:r>
+        <w:rPr>
           <w:rFonts w:ascii="Charis SIL Regular" w:hAnsi="Charis SIL Regular" w:eastAsia="Charis SIL Regular"/>
           <w:b w:val="0"/>
           <w:i w:val="0"/>
@@ -1387,6 +1403,7 @@
       </w:r>
       <w:r>
         <w:rPr>
+          <w:u w:val="single" w:color="0000ff"/>
           <w:rFonts w:ascii="Charis SIL Regular" w:hAnsi="Charis SIL Regular" w:eastAsia="Charis SIL Regular"/>
           <w:b w:val="0"/>
           <w:i w:val="0"/>
@@ -1795,7 +1812,47 @@
           <w:color w:val="000000"/>
           <w:sz w:val="24"/>
         </w:rPr>
-        <w:t>. Both archives are structured in a similar mann</w:t>
+        <w:t>. Both archives are structure</w:t>
+      </w:r>
+      <w:r>
+        <w:rPr>
+          <w:u w:val="single" w:color="0000ff"/>
+          <w:rFonts w:ascii="Charis SIL Regular" w:hAnsi="Charis SIL Regular" w:eastAsia="Charis SIL Regular"/>
+          <w:b w:val="0"/>
+          <w:i w:val="0"/>
+          <w:color w:val="000000"/>
+          <w:sz w:val="24"/>
+        </w:rPr>
+        <w:t>d in a si</w:t>
+      </w:r>
+      <w:r>
+        <w:rPr>
+          <w:u w:val="single" w:color="0000ff"/>
+          <w:rFonts w:ascii="Charis SIL Regular" w:hAnsi="Charis SIL Regular" w:eastAsia="Charis SIL Regular"/>
+          <w:b w:val="0"/>
+          <w:i w:val="0"/>
+          <w:color w:val="000000"/>
+          <w:sz w:val="24"/>
+        </w:rPr>
+        <w:hyperlink r:id="rId16" w:history="1">
+          <w:r>
+            <w:rPr>
+              <w:rStyle w:val="Hyperlink"/>
+            </w:rPr>
+            <w:t>milar</w:t>
+          </w:r>
+        </w:hyperlink>
+      </w:r>
+      <w:r>
+        <w:rPr>
+          <w:u w:val="single" w:color="0000ff"/>
+          <w:rFonts w:ascii="Charis SIL Regular" w:hAnsi="Charis SIL Regular" w:eastAsia="Charis SIL Regular"/>
+          <w:b w:val="0"/>
+          <w:i w:val="0"/>
+          <w:color w:val="000000"/>
+          <w:sz w:val="24"/>
+        </w:rPr>
+        <w:t xml:space="preserve"> mann</w:t>
       </w:r>
       <w:r>
         <w:rPr>
@@ -1970,21 +2027,13 @@
       </w:r>
       <w:r>
         <w:rPr>
-          <w:u w:val="single" w:color="0000ff"/>
           <w:rFonts w:ascii="Charis SIL Regular" w:hAnsi="Charis SIL Regular" w:eastAsia="Charis SIL Regular"/>
           <w:b w:val="0"/>
           <w:i w:val="0"/>
           <w:color w:val="000000"/>
           <w:sz w:val="24"/>
         </w:rPr>
-        <w:hyperlink r:id="rId17" w:history="1">
-          <w:r>
-            <w:rPr>
-              <w:rStyle w:val="Hyperlink"/>
-            </w:rPr>
-            <w:t>on</w:t>
-          </w:r>
-        </w:hyperlink>
+        <w:t>on</w:t>
       </w:r>
       <w:r>
         <w:rPr>

--- a/EXPORTS/DOCX/published/niveau3/English/WMRotterdam.docx
+++ b/EXPORTS/DOCX/published/niveau3/English/WMRotterdam.docx
@@ -309,25 +309,7 @@
             <w:rPr>
               <w:rStyle w:val="Hyperlink"/>
             </w:rPr>
-            <w:t>Princ</w:t>
-          </w:r>
-        </w:hyperlink>
-      </w:r>
-      <w:r>
-        <w:rPr>
-          <w:rFonts w:ascii="Charis SIL Regular" w:hAnsi="Charis SIL Regular" w:eastAsia="Charis SIL Regular"/>
-          <w:b w:val="0"/>
-          <w:i w:val="0"/>
-          <w:color w:val="0000FF"/>
-          <w:sz w:val="24"/>
-          <w:u w:val="single"/>
-        </w:rPr>
-        <w:hyperlink r:id="rId10" w:history="1">
-          <w:r>
-            <w:rPr>
-              <w:rStyle w:val="Hyperlink"/>
-            </w:rPr>
-            <w:t>e</w:t>
+            <w:t>Prince</w:t>
           </w:r>
         </w:hyperlink>
       </w:r>
@@ -351,7 +333,7 @@
           <w:sz w:val="24"/>
           <w:u w:val="single"/>
         </w:rPr>
-        <w:hyperlink r:id="rId9" w:history="1">
+        <w:hyperlink r:id="rId10" w:history="1">
           <w:r>
             <w:rPr>
               <w:rStyle w:val="Hyperlink"/>
@@ -1001,14 +983,7 @@
           <w:color w:val="000000"/>
           <w:sz w:val="24"/>
         </w:rPr>
-        <w:hyperlink r:id="rId12" w:history="1">
-          <w:r>
-            <w:rPr>
-              <w:rStyle w:val="Hyperlink"/>
-            </w:rPr>
-            <w:t>reldmuse</w:t>
-          </w:r>
-        </w:hyperlink>
+        <w:t>reldmuse</w:t>
       </w:r>
       <w:r>
         <w:rPr>
@@ -1370,29 +1345,13 @@
             <w:rPr>
               <w:rStyle w:val="Hyperlink"/>
             </w:rPr>
-            <w:t>identifi</w:t>
+            <w:t>identifie</w:t>
           </w:r>
         </w:hyperlink>
       </w:r>
       <w:r>
         <w:rPr>
-          <w:rFonts w:ascii="Charis SIL Regular" w:hAnsi="Charis SIL Regular" w:eastAsia="Charis SIL Regular"/>
-          <w:b w:val="0"/>
-          <w:i w:val="0"/>
-          <w:color w:val="000000"/>
-          <w:sz w:val="24"/>
-        </w:rPr>
-        <w:hyperlink r:id="rId14" w:history="1">
-          <w:r>
-            <w:rPr>
-              <w:rStyle w:val="Hyperlink"/>
-            </w:rPr>
-            <w:t>e</w:t>
-          </w:r>
-        </w:hyperlink>
-      </w:r>
-      <w:r>
-        <w:rPr>
+          <w:u w:val="single" w:color="0000ff"/>
           <w:rFonts w:ascii="Charis SIL Regular" w:hAnsi="Charis SIL Regular" w:eastAsia="Charis SIL Regular"/>
           <w:b w:val="0"/>
           <w:i w:val="0"/>
@@ -1426,7 +1385,7 @@
             <w:rPr>
               <w:rStyle w:val="Hyperlink"/>
             </w:rPr>
-            <w:t>by the a</w:t>
+            <w:t xml:space="preserve">by the </w:t>
           </w:r>
         </w:hyperlink>
       </w:r>
@@ -1438,7 +1397,7 @@
           <w:color w:val="000000"/>
           <w:sz w:val="24"/>
         </w:rPr>
-        <w:t>ttribute 'WM'. Specific questions regarding the collection of the</w:t>
+        <w:t>attribute 'WM'. Specific questions regarding the collection of the</w:t>
       </w:r>
     </w:p>
     <w:p>
@@ -1823,7 +1782,14 @@
           <w:color w:val="000000"/>
           <w:sz w:val="24"/>
         </w:rPr>
-        <w:t>d in a si</w:t>
+        <w:hyperlink r:id="rId16" w:history="1">
+          <w:r>
+            <w:rPr>
+              <w:rStyle w:val="Hyperlink"/>
+            </w:rPr>
+            <w:t>d in a si</w:t>
+          </w:r>
+        </w:hyperlink>
       </w:r>
       <w:r>
         <w:rPr>
@@ -1852,7 +1818,25 @@
           <w:color w:val="000000"/>
           <w:sz w:val="24"/>
         </w:rPr>
-        <w:t xml:space="preserve"> mann</w:t>
+        <w:t xml:space="preserve"> </w:t>
+      </w:r>
+      <w:r>
+        <w:rPr>
+          <w:u w:val="single" w:color="0000ff"/>
+          <w:rFonts w:ascii="Charis SIL Regular" w:hAnsi="Charis SIL Regular" w:eastAsia="Charis SIL Regular"/>
+          <w:b w:val="0"/>
+          <w:i w:val="0"/>
+          <w:color w:val="000000"/>
+          <w:sz w:val="24"/>
+        </w:rPr>
+        <w:hyperlink r:id="rId16" w:history="1">
+          <w:r>
+            <w:rPr>
+              <w:rStyle w:val="Hyperlink"/>
+            </w:rPr>
+            <w:t>mann</w:t>
+          </w:r>
+        </w:hyperlink>
       </w:r>
       <w:r>
         <w:rPr>
@@ -2027,13 +2011,21 @@
       </w:r>
       <w:r>
         <w:rPr>
+          <w:u w:val="single" w:color="0000ff"/>
           <w:rFonts w:ascii="Charis SIL Regular" w:hAnsi="Charis SIL Regular" w:eastAsia="Charis SIL Regular"/>
           <w:b w:val="0"/>
           <w:i w:val="0"/>
           <w:color w:val="000000"/>
           <w:sz w:val="24"/>
         </w:rPr>
-        <w:t>on</w:t>
+        <w:hyperlink r:id="rId17" w:history="1">
+          <w:r>
+            <w:rPr>
+              <w:rStyle w:val="Hyperlink"/>
+            </w:rPr>
+            <w:t>on</w:t>
+          </w:r>
+        </w:hyperlink>
       </w:r>
       <w:r>
         <w:rPr>

--- a/EXPORTS/DOCX/published/niveau3/English/WMRotterdam.docx
+++ b/EXPORTS/DOCX/published/niveau3/English/WMRotterdam.docx
@@ -309,7 +309,25 @@
             <w:rPr>
               <w:rStyle w:val="Hyperlink"/>
             </w:rPr>
-            <w:t>Prince</w:t>
+            <w:t>Princ</w:t>
+          </w:r>
+        </w:hyperlink>
+      </w:r>
+      <w:r>
+        <w:rPr>
+          <w:rFonts w:ascii="Charis SIL Regular" w:hAnsi="Charis SIL Regular" w:eastAsia="Charis SIL Regular"/>
+          <w:b w:val="0"/>
+          <w:i w:val="0"/>
+          <w:color w:val="0000FF"/>
+          <w:sz w:val="24"/>
+          <w:u w:val="single"/>
+        </w:rPr>
+        <w:hyperlink r:id="rId10" w:history="1">
+          <w:r>
+            <w:rPr>
+              <w:rStyle w:val="Hyperlink"/>
+            </w:rPr>
+            <w:t>e</w:t>
           </w:r>
         </w:hyperlink>
       </w:r>
@@ -983,7 +1001,14 @@
           <w:color w:val="000000"/>
           <w:sz w:val="24"/>
         </w:rPr>
-        <w:t>reldmuse</w:t>
+        <w:hyperlink r:id="rId12" w:history="1">
+          <w:r>
+            <w:rPr>
+              <w:rStyle w:val="Hyperlink"/>
+            </w:rPr>
+            <w:t>reldmuse</w:t>
+          </w:r>
+        </w:hyperlink>
       </w:r>
       <w:r>
         <w:rPr>

--- a/EXPORTS/DOCX/published/niveau3/English/WMRotterdam.docx
+++ b/EXPORTS/DOCX/published/niveau3/English/WMRotterdam.docx
@@ -351,7 +351,7 @@
           <w:sz w:val="24"/>
           <w:u w:val="single"/>
         </w:rPr>
-        <w:hyperlink r:id="rId10" w:history="1">
+        <w:hyperlink r:id="rId9" w:history="1">
           <w:r>
             <w:rPr>
               <w:rStyle w:val="Hyperlink"/>
@@ -1370,13 +1370,29 @@
             <w:rPr>
               <w:rStyle w:val="Hyperlink"/>
             </w:rPr>
-            <w:t>identifie</w:t>
+            <w:t>identifi</w:t>
           </w:r>
         </w:hyperlink>
       </w:r>
       <w:r>
         <w:rPr>
-          <w:u w:val="single" w:color="0000ff"/>
+          <w:rFonts w:ascii="Charis SIL Regular" w:hAnsi="Charis SIL Regular" w:eastAsia="Charis SIL Regular"/>
+          <w:b w:val="0"/>
+          <w:i w:val="0"/>
+          <w:color w:val="000000"/>
+          <w:sz w:val="24"/>
+        </w:rPr>
+        <w:hyperlink r:id="rId14" w:history="1">
+          <w:r>
+            <w:rPr>
+              <w:rStyle w:val="Hyperlink"/>
+            </w:rPr>
+            <w:t>e</w:t>
+          </w:r>
+        </w:hyperlink>
+      </w:r>
+      <w:r>
+        <w:rPr>
           <w:rFonts w:ascii="Charis SIL Regular" w:hAnsi="Charis SIL Regular" w:eastAsia="Charis SIL Regular"/>
           <w:b w:val="0"/>
           <w:i w:val="0"/>
@@ -1410,7 +1426,7 @@
             <w:rPr>
               <w:rStyle w:val="Hyperlink"/>
             </w:rPr>
-            <w:t xml:space="preserve">by the </w:t>
+            <w:t>by the a</w:t>
           </w:r>
         </w:hyperlink>
       </w:r>
@@ -1422,7 +1438,7 @@
           <w:color w:val="000000"/>
           <w:sz w:val="24"/>
         </w:rPr>
-        <w:t>attribute 'WM'. Specific questions regarding the collection of the</w:t>
+        <w:t>ttribute 'WM'. Specific questions regarding the collection of the</w:t>
       </w:r>
     </w:p>
     <w:p>

--- a/EXPORTS/DOCX/published/niveau3/English/WMRotterdam.docx
+++ b/EXPORTS/DOCX/published/niveau3/English/WMRotterdam.docx
@@ -351,7 +351,7 @@
           <w:sz w:val="24"/>
           <w:u w:val="single"/>
         </w:rPr>
-        <w:hyperlink r:id="rId9" w:history="1">
+        <w:hyperlink r:id="rId10" w:history="1">
           <w:r>
             <w:rPr>
               <w:rStyle w:val="Hyperlink"/>
@@ -1370,29 +1370,13 @@
             <w:rPr>
               <w:rStyle w:val="Hyperlink"/>
             </w:rPr>
-            <w:t>identifi</w:t>
+            <w:t>identifie</w:t>
           </w:r>
         </w:hyperlink>
       </w:r>
       <w:r>
         <w:rPr>
-          <w:rFonts w:ascii="Charis SIL Regular" w:hAnsi="Charis SIL Regular" w:eastAsia="Charis SIL Regular"/>
-          <w:b w:val="0"/>
-          <w:i w:val="0"/>
-          <w:color w:val="000000"/>
-          <w:sz w:val="24"/>
-        </w:rPr>
-        <w:hyperlink r:id="rId14" w:history="1">
-          <w:r>
-            <w:rPr>
-              <w:rStyle w:val="Hyperlink"/>
-            </w:rPr>
-            <w:t>e</w:t>
-          </w:r>
-        </w:hyperlink>
-      </w:r>
-      <w:r>
-        <w:rPr>
+          <w:u w:val="single" w:color="0000ff"/>
           <w:rFonts w:ascii="Charis SIL Regular" w:hAnsi="Charis SIL Regular" w:eastAsia="Charis SIL Regular"/>
           <w:b w:val="0"/>
           <w:i w:val="0"/>
@@ -1426,7 +1410,7 @@
             <w:rPr>
               <w:rStyle w:val="Hyperlink"/>
             </w:rPr>
-            <w:t>by the a</w:t>
+            <w:t xml:space="preserve">by the </w:t>
           </w:r>
         </w:hyperlink>
       </w:r>
@@ -1438,7 +1422,7 @@
           <w:color w:val="000000"/>
           <w:sz w:val="24"/>
         </w:rPr>
-        <w:t>ttribute 'WM'. Specific questions regarding the collection of the</w:t>
+        <w:t>attribute 'WM'. Specific questions regarding the collection of the</w:t>
       </w:r>
     </w:p>
     <w:p>
@@ -1980,93 +1964,13 @@
       </w:r>
       <w:r>
         <w:rPr>
-          <w:u w:val="single" w:color="0000ff"/>
           <w:rFonts w:ascii="Charis SIL Regular" w:hAnsi="Charis SIL Regular" w:eastAsia="Charis SIL Regular"/>
           <w:b w:val="0"/>
           <w:i w:val="0"/>
           <w:color w:val="000000"/>
           <w:sz w:val="24"/>
         </w:rPr>
-        <w:hyperlink r:id="rId17" w:history="1">
-          <w:r>
-            <w:rPr>
-              <w:rStyle w:val="Hyperlink"/>
-            </w:rPr>
-            <w:t>the f</w:t>
-          </w:r>
-        </w:hyperlink>
-      </w:r>
-      <w:r>
-        <w:rPr>
-          <w:u w:val="single" w:color="0000ff"/>
-          <w:rFonts w:ascii="Charis SIL Regular" w:hAnsi="Charis SIL Regular" w:eastAsia="Charis SIL Regular"/>
-          <w:b w:val="0"/>
-          <w:i w:val="0"/>
-          <w:color w:val="000000"/>
-          <w:sz w:val="24"/>
-        </w:rPr>
-        <w:hyperlink r:id="rId17" w:history="1">
-          <w:r>
-            <w:rPr>
-              <w:rStyle w:val="Hyperlink"/>
-            </w:rPr>
-            <w:t>o</w:t>
-          </w:r>
-        </w:hyperlink>
-      </w:r>
-      <w:r>
-        <w:rPr>
-          <w:u w:val="single" w:color="0000ff"/>
-          <w:rFonts w:ascii="Charis SIL Regular" w:hAnsi="Charis SIL Regular" w:eastAsia="Charis SIL Regular"/>
-          <w:b w:val="0"/>
-          <w:i w:val="0"/>
-          <w:color w:val="000000"/>
-          <w:sz w:val="24"/>
-        </w:rPr>
-        <w:hyperlink r:id="rId17" w:history="1">
-          <w:r>
-            <w:rPr>
-              <w:rStyle w:val="Hyperlink"/>
-            </w:rPr>
-            <w:t>rmat</w:t>
-          </w:r>
-        </w:hyperlink>
-      </w:r>
-      <w:r>
-        <w:rPr>
-          <w:u w:val="single" w:color="0000ff"/>
-          <w:rFonts w:ascii="Charis SIL Regular" w:hAnsi="Charis SIL Regular" w:eastAsia="Charis SIL Regular"/>
-          <w:b w:val="0"/>
-          <w:i w:val="0"/>
-          <w:color w:val="000000"/>
-          <w:sz w:val="24"/>
-        </w:rPr>
-        <w:hyperlink r:id="rId17" w:history="1">
-          <w:r>
-            <w:rPr>
-              <w:rStyle w:val="Hyperlink"/>
-            </w:rPr>
-            <w:t>i</w:t>
-          </w:r>
-        </w:hyperlink>
-      </w:r>
-      <w:r>
-        <w:rPr>
-          <w:u w:val="single" w:color="0000ff"/>
-          <w:rFonts w:ascii="Charis SIL Regular" w:hAnsi="Charis SIL Regular" w:eastAsia="Charis SIL Regular"/>
-          <w:b w:val="0"/>
-          <w:i w:val="0"/>
-          <w:color w:val="000000"/>
-          <w:sz w:val="24"/>
-        </w:rPr>
-        <w:hyperlink r:id="rId17" w:history="1">
-          <w:r>
-            <w:rPr>
-              <w:rStyle w:val="Hyperlink"/>
-            </w:rPr>
-            <w:t>on</w:t>
-          </w:r>
-        </w:hyperlink>
+        <w:t>the formation</w:t>
       </w:r>
       <w:r>
         <w:rPr>

--- a/EXPORTS/DOCX/published/niveau3/English/WMRotterdam.docx
+++ b/EXPORTS/DOCX/published/niveau3/English/WMRotterdam.docx
@@ -322,14 +322,7 @@
           <w:sz w:val="24"/>
           <w:u w:val="single"/>
         </w:rPr>
-        <w:hyperlink r:id="rId10" w:history="1">
-          <w:r>
-            <w:rPr>
-              <w:rStyle w:val="Hyperlink"/>
-            </w:rPr>
-            <w:t>e</w:t>
-          </w:r>
-        </w:hyperlink>
+        <w:t>e</w:t>
       </w:r>
       <w:r>
         <w:rPr>
@@ -443,25 +436,7 @@
           <w:color w:val="000000"/>
           <w:sz w:val="24"/>
         </w:rPr>
-        <w:t>ceased to exist in 1880, the municipality of</w:t>
-      </w:r>
-      <w:r>
-        <w:rPr>
-          <w:u w:val="single" w:color="0000ff"/>
-          <w:rFonts w:ascii="Charis SIL Regular" w:hAnsi="Charis SIL Regular" w:eastAsia="Charis SIL Regular"/>
-          <w:b w:val="0"/>
-          <w:i w:val="0"/>
-          <w:color w:val="000000"/>
-          <w:sz w:val="24"/>
-        </w:rPr>
-        <w:hyperlink r:id="rId10" w:history="1">
-          <w:r>
-            <w:rPr>
-              <w:rStyle w:val="Hyperlink"/>
-            </w:rPr>
-            <w:t xml:space="preserve"> Rotter</w:t>
-          </w:r>
-        </w:hyperlink>
+        <w:t>ceased to exist in 1880, the municipality of Rotter</w:t>
       </w:r>
       <w:r>
         <w:rPr>
@@ -1964,13 +1939,93 @@
       </w:r>
       <w:r>
         <w:rPr>
+          <w:u w:val="single" w:color="0000ff"/>
           <w:rFonts w:ascii="Charis SIL Regular" w:hAnsi="Charis SIL Regular" w:eastAsia="Charis SIL Regular"/>
           <w:b w:val="0"/>
           <w:i w:val="0"/>
           <w:color w:val="000000"/>
           <w:sz w:val="24"/>
         </w:rPr>
-        <w:t>the formation</w:t>
+        <w:hyperlink r:id="rId17" w:history="1">
+          <w:r>
+            <w:rPr>
+              <w:rStyle w:val="Hyperlink"/>
+            </w:rPr>
+            <w:t>the f</w:t>
+          </w:r>
+        </w:hyperlink>
+      </w:r>
+      <w:r>
+        <w:rPr>
+          <w:u w:val="single" w:color="0000ff"/>
+          <w:rFonts w:ascii="Charis SIL Regular" w:hAnsi="Charis SIL Regular" w:eastAsia="Charis SIL Regular"/>
+          <w:b w:val="0"/>
+          <w:i w:val="0"/>
+          <w:color w:val="000000"/>
+          <w:sz w:val="24"/>
+        </w:rPr>
+        <w:hyperlink r:id="rId17" w:history="1">
+          <w:r>
+            <w:rPr>
+              <w:rStyle w:val="Hyperlink"/>
+            </w:rPr>
+            <w:t>o</w:t>
+          </w:r>
+        </w:hyperlink>
+      </w:r>
+      <w:r>
+        <w:rPr>
+          <w:u w:val="single" w:color="0000ff"/>
+          <w:rFonts w:ascii="Charis SIL Regular" w:hAnsi="Charis SIL Regular" w:eastAsia="Charis SIL Regular"/>
+          <w:b w:val="0"/>
+          <w:i w:val="0"/>
+          <w:color w:val="000000"/>
+          <w:sz w:val="24"/>
+        </w:rPr>
+        <w:hyperlink r:id="rId17" w:history="1">
+          <w:r>
+            <w:rPr>
+              <w:rStyle w:val="Hyperlink"/>
+            </w:rPr>
+            <w:t>rmat</w:t>
+          </w:r>
+        </w:hyperlink>
+      </w:r>
+      <w:r>
+        <w:rPr>
+          <w:u w:val="single" w:color="0000ff"/>
+          <w:rFonts w:ascii="Charis SIL Regular" w:hAnsi="Charis SIL Regular" w:eastAsia="Charis SIL Regular"/>
+          <w:b w:val="0"/>
+          <w:i w:val="0"/>
+          <w:color w:val="000000"/>
+          <w:sz w:val="24"/>
+        </w:rPr>
+        <w:hyperlink r:id="rId17" w:history="1">
+          <w:r>
+            <w:rPr>
+              <w:rStyle w:val="Hyperlink"/>
+            </w:rPr>
+            <w:t>i</w:t>
+          </w:r>
+        </w:hyperlink>
+      </w:r>
+      <w:r>
+        <w:rPr>
+          <w:u w:val="single" w:color="0000ff"/>
+          <w:rFonts w:ascii="Charis SIL Regular" w:hAnsi="Charis SIL Regular" w:eastAsia="Charis SIL Regular"/>
+          <w:b w:val="0"/>
+          <w:i w:val="0"/>
+          <w:color w:val="000000"/>
+          <w:sz w:val="24"/>
+        </w:rPr>
+        <w:hyperlink r:id="rId17" w:history="1">
+          <w:r>
+            <w:rPr>
+              <w:rStyle w:val="Hyperlink"/>
+            </w:rPr>
+            <w:t>on</w:t>
+          </w:r>
+        </w:hyperlink>
       </w:r>
       <w:r>
         <w:rPr>

--- a/EXPORTS/DOCX/published/niveau3/English/WMRotterdam.docx
+++ b/EXPORTS/DOCX/published/niveau3/English/WMRotterdam.docx
@@ -322,7 +322,14 @@
           <w:sz w:val="24"/>
           <w:u w:val="single"/>
         </w:rPr>
-        <w:t>e</w:t>
+        <w:hyperlink r:id="rId10" w:history="1">
+          <w:r>
+            <w:rPr>
+              <w:rStyle w:val="Hyperlink"/>
+            </w:rPr>
+            <w:t>e</w:t>
+          </w:r>
+        </w:hyperlink>
       </w:r>
       <w:r>
         <w:rPr>
@@ -344,7 +351,7 @@
           <w:sz w:val="24"/>
           <w:u w:val="single"/>
         </w:rPr>
-        <w:hyperlink r:id="rId10" w:history="1">
+        <w:hyperlink r:id="rId9" w:history="1">
           <w:r>
             <w:rPr>
               <w:rStyle w:val="Hyperlink"/>
@@ -436,7 +443,25 @@
           <w:color w:val="000000"/>
           <w:sz w:val="24"/>
         </w:rPr>
-        <w:t>ceased to exist in 1880, the municipality of Rotter</w:t>
+        <w:t>ceased to exist in 1880, the municipality of</w:t>
+      </w:r>
+      <w:r>
+        <w:rPr>
+          <w:u w:val="single" w:color="0000ff"/>
+          <w:rFonts w:ascii="Charis SIL Regular" w:hAnsi="Charis SIL Regular" w:eastAsia="Charis SIL Regular"/>
+          <w:b w:val="0"/>
+          <w:i w:val="0"/>
+          <w:color w:val="000000"/>
+          <w:sz w:val="24"/>
+        </w:rPr>
+        <w:hyperlink r:id="rId10" w:history="1">
+          <w:r>
+            <w:rPr>
+              <w:rStyle w:val="Hyperlink"/>
+            </w:rPr>
+            <w:t xml:space="preserve"> Rotter</w:t>
+          </w:r>
+        </w:hyperlink>
       </w:r>
       <w:r>
         <w:rPr>
@@ -1345,13 +1370,23 @@
             <w:rPr>
               <w:rStyle w:val="Hyperlink"/>
             </w:rPr>
-            <w:t>identifie</w:t>
+            <w:t>identifi</w:t>
           </w:r>
         </w:hyperlink>
       </w:r>
       <w:r>
         <w:rPr>
           <w:u w:val="single" w:color="0000ff"/>
+          <w:rFonts w:ascii="Charis SIL Regular" w:hAnsi="Charis SIL Regular" w:eastAsia="Charis SIL Regular"/>
+          <w:b w:val="0"/>
+          <w:i w:val="0"/>
+          <w:color w:val="000000"/>
+          <w:sz w:val="24"/>
+        </w:rPr>
+        <w:t>e</w:t>
+      </w:r>
+      <w:r>
+        <w:rPr>
           <w:rFonts w:ascii="Charis SIL Regular" w:hAnsi="Charis SIL Regular" w:eastAsia="Charis SIL Regular"/>
           <w:b w:val="0"/>
           <w:i w:val="0"/>
@@ -1385,7 +1420,7 @@
             <w:rPr>
               <w:rStyle w:val="Hyperlink"/>
             </w:rPr>
-            <w:t xml:space="preserve">by the </w:t>
+            <w:t>by the a</w:t>
           </w:r>
         </w:hyperlink>
       </w:r>
@@ -1397,7 +1432,7 @@
           <w:color w:val="000000"/>
           <w:sz w:val="24"/>
         </w:rPr>
-        <w:t>attribute 'WM'. Specific questions regarding the collection of the</w:t>
+        <w:t>ttribute 'WM'. Specific questions regarding the collection of the</w:t>
       </w:r>
     </w:p>
     <w:p>
@@ -1782,14 +1817,7 @@
           <w:color w:val="000000"/>
           <w:sz w:val="24"/>
         </w:rPr>
-        <w:hyperlink r:id="rId16" w:history="1">
-          <w:r>
-            <w:rPr>
-              <w:rStyle w:val="Hyperlink"/>
-            </w:rPr>
-            <w:t>d in a si</w:t>
-          </w:r>
-        </w:hyperlink>
+        <w:t>d in a si</w:t>
       </w:r>
       <w:r>
         <w:rPr>
@@ -1811,32 +1839,13 @@
       </w:r>
       <w:r>
         <w:rPr>
-          <w:u w:val="single" w:color="0000ff"/>
           <w:rFonts w:ascii="Charis SIL Regular" w:hAnsi="Charis SIL Regular" w:eastAsia="Charis SIL Regular"/>
           <w:b w:val="0"/>
           <w:i w:val="0"/>
           <w:color w:val="000000"/>
           <w:sz w:val="24"/>
         </w:rPr>
-        <w:t xml:space="preserve"> </w:t>
-      </w:r>
-      <w:r>
-        <w:rPr>
-          <w:u w:val="single" w:color="0000ff"/>
-          <w:rFonts w:ascii="Charis SIL Regular" w:hAnsi="Charis SIL Regular" w:eastAsia="Charis SIL Regular"/>
-          <w:b w:val="0"/>
-          <w:i w:val="0"/>
-          <w:color w:val="000000"/>
-          <w:sz w:val="24"/>
-        </w:rPr>
-        <w:hyperlink r:id="rId16" w:history="1">
-          <w:r>
-            <w:rPr>
-              <w:rStyle w:val="Hyperlink"/>
-            </w:rPr>
-            <w:t>mann</w:t>
-          </w:r>
-        </w:hyperlink>
+        <w:t xml:space="preserve"> mann</w:t>
       </w:r>
       <w:r>
         <w:rPr>

--- a/EXPORTS/DOCX/published/niveau3/English/WMRotterdam.docx
+++ b/EXPORTS/DOCX/published/niveau3/English/WMRotterdam.docx
@@ -351,7 +351,7 @@
           <w:sz w:val="24"/>
           <w:u w:val="single"/>
         </w:rPr>
-        <w:hyperlink r:id="rId9" w:history="1">
+        <w:hyperlink r:id="rId10" w:history="1">
           <w:r>
             <w:rPr>
               <w:rStyle w:val="Hyperlink"/>
@@ -362,32 +362,13 @@
       </w:r>
       <w:r>
         <w:rPr>
-          <w:u w:val="single" w:color="0000ff"/>
           <w:rFonts w:ascii="Charis SIL Regular" w:hAnsi="Charis SIL Regular" w:eastAsia="Charis SIL Regular"/>
           <w:b w:val="0"/>
           <w:i w:val="0"/>
           <w:color w:val="000000"/>
           <w:sz w:val="24"/>
         </w:rPr>
-        <w:t xml:space="preserve"> </w:t>
-      </w:r>
-      <w:r>
-        <w:rPr>
-          <w:u w:val="single" w:color="0000ff"/>
-          <w:rFonts w:ascii="Charis SIL Regular" w:hAnsi="Charis SIL Regular" w:eastAsia="Charis SIL Regular"/>
-          <w:b w:val="0"/>
-          <w:i w:val="0"/>
-          <w:color w:val="000000"/>
-          <w:sz w:val="24"/>
-        </w:rPr>
-        <w:hyperlink r:id="rId9" w:history="1">
-          <w:r>
-            <w:rPr>
-              <w:rStyle w:val="Hyperlink"/>
-            </w:rPr>
-            <w:t>died in 1</w:t>
-          </w:r>
-        </w:hyperlink>
+        <w:t xml:space="preserve"> died in 1</w:t>
       </w:r>
       <w:r>
         <w:rPr>
@@ -1370,23 +1351,13 @@
             <w:rPr>
               <w:rStyle w:val="Hyperlink"/>
             </w:rPr>
-            <w:t>identifi</w:t>
+            <w:t>identifie</w:t>
           </w:r>
         </w:hyperlink>
       </w:r>
       <w:r>
         <w:rPr>
           <w:u w:val="single" w:color="0000ff"/>
-          <w:rFonts w:ascii="Charis SIL Regular" w:hAnsi="Charis SIL Regular" w:eastAsia="Charis SIL Regular"/>
-          <w:b w:val="0"/>
-          <w:i w:val="0"/>
-          <w:color w:val="000000"/>
-          <w:sz w:val="24"/>
-        </w:rPr>
-        <w:t>e</w:t>
-      </w:r>
-      <w:r>
-        <w:rPr>
           <w:rFonts w:ascii="Charis SIL Regular" w:hAnsi="Charis SIL Regular" w:eastAsia="Charis SIL Regular"/>
           <w:b w:val="0"/>
           <w:i w:val="0"/>
@@ -1420,7 +1391,7 @@
             <w:rPr>
               <w:rStyle w:val="Hyperlink"/>
             </w:rPr>
-            <w:t>by the a</w:t>
+            <w:t xml:space="preserve">by the </w:t>
           </w:r>
         </w:hyperlink>
       </w:r>
@@ -1432,7 +1403,7 @@
           <w:color w:val="000000"/>
           <w:sz w:val="24"/>
         </w:rPr>
-        <w:t>ttribute 'WM'. Specific questions regarding the collection of the</w:t>
+        <w:t>attribute 'WM'. Specific questions regarding the collection of the</w:t>
       </w:r>
     </w:p>
     <w:p>
@@ -1817,7 +1788,14 @@
           <w:color w:val="000000"/>
           <w:sz w:val="24"/>
         </w:rPr>
-        <w:t>d in a si</w:t>
+        <w:hyperlink r:id="rId16" w:history="1">
+          <w:r>
+            <w:rPr>
+              <w:rStyle w:val="Hyperlink"/>
+            </w:rPr>
+            <w:t>d in a si</w:t>
+          </w:r>
+        </w:hyperlink>
       </w:r>
       <w:r>
         <w:rPr>
@@ -1839,13 +1817,32 @@
       </w:r>
       <w:r>
         <w:rPr>
+          <w:u w:val="single" w:color="0000ff"/>
           <w:rFonts w:ascii="Charis SIL Regular" w:hAnsi="Charis SIL Regular" w:eastAsia="Charis SIL Regular"/>
           <w:b w:val="0"/>
           <w:i w:val="0"/>
           <w:color w:val="000000"/>
           <w:sz w:val="24"/>
         </w:rPr>
-        <w:t xml:space="preserve"> mann</w:t>
+        <w:t xml:space="preserve"> </w:t>
+      </w:r>
+      <w:r>
+        <w:rPr>
+          <w:u w:val="single" w:color="0000ff"/>
+          <w:rFonts w:ascii="Charis SIL Regular" w:hAnsi="Charis SIL Regular" w:eastAsia="Charis SIL Regular"/>
+          <w:b w:val="0"/>
+          <w:i w:val="0"/>
+          <w:color w:val="000000"/>
+          <w:sz w:val="24"/>
+        </w:rPr>
+        <w:hyperlink r:id="rId16" w:history="1">
+          <w:r>
+            <w:rPr>
+              <w:rStyle w:val="Hyperlink"/>
+            </w:rPr>
+            <w:t>mann</w:t>
+          </w:r>
+        </w:hyperlink>
       </w:r>
       <w:r>
         <w:rPr>
@@ -3301,7 +3298,6 @@
           <w:i w:val="0"/>
           <w:color w:val="0000FF"/>
           <w:sz w:val="24"/>
-          <w:u w:val="single"/>
         </w:rPr>
         <w:hyperlink r:id="rId21" w:history="1">
           <w:r>

--- a/EXPORTS/DOCX/published/niveau3/English/WMRotterdam.docx
+++ b/EXPORTS/DOCX/published/niveau3/English/WMRotterdam.docx
@@ -351,7 +351,7 @@
           <w:sz w:val="24"/>
           <w:u w:val="single"/>
         </w:rPr>
-        <w:hyperlink r:id="rId10" w:history="1">
+        <w:hyperlink r:id="rId9" w:history="1">
           <w:r>
             <w:rPr>
               <w:rStyle w:val="Hyperlink"/>
@@ -362,13 +362,32 @@
       </w:r>
       <w:r>
         <w:rPr>
+          <w:u w:val="single" w:color="0000ff"/>
           <w:rFonts w:ascii="Charis SIL Regular" w:hAnsi="Charis SIL Regular" w:eastAsia="Charis SIL Regular"/>
           <w:b w:val="0"/>
           <w:i w:val="0"/>
           <w:color w:val="000000"/>
           <w:sz w:val="24"/>
         </w:rPr>
-        <w:t xml:space="preserve"> died in 1</w:t>
+        <w:t xml:space="preserve"> </w:t>
+      </w:r>
+      <w:r>
+        <w:rPr>
+          <w:u w:val="single" w:color="0000ff"/>
+          <w:rFonts w:ascii="Charis SIL Regular" w:hAnsi="Charis SIL Regular" w:eastAsia="Charis SIL Regular"/>
+          <w:b w:val="0"/>
+          <w:i w:val="0"/>
+          <w:color w:val="000000"/>
+          <w:sz w:val="24"/>
+        </w:rPr>
+        <w:hyperlink r:id="rId9" w:history="1">
+          <w:r>
+            <w:rPr>
+              <w:rStyle w:val="Hyperlink"/>
+            </w:rPr>
+            <w:t>died in 1</w:t>
+          </w:r>
+        </w:hyperlink>
       </w:r>
       <w:r>
         <w:rPr>
@@ -1351,13 +1370,29 @@
             <w:rPr>
               <w:rStyle w:val="Hyperlink"/>
             </w:rPr>
-            <w:t>identifie</w:t>
+            <w:t>identifi</w:t>
           </w:r>
         </w:hyperlink>
       </w:r>
       <w:r>
         <w:rPr>
-          <w:u w:val="single" w:color="0000ff"/>
+          <w:rFonts w:ascii="Charis SIL Regular" w:hAnsi="Charis SIL Regular" w:eastAsia="Charis SIL Regular"/>
+          <w:b w:val="0"/>
+          <w:i w:val="0"/>
+          <w:color w:val="000000"/>
+          <w:sz w:val="24"/>
+        </w:rPr>
+        <w:hyperlink r:id="rId14" w:history="1">
+          <w:r>
+            <w:rPr>
+              <w:rStyle w:val="Hyperlink"/>
+            </w:rPr>
+            <w:t>e</w:t>
+          </w:r>
+        </w:hyperlink>
+      </w:r>
+      <w:r>
+        <w:rPr>
           <w:rFonts w:ascii="Charis SIL Regular" w:hAnsi="Charis SIL Regular" w:eastAsia="Charis SIL Regular"/>
           <w:b w:val="0"/>
           <w:i w:val="0"/>
@@ -1391,7 +1426,7 @@
             <w:rPr>
               <w:rStyle w:val="Hyperlink"/>
             </w:rPr>
-            <w:t xml:space="preserve">by the </w:t>
+            <w:t>by the a</w:t>
           </w:r>
         </w:hyperlink>
       </w:r>
@@ -1403,7 +1438,7 @@
           <w:color w:val="000000"/>
           <w:sz w:val="24"/>
         </w:rPr>
-        <w:t>attribute 'WM'. Specific questions regarding the collection of the</w:t>
+        <w:t>ttribute 'WM'. Specific questions regarding the collection of the</w:t>
       </w:r>
     </w:p>
     <w:p>
@@ -2017,21 +2052,13 @@
       </w:r>
       <w:r>
         <w:rPr>
-          <w:u w:val="single" w:color="0000ff"/>
           <w:rFonts w:ascii="Charis SIL Regular" w:hAnsi="Charis SIL Regular" w:eastAsia="Charis SIL Regular"/>
           <w:b w:val="0"/>
           <w:i w:val="0"/>
           <w:color w:val="000000"/>
           <w:sz w:val="24"/>
         </w:rPr>
-        <w:hyperlink r:id="rId17" w:history="1">
-          <w:r>
-            <w:rPr>
-              <w:rStyle w:val="Hyperlink"/>
-            </w:rPr>
-            <w:t>on</w:t>
-          </w:r>
-        </w:hyperlink>
+        <w:t>on</w:t>
       </w:r>
       <w:r>
         <w:rPr>
@@ -3298,6 +3325,7 @@
           <w:i w:val="0"/>
           <w:color w:val="0000FF"/>
           <w:sz w:val="24"/>
+          <w:u w:val="single"/>
         </w:rPr>
         <w:hyperlink r:id="rId21" w:history="1">
           <w:r>

--- a/EXPORTS/DOCX/published/niveau3/English/WMRotterdam.docx
+++ b/EXPORTS/DOCX/published/niveau3/English/WMRotterdam.docx
@@ -302,63 +302,8 @@
           <w:i w:val="0"/>
           <w:color w:val="0000FF"/>
           <w:sz w:val="24"/>
-          <w:u w:val="single"/>
         </w:rPr>
-        <w:hyperlink r:id="rId10" w:history="1">
-          <w:r>
-            <w:rPr>
-              <w:rStyle w:val="Hyperlink"/>
-            </w:rPr>
-            <w:t>Princ</w:t>
-          </w:r>
-        </w:hyperlink>
-      </w:r>
-      <w:r>
-        <w:rPr>
-          <w:rFonts w:ascii="Charis SIL Regular" w:hAnsi="Charis SIL Regular" w:eastAsia="Charis SIL Regular"/>
-          <w:b w:val="0"/>
-          <w:i w:val="0"/>
-          <w:color w:val="0000FF"/>
-          <w:sz w:val="24"/>
-          <w:u w:val="single"/>
-        </w:rPr>
-        <w:hyperlink r:id="rId10" w:history="1">
-          <w:r>
-            <w:rPr>
-              <w:rStyle w:val="Hyperlink"/>
-            </w:rPr>
-            <w:t>e</w:t>
-          </w:r>
-        </w:hyperlink>
-      </w:r>
-      <w:r>
-        <w:rPr>
-          <w:rFonts w:ascii="Charis SIL Regular" w:hAnsi="Charis SIL Regular" w:eastAsia="Charis SIL Regular"/>
-          <w:b w:val="0"/>
-          <w:i w:val="0"/>
-          <w:color w:val="0000FF"/>
-          <w:sz w:val="24"/>
-          <w:u w:val="single"/>
-        </w:rPr>
-        <w:t xml:space="preserve"> </w:t>
-      </w:r>
-      <w:r>
-        <w:rPr>
-          <w:rFonts w:ascii="Charis SIL Regular" w:hAnsi="Charis SIL Regular" w:eastAsia="Charis SIL Regular"/>
-          <w:b w:val="0"/>
-          <w:i w:val="0"/>
-          <w:color w:val="0000FF"/>
-          <w:sz w:val="24"/>
-          <w:u w:val="single"/>
-        </w:rPr>
-        <w:hyperlink r:id="rId9" w:history="1">
-          <w:r>
-            <w:rPr>
-              <w:rStyle w:val="Hyperlink"/>
-            </w:rPr>
-            <w:t>Hendrik</w:t>
-          </w:r>
-        </w:hyperlink>
+        <w:t>Prince Hendrik</w:t>
       </w:r>
       <w:r>
         <w:rPr>
@@ -447,7 +392,6 @@
       </w:r>
       <w:r>
         <w:rPr>
-          <w:u w:val="single" w:color="0000ff"/>
           <w:rFonts w:ascii="Charis SIL Regular" w:hAnsi="Charis SIL Regular" w:eastAsia="Charis SIL Regular"/>
           <w:b w:val="0"/>
           <w:i w:val="0"/>
@@ -465,7 +409,6 @@
       </w:r>
       <w:r>
         <w:rPr>
-          <w:u w:val="single" w:color="0000ff"/>
           <w:rFonts w:ascii="Charis SIL Regular" w:hAnsi="Charis SIL Regular" w:eastAsia="Charis SIL Regular"/>
           <w:b w:val="0"/>
           <w:i w:val="0"/>
@@ -1370,29 +1313,13 @@
             <w:rPr>
               <w:rStyle w:val="Hyperlink"/>
             </w:rPr>
-            <w:t>identifi</w:t>
+            <w:t>identifie</w:t>
           </w:r>
         </w:hyperlink>
       </w:r>
       <w:r>
         <w:rPr>
-          <w:rFonts w:ascii="Charis SIL Regular" w:hAnsi="Charis SIL Regular" w:eastAsia="Charis SIL Regular"/>
-          <w:b w:val="0"/>
-          <w:i w:val="0"/>
-          <w:color w:val="000000"/>
-          <w:sz w:val="24"/>
-        </w:rPr>
-        <w:hyperlink r:id="rId14" w:history="1">
-          <w:r>
-            <w:rPr>
-              <w:rStyle w:val="Hyperlink"/>
-            </w:rPr>
-            <w:t>e</w:t>
-          </w:r>
-        </w:hyperlink>
-      </w:r>
-      <w:r>
-        <w:rPr>
+          <w:u w:val="single" w:color="0000ff"/>
           <w:rFonts w:ascii="Charis SIL Regular" w:hAnsi="Charis SIL Regular" w:eastAsia="Charis SIL Regular"/>
           <w:b w:val="0"/>
           <w:i w:val="0"/>
@@ -1403,7 +1330,6 @@
       </w:r>
       <w:r>
         <w:rPr>
-          <w:u w:val="single" w:color="0000ff"/>
           <w:rFonts w:ascii="Charis SIL Regular" w:hAnsi="Charis SIL Regular" w:eastAsia="Charis SIL Regular"/>
           <w:b w:val="0"/>
           <w:i w:val="0"/>
@@ -2052,13 +1978,21 @@
       </w:r>
       <w:r>
         <w:rPr>
+          <w:u w:val="single" w:color="0000ff"/>
           <w:rFonts w:ascii="Charis SIL Regular" w:hAnsi="Charis SIL Regular" w:eastAsia="Charis SIL Regular"/>
           <w:b w:val="0"/>
           <w:i w:val="0"/>
           <w:color w:val="000000"/>
           <w:sz w:val="24"/>
         </w:rPr>
-        <w:t>on</w:t>
+        <w:hyperlink r:id="rId17" w:history="1">
+          <w:r>
+            <w:rPr>
+              <w:rStyle w:val="Hyperlink"/>
+            </w:rPr>
+            <w:t>on</w:t>
+          </w:r>
+        </w:hyperlink>
       </w:r>
       <w:r>
         <w:rPr>
@@ -3327,14 +3261,7 @@
           <w:sz w:val="24"/>
           <w:u w:val="single"/>
         </w:rPr>
-        <w:hyperlink r:id="rId21" w:history="1">
-          <w:r>
-            <w:rPr>
-              <w:rStyle w:val="Hyperlink"/>
-            </w:rPr>
-            <w:t>history-</w:t>
-          </w:r>
-        </w:hyperlink>
+        <w:t>history-</w:t>
       </w:r>
       <w:r>
         <w:rPr>

--- a/EXPORTS/DOCX/published/niveau3/English/WMRotterdam.docx
+++ b/EXPORTS/DOCX/published/niveau3/English/WMRotterdam.docx
@@ -302,8 +302,63 @@
           <w:i w:val="0"/>
           <w:color w:val="0000FF"/>
           <w:sz w:val="24"/>
+          <w:u w:val="single"/>
         </w:rPr>
-        <w:t>Prince Hendrik</w:t>
+        <w:hyperlink r:id="rId10" w:history="1">
+          <w:r>
+            <w:rPr>
+              <w:rStyle w:val="Hyperlink"/>
+            </w:rPr>
+            <w:t>Princ</w:t>
+          </w:r>
+        </w:hyperlink>
+      </w:r>
+      <w:r>
+        <w:rPr>
+          <w:rFonts w:ascii="Charis SIL Regular" w:hAnsi="Charis SIL Regular" w:eastAsia="Charis SIL Regular"/>
+          <w:b w:val="0"/>
+          <w:i w:val="0"/>
+          <w:color w:val="0000FF"/>
+          <w:sz w:val="24"/>
+          <w:u w:val="single"/>
+        </w:rPr>
+        <w:hyperlink r:id="rId10" w:history="1">
+          <w:r>
+            <w:rPr>
+              <w:rStyle w:val="Hyperlink"/>
+            </w:rPr>
+            <w:t>e</w:t>
+          </w:r>
+        </w:hyperlink>
+      </w:r>
+      <w:r>
+        <w:rPr>
+          <w:rFonts w:ascii="Charis SIL Regular" w:hAnsi="Charis SIL Regular" w:eastAsia="Charis SIL Regular"/>
+          <w:b w:val="0"/>
+          <w:i w:val="0"/>
+          <w:color w:val="0000FF"/>
+          <w:sz w:val="24"/>
+          <w:u w:val="single"/>
+        </w:rPr>
+        <w:t xml:space="preserve"> </w:t>
+      </w:r>
+      <w:r>
+        <w:rPr>
+          <w:rFonts w:ascii="Charis SIL Regular" w:hAnsi="Charis SIL Regular" w:eastAsia="Charis SIL Regular"/>
+          <w:b w:val="0"/>
+          <w:i w:val="0"/>
+          <w:color w:val="0000FF"/>
+          <w:sz w:val="24"/>
+          <w:u w:val="single"/>
+        </w:rPr>
+        <w:hyperlink r:id="rId9" w:history="1">
+          <w:r>
+            <w:rPr>
+              <w:rStyle w:val="Hyperlink"/>
+            </w:rPr>
+            <w:t>Hendrik</w:t>
+          </w:r>
+        </w:hyperlink>
       </w:r>
       <w:r>
         <w:rPr>
@@ -392,6 +447,7 @@
       </w:r>
       <w:r>
         <w:rPr>
+          <w:u w:val="single" w:color="0000ff"/>
           <w:rFonts w:ascii="Charis SIL Regular" w:hAnsi="Charis SIL Regular" w:eastAsia="Charis SIL Regular"/>
           <w:b w:val="0"/>
           <w:i w:val="0"/>
@@ -409,6 +465,7 @@
       </w:r>
       <w:r>
         <w:rPr>
+          <w:u w:val="single" w:color="0000ff"/>
           <w:rFonts w:ascii="Charis SIL Regular" w:hAnsi="Charis SIL Regular" w:eastAsia="Charis SIL Regular"/>
           <w:b w:val="0"/>
           <w:i w:val="0"/>
@@ -1313,13 +1370,29 @@
             <w:rPr>
               <w:rStyle w:val="Hyperlink"/>
             </w:rPr>
-            <w:t>identifie</w:t>
+            <w:t>identifi</w:t>
           </w:r>
         </w:hyperlink>
       </w:r>
       <w:r>
         <w:rPr>
-          <w:u w:val="single" w:color="0000ff"/>
+          <w:rFonts w:ascii="Charis SIL Regular" w:hAnsi="Charis SIL Regular" w:eastAsia="Charis SIL Regular"/>
+          <w:b w:val="0"/>
+          <w:i w:val="0"/>
+          <w:color w:val="000000"/>
+          <w:sz w:val="24"/>
+        </w:rPr>
+        <w:hyperlink r:id="rId14" w:history="1">
+          <w:r>
+            <w:rPr>
+              <w:rStyle w:val="Hyperlink"/>
+            </w:rPr>
+            <w:t>e</w:t>
+          </w:r>
+        </w:hyperlink>
+      </w:r>
+      <w:r>
+        <w:rPr>
           <w:rFonts w:ascii="Charis SIL Regular" w:hAnsi="Charis SIL Regular" w:eastAsia="Charis SIL Regular"/>
           <w:b w:val="0"/>
           <w:i w:val="0"/>
@@ -1330,6 +1403,7 @@
       </w:r>
       <w:r>
         <w:rPr>
+          <w:u w:val="single" w:color="0000ff"/>
           <w:rFonts w:ascii="Charis SIL Regular" w:hAnsi="Charis SIL Regular" w:eastAsia="Charis SIL Regular"/>
           <w:b w:val="0"/>
           <w:i w:val="0"/>
@@ -1738,25 +1812,7 @@
           <w:color w:val="000000"/>
           <w:sz w:val="24"/>
         </w:rPr>
-        <w:t>. Both archives are structure</w:t>
-      </w:r>
-      <w:r>
-        <w:rPr>
-          <w:u w:val="single" w:color="0000ff"/>
-          <w:rFonts w:ascii="Charis SIL Regular" w:hAnsi="Charis SIL Regular" w:eastAsia="Charis SIL Regular"/>
-          <w:b w:val="0"/>
-          <w:i w:val="0"/>
-          <w:color w:val="000000"/>
-          <w:sz w:val="24"/>
-        </w:rPr>
-        <w:hyperlink r:id="rId16" w:history="1">
-          <w:r>
-            <w:rPr>
-              <w:rStyle w:val="Hyperlink"/>
-            </w:rPr>
-            <w:t>d in a si</w:t>
-          </w:r>
-        </w:hyperlink>
+        <w:t>. Both archives are structured in a si</w:t>
       </w:r>
       <w:r>
         <w:rPr>
@@ -1906,93 +1962,13 @@
       </w:r>
       <w:r>
         <w:rPr>
-          <w:u w:val="single" w:color="0000ff"/>
           <w:rFonts w:ascii="Charis SIL Regular" w:hAnsi="Charis SIL Regular" w:eastAsia="Charis SIL Regular"/>
           <w:b w:val="0"/>
           <w:i w:val="0"/>
           <w:color w:val="000000"/>
           <w:sz w:val="24"/>
         </w:rPr>
-        <w:hyperlink r:id="rId17" w:history="1">
-          <w:r>
-            <w:rPr>
-              <w:rStyle w:val="Hyperlink"/>
-            </w:rPr>
-            <w:t>the f</w:t>
-          </w:r>
-        </w:hyperlink>
-      </w:r>
-      <w:r>
-        <w:rPr>
-          <w:u w:val="single" w:color="0000ff"/>
-          <w:rFonts w:ascii="Charis SIL Regular" w:hAnsi="Charis SIL Regular" w:eastAsia="Charis SIL Regular"/>
-          <w:b w:val="0"/>
-          <w:i w:val="0"/>
-          <w:color w:val="000000"/>
-          <w:sz w:val="24"/>
-        </w:rPr>
-        <w:hyperlink r:id="rId17" w:history="1">
-          <w:r>
-            <w:rPr>
-              <w:rStyle w:val="Hyperlink"/>
-            </w:rPr>
-            <w:t>o</w:t>
-          </w:r>
-        </w:hyperlink>
-      </w:r>
-      <w:r>
-        <w:rPr>
-          <w:u w:val="single" w:color="0000ff"/>
-          <w:rFonts w:ascii="Charis SIL Regular" w:hAnsi="Charis SIL Regular" w:eastAsia="Charis SIL Regular"/>
-          <w:b w:val="0"/>
-          <w:i w:val="0"/>
-          <w:color w:val="000000"/>
-          <w:sz w:val="24"/>
-        </w:rPr>
-        <w:hyperlink r:id="rId17" w:history="1">
-          <w:r>
-            <w:rPr>
-              <w:rStyle w:val="Hyperlink"/>
-            </w:rPr>
-            <w:t>rmat</w:t>
-          </w:r>
-        </w:hyperlink>
-      </w:r>
-      <w:r>
-        <w:rPr>
-          <w:u w:val="single" w:color="0000ff"/>
-          <w:rFonts w:ascii="Charis SIL Regular" w:hAnsi="Charis SIL Regular" w:eastAsia="Charis SIL Regular"/>
-          <w:b w:val="0"/>
-          <w:i w:val="0"/>
-          <w:color w:val="000000"/>
-          <w:sz w:val="24"/>
-        </w:rPr>
-        <w:hyperlink r:id="rId17" w:history="1">
-          <w:r>
-            <w:rPr>
-              <w:rStyle w:val="Hyperlink"/>
-            </w:rPr>
-            <w:t>i</w:t>
-          </w:r>
-        </w:hyperlink>
-      </w:r>
-      <w:r>
-        <w:rPr>
-          <w:u w:val="single" w:color="0000ff"/>
-          <w:rFonts w:ascii="Charis SIL Regular" w:hAnsi="Charis SIL Regular" w:eastAsia="Charis SIL Regular"/>
-          <w:b w:val="0"/>
-          <w:i w:val="0"/>
-          <w:color w:val="000000"/>
-          <w:sz w:val="24"/>
-        </w:rPr>
-        <w:hyperlink r:id="rId17" w:history="1">
-          <w:r>
-            <w:rPr>
-              <w:rStyle w:val="Hyperlink"/>
-            </w:rPr>
-            <w:t>on</w:t>
-          </w:r>
-        </w:hyperlink>
+        <w:t>the formation</w:t>
       </w:r>
       <w:r>
         <w:rPr>
@@ -3261,7 +3237,14 @@
           <w:sz w:val="24"/>
           <w:u w:val="single"/>
         </w:rPr>
-        <w:t>history-</w:t>
+        <w:hyperlink r:id="rId21" w:history="1">
+          <w:r>
+            <w:rPr>
+              <w:rStyle w:val="Hyperlink"/>
+            </w:rPr>
+            <w:t>history-</w:t>
+          </w:r>
+        </w:hyperlink>
       </w:r>
       <w:r>
         <w:rPr>

--- a/EXPORTS/DOCX/published/niveau3/English/WMRotterdam.docx
+++ b/EXPORTS/DOCX/published/niveau3/English/WMRotterdam.docx
@@ -1812,7 +1812,25 @@
           <w:color w:val="000000"/>
           <w:sz w:val="24"/>
         </w:rPr>
-        <w:t>. Both archives are structured in a si</w:t>
+        <w:t>. Both archives are structure</w:t>
+      </w:r>
+      <w:r>
+        <w:rPr>
+          <w:u w:val="single" w:color="0000ff"/>
+          <w:rFonts w:ascii="Charis SIL Regular" w:hAnsi="Charis SIL Regular" w:eastAsia="Charis SIL Regular"/>
+          <w:b w:val="0"/>
+          <w:i w:val="0"/>
+          <w:color w:val="000000"/>
+          <w:sz w:val="24"/>
+        </w:rPr>
+        <w:hyperlink r:id="rId16" w:history="1">
+          <w:r>
+            <w:rPr>
+              <w:rStyle w:val="Hyperlink"/>
+            </w:rPr>
+            <w:t>d in a si</w:t>
+          </w:r>
+        </w:hyperlink>
       </w:r>
       <w:r>
         <w:rPr>
@@ -1962,13 +1980,93 @@
       </w:r>
       <w:r>
         <w:rPr>
+          <w:u w:val="single" w:color="0000ff"/>
           <w:rFonts w:ascii="Charis SIL Regular" w:hAnsi="Charis SIL Regular" w:eastAsia="Charis SIL Regular"/>
           <w:b w:val="0"/>
           <w:i w:val="0"/>
           <w:color w:val="000000"/>
           <w:sz w:val="24"/>
         </w:rPr>
-        <w:t>the formation</w:t>
+        <w:hyperlink r:id="rId17" w:history="1">
+          <w:r>
+            <w:rPr>
+              <w:rStyle w:val="Hyperlink"/>
+            </w:rPr>
+            <w:t>the f</w:t>
+          </w:r>
+        </w:hyperlink>
+      </w:r>
+      <w:r>
+        <w:rPr>
+          <w:u w:val="single" w:color="0000ff"/>
+          <w:rFonts w:ascii="Charis SIL Regular" w:hAnsi="Charis SIL Regular" w:eastAsia="Charis SIL Regular"/>
+          <w:b w:val="0"/>
+          <w:i w:val="0"/>
+          <w:color w:val="000000"/>
+          <w:sz w:val="24"/>
+        </w:rPr>
+        <w:hyperlink r:id="rId17" w:history="1">
+          <w:r>
+            <w:rPr>
+              <w:rStyle w:val="Hyperlink"/>
+            </w:rPr>
+            <w:t>o</w:t>
+          </w:r>
+        </w:hyperlink>
+      </w:r>
+      <w:r>
+        <w:rPr>
+          <w:u w:val="single" w:color="0000ff"/>
+          <w:rFonts w:ascii="Charis SIL Regular" w:hAnsi="Charis SIL Regular" w:eastAsia="Charis SIL Regular"/>
+          <w:b w:val="0"/>
+          <w:i w:val="0"/>
+          <w:color w:val="000000"/>
+          <w:sz w:val="24"/>
+        </w:rPr>
+        <w:hyperlink r:id="rId17" w:history="1">
+          <w:r>
+            <w:rPr>
+              <w:rStyle w:val="Hyperlink"/>
+            </w:rPr>
+            <w:t>rmat</w:t>
+          </w:r>
+        </w:hyperlink>
+      </w:r>
+      <w:r>
+        <w:rPr>
+          <w:u w:val="single" w:color="0000ff"/>
+          <w:rFonts w:ascii="Charis SIL Regular" w:hAnsi="Charis SIL Regular" w:eastAsia="Charis SIL Regular"/>
+          <w:b w:val="0"/>
+          <w:i w:val="0"/>
+          <w:color w:val="000000"/>
+          <w:sz w:val="24"/>
+        </w:rPr>
+        <w:hyperlink r:id="rId17" w:history="1">
+          <w:r>
+            <w:rPr>
+              <w:rStyle w:val="Hyperlink"/>
+            </w:rPr>
+            <w:t>i</w:t>
+          </w:r>
+        </w:hyperlink>
+      </w:r>
+      <w:r>
+        <w:rPr>
+          <w:u w:val="single" w:color="0000ff"/>
+          <w:rFonts w:ascii="Charis SIL Regular" w:hAnsi="Charis SIL Regular" w:eastAsia="Charis SIL Regular"/>
+          <w:b w:val="0"/>
+          <w:i w:val="0"/>
+          <w:color w:val="000000"/>
+          <w:sz w:val="24"/>
+        </w:rPr>
+        <w:hyperlink r:id="rId17" w:history="1">
+          <w:r>
+            <w:rPr>
+              <w:rStyle w:val="Hyperlink"/>
+            </w:rPr>
+            <w:t>on</w:t>
+          </w:r>
+        </w:hyperlink>
       </w:r>
       <w:r>
         <w:rPr>

--- a/EXPORTS/DOCX/published/niveau3/English/WMRotterdam.docx
+++ b/EXPORTS/DOCX/published/niveau3/English/WMRotterdam.docx
@@ -351,7 +351,7 @@
           <w:sz w:val="24"/>
           <w:u w:val="single"/>
         </w:rPr>
-        <w:hyperlink r:id="rId9" w:history="1">
+        <w:hyperlink r:id="rId10" w:history="1">
           <w:r>
             <w:rPr>
               <w:rStyle w:val="Hyperlink"/>
@@ -990,25 +990,7 @@
           <w:color w:val="000000"/>
           <w:sz w:val="24"/>
         </w:rPr>
-        <w:t>‘We</w:t>
-      </w:r>
-      <w:r>
-        <w:rPr>
-          <w:u w:val="single" w:color="0000ff"/>
-          <w:rFonts w:ascii="Charis SIL Regular" w:hAnsi="Charis SIL Regular" w:eastAsia="Charis SIL Regular"/>
-          <w:b w:val="0"/>
-          <w:i w:val="0"/>
-          <w:color w:val="000000"/>
-          <w:sz w:val="24"/>
-        </w:rPr>
-        <w:hyperlink r:id="rId12" w:history="1">
-          <w:r>
-            <w:rPr>
-              <w:rStyle w:val="Hyperlink"/>
-            </w:rPr>
-            <w:t>reldmuse</w:t>
-          </w:r>
-        </w:hyperlink>
+        <w:t>‘Wereldmuse</w:t>
       </w:r>
       <w:r>
         <w:rPr>
@@ -1370,29 +1352,13 @@
             <w:rPr>
               <w:rStyle w:val="Hyperlink"/>
             </w:rPr>
-            <w:t>identifi</w:t>
+            <w:t>identifie</w:t>
           </w:r>
         </w:hyperlink>
       </w:r>
       <w:r>
         <w:rPr>
-          <w:rFonts w:ascii="Charis SIL Regular" w:hAnsi="Charis SIL Regular" w:eastAsia="Charis SIL Regular"/>
-          <w:b w:val="0"/>
-          <w:i w:val="0"/>
-          <w:color w:val="000000"/>
-          <w:sz w:val="24"/>
-        </w:rPr>
-        <w:hyperlink r:id="rId14" w:history="1">
-          <w:r>
-            <w:rPr>
-              <w:rStyle w:val="Hyperlink"/>
-            </w:rPr>
-            <w:t>e</w:t>
-          </w:r>
-        </w:hyperlink>
-      </w:r>
-      <w:r>
-        <w:rPr>
+          <w:u w:val="single" w:color="0000ff"/>
           <w:rFonts w:ascii="Charis SIL Regular" w:hAnsi="Charis SIL Regular" w:eastAsia="Charis SIL Regular"/>
           <w:b w:val="0"/>
           <w:i w:val="0"/>
@@ -1426,7 +1392,7 @@
             <w:rPr>
               <w:rStyle w:val="Hyperlink"/>
             </w:rPr>
-            <w:t>by the a</w:t>
+            <w:t xml:space="preserve">by the </w:t>
           </w:r>
         </w:hyperlink>
       </w:r>
@@ -1438,7 +1404,7 @@
           <w:color w:val="000000"/>
           <w:sz w:val="24"/>
         </w:rPr>
-        <w:t>ttribute 'WM'. Specific questions regarding the collection of the</w:t>
+        <w:t>attribute 'WM'. Specific questions regarding the collection of the</w:t>
       </w:r>
     </w:p>
     <w:p>

--- a/EXPORTS/DOCX/published/niveau3/English/WMRotterdam.docx
+++ b/EXPORTS/DOCX/published/niveau3/English/WMRotterdam.docx
@@ -302,63 +302,8 @@
           <w:i w:val="0"/>
           <w:color w:val="0000FF"/>
           <w:sz w:val="24"/>
-          <w:u w:val="single"/>
         </w:rPr>
-        <w:hyperlink r:id="rId10" w:history="1">
-          <w:r>
-            <w:rPr>
-              <w:rStyle w:val="Hyperlink"/>
-            </w:rPr>
-            <w:t>Princ</w:t>
-          </w:r>
-        </w:hyperlink>
-      </w:r>
-      <w:r>
-        <w:rPr>
-          <w:rFonts w:ascii="Charis SIL Regular" w:hAnsi="Charis SIL Regular" w:eastAsia="Charis SIL Regular"/>
-          <w:b w:val="0"/>
-          <w:i w:val="0"/>
-          <w:color w:val="0000FF"/>
-          <w:sz w:val="24"/>
-          <w:u w:val="single"/>
-        </w:rPr>
-        <w:hyperlink r:id="rId10" w:history="1">
-          <w:r>
-            <w:rPr>
-              <w:rStyle w:val="Hyperlink"/>
-            </w:rPr>
-            <w:t>e</w:t>
-          </w:r>
-        </w:hyperlink>
-      </w:r>
-      <w:r>
-        <w:rPr>
-          <w:rFonts w:ascii="Charis SIL Regular" w:hAnsi="Charis SIL Regular" w:eastAsia="Charis SIL Regular"/>
-          <w:b w:val="0"/>
-          <w:i w:val="0"/>
-          <w:color w:val="0000FF"/>
-          <w:sz w:val="24"/>
-          <w:u w:val="single"/>
-        </w:rPr>
-        <w:t xml:space="preserve"> </w:t>
-      </w:r>
-      <w:r>
-        <w:rPr>
-          <w:rFonts w:ascii="Charis SIL Regular" w:hAnsi="Charis SIL Regular" w:eastAsia="Charis SIL Regular"/>
-          <w:b w:val="0"/>
-          <w:i w:val="0"/>
-          <w:color w:val="0000FF"/>
-          <w:sz w:val="24"/>
-          <w:u w:val="single"/>
-        </w:rPr>
-        <w:hyperlink r:id="rId10" w:history="1">
-          <w:r>
-            <w:rPr>
-              <w:rStyle w:val="Hyperlink"/>
-            </w:rPr>
-            <w:t>Hendrik</w:t>
-          </w:r>
-        </w:hyperlink>
+        <w:t>Prince Hendrik</w:t>
       </w:r>
       <w:r>
         <w:rPr>
@@ -373,39 +318,13 @@
       </w:r>
       <w:r>
         <w:rPr>
-          <w:u w:val="single" w:color="0000ff"/>
           <w:rFonts w:ascii="Charis SIL Regular" w:hAnsi="Charis SIL Regular" w:eastAsia="Charis SIL Regular"/>
           <w:b w:val="0"/>
           <w:i w:val="0"/>
           <w:color w:val="000000"/>
           <w:sz w:val="24"/>
         </w:rPr>
-        <w:hyperlink r:id="rId9" w:history="1">
-          <w:r>
-            <w:rPr>
-              <w:rStyle w:val="Hyperlink"/>
-            </w:rPr>
-            <w:t>died in 1</w:t>
-          </w:r>
-        </w:hyperlink>
-      </w:r>
-      <w:r>
-        <w:rPr>
-          <w:u w:val="single" w:color="0000ff"/>
-          <w:rFonts w:ascii="Charis SIL Regular" w:hAnsi="Charis SIL Regular" w:eastAsia="Charis SIL Regular"/>
-          <w:b w:val="0"/>
-          <w:i w:val="0"/>
-          <w:color w:val="000000"/>
-          <w:sz w:val="24"/>
-        </w:rPr>
-        <w:hyperlink r:id="rId9" w:history="1">
-          <w:r>
-            <w:rPr>
-              <w:rStyle w:val="Hyperlink"/>
-            </w:rPr>
-            <w:t>879 a</w:t>
-          </w:r>
-        </w:hyperlink>
+        <w:t>died in 1879 a</w:t>
       </w:r>
       <w:r>
         <w:rPr>
@@ -447,7 +366,6 @@
       </w:r>
       <w:r>
         <w:rPr>
-          <w:u w:val="single" w:color="0000ff"/>
           <w:rFonts w:ascii="Charis SIL Regular" w:hAnsi="Charis SIL Regular" w:eastAsia="Charis SIL Regular"/>
           <w:b w:val="0"/>
           <w:i w:val="0"/>
@@ -465,7 +383,6 @@
       </w:r>
       <w:r>
         <w:rPr>
-          <w:u w:val="single" w:color="0000ff"/>
           <w:rFonts w:ascii="Charis SIL Regular" w:hAnsi="Charis SIL Regular" w:eastAsia="Charis SIL Regular"/>
           <w:b w:val="0"/>
           <w:i w:val="0"/>
@@ -654,61 +571,7 @@
           <w:color w:val="000000"/>
           <w:sz w:val="24"/>
         </w:rPr>
-        <w:t>, who later also took a seat on the Advisory Board of the museum, serve</w:t>
-      </w:r>
-      <w:r>
-        <w:rPr>
-          <w:u w:val="single" w:color="0000ff"/>
-          <w:rFonts w:ascii="Charis SIL Regular" w:hAnsi="Charis SIL Regular" w:eastAsia="Charis SIL Regular"/>
-          <w:b w:val="0"/>
-          <w:i w:val="0"/>
-          <w:color w:val="000000"/>
-          <w:sz w:val="24"/>
-        </w:rPr>
-        <w:hyperlink r:id="rId11" w:history="1">
-          <w:r>
-            <w:rPr>
-              <w:rStyle w:val="Hyperlink"/>
-            </w:rPr>
-            <w:t>d a</w:t>
-          </w:r>
-        </w:hyperlink>
-      </w:r>
-      <w:r>
-        <w:rPr>
-          <w:u w:val="single" w:color="0000ff"/>
-          <w:rFonts w:ascii="Charis SIL Regular" w:hAnsi="Charis SIL Regular" w:eastAsia="Charis SIL Regular"/>
-          <w:b w:val="0"/>
-          <w:i w:val="0"/>
-          <w:color w:val="000000"/>
-          <w:sz w:val="24"/>
-        </w:rPr>
-        <w:hyperlink r:id="rId11" w:history="1">
-          <w:r>
-            <w:rPr>
-              <w:rStyle w:val="Hyperlink"/>
-            </w:rPr>
-            <w:t>s</w:t>
-          </w:r>
-        </w:hyperlink>
-      </w:r>
-      <w:r>
-        <w:rPr>
-          <w:u w:val="single" w:color="0000ff"/>
-          <w:rFonts w:ascii="Charis SIL Regular" w:hAnsi="Charis SIL Regular" w:eastAsia="Charis SIL Regular"/>
-          <w:b w:val="0"/>
-          <w:i w:val="0"/>
-          <w:color w:val="000000"/>
-          <w:sz w:val="24"/>
-        </w:rPr>
-        <w:hyperlink r:id="rId11" w:history="1">
-          <w:r>
-            <w:rPr>
-              <w:rStyle w:val="Hyperlink"/>
-            </w:rPr>
-            <w:t xml:space="preserve"> one </w:t>
-          </w:r>
-        </w:hyperlink>
+        <w:t xml:space="preserve">, who later also took a seat on the Advisory Board of the museum, served as one </w:t>
       </w:r>
       <w:r>
         <w:rPr>
@@ -990,7 +853,7 @@
           <w:color w:val="000000"/>
           <w:sz w:val="24"/>
         </w:rPr>
-        <w:t>‘Wereldmuse</w:t>
+        <w:t>‘We</w:t>
       </w:r>
       <w:r>
         <w:rPr>
@@ -1001,14 +864,7 @@
           <w:color w:val="000000"/>
           <w:sz w:val="24"/>
         </w:rPr>
-        <w:hyperlink r:id="rId12" w:history="1">
-          <w:r>
-            <w:rPr>
-              <w:rStyle w:val="Hyperlink"/>
-            </w:rPr>
-            <w:t>ums’ in t</w:t>
-          </w:r>
-        </w:hyperlink>
+        <w:t>reldmuseums’ in t</w:t>
       </w:r>
       <w:r>
         <w:rPr>
@@ -1352,13 +1208,29 @@
             <w:rPr>
               <w:rStyle w:val="Hyperlink"/>
             </w:rPr>
-            <w:t>identifie</w:t>
+            <w:t>identifi</w:t>
           </w:r>
         </w:hyperlink>
       </w:r>
       <w:r>
         <w:rPr>
-          <w:u w:val="single" w:color="0000ff"/>
+          <w:rFonts w:ascii="Charis SIL Regular" w:hAnsi="Charis SIL Regular" w:eastAsia="Charis SIL Regular"/>
+          <w:b w:val="0"/>
+          <w:i w:val="0"/>
+          <w:color w:val="000000"/>
+          <w:sz w:val="24"/>
+        </w:rPr>
+        <w:hyperlink r:id="rId14" w:history="1">
+          <w:r>
+            <w:rPr>
+              <w:rStyle w:val="Hyperlink"/>
+            </w:rPr>
+            <w:t>e</w:t>
+          </w:r>
+        </w:hyperlink>
+      </w:r>
+      <w:r>
+        <w:rPr>
           <w:rFonts w:ascii="Charis SIL Regular" w:hAnsi="Charis SIL Regular" w:eastAsia="Charis SIL Regular"/>
           <w:b w:val="0"/>
           <w:i w:val="0"/>
@@ -1392,7 +1264,7 @@
             <w:rPr>
               <w:rStyle w:val="Hyperlink"/>
             </w:rPr>
-            <w:t xml:space="preserve">by the </w:t>
+            <w:t>by the a</w:t>
           </w:r>
         </w:hyperlink>
       </w:r>
@@ -1404,7 +1276,7 @@
           <w:color w:val="000000"/>
           <w:sz w:val="24"/>
         </w:rPr>
-        <w:t>attribute 'WM'. Specific questions regarding the collection of the</w:t>
+        <w:t>ttribute 'WM'. Specific questions regarding the collection of the</w:t>
       </w:r>
     </w:p>
     <w:p>
@@ -1918,14 +1790,7 @@
           <w:color w:val="000000"/>
           <w:sz w:val="24"/>
         </w:rPr>
-        <w:hyperlink r:id="rId17" w:history="1">
-          <w:r>
-            <w:rPr>
-              <w:rStyle w:val="Hyperlink"/>
-            </w:rPr>
-            <w:t>elated t</w:t>
-          </w:r>
-        </w:hyperlink>
+        <w:t>elated t</w:t>
       </w:r>
       <w:r>
         <w:rPr>
@@ -2025,14 +1890,7 @@
           <w:color w:val="000000"/>
           <w:sz w:val="24"/>
         </w:rPr>
-        <w:hyperlink r:id="rId17" w:history="1">
-          <w:r>
-            <w:rPr>
-              <w:rStyle w:val="Hyperlink"/>
-            </w:rPr>
-            <w:t>on</w:t>
-          </w:r>
-        </w:hyperlink>
+        <w:t>on</w:t>
       </w:r>
       <w:r>
         <w:rPr>

--- a/EXPORTS/DOCX/published/niveau3/English/WMRotterdam.docx
+++ b/EXPORTS/DOCX/published/niveau3/English/WMRotterdam.docx
@@ -302,8 +302,63 @@
           <w:i w:val="0"/>
           <w:color w:val="0000FF"/>
           <w:sz w:val="24"/>
+          <w:u w:val="single"/>
         </w:rPr>
-        <w:t>Prince Hendrik</w:t>
+        <w:hyperlink r:id="rId10" w:history="1">
+          <w:r>
+            <w:rPr>
+              <w:rStyle w:val="Hyperlink"/>
+            </w:rPr>
+            <w:t>Princ</w:t>
+          </w:r>
+        </w:hyperlink>
+      </w:r>
+      <w:r>
+        <w:rPr>
+          <w:rFonts w:ascii="Charis SIL Regular" w:hAnsi="Charis SIL Regular" w:eastAsia="Charis SIL Regular"/>
+          <w:b w:val="0"/>
+          <w:i w:val="0"/>
+          <w:color w:val="0000FF"/>
+          <w:sz w:val="24"/>
+          <w:u w:val="single"/>
+        </w:rPr>
+        <w:hyperlink r:id="rId10" w:history="1">
+          <w:r>
+            <w:rPr>
+              <w:rStyle w:val="Hyperlink"/>
+            </w:rPr>
+            <w:t>e</w:t>
+          </w:r>
+        </w:hyperlink>
+      </w:r>
+      <w:r>
+        <w:rPr>
+          <w:rFonts w:ascii="Charis SIL Regular" w:hAnsi="Charis SIL Regular" w:eastAsia="Charis SIL Regular"/>
+          <w:b w:val="0"/>
+          <w:i w:val="0"/>
+          <w:color w:val="0000FF"/>
+          <w:sz w:val="24"/>
+          <w:u w:val="single"/>
+        </w:rPr>
+        <w:t xml:space="preserve"> </w:t>
+      </w:r>
+      <w:r>
+        <w:rPr>
+          <w:rFonts w:ascii="Charis SIL Regular" w:hAnsi="Charis SIL Regular" w:eastAsia="Charis SIL Regular"/>
+          <w:b w:val="0"/>
+          <w:i w:val="0"/>
+          <w:color w:val="0000FF"/>
+          <w:sz w:val="24"/>
+          <w:u w:val="single"/>
+        </w:rPr>
+        <w:hyperlink r:id="rId10" w:history="1">
+          <w:r>
+            <w:rPr>
+              <w:rStyle w:val="Hyperlink"/>
+            </w:rPr>
+            <w:t>Hendrik</w:t>
+          </w:r>
+        </w:hyperlink>
       </w:r>
       <w:r>
         <w:rPr>
@@ -318,13 +373,39 @@
       </w:r>
       <w:r>
         <w:rPr>
+          <w:u w:val="single" w:color="0000ff"/>
           <w:rFonts w:ascii="Charis SIL Regular" w:hAnsi="Charis SIL Regular" w:eastAsia="Charis SIL Regular"/>
           <w:b w:val="0"/>
           <w:i w:val="0"/>
           <w:color w:val="000000"/>
           <w:sz w:val="24"/>
         </w:rPr>
-        <w:t>died in 1879 a</w:t>
+        <w:hyperlink r:id="rId9" w:history="1">
+          <w:r>
+            <w:rPr>
+              <w:rStyle w:val="Hyperlink"/>
+            </w:rPr>
+            <w:t>died in 1</w:t>
+          </w:r>
+        </w:hyperlink>
+      </w:r>
+      <w:r>
+        <w:rPr>
+          <w:u w:val="single" w:color="0000ff"/>
+          <w:rFonts w:ascii="Charis SIL Regular" w:hAnsi="Charis SIL Regular" w:eastAsia="Charis SIL Regular"/>
+          <w:b w:val="0"/>
+          <w:i w:val="0"/>
+          <w:color w:val="000000"/>
+          <w:sz w:val="24"/>
+        </w:rPr>
+        <w:hyperlink r:id="rId9" w:history="1">
+          <w:r>
+            <w:rPr>
+              <w:rStyle w:val="Hyperlink"/>
+            </w:rPr>
+            <w:t>879 a</w:t>
+          </w:r>
+        </w:hyperlink>
       </w:r>
       <w:r>
         <w:rPr>
@@ -366,6 +447,7 @@
       </w:r>
       <w:r>
         <w:rPr>
+          <w:u w:val="single" w:color="0000ff"/>
           <w:rFonts w:ascii="Charis SIL Regular" w:hAnsi="Charis SIL Regular" w:eastAsia="Charis SIL Regular"/>
           <w:b w:val="0"/>
           <w:i w:val="0"/>
@@ -383,6 +465,7 @@
       </w:r>
       <w:r>
         <w:rPr>
+          <w:u w:val="single" w:color="0000ff"/>
           <w:rFonts w:ascii="Charis SIL Regular" w:hAnsi="Charis SIL Regular" w:eastAsia="Charis SIL Regular"/>
           <w:b w:val="0"/>
           <w:i w:val="0"/>
@@ -571,7 +654,61 @@
           <w:color w:val="000000"/>
           <w:sz w:val="24"/>
         </w:rPr>
-        <w:t xml:space="preserve">, who later also took a seat on the Advisory Board of the museum, served as one </w:t>
+        <w:t>, who later also took a seat on the Advisory Board of the museum, serve</w:t>
+      </w:r>
+      <w:r>
+        <w:rPr>
+          <w:u w:val="single" w:color="0000ff"/>
+          <w:rFonts w:ascii="Charis SIL Regular" w:hAnsi="Charis SIL Regular" w:eastAsia="Charis SIL Regular"/>
+          <w:b w:val="0"/>
+          <w:i w:val="0"/>
+          <w:color w:val="000000"/>
+          <w:sz w:val="24"/>
+        </w:rPr>
+        <w:hyperlink r:id="rId11" w:history="1">
+          <w:r>
+            <w:rPr>
+              <w:rStyle w:val="Hyperlink"/>
+            </w:rPr>
+            <w:t>d a</w:t>
+          </w:r>
+        </w:hyperlink>
+      </w:r>
+      <w:r>
+        <w:rPr>
+          <w:u w:val="single" w:color="0000ff"/>
+          <w:rFonts w:ascii="Charis SIL Regular" w:hAnsi="Charis SIL Regular" w:eastAsia="Charis SIL Regular"/>
+          <w:b w:val="0"/>
+          <w:i w:val="0"/>
+          <w:color w:val="000000"/>
+          <w:sz w:val="24"/>
+        </w:rPr>
+        <w:hyperlink r:id="rId11" w:history="1">
+          <w:r>
+            <w:rPr>
+              <w:rStyle w:val="Hyperlink"/>
+            </w:rPr>
+            <w:t>s</w:t>
+          </w:r>
+        </w:hyperlink>
+      </w:r>
+      <w:r>
+        <w:rPr>
+          <w:u w:val="single" w:color="0000ff"/>
+          <w:rFonts w:ascii="Charis SIL Regular" w:hAnsi="Charis SIL Regular" w:eastAsia="Charis SIL Regular"/>
+          <w:b w:val="0"/>
+          <w:i w:val="0"/>
+          <w:color w:val="000000"/>
+          <w:sz w:val="24"/>
+        </w:rPr>
+        <w:hyperlink r:id="rId11" w:history="1">
+          <w:r>
+            <w:rPr>
+              <w:rStyle w:val="Hyperlink"/>
+            </w:rPr>
+            <w:t xml:space="preserve"> one </w:t>
+          </w:r>
+        </w:hyperlink>
       </w:r>
       <w:r>
         <w:rPr>
@@ -864,7 +1001,32 @@
           <w:color w:val="000000"/>
           <w:sz w:val="24"/>
         </w:rPr>
-        <w:t>reldmuseums’ in t</w:t>
+        <w:hyperlink r:id="rId12" w:history="1">
+          <w:r>
+            <w:rPr>
+              <w:rStyle w:val="Hyperlink"/>
+            </w:rPr>
+            <w:t>reldmuse</w:t>
+          </w:r>
+        </w:hyperlink>
+      </w:r>
+      <w:r>
+        <w:rPr>
+          <w:u w:val="single" w:color="0000ff"/>
+          <w:rFonts w:ascii="Charis SIL Regular" w:hAnsi="Charis SIL Regular" w:eastAsia="Charis SIL Regular"/>
+          <w:b w:val="0"/>
+          <w:i w:val="0"/>
+          <w:color w:val="000000"/>
+          <w:sz w:val="24"/>
+        </w:rPr>
+        <w:hyperlink r:id="rId12" w:history="1">
+          <w:r>
+            <w:rPr>
+              <w:rStyle w:val="Hyperlink"/>
+            </w:rPr>
+            <w:t>ums’ in t</w:t>
+          </w:r>
+        </w:hyperlink>
       </w:r>
       <w:r>
         <w:rPr>
@@ -1208,29 +1370,13 @@
             <w:rPr>
               <w:rStyle w:val="Hyperlink"/>
             </w:rPr>
-            <w:t>identifi</w:t>
+            <w:t>identifie</w:t>
           </w:r>
         </w:hyperlink>
       </w:r>
       <w:r>
         <w:rPr>
-          <w:rFonts w:ascii="Charis SIL Regular" w:hAnsi="Charis SIL Regular" w:eastAsia="Charis SIL Regular"/>
-          <w:b w:val="0"/>
-          <w:i w:val="0"/>
-          <w:color w:val="000000"/>
-          <w:sz w:val="24"/>
-        </w:rPr>
-        <w:hyperlink r:id="rId14" w:history="1">
-          <w:r>
-            <w:rPr>
-              <w:rStyle w:val="Hyperlink"/>
-            </w:rPr>
-            <w:t>e</w:t>
-          </w:r>
-        </w:hyperlink>
-      </w:r>
-      <w:r>
-        <w:rPr>
+          <w:u w:val="single" w:color="0000ff"/>
           <w:rFonts w:ascii="Charis SIL Regular" w:hAnsi="Charis SIL Regular" w:eastAsia="Charis SIL Regular"/>
           <w:b w:val="0"/>
           <w:i w:val="0"/>
@@ -1264,7 +1410,7 @@
             <w:rPr>
               <w:rStyle w:val="Hyperlink"/>
             </w:rPr>
-            <w:t>by the a</w:t>
+            <w:t xml:space="preserve">by the </w:t>
           </w:r>
         </w:hyperlink>
       </w:r>
@@ -1276,7 +1422,7 @@
           <w:color w:val="000000"/>
           <w:sz w:val="24"/>
         </w:rPr>
-        <w:t>ttribute 'WM'. Specific questions regarding the collection of the</w:t>
+        <w:t>attribute 'WM'. Specific questions regarding the collection of the</w:t>
       </w:r>
     </w:p>
     <w:p>
@@ -1790,7 +1936,14 @@
           <w:color w:val="000000"/>
           <w:sz w:val="24"/>
         </w:rPr>
-        <w:t>elated t</w:t>
+        <w:hyperlink r:id="rId17" w:history="1">
+          <w:r>
+            <w:rPr>
+              <w:rStyle w:val="Hyperlink"/>
+            </w:rPr>
+            <w:t>elated t</w:t>
+          </w:r>
+        </w:hyperlink>
       </w:r>
       <w:r>
         <w:rPr>
@@ -1890,7 +2043,14 @@
           <w:color w:val="000000"/>
           <w:sz w:val="24"/>
         </w:rPr>
-        <w:t>on</w:t>
+        <w:hyperlink r:id="rId17" w:history="1">
+          <w:r>
+            <w:rPr>
+              <w:rStyle w:val="Hyperlink"/>
+            </w:rPr>
+            <w:t>on</w:t>
+          </w:r>
+        </w:hyperlink>
       </w:r>
       <w:r>
         <w:rPr>

--- a/EXPORTS/DOCX/published/niveau3/English/WMRotterdam.docx
+++ b/EXPORTS/DOCX/published/niveau3/English/WMRotterdam.docx
@@ -302,63 +302,8 @@
           <w:i w:val="0"/>
           <w:color w:val="0000FF"/>
           <w:sz w:val="24"/>
-          <w:u w:val="single"/>
         </w:rPr>
-        <w:hyperlink r:id="rId10" w:history="1">
-          <w:r>
-            <w:rPr>
-              <w:rStyle w:val="Hyperlink"/>
-            </w:rPr>
-            <w:t>Princ</w:t>
-          </w:r>
-        </w:hyperlink>
-      </w:r>
-      <w:r>
-        <w:rPr>
-          <w:rFonts w:ascii="Charis SIL Regular" w:hAnsi="Charis SIL Regular" w:eastAsia="Charis SIL Regular"/>
-          <w:b w:val="0"/>
-          <w:i w:val="0"/>
-          <w:color w:val="0000FF"/>
-          <w:sz w:val="24"/>
-          <w:u w:val="single"/>
-        </w:rPr>
-        <w:hyperlink r:id="rId10" w:history="1">
-          <w:r>
-            <w:rPr>
-              <w:rStyle w:val="Hyperlink"/>
-            </w:rPr>
-            <w:t>e</w:t>
-          </w:r>
-        </w:hyperlink>
-      </w:r>
-      <w:r>
-        <w:rPr>
-          <w:rFonts w:ascii="Charis SIL Regular" w:hAnsi="Charis SIL Regular" w:eastAsia="Charis SIL Regular"/>
-          <w:b w:val="0"/>
-          <w:i w:val="0"/>
-          <w:color w:val="0000FF"/>
-          <w:sz w:val="24"/>
-          <w:u w:val="single"/>
-        </w:rPr>
-        <w:t xml:space="preserve"> </w:t>
-      </w:r>
-      <w:r>
-        <w:rPr>
-          <w:rFonts w:ascii="Charis SIL Regular" w:hAnsi="Charis SIL Regular" w:eastAsia="Charis SIL Regular"/>
-          <w:b w:val="0"/>
-          <w:i w:val="0"/>
-          <w:color w:val="0000FF"/>
-          <w:sz w:val="24"/>
-          <w:u w:val="single"/>
-        </w:rPr>
-        <w:hyperlink r:id="rId10" w:history="1">
-          <w:r>
-            <w:rPr>
-              <w:rStyle w:val="Hyperlink"/>
-            </w:rPr>
-            <w:t>Hendrik</w:t>
-          </w:r>
-        </w:hyperlink>
+        <w:t>Prince Hendrik</w:t>
       </w:r>
       <w:r>
         <w:rPr>
@@ -447,7 +392,6 @@
       </w:r>
       <w:r>
         <w:rPr>
-          <w:u w:val="single" w:color="0000ff"/>
           <w:rFonts w:ascii="Charis SIL Regular" w:hAnsi="Charis SIL Regular" w:eastAsia="Charis SIL Regular"/>
           <w:b w:val="0"/>
           <w:i w:val="0"/>
@@ -465,7 +409,6 @@
       </w:r>
       <w:r>
         <w:rPr>
-          <w:u w:val="single" w:color="0000ff"/>
           <w:rFonts w:ascii="Charis SIL Regular" w:hAnsi="Charis SIL Regular" w:eastAsia="Charis SIL Regular"/>
           <w:b w:val="0"/>
           <w:i w:val="0"/>
@@ -1387,7 +1330,6 @@
       </w:r>
       <w:r>
         <w:rPr>
-          <w:u w:val="single" w:color="0000ff"/>
           <w:rFonts w:ascii="Charis SIL Regular" w:hAnsi="Charis SIL Regular" w:eastAsia="Charis SIL Regular"/>
           <w:b w:val="0"/>
           <w:i w:val="0"/>
@@ -1410,7 +1352,7 @@
             <w:rPr>
               <w:rStyle w:val="Hyperlink"/>
             </w:rPr>
-            <w:t xml:space="preserve">by the </w:t>
+            <w:t>by the a</w:t>
           </w:r>
         </w:hyperlink>
       </w:r>
@@ -1422,7 +1364,7 @@
           <w:color w:val="000000"/>
           <w:sz w:val="24"/>
         </w:rPr>
-        <w:t>attribute 'WM'. Specific questions regarding the collection of the</w:t>
+        <w:t>ttribute 'WM'. Specific questions regarding the collection of the</w:t>
       </w:r>
     </w:p>
     <w:p>

--- a/EXPORTS/DOCX/published/niveau3/English/WMRotterdam.docx
+++ b/EXPORTS/DOCX/published/niveau3/English/WMRotterdam.docx
@@ -302,8 +302,63 @@
           <w:i w:val="0"/>
           <w:color w:val="0000FF"/>
           <w:sz w:val="24"/>
+          <w:u w:val="single"/>
         </w:rPr>
-        <w:t>Prince Hendrik</w:t>
+        <w:hyperlink r:id="rId10" w:history="1">
+          <w:r>
+            <w:rPr>
+              <w:rStyle w:val="Hyperlink"/>
+            </w:rPr>
+            <w:t>Princ</w:t>
+          </w:r>
+        </w:hyperlink>
+      </w:r>
+      <w:r>
+        <w:rPr>
+          <w:rFonts w:ascii="Charis SIL Regular" w:hAnsi="Charis SIL Regular" w:eastAsia="Charis SIL Regular"/>
+          <w:b w:val="0"/>
+          <w:i w:val="0"/>
+          <w:color w:val="0000FF"/>
+          <w:sz w:val="24"/>
+          <w:u w:val="single"/>
+        </w:rPr>
+        <w:hyperlink r:id="rId10" w:history="1">
+          <w:r>
+            <w:rPr>
+              <w:rStyle w:val="Hyperlink"/>
+            </w:rPr>
+            <w:t>e</w:t>
+          </w:r>
+        </w:hyperlink>
+      </w:r>
+      <w:r>
+        <w:rPr>
+          <w:rFonts w:ascii="Charis SIL Regular" w:hAnsi="Charis SIL Regular" w:eastAsia="Charis SIL Regular"/>
+          <w:b w:val="0"/>
+          <w:i w:val="0"/>
+          <w:color w:val="0000FF"/>
+          <w:sz w:val="24"/>
+          <w:u w:val="single"/>
+        </w:rPr>
+        <w:t xml:space="preserve"> </w:t>
+      </w:r>
+      <w:r>
+        <w:rPr>
+          <w:rFonts w:ascii="Charis SIL Regular" w:hAnsi="Charis SIL Regular" w:eastAsia="Charis SIL Regular"/>
+          <w:b w:val="0"/>
+          <w:i w:val="0"/>
+          <w:color w:val="0000FF"/>
+          <w:sz w:val="24"/>
+          <w:u w:val="single"/>
+        </w:rPr>
+        <w:hyperlink r:id="rId9" w:history="1">
+          <w:r>
+            <w:rPr>
+              <w:rStyle w:val="Hyperlink"/>
+            </w:rPr>
+            <w:t>Hendrik</w:t>
+          </w:r>
+        </w:hyperlink>
       </w:r>
       <w:r>
         <w:rPr>
@@ -392,6 +447,7 @@
       </w:r>
       <w:r>
         <w:rPr>
+          <w:u w:val="single" w:color="0000ff"/>
           <w:rFonts w:ascii="Charis SIL Regular" w:hAnsi="Charis SIL Regular" w:eastAsia="Charis SIL Regular"/>
           <w:b w:val="0"/>
           <w:i w:val="0"/>
@@ -409,6 +465,7 @@
       </w:r>
       <w:r>
         <w:rPr>
+          <w:u w:val="single" w:color="0000ff"/>
           <w:rFonts w:ascii="Charis SIL Regular" w:hAnsi="Charis SIL Regular" w:eastAsia="Charis SIL Regular"/>
           <w:b w:val="0"/>
           <w:i w:val="0"/>
@@ -597,61 +654,7 @@
           <w:color w:val="000000"/>
           <w:sz w:val="24"/>
         </w:rPr>
-        <w:t>, who later also took a seat on the Advisory Board of the museum, serve</w:t>
-      </w:r>
-      <w:r>
-        <w:rPr>
-          <w:u w:val="single" w:color="0000ff"/>
-          <w:rFonts w:ascii="Charis SIL Regular" w:hAnsi="Charis SIL Regular" w:eastAsia="Charis SIL Regular"/>
-          <w:b w:val="0"/>
-          <w:i w:val="0"/>
-          <w:color w:val="000000"/>
-          <w:sz w:val="24"/>
-        </w:rPr>
-        <w:hyperlink r:id="rId11" w:history="1">
-          <w:r>
-            <w:rPr>
-              <w:rStyle w:val="Hyperlink"/>
-            </w:rPr>
-            <w:t>d a</w:t>
-          </w:r>
-        </w:hyperlink>
-      </w:r>
-      <w:r>
-        <w:rPr>
-          <w:u w:val="single" w:color="0000ff"/>
-          <w:rFonts w:ascii="Charis SIL Regular" w:hAnsi="Charis SIL Regular" w:eastAsia="Charis SIL Regular"/>
-          <w:b w:val="0"/>
-          <w:i w:val="0"/>
-          <w:color w:val="000000"/>
-          <w:sz w:val="24"/>
-        </w:rPr>
-        <w:hyperlink r:id="rId11" w:history="1">
-          <w:r>
-            <w:rPr>
-              <w:rStyle w:val="Hyperlink"/>
-            </w:rPr>
-            <w:t>s</w:t>
-          </w:r>
-        </w:hyperlink>
-      </w:r>
-      <w:r>
-        <w:rPr>
-          <w:u w:val="single" w:color="0000ff"/>
-          <w:rFonts w:ascii="Charis SIL Regular" w:hAnsi="Charis SIL Regular" w:eastAsia="Charis SIL Regular"/>
-          <w:b w:val="0"/>
-          <w:i w:val="0"/>
-          <w:color w:val="000000"/>
-          <w:sz w:val="24"/>
-        </w:rPr>
-        <w:hyperlink r:id="rId11" w:history="1">
-          <w:r>
-            <w:rPr>
-              <w:rStyle w:val="Hyperlink"/>
-            </w:rPr>
-            <w:t xml:space="preserve"> one </w:t>
-          </w:r>
-        </w:hyperlink>
+        <w:t xml:space="preserve">, who later also took a seat on the Advisory Board of the museum, served as one </w:t>
       </w:r>
       <w:r>
         <w:rPr>
@@ -1313,13 +1316,29 @@
             <w:rPr>
               <w:rStyle w:val="Hyperlink"/>
             </w:rPr>
-            <w:t>identifie</w:t>
+            <w:t>identifi</w:t>
           </w:r>
         </w:hyperlink>
       </w:r>
       <w:r>
         <w:rPr>
-          <w:u w:val="single" w:color="0000ff"/>
+          <w:rFonts w:ascii="Charis SIL Regular" w:hAnsi="Charis SIL Regular" w:eastAsia="Charis SIL Regular"/>
+          <w:b w:val="0"/>
+          <w:i w:val="0"/>
+          <w:color w:val="000000"/>
+          <w:sz w:val="24"/>
+        </w:rPr>
+        <w:hyperlink r:id="rId14" w:history="1">
+          <w:r>
+            <w:rPr>
+              <w:rStyle w:val="Hyperlink"/>
+            </w:rPr>
+            <w:t>e</w:t>
+          </w:r>
+        </w:hyperlink>
+      </w:r>
+      <w:r>
+        <w:rPr>
           <w:rFonts w:ascii="Charis SIL Regular" w:hAnsi="Charis SIL Regular" w:eastAsia="Charis SIL Regular"/>
           <w:b w:val="0"/>
           <w:i w:val="0"/>
@@ -1330,6 +1349,7 @@
       </w:r>
       <w:r>
         <w:rPr>
+          <w:u w:val="single" w:color="0000ff"/>
           <w:rFonts w:ascii="Charis SIL Regular" w:hAnsi="Charis SIL Regular" w:eastAsia="Charis SIL Regular"/>
           <w:b w:val="0"/>
           <w:i w:val="0"/>
@@ -1738,72 +1758,7 @@
           <w:color w:val="000000"/>
           <w:sz w:val="24"/>
         </w:rPr>
-        <w:t>. Both archives are structure</w:t>
-      </w:r>
-      <w:r>
-        <w:rPr>
-          <w:u w:val="single" w:color="0000ff"/>
-          <w:rFonts w:ascii="Charis SIL Regular" w:hAnsi="Charis SIL Regular" w:eastAsia="Charis SIL Regular"/>
-          <w:b w:val="0"/>
-          <w:i w:val="0"/>
-          <w:color w:val="000000"/>
-          <w:sz w:val="24"/>
-        </w:rPr>
-        <w:hyperlink r:id="rId16" w:history="1">
-          <w:r>
-            <w:rPr>
-              <w:rStyle w:val="Hyperlink"/>
-            </w:rPr>
-            <w:t>d in a si</w:t>
-          </w:r>
-        </w:hyperlink>
-      </w:r>
-      <w:r>
-        <w:rPr>
-          <w:u w:val="single" w:color="0000ff"/>
-          <w:rFonts w:ascii="Charis SIL Regular" w:hAnsi="Charis SIL Regular" w:eastAsia="Charis SIL Regular"/>
-          <w:b w:val="0"/>
-          <w:i w:val="0"/>
-          <w:color w:val="000000"/>
-          <w:sz w:val="24"/>
-        </w:rPr>
-        <w:hyperlink r:id="rId16" w:history="1">
-          <w:r>
-            <w:rPr>
-              <w:rStyle w:val="Hyperlink"/>
-            </w:rPr>
-            <w:t>milar</w:t>
-          </w:r>
-        </w:hyperlink>
-      </w:r>
-      <w:r>
-        <w:rPr>
-          <w:u w:val="single" w:color="0000ff"/>
-          <w:rFonts w:ascii="Charis SIL Regular" w:hAnsi="Charis SIL Regular" w:eastAsia="Charis SIL Regular"/>
-          <w:b w:val="0"/>
-          <w:i w:val="0"/>
-          <w:color w:val="000000"/>
-          <w:sz w:val="24"/>
-        </w:rPr>
-        <w:t xml:space="preserve"> </w:t>
-      </w:r>
-      <w:r>
-        <w:rPr>
-          <w:u w:val="single" w:color="0000ff"/>
-          <w:rFonts w:ascii="Charis SIL Regular" w:hAnsi="Charis SIL Regular" w:eastAsia="Charis SIL Regular"/>
-          <w:b w:val="0"/>
-          <w:i w:val="0"/>
-          <w:color w:val="000000"/>
-          <w:sz w:val="24"/>
-        </w:rPr>
-        <w:hyperlink r:id="rId16" w:history="1">
-          <w:r>
-            <w:rPr>
-              <w:rStyle w:val="Hyperlink"/>
-            </w:rPr>
-            <w:t>mann</w:t>
-          </w:r>
-        </w:hyperlink>
+        <w:t>. Both archives are structured in a similar mann</w:t>
       </w:r>
       <w:r>
         <w:rPr>

--- a/EXPORTS/DOCX/published/niveau3/English/WMRotterdam.docx
+++ b/EXPORTS/DOCX/published/niveau3/English/WMRotterdam.docx
@@ -654,7 +654,61 @@
           <w:color w:val="000000"/>
           <w:sz w:val="24"/>
         </w:rPr>
-        <w:t xml:space="preserve">, who later also took a seat on the Advisory Board of the museum, served as one </w:t>
+        <w:t>, who later also took a seat on the Advisory Board of the museum, serve</w:t>
+      </w:r>
+      <w:r>
+        <w:rPr>
+          <w:u w:val="single" w:color="0000ff"/>
+          <w:rFonts w:ascii="Charis SIL Regular" w:hAnsi="Charis SIL Regular" w:eastAsia="Charis SIL Regular"/>
+          <w:b w:val="0"/>
+          <w:i w:val="0"/>
+          <w:color w:val="000000"/>
+          <w:sz w:val="24"/>
+        </w:rPr>
+        <w:hyperlink r:id="rId11" w:history="1">
+          <w:r>
+            <w:rPr>
+              <w:rStyle w:val="Hyperlink"/>
+            </w:rPr>
+            <w:t>d a</w:t>
+          </w:r>
+        </w:hyperlink>
+      </w:r>
+      <w:r>
+        <w:rPr>
+          <w:u w:val="single" w:color="0000ff"/>
+          <w:rFonts w:ascii="Charis SIL Regular" w:hAnsi="Charis SIL Regular" w:eastAsia="Charis SIL Regular"/>
+          <w:b w:val="0"/>
+          <w:i w:val="0"/>
+          <w:color w:val="000000"/>
+          <w:sz w:val="24"/>
+        </w:rPr>
+        <w:hyperlink r:id="rId11" w:history="1">
+          <w:r>
+            <w:rPr>
+              <w:rStyle w:val="Hyperlink"/>
+            </w:rPr>
+            <w:t>s</w:t>
+          </w:r>
+        </w:hyperlink>
+      </w:r>
+      <w:r>
+        <w:rPr>
+          <w:u w:val="single" w:color="0000ff"/>
+          <w:rFonts w:ascii="Charis SIL Regular" w:hAnsi="Charis SIL Regular" w:eastAsia="Charis SIL Regular"/>
+          <w:b w:val="0"/>
+          <w:i w:val="0"/>
+          <w:color w:val="000000"/>
+          <w:sz w:val="24"/>
+        </w:rPr>
+        <w:hyperlink r:id="rId11" w:history="1">
+          <w:r>
+            <w:rPr>
+              <w:rStyle w:val="Hyperlink"/>
+            </w:rPr>
+            <w:t xml:space="preserve"> one </w:t>
+          </w:r>
+        </w:hyperlink>
       </w:r>
       <w:r>
         <w:rPr>
@@ -1758,7 +1812,72 @@
           <w:color w:val="000000"/>
           <w:sz w:val="24"/>
         </w:rPr>
-        <w:t>. Both archives are structured in a similar mann</w:t>
+        <w:t>. Both archives are structure</w:t>
+      </w:r>
+      <w:r>
+        <w:rPr>
+          <w:u w:val="single" w:color="0000ff"/>
+          <w:rFonts w:ascii="Charis SIL Regular" w:hAnsi="Charis SIL Regular" w:eastAsia="Charis SIL Regular"/>
+          <w:b w:val="0"/>
+          <w:i w:val="0"/>
+          <w:color w:val="000000"/>
+          <w:sz w:val="24"/>
+        </w:rPr>
+        <w:hyperlink r:id="rId16" w:history="1">
+          <w:r>
+            <w:rPr>
+              <w:rStyle w:val="Hyperlink"/>
+            </w:rPr>
+            <w:t>d in a si</w:t>
+          </w:r>
+        </w:hyperlink>
+      </w:r>
+      <w:r>
+        <w:rPr>
+          <w:u w:val="single" w:color="0000ff"/>
+          <w:rFonts w:ascii="Charis SIL Regular" w:hAnsi="Charis SIL Regular" w:eastAsia="Charis SIL Regular"/>
+          <w:b w:val="0"/>
+          <w:i w:val="0"/>
+          <w:color w:val="000000"/>
+          <w:sz w:val="24"/>
+        </w:rPr>
+        <w:hyperlink r:id="rId16" w:history="1">
+          <w:r>
+            <w:rPr>
+              <w:rStyle w:val="Hyperlink"/>
+            </w:rPr>
+            <w:t>milar</w:t>
+          </w:r>
+        </w:hyperlink>
+      </w:r>
+      <w:r>
+        <w:rPr>
+          <w:u w:val="single" w:color="0000ff"/>
+          <w:rFonts w:ascii="Charis SIL Regular" w:hAnsi="Charis SIL Regular" w:eastAsia="Charis SIL Regular"/>
+          <w:b w:val="0"/>
+          <w:i w:val="0"/>
+          <w:color w:val="000000"/>
+          <w:sz w:val="24"/>
+        </w:rPr>
+        <w:t xml:space="preserve"> </w:t>
+      </w:r>
+      <w:r>
+        <w:rPr>
+          <w:u w:val="single" w:color="0000ff"/>
+          <w:rFonts w:ascii="Charis SIL Regular" w:hAnsi="Charis SIL Regular" w:eastAsia="Charis SIL Regular"/>
+          <w:b w:val="0"/>
+          <w:i w:val="0"/>
+          <w:color w:val="000000"/>
+          <w:sz w:val="24"/>
+        </w:rPr>
+        <w:hyperlink r:id="rId16" w:history="1">
+          <w:r>
+            <w:rPr>
+              <w:rStyle w:val="Hyperlink"/>
+            </w:rPr>
+            <w:t>mann</w:t>
+          </w:r>
+        </w:hyperlink>
       </w:r>
       <w:r>
         <w:rPr>

--- a/EXPORTS/DOCX/published/niveau3/English/WMRotterdam.docx
+++ b/EXPORTS/DOCX/published/niveau3/English/WMRotterdam.docx
@@ -351,7 +351,7 @@
           <w:sz w:val="24"/>
           <w:u w:val="single"/>
         </w:rPr>
-        <w:hyperlink r:id="rId9" w:history="1">
+        <w:hyperlink r:id="rId10" w:history="1">
           <w:r>
             <w:rPr>
               <w:rStyle w:val="Hyperlink"/>
@@ -990,43 +990,7 @@
           <w:color w:val="000000"/>
           <w:sz w:val="24"/>
         </w:rPr>
-        <w:t>‘We</w:t>
-      </w:r>
-      <w:r>
-        <w:rPr>
-          <w:u w:val="single" w:color="0000ff"/>
-          <w:rFonts w:ascii="Charis SIL Regular" w:hAnsi="Charis SIL Regular" w:eastAsia="Charis SIL Regular"/>
-          <w:b w:val="0"/>
-          <w:i w:val="0"/>
-          <w:color w:val="000000"/>
-          <w:sz w:val="24"/>
-        </w:rPr>
-        <w:hyperlink r:id="rId12" w:history="1">
-          <w:r>
-            <w:rPr>
-              <w:rStyle w:val="Hyperlink"/>
-            </w:rPr>
-            <w:t>reldmuse</w:t>
-          </w:r>
-        </w:hyperlink>
-      </w:r>
-      <w:r>
-        <w:rPr>
-          <w:u w:val="single" w:color="0000ff"/>
-          <w:rFonts w:ascii="Charis SIL Regular" w:hAnsi="Charis SIL Regular" w:eastAsia="Charis SIL Regular"/>
-          <w:b w:val="0"/>
-          <w:i w:val="0"/>
-          <w:color w:val="000000"/>
-          <w:sz w:val="24"/>
-        </w:rPr>
-        <w:hyperlink r:id="rId12" w:history="1">
-          <w:r>
-            <w:rPr>
-              <w:rStyle w:val="Hyperlink"/>
-            </w:rPr>
-            <w:t>ums’ in t</w:t>
-          </w:r>
-        </w:hyperlink>
+        <w:t>‘Wereldmuseums’ in t</w:t>
       </w:r>
       <w:r>
         <w:rPr>
@@ -1370,29 +1334,13 @@
             <w:rPr>
               <w:rStyle w:val="Hyperlink"/>
             </w:rPr>
-            <w:t>identifi</w:t>
+            <w:t>identifie</w:t>
           </w:r>
         </w:hyperlink>
       </w:r>
       <w:r>
         <w:rPr>
-          <w:rFonts w:ascii="Charis SIL Regular" w:hAnsi="Charis SIL Regular" w:eastAsia="Charis SIL Regular"/>
-          <w:b w:val="0"/>
-          <w:i w:val="0"/>
-          <w:color w:val="000000"/>
-          <w:sz w:val="24"/>
-        </w:rPr>
-        <w:hyperlink r:id="rId14" w:history="1">
-          <w:r>
-            <w:rPr>
-              <w:rStyle w:val="Hyperlink"/>
-            </w:rPr>
-            <w:t>e</w:t>
-          </w:r>
-        </w:hyperlink>
-      </w:r>
-      <w:r>
-        <w:rPr>
+          <w:u w:val="single" w:color="0000ff"/>
           <w:rFonts w:ascii="Charis SIL Regular" w:hAnsi="Charis SIL Regular" w:eastAsia="Charis SIL Regular"/>
           <w:b w:val="0"/>
           <w:i w:val="0"/>
@@ -1426,7 +1374,7 @@
             <w:rPr>
               <w:rStyle w:val="Hyperlink"/>
             </w:rPr>
-            <w:t>by the a</w:t>
+            <w:t xml:space="preserve">by the </w:t>
           </w:r>
         </w:hyperlink>
       </w:r>
@@ -1438,7 +1386,7 @@
           <w:color w:val="000000"/>
           <w:sz w:val="24"/>
         </w:rPr>
-        <w:t>ttribute 'WM'. Specific questions regarding the collection of the</w:t>
+        <w:t>attribute 'WM'. Specific questions regarding the collection of the</w:t>
       </w:r>
     </w:p>
     <w:p>

--- a/EXPORTS/DOCX/published/niveau3/English/WMRotterdam.docx
+++ b/EXPORTS/DOCX/published/niveau3/English/WMRotterdam.docx
@@ -302,63 +302,8 @@
           <w:i w:val="0"/>
           <w:color w:val="0000FF"/>
           <w:sz w:val="24"/>
-          <w:u w:val="single"/>
         </w:rPr>
-        <w:hyperlink r:id="rId10" w:history="1">
-          <w:r>
-            <w:rPr>
-              <w:rStyle w:val="Hyperlink"/>
-            </w:rPr>
-            <w:t>Princ</w:t>
-          </w:r>
-        </w:hyperlink>
-      </w:r>
-      <w:r>
-        <w:rPr>
-          <w:rFonts w:ascii="Charis SIL Regular" w:hAnsi="Charis SIL Regular" w:eastAsia="Charis SIL Regular"/>
-          <w:b w:val="0"/>
-          <w:i w:val="0"/>
-          <w:color w:val="0000FF"/>
-          <w:sz w:val="24"/>
-          <w:u w:val="single"/>
-        </w:rPr>
-        <w:hyperlink r:id="rId10" w:history="1">
-          <w:r>
-            <w:rPr>
-              <w:rStyle w:val="Hyperlink"/>
-            </w:rPr>
-            <w:t>e</w:t>
-          </w:r>
-        </w:hyperlink>
-      </w:r>
-      <w:r>
-        <w:rPr>
-          <w:rFonts w:ascii="Charis SIL Regular" w:hAnsi="Charis SIL Regular" w:eastAsia="Charis SIL Regular"/>
-          <w:b w:val="0"/>
-          <w:i w:val="0"/>
-          <w:color w:val="0000FF"/>
-          <w:sz w:val="24"/>
-          <w:u w:val="single"/>
-        </w:rPr>
-        <w:t xml:space="preserve"> </w:t>
-      </w:r>
-      <w:r>
-        <w:rPr>
-          <w:rFonts w:ascii="Charis SIL Regular" w:hAnsi="Charis SIL Regular" w:eastAsia="Charis SIL Regular"/>
-          <w:b w:val="0"/>
-          <w:i w:val="0"/>
-          <w:color w:val="0000FF"/>
-          <w:sz w:val="24"/>
-          <w:u w:val="single"/>
-        </w:rPr>
-        <w:hyperlink r:id="rId10" w:history="1">
-          <w:r>
-            <w:rPr>
-              <w:rStyle w:val="Hyperlink"/>
-            </w:rPr>
-            <w:t>Hendrik</w:t>
-          </w:r>
-        </w:hyperlink>
+        <w:t>Prince Hendrik</w:t>
       </w:r>
       <w:r>
         <w:rPr>
@@ -447,7 +392,6 @@
       </w:r>
       <w:r>
         <w:rPr>
-          <w:u w:val="single" w:color="0000ff"/>
           <w:rFonts w:ascii="Charis SIL Regular" w:hAnsi="Charis SIL Regular" w:eastAsia="Charis SIL Regular"/>
           <w:b w:val="0"/>
           <w:i w:val="0"/>
@@ -465,7 +409,6 @@
       </w:r>
       <w:r>
         <w:rPr>
-          <w:u w:val="single" w:color="0000ff"/>
           <w:rFonts w:ascii="Charis SIL Regular" w:hAnsi="Charis SIL Regular" w:eastAsia="Charis SIL Regular"/>
           <w:b w:val="0"/>
           <w:i w:val="0"/>
@@ -990,7 +933,36 @@
           <w:color w:val="000000"/>
           <w:sz w:val="24"/>
         </w:rPr>
-        <w:t>‘Wereldmuseums’ in t</w:t>
+        <w:t>‘We</w:t>
+      </w:r>
+      <w:r>
+        <w:rPr>
+          <w:u w:val="single" w:color="0000ff"/>
+          <w:rFonts w:ascii="Charis SIL Regular" w:hAnsi="Charis SIL Regular" w:eastAsia="Charis SIL Regular"/>
+          <w:b w:val="0"/>
+          <w:i w:val="0"/>
+          <w:color w:val="000000"/>
+          <w:sz w:val="24"/>
+        </w:rPr>
+        <w:t>reldmuse</w:t>
+      </w:r>
+      <w:r>
+        <w:rPr>
+          <w:u w:val="single" w:color="0000ff"/>
+          <w:rFonts w:ascii="Charis SIL Regular" w:hAnsi="Charis SIL Regular" w:eastAsia="Charis SIL Regular"/>
+          <w:b w:val="0"/>
+          <w:i w:val="0"/>
+          <w:color w:val="000000"/>
+          <w:sz w:val="24"/>
+        </w:rPr>
+        <w:hyperlink r:id="rId12" w:history="1">
+          <w:r>
+            <w:rPr>
+              <w:rStyle w:val="Hyperlink"/>
+            </w:rPr>
+            <w:t>ums’ in t</w:t>
+          </w:r>
+        </w:hyperlink>
       </w:r>
       <w:r>
         <w:rPr>
@@ -1334,13 +1306,29 @@
             <w:rPr>
               <w:rStyle w:val="Hyperlink"/>
             </w:rPr>
-            <w:t>identifie</w:t>
+            <w:t>identifi</w:t>
           </w:r>
         </w:hyperlink>
       </w:r>
       <w:r>
         <w:rPr>
-          <w:u w:val="single" w:color="0000ff"/>
+          <w:rFonts w:ascii="Charis SIL Regular" w:hAnsi="Charis SIL Regular" w:eastAsia="Charis SIL Regular"/>
+          <w:b w:val="0"/>
+          <w:i w:val="0"/>
+          <w:color w:val="000000"/>
+          <w:sz w:val="24"/>
+        </w:rPr>
+        <w:hyperlink r:id="rId14" w:history="1">
+          <w:r>
+            <w:rPr>
+              <w:rStyle w:val="Hyperlink"/>
+            </w:rPr>
+            <w:t>e</w:t>
+          </w:r>
+        </w:hyperlink>
+      </w:r>
+      <w:r>
+        <w:rPr>
           <w:rFonts w:ascii="Charis SIL Regular" w:hAnsi="Charis SIL Regular" w:eastAsia="Charis SIL Regular"/>
           <w:b w:val="0"/>
           <w:i w:val="0"/>
@@ -1374,7 +1362,7 @@
             <w:rPr>
               <w:rStyle w:val="Hyperlink"/>
             </w:rPr>
-            <w:t xml:space="preserve">by the </w:t>
+            <w:t>by the a</w:t>
           </w:r>
         </w:hyperlink>
       </w:r>
@@ -1386,7 +1374,7 @@
           <w:color w:val="000000"/>
           <w:sz w:val="24"/>
         </w:rPr>
-        <w:t>attribute 'WM'. Specific questions regarding the collection of the</w:t>
+        <w:t>ttribute 'WM'. Specific questions regarding the collection of the</w:t>
       </w:r>
     </w:p>
     <w:p>

--- a/EXPORTS/DOCX/published/niveau3/English/WMRotterdam.docx
+++ b/EXPORTS/DOCX/published/niveau3/English/WMRotterdam.docx
@@ -302,37 +302,73 @@
           <w:i w:val="0"/>
           <w:color w:val="0000FF"/>
           <w:sz w:val="24"/>
+          <w:u w:val="single"/>
         </w:rPr>
-        <w:t>Prince Hendrik</w:t>
+        <w:hyperlink r:id="rId10" w:history="1">
+          <w:r>
+            <w:rPr>
+              <w:rStyle w:val="Hyperlink"/>
+            </w:rPr>
+            <w:t>Princ</w:t>
+          </w:r>
+        </w:hyperlink>
       </w:r>
       <w:r>
         <w:rPr>
-          <w:u w:val="single" w:color="0000ff"/>
+          <w:rFonts w:ascii="Charis SIL Regular" w:hAnsi="Charis SIL Regular" w:eastAsia="Charis SIL Regular"/>
+          <w:b w:val="0"/>
+          <w:i w:val="0"/>
+          <w:color w:val="0000FF"/>
+          <w:sz w:val="24"/>
+          <w:u w:val="single"/>
+        </w:rPr>
+        <w:hyperlink r:id="rId10" w:history="1">
+          <w:r>
+            <w:rPr>
+              <w:rStyle w:val="Hyperlink"/>
+            </w:rPr>
+            <w:t>e</w:t>
+          </w:r>
+        </w:hyperlink>
+      </w:r>
+      <w:r>
+        <w:rPr>
+          <w:rFonts w:ascii="Charis SIL Regular" w:hAnsi="Charis SIL Regular" w:eastAsia="Charis SIL Regular"/>
+          <w:b w:val="0"/>
+          <w:i w:val="0"/>
+          <w:color w:val="0000FF"/>
+          <w:sz w:val="24"/>
+          <w:u w:val="single"/>
+        </w:rPr>
+        <w:t xml:space="preserve"> </w:t>
+      </w:r>
+      <w:r>
+        <w:rPr>
+          <w:rFonts w:ascii="Charis SIL Regular" w:hAnsi="Charis SIL Regular" w:eastAsia="Charis SIL Regular"/>
+          <w:b w:val="0"/>
+          <w:i w:val="0"/>
+          <w:color w:val="0000FF"/>
+          <w:sz w:val="24"/>
+          <w:u w:val="single"/>
+        </w:rPr>
+        <w:hyperlink r:id="rId10" w:history="1">
+          <w:r>
+            <w:rPr>
+              <w:rStyle w:val="Hyperlink"/>
+            </w:rPr>
+            <w:t>Hendrik</w:t>
+          </w:r>
+        </w:hyperlink>
+      </w:r>
+      <w:r>
+        <w:rPr>
           <w:rFonts w:ascii="Charis SIL Regular" w:hAnsi="Charis SIL Regular" w:eastAsia="Charis SIL Regular"/>
           <w:b w:val="0"/>
           <w:i w:val="0"/>
           <w:color w:val="000000"/>
           <w:sz w:val="24"/>
         </w:rPr>
-        <w:t xml:space="preserve"> </w:t>
-      </w:r>
-      <w:r>
-        <w:rPr>
-          <w:u w:val="single" w:color="0000ff"/>
-          <w:rFonts w:ascii="Charis SIL Regular" w:hAnsi="Charis SIL Regular" w:eastAsia="Charis SIL Regular"/>
-          <w:b w:val="0"/>
-          <w:i w:val="0"/>
-          <w:color w:val="000000"/>
-          <w:sz w:val="24"/>
-        </w:rPr>
-        <w:hyperlink r:id="rId9" w:history="1">
-          <w:r>
-            <w:rPr>
-              <w:rStyle w:val="Hyperlink"/>
-            </w:rPr>
-            <w:t>died in 1</w:t>
-          </w:r>
-        </w:hyperlink>
+        <w:t xml:space="preserve"> died in 1</w:t>
       </w:r>
       <w:r>
         <w:rPr>
@@ -392,6 +428,7 @@
       </w:r>
       <w:r>
         <w:rPr>
+          <w:u w:val="single" w:color="0000ff"/>
           <w:rFonts w:ascii="Charis SIL Regular" w:hAnsi="Charis SIL Regular" w:eastAsia="Charis SIL Regular"/>
           <w:b w:val="0"/>
           <w:i w:val="0"/>
@@ -409,6 +446,7 @@
       </w:r>
       <w:r>
         <w:rPr>
+          <w:u w:val="single" w:color="0000ff"/>
           <w:rFonts w:ascii="Charis SIL Regular" w:hAnsi="Charis SIL Regular" w:eastAsia="Charis SIL Regular"/>
           <w:b w:val="0"/>
           <w:i w:val="0"/>
@@ -933,36 +971,7 @@
           <w:color w:val="000000"/>
           <w:sz w:val="24"/>
         </w:rPr>
-        <w:t>‘We</w:t>
-      </w:r>
-      <w:r>
-        <w:rPr>
-          <w:u w:val="single" w:color="0000ff"/>
-          <w:rFonts w:ascii="Charis SIL Regular" w:hAnsi="Charis SIL Regular" w:eastAsia="Charis SIL Regular"/>
-          <w:b w:val="0"/>
-          <w:i w:val="0"/>
-          <w:color w:val="000000"/>
-          <w:sz w:val="24"/>
-        </w:rPr>
-        <w:t>reldmuse</w:t>
-      </w:r>
-      <w:r>
-        <w:rPr>
-          <w:u w:val="single" w:color="0000ff"/>
-          <w:rFonts w:ascii="Charis SIL Regular" w:hAnsi="Charis SIL Regular" w:eastAsia="Charis SIL Regular"/>
-          <w:b w:val="0"/>
-          <w:i w:val="0"/>
-          <w:color w:val="000000"/>
-          <w:sz w:val="24"/>
-        </w:rPr>
-        <w:hyperlink r:id="rId12" w:history="1">
-          <w:r>
-            <w:rPr>
-              <w:rStyle w:val="Hyperlink"/>
-            </w:rPr>
-            <w:t>ums’ in t</w:t>
-          </w:r>
-        </w:hyperlink>
+        <w:t>‘Wereldmuseums’ in t</w:t>
       </w:r>
       <w:r>
         <w:rPr>
@@ -1306,29 +1315,13 @@
             <w:rPr>
               <w:rStyle w:val="Hyperlink"/>
             </w:rPr>
-            <w:t>identifi</w:t>
+            <w:t>identifie</w:t>
           </w:r>
         </w:hyperlink>
       </w:r>
       <w:r>
         <w:rPr>
-          <w:rFonts w:ascii="Charis SIL Regular" w:hAnsi="Charis SIL Regular" w:eastAsia="Charis SIL Regular"/>
-          <w:b w:val="0"/>
-          <w:i w:val="0"/>
-          <w:color w:val="000000"/>
-          <w:sz w:val="24"/>
-        </w:rPr>
-        <w:hyperlink r:id="rId14" w:history="1">
-          <w:r>
-            <w:rPr>
-              <w:rStyle w:val="Hyperlink"/>
-            </w:rPr>
-            <w:t>e</w:t>
-          </w:r>
-        </w:hyperlink>
-      </w:r>
-      <w:r>
-        <w:rPr>
+          <w:u w:val="single" w:color="0000ff"/>
           <w:rFonts w:ascii="Charis SIL Regular" w:hAnsi="Charis SIL Regular" w:eastAsia="Charis SIL Regular"/>
           <w:b w:val="0"/>
           <w:i w:val="0"/>
@@ -1362,7 +1355,7 @@
             <w:rPr>
               <w:rStyle w:val="Hyperlink"/>
             </w:rPr>
-            <w:t>by the a</w:t>
+            <w:t xml:space="preserve">by the </w:t>
           </w:r>
         </w:hyperlink>
       </w:r>
@@ -1374,7 +1367,7 @@
           <w:color w:val="000000"/>
           <w:sz w:val="24"/>
         </w:rPr>
-        <w:t>ttribute 'WM'. Specific questions regarding the collection of the</w:t>
+        <w:t>attribute 'WM'. Specific questions regarding the collection of the</w:t>
       </w:r>
     </w:p>
     <w:p>
@@ -3269,7 +3262,6 @@
           <w:i w:val="0"/>
           <w:color w:val="0000FF"/>
           <w:sz w:val="24"/>
-          <w:u w:val="single"/>
         </w:rPr>
         <w:hyperlink r:id="rId21" w:history="1">
           <w:r>
